--- a/list ques.docx
+++ b/list ques.docx
@@ -1786,6 +1786,1803 @@
         </w:rPr>
         <w:t>Find equilibrium index (left sum = right sum)</w:t>
       </w:r>
+    </w:p>
+    <w:p>
+      <w:pPr>
+        <w:spacing w:before="100" w:beforeAutospacing="1" w:after="100" w:afterAutospacing="1" w:line="240" w:lineRule="auto"/>
+        <w:outlineLvl w:val="0"/>
+        <w:rPr>
+          <w:rFonts w:ascii="Times New Roman" w:eastAsia="Times New Roman" w:hAnsi="Times New Roman" w:cs="Times New Roman"/>
+          <w:b/>
+          <w:bCs/>
+          <w:kern w:val="36"/>
+          <w:sz w:val="48"/>
+          <w:szCs w:val="48"/>
+          <w:lang w:eastAsia="en-IN"/>
+        </w:rPr>
+      </w:pPr>
+      <w:r>
+        <w:rPr>
+          <w:rFonts w:ascii="Segoe UI Emoji" w:eastAsia="Times New Roman" w:hAnsi="Segoe UI Emoji" w:cs="Segoe UI Emoji"/>
+          <w:b/>
+          <w:bCs/>
+          <w:kern w:val="36"/>
+          <w:sz w:val="48"/>
+          <w:szCs w:val="48"/>
+          <w:lang w:eastAsia="en-IN"/>
+        </w:rPr>
+        <w:lastRenderedPageBreak/>
+        <w:t>🧠</w:t>
+      </w:r>
+      <w:r>
+        <w:rPr>
+          <w:rFonts w:ascii="Times New Roman" w:eastAsia="Times New Roman" w:hAnsi="Times New Roman" w:cs="Times New Roman"/>
+          <w:b/>
+          <w:bCs/>
+          <w:kern w:val="36"/>
+          <w:sz w:val="48"/>
+          <w:szCs w:val="48"/>
+          <w:lang w:eastAsia="en-IN"/>
+        </w:rPr>
+        <w:t xml:space="preserve"> SECTION 1: Basics Strengthening (10)</w:t>
+      </w:r>
+    </w:p>
+    <w:p>
+      <w:pPr>
+        <w:numPr>
+          <w:ilvl w:val="0"/>
+          <w:numId w:val="7"/>
+        </w:numPr>
+        <w:spacing w:before="100" w:beforeAutospacing="1" w:after="100" w:afterAutospacing="1" w:line="240" w:lineRule="auto"/>
+        <w:rPr>
+          <w:rFonts w:ascii="Times New Roman" w:eastAsia="Times New Roman" w:hAnsi="Times New Roman" w:cs="Times New Roman"/>
+          <w:sz w:val="24"/>
+          <w:szCs w:val="24"/>
+          <w:lang w:eastAsia="en-IN"/>
+        </w:rPr>
+      </w:pPr>
+      <w:r>
+        <w:rPr>
+          <w:rFonts w:ascii="Times New Roman" w:eastAsia="Times New Roman" w:hAnsi="Times New Roman" w:cs="Times New Roman"/>
+          <w:sz w:val="24"/>
+          <w:szCs w:val="24"/>
+          <w:lang w:eastAsia="en-IN"/>
+        </w:rPr>
+        <w:t xml:space="preserve">Find total number of elements </w:t>
+      </w:r>
+    </w:p>
+    <w:p>
+      <w:pPr>
+        <w:numPr>
+          <w:ilvl w:val="0"/>
+          <w:numId w:val="7"/>
+        </w:numPr>
+        <w:spacing w:before="100" w:beforeAutospacing="1" w:after="100" w:afterAutospacing="1" w:line="240" w:lineRule="auto"/>
+        <w:rPr>
+          <w:rFonts w:ascii="Times New Roman" w:eastAsia="Times New Roman" w:hAnsi="Times New Roman" w:cs="Times New Roman"/>
+          <w:sz w:val="24"/>
+          <w:szCs w:val="24"/>
+          <w:lang w:eastAsia="en-IN"/>
+        </w:rPr>
+      </w:pPr>
+      <w:r>
+        <w:rPr>
+          <w:rFonts w:ascii="Times New Roman" w:eastAsia="Times New Roman" w:hAnsi="Times New Roman" w:cs="Times New Roman"/>
+          <w:sz w:val="24"/>
+          <w:szCs w:val="24"/>
+          <w:lang w:eastAsia="en-IN"/>
+        </w:rPr>
+        <w:t xml:space="preserve">Find maximum among negative numbers </w:t>
+      </w:r>
+    </w:p>
+    <w:p>
+      <w:pPr>
+        <w:numPr>
+          <w:ilvl w:val="0"/>
+          <w:numId w:val="7"/>
+        </w:numPr>
+        <w:spacing w:before="100" w:beforeAutospacing="1" w:after="100" w:afterAutospacing="1" w:line="240" w:lineRule="auto"/>
+        <w:rPr>
+          <w:rFonts w:ascii="Times New Roman" w:eastAsia="Times New Roman" w:hAnsi="Times New Roman" w:cs="Times New Roman"/>
+          <w:sz w:val="24"/>
+          <w:szCs w:val="24"/>
+          <w:lang w:eastAsia="en-IN"/>
+        </w:rPr>
+      </w:pPr>
+      <w:r>
+        <w:rPr>
+          <w:rFonts w:ascii="Times New Roman" w:eastAsia="Times New Roman" w:hAnsi="Times New Roman" w:cs="Times New Roman"/>
+          <w:sz w:val="24"/>
+          <w:szCs w:val="24"/>
+          <w:lang w:eastAsia="en-IN"/>
+        </w:rPr>
+        <w:t xml:space="preserve">Find minimum among positive numbers </w:t>
+      </w:r>
+    </w:p>
+    <w:p>
+      <w:pPr>
+        <w:numPr>
+          <w:ilvl w:val="0"/>
+          <w:numId w:val="7"/>
+        </w:numPr>
+        <w:spacing w:before="100" w:beforeAutospacing="1" w:after="100" w:afterAutospacing="1" w:line="240" w:lineRule="auto"/>
+        <w:rPr>
+          <w:rFonts w:ascii="Times New Roman" w:eastAsia="Times New Roman" w:hAnsi="Times New Roman" w:cs="Times New Roman"/>
+          <w:sz w:val="24"/>
+          <w:szCs w:val="24"/>
+          <w:lang w:eastAsia="en-IN"/>
+        </w:rPr>
+      </w:pPr>
+      <w:r>
+        <w:rPr>
+          <w:rFonts w:ascii="Times New Roman" w:eastAsia="Times New Roman" w:hAnsi="Times New Roman" w:cs="Times New Roman"/>
+          <w:sz w:val="24"/>
+          <w:szCs w:val="24"/>
+          <w:lang w:eastAsia="en-IN"/>
+        </w:rPr>
+        <w:t xml:space="preserve">Find third largest element </w:t>
+      </w:r>
+    </w:p>
+    <w:p>
+      <w:pPr>
+        <w:numPr>
+          <w:ilvl w:val="0"/>
+          <w:numId w:val="7"/>
+        </w:numPr>
+        <w:spacing w:before="100" w:beforeAutospacing="1" w:after="100" w:afterAutospacing="1" w:line="240" w:lineRule="auto"/>
+        <w:rPr>
+          <w:rFonts w:ascii="Times New Roman" w:eastAsia="Times New Roman" w:hAnsi="Times New Roman" w:cs="Times New Roman"/>
+          <w:sz w:val="24"/>
+          <w:szCs w:val="24"/>
+          <w:lang w:eastAsia="en-IN"/>
+        </w:rPr>
+      </w:pPr>
+      <w:r>
+        <w:rPr>
+          <w:rFonts w:ascii="Times New Roman" w:eastAsia="Times New Roman" w:hAnsi="Times New Roman" w:cs="Times New Roman"/>
+          <w:sz w:val="24"/>
+          <w:szCs w:val="24"/>
+          <w:lang w:eastAsia="en-IN"/>
+        </w:rPr>
+        <w:t xml:space="preserve">Find third smallest element </w:t>
+      </w:r>
+    </w:p>
+    <w:p>
+      <w:pPr>
+        <w:numPr>
+          <w:ilvl w:val="0"/>
+          <w:numId w:val="7"/>
+        </w:numPr>
+        <w:spacing w:before="100" w:beforeAutospacing="1" w:after="100" w:afterAutospacing="1" w:line="240" w:lineRule="auto"/>
+        <w:rPr>
+          <w:rFonts w:ascii="Times New Roman" w:eastAsia="Times New Roman" w:hAnsi="Times New Roman" w:cs="Times New Roman"/>
+          <w:sz w:val="24"/>
+          <w:szCs w:val="24"/>
+          <w:lang w:eastAsia="en-IN"/>
+        </w:rPr>
+      </w:pPr>
+      <w:r>
+        <w:rPr>
+          <w:rFonts w:ascii="Times New Roman" w:eastAsia="Times New Roman" w:hAnsi="Times New Roman" w:cs="Times New Roman"/>
+          <w:sz w:val="24"/>
+          <w:szCs w:val="24"/>
+          <w:lang w:eastAsia="en-IN"/>
+        </w:rPr>
+        <w:t xml:space="preserve">Find sum of even elements </w:t>
+      </w:r>
+    </w:p>
+    <w:p>
+      <w:pPr>
+        <w:numPr>
+          <w:ilvl w:val="0"/>
+          <w:numId w:val="7"/>
+        </w:numPr>
+        <w:spacing w:before="100" w:beforeAutospacing="1" w:after="100" w:afterAutospacing="1" w:line="240" w:lineRule="auto"/>
+        <w:rPr>
+          <w:rFonts w:ascii="Times New Roman" w:eastAsia="Times New Roman" w:hAnsi="Times New Roman" w:cs="Times New Roman"/>
+          <w:sz w:val="24"/>
+          <w:szCs w:val="24"/>
+          <w:lang w:eastAsia="en-IN"/>
+        </w:rPr>
+      </w:pPr>
+      <w:r>
+        <w:rPr>
+          <w:rFonts w:ascii="Times New Roman" w:eastAsia="Times New Roman" w:hAnsi="Times New Roman" w:cs="Times New Roman"/>
+          <w:sz w:val="24"/>
+          <w:szCs w:val="24"/>
+          <w:lang w:eastAsia="en-IN"/>
+        </w:rPr>
+        <w:t xml:space="preserve">Find sum of odd elements </w:t>
+      </w:r>
+    </w:p>
+    <w:p>
+      <w:pPr>
+        <w:numPr>
+          <w:ilvl w:val="0"/>
+          <w:numId w:val="7"/>
+        </w:numPr>
+        <w:spacing w:before="100" w:beforeAutospacing="1" w:after="100" w:afterAutospacing="1" w:line="240" w:lineRule="auto"/>
+        <w:rPr>
+          <w:rFonts w:ascii="Times New Roman" w:eastAsia="Times New Roman" w:hAnsi="Times New Roman" w:cs="Times New Roman"/>
+          <w:sz w:val="24"/>
+          <w:szCs w:val="24"/>
+          <w:lang w:eastAsia="en-IN"/>
+        </w:rPr>
+      </w:pPr>
+      <w:r>
+        <w:rPr>
+          <w:rFonts w:ascii="Times New Roman" w:eastAsia="Times New Roman" w:hAnsi="Times New Roman" w:cs="Times New Roman"/>
+          <w:sz w:val="24"/>
+          <w:szCs w:val="24"/>
+          <w:lang w:eastAsia="en-IN"/>
+        </w:rPr>
+        <w:t xml:space="preserve">Find product of all elements </w:t>
+      </w:r>
+    </w:p>
+    <w:p>
+      <w:pPr>
+        <w:numPr>
+          <w:ilvl w:val="0"/>
+          <w:numId w:val="7"/>
+        </w:numPr>
+        <w:spacing w:before="100" w:beforeAutospacing="1" w:after="100" w:afterAutospacing="1" w:line="240" w:lineRule="auto"/>
+        <w:rPr>
+          <w:rFonts w:ascii="Times New Roman" w:eastAsia="Times New Roman" w:hAnsi="Times New Roman" w:cs="Times New Roman"/>
+          <w:sz w:val="24"/>
+          <w:szCs w:val="24"/>
+          <w:lang w:eastAsia="en-IN"/>
+        </w:rPr>
+      </w:pPr>
+      <w:r>
+        <w:rPr>
+          <w:rFonts w:ascii="Times New Roman" w:eastAsia="Times New Roman" w:hAnsi="Times New Roman" w:cs="Times New Roman"/>
+          <w:sz w:val="24"/>
+          <w:szCs w:val="24"/>
+          <w:lang w:eastAsia="en-IN"/>
+        </w:rPr>
+        <w:t xml:space="preserve">Print elements equal to average </w:t>
+      </w:r>
+    </w:p>
+    <w:p>
+      <w:pPr>
+        <w:numPr>
+          <w:ilvl w:val="0"/>
+          <w:numId w:val="7"/>
+        </w:numPr>
+        <w:spacing w:before="100" w:beforeAutospacing="1" w:after="100" w:afterAutospacing="1" w:line="240" w:lineRule="auto"/>
+        <w:rPr>
+          <w:rFonts w:ascii="Times New Roman" w:eastAsia="Times New Roman" w:hAnsi="Times New Roman" w:cs="Times New Roman"/>
+          <w:sz w:val="24"/>
+          <w:szCs w:val="24"/>
+          <w:lang w:eastAsia="en-IN"/>
+        </w:rPr>
+      </w:pPr>
+      <w:r>
+        <w:rPr>
+          <w:rFonts w:ascii="Times New Roman" w:eastAsia="Times New Roman" w:hAnsi="Times New Roman" w:cs="Times New Roman"/>
+          <w:sz w:val="24"/>
+          <w:szCs w:val="24"/>
+          <w:lang w:eastAsia="en-IN"/>
+        </w:rPr>
+        <w:t xml:space="preserve">Find difference between max and min </w:t>
+      </w:r>
+    </w:p>
+    <w:p>
+      <w:pPr>
+        <w:spacing w:after="0" w:line="240" w:lineRule="auto"/>
+        <w:rPr>
+          <w:rFonts w:ascii="Times New Roman" w:eastAsia="Times New Roman" w:hAnsi="Times New Roman" w:cs="Times New Roman"/>
+          <w:sz w:val="24"/>
+          <w:szCs w:val="24"/>
+          <w:lang w:eastAsia="en-IN"/>
+        </w:rPr>
+      </w:pPr>
+      <w:r>
+        <w:rPr>
+          <w:rFonts w:ascii="Times New Roman" w:eastAsia="Times New Roman" w:hAnsi="Times New Roman" w:cs="Times New Roman"/>
+          <w:sz w:val="24"/>
+          <w:szCs w:val="24"/>
+          <w:lang w:eastAsia="en-IN"/>
+        </w:rPr>
+        <w:pict w14:anchorId="342058E9">
+          <v:rect id="_x0000_i1030" style="width:0;height:1.5pt" o:hralign="center" o:hrstd="t" o:hr="t" fillcolor="#a0a0a0" stroked="f"/>
+        </w:pict>
+      </w:r>
+    </w:p>
+    <w:p>
+      <w:pPr>
+        <w:spacing w:before="100" w:beforeAutospacing="1" w:after="100" w:afterAutospacing="1" w:line="240" w:lineRule="auto"/>
+        <w:outlineLvl w:val="0"/>
+        <w:rPr>
+          <w:rFonts w:ascii="Times New Roman" w:eastAsia="Times New Roman" w:hAnsi="Times New Roman" w:cs="Times New Roman"/>
+          <w:b/>
+          <w:bCs/>
+          <w:kern w:val="36"/>
+          <w:sz w:val="48"/>
+          <w:szCs w:val="48"/>
+          <w:lang w:eastAsia="en-IN"/>
+        </w:rPr>
+      </w:pPr>
+      <w:r>
+        <w:rPr>
+          <w:rFonts w:ascii="Segoe UI Emoji" w:eastAsia="Times New Roman" w:hAnsi="Segoe UI Emoji" w:cs="Segoe UI Emoji"/>
+          <w:b/>
+          <w:bCs/>
+          <w:kern w:val="36"/>
+          <w:sz w:val="48"/>
+          <w:szCs w:val="48"/>
+          <w:lang w:eastAsia="en-IN"/>
+        </w:rPr>
+        <w:t>🔁</w:t>
+      </w:r>
+      <w:r>
+        <w:rPr>
+          <w:rFonts w:ascii="Times New Roman" w:eastAsia="Times New Roman" w:hAnsi="Times New Roman" w:cs="Times New Roman"/>
+          <w:b/>
+          <w:bCs/>
+          <w:kern w:val="36"/>
+          <w:sz w:val="48"/>
+          <w:szCs w:val="48"/>
+          <w:lang w:eastAsia="en-IN"/>
+        </w:rPr>
+        <w:t xml:space="preserve"> SECTION 2: Filtering &amp; Conditions (10)</w:t>
+      </w:r>
+    </w:p>
+    <w:p>
+      <w:pPr>
+        <w:numPr>
+          <w:ilvl w:val="0"/>
+          <w:numId w:val="8"/>
+        </w:numPr>
+        <w:spacing w:before="100" w:beforeAutospacing="1" w:after="100" w:afterAutospacing="1" w:line="240" w:lineRule="auto"/>
+        <w:rPr>
+          <w:rFonts w:ascii="Times New Roman" w:eastAsia="Times New Roman" w:hAnsi="Times New Roman" w:cs="Times New Roman"/>
+          <w:sz w:val="24"/>
+          <w:szCs w:val="24"/>
+          <w:lang w:eastAsia="en-IN"/>
+        </w:rPr>
+      </w:pPr>
+      <w:r>
+        <w:rPr>
+          <w:rFonts w:ascii="Times New Roman" w:eastAsia="Times New Roman" w:hAnsi="Times New Roman" w:cs="Times New Roman"/>
+          <w:sz w:val="24"/>
+          <w:szCs w:val="24"/>
+          <w:lang w:eastAsia="en-IN"/>
+        </w:rPr>
+        <w:t xml:space="preserve">Print all positive numbers </w:t>
+      </w:r>
+    </w:p>
+    <w:p>
+      <w:pPr>
+        <w:numPr>
+          <w:ilvl w:val="0"/>
+          <w:numId w:val="8"/>
+        </w:numPr>
+        <w:spacing w:before="100" w:beforeAutospacing="1" w:after="100" w:afterAutospacing="1" w:line="240" w:lineRule="auto"/>
+        <w:rPr>
+          <w:rFonts w:ascii="Times New Roman" w:eastAsia="Times New Roman" w:hAnsi="Times New Roman" w:cs="Times New Roman"/>
+          <w:sz w:val="24"/>
+          <w:szCs w:val="24"/>
+          <w:lang w:eastAsia="en-IN"/>
+        </w:rPr>
+      </w:pPr>
+      <w:r>
+        <w:rPr>
+          <w:rFonts w:ascii="Times New Roman" w:eastAsia="Times New Roman" w:hAnsi="Times New Roman" w:cs="Times New Roman"/>
+          <w:sz w:val="24"/>
+          <w:szCs w:val="24"/>
+          <w:lang w:eastAsia="en-IN"/>
+        </w:rPr>
+        <w:t xml:space="preserve">Print all negative numbers </w:t>
+      </w:r>
+    </w:p>
+    <w:p>
+      <w:pPr>
+        <w:numPr>
+          <w:ilvl w:val="0"/>
+          <w:numId w:val="8"/>
+        </w:numPr>
+        <w:spacing w:before="100" w:beforeAutospacing="1" w:after="100" w:afterAutospacing="1" w:line="240" w:lineRule="auto"/>
+        <w:rPr>
+          <w:rFonts w:ascii="Times New Roman" w:eastAsia="Times New Roman" w:hAnsi="Times New Roman" w:cs="Times New Roman"/>
+          <w:sz w:val="24"/>
+          <w:szCs w:val="24"/>
+          <w:lang w:eastAsia="en-IN"/>
+        </w:rPr>
+      </w:pPr>
+      <w:r>
+        <w:rPr>
+          <w:rFonts w:ascii="Times New Roman" w:eastAsia="Times New Roman" w:hAnsi="Times New Roman" w:cs="Times New Roman"/>
+          <w:sz w:val="24"/>
+          <w:szCs w:val="24"/>
+          <w:lang w:eastAsia="en-IN"/>
+        </w:rPr>
+        <w:t xml:space="preserve">Remove all positive numbers </w:t>
+      </w:r>
+    </w:p>
+    <w:p>
+      <w:pPr>
+        <w:numPr>
+          <w:ilvl w:val="0"/>
+          <w:numId w:val="8"/>
+        </w:numPr>
+        <w:spacing w:before="100" w:beforeAutospacing="1" w:after="100" w:afterAutospacing="1" w:line="240" w:lineRule="auto"/>
+        <w:rPr>
+          <w:rFonts w:ascii="Times New Roman" w:eastAsia="Times New Roman" w:hAnsi="Times New Roman" w:cs="Times New Roman"/>
+          <w:sz w:val="24"/>
+          <w:szCs w:val="24"/>
+          <w:lang w:eastAsia="en-IN"/>
+        </w:rPr>
+      </w:pPr>
+      <w:r>
+        <w:rPr>
+          <w:rFonts w:ascii="Times New Roman" w:eastAsia="Times New Roman" w:hAnsi="Times New Roman" w:cs="Times New Roman"/>
+          <w:sz w:val="24"/>
+          <w:szCs w:val="24"/>
+          <w:lang w:eastAsia="en-IN"/>
+        </w:rPr>
+        <w:t xml:space="preserve">Remove all negative numbers </w:t>
+      </w:r>
+    </w:p>
+    <w:p>
+      <w:pPr>
+        <w:numPr>
+          <w:ilvl w:val="0"/>
+          <w:numId w:val="8"/>
+        </w:numPr>
+        <w:spacing w:before="100" w:beforeAutospacing="1" w:after="100" w:afterAutospacing="1" w:line="240" w:lineRule="auto"/>
+        <w:rPr>
+          <w:rFonts w:ascii="Times New Roman" w:eastAsia="Times New Roman" w:hAnsi="Times New Roman" w:cs="Times New Roman"/>
+          <w:sz w:val="24"/>
+          <w:szCs w:val="24"/>
+          <w:lang w:eastAsia="en-IN"/>
+        </w:rPr>
+      </w:pPr>
+      <w:r>
+        <w:rPr>
+          <w:rFonts w:ascii="Times New Roman" w:eastAsia="Times New Roman" w:hAnsi="Times New Roman" w:cs="Times New Roman"/>
+          <w:sz w:val="24"/>
+          <w:szCs w:val="24"/>
+          <w:lang w:eastAsia="en-IN"/>
+        </w:rPr>
+        <w:t xml:space="preserve">Replace positive numbers with 1 </w:t>
+      </w:r>
+    </w:p>
+    <w:p>
+      <w:pPr>
+        <w:numPr>
+          <w:ilvl w:val="0"/>
+          <w:numId w:val="8"/>
+        </w:numPr>
+        <w:spacing w:before="100" w:beforeAutospacing="1" w:after="100" w:afterAutospacing="1" w:line="240" w:lineRule="auto"/>
+        <w:rPr>
+          <w:rFonts w:ascii="Times New Roman" w:eastAsia="Times New Roman" w:hAnsi="Times New Roman" w:cs="Times New Roman"/>
+          <w:sz w:val="24"/>
+          <w:szCs w:val="24"/>
+          <w:lang w:eastAsia="en-IN"/>
+        </w:rPr>
+      </w:pPr>
+      <w:r>
+        <w:rPr>
+          <w:rFonts w:ascii="Times New Roman" w:eastAsia="Times New Roman" w:hAnsi="Times New Roman" w:cs="Times New Roman"/>
+          <w:sz w:val="24"/>
+          <w:szCs w:val="24"/>
+          <w:lang w:eastAsia="en-IN"/>
+        </w:rPr>
+        <w:t xml:space="preserve">Replace negative numbers with -1 </w:t>
+      </w:r>
+    </w:p>
+    <w:p>
+      <w:pPr>
+        <w:numPr>
+          <w:ilvl w:val="0"/>
+          <w:numId w:val="8"/>
+        </w:numPr>
+        <w:spacing w:before="100" w:beforeAutospacing="1" w:after="100" w:afterAutospacing="1" w:line="240" w:lineRule="auto"/>
+        <w:rPr>
+          <w:rFonts w:ascii="Times New Roman" w:eastAsia="Times New Roman" w:hAnsi="Times New Roman" w:cs="Times New Roman"/>
+          <w:sz w:val="24"/>
+          <w:szCs w:val="24"/>
+          <w:lang w:eastAsia="en-IN"/>
+        </w:rPr>
+      </w:pPr>
+      <w:r>
+        <w:rPr>
+          <w:rFonts w:ascii="Times New Roman" w:eastAsia="Times New Roman" w:hAnsi="Times New Roman" w:cs="Times New Roman"/>
+          <w:sz w:val="24"/>
+          <w:szCs w:val="24"/>
+          <w:lang w:eastAsia="en-IN"/>
+        </w:rPr>
+        <w:t xml:space="preserve">Keep only numbers divisible by 2 </w:t>
+      </w:r>
+    </w:p>
+    <w:p>
+      <w:pPr>
+        <w:numPr>
+          <w:ilvl w:val="0"/>
+          <w:numId w:val="8"/>
+        </w:numPr>
+        <w:spacing w:before="100" w:beforeAutospacing="1" w:after="100" w:afterAutospacing="1" w:line="240" w:lineRule="auto"/>
+        <w:rPr>
+          <w:rFonts w:ascii="Times New Roman" w:eastAsia="Times New Roman" w:hAnsi="Times New Roman" w:cs="Times New Roman"/>
+          <w:sz w:val="24"/>
+          <w:szCs w:val="24"/>
+          <w:lang w:eastAsia="en-IN"/>
+        </w:rPr>
+      </w:pPr>
+      <w:r>
+        <w:rPr>
+          <w:rFonts w:ascii="Times New Roman" w:eastAsia="Times New Roman" w:hAnsi="Times New Roman" w:cs="Times New Roman"/>
+          <w:sz w:val="24"/>
+          <w:szCs w:val="24"/>
+          <w:lang w:eastAsia="en-IN"/>
+        </w:rPr>
+        <w:t xml:space="preserve">Remove numbers divisible by 4 </w:t>
+      </w:r>
+    </w:p>
+    <w:p>
+      <w:pPr>
+        <w:numPr>
+          <w:ilvl w:val="0"/>
+          <w:numId w:val="8"/>
+        </w:numPr>
+        <w:spacing w:before="100" w:beforeAutospacing="1" w:after="100" w:afterAutospacing="1" w:line="240" w:lineRule="auto"/>
+        <w:rPr>
+          <w:rFonts w:ascii="Times New Roman" w:eastAsia="Times New Roman" w:hAnsi="Times New Roman" w:cs="Times New Roman"/>
+          <w:sz w:val="24"/>
+          <w:szCs w:val="24"/>
+          <w:lang w:eastAsia="en-IN"/>
+        </w:rPr>
+      </w:pPr>
+      <w:r>
+        <w:rPr>
+          <w:rFonts w:ascii="Times New Roman" w:eastAsia="Times New Roman" w:hAnsi="Times New Roman" w:cs="Times New Roman"/>
+          <w:sz w:val="24"/>
+          <w:szCs w:val="24"/>
+          <w:lang w:eastAsia="en-IN"/>
+        </w:rPr>
+        <w:t xml:space="preserve">Replace multiples of 5 with 0 </w:t>
+      </w:r>
+    </w:p>
+    <w:p>
+      <w:pPr>
+        <w:numPr>
+          <w:ilvl w:val="0"/>
+          <w:numId w:val="8"/>
+        </w:numPr>
+        <w:spacing w:before="100" w:beforeAutospacing="1" w:after="100" w:afterAutospacing="1" w:line="240" w:lineRule="auto"/>
+        <w:rPr>
+          <w:rFonts w:ascii="Times New Roman" w:eastAsia="Times New Roman" w:hAnsi="Times New Roman" w:cs="Times New Roman"/>
+          <w:sz w:val="24"/>
+          <w:szCs w:val="24"/>
+          <w:lang w:eastAsia="en-IN"/>
+        </w:rPr>
+      </w:pPr>
+      <w:r>
+        <w:rPr>
+          <w:rFonts w:ascii="Times New Roman" w:eastAsia="Times New Roman" w:hAnsi="Times New Roman" w:cs="Times New Roman"/>
+          <w:sz w:val="24"/>
+          <w:szCs w:val="24"/>
+          <w:lang w:eastAsia="en-IN"/>
+        </w:rPr>
+        <w:t xml:space="preserve">Count numbers less than 0 </w:t>
+      </w:r>
+    </w:p>
+    <w:p>
+      <w:pPr>
+        <w:spacing w:after="0" w:line="240" w:lineRule="auto"/>
+        <w:rPr>
+          <w:rFonts w:ascii="Times New Roman" w:eastAsia="Times New Roman" w:hAnsi="Times New Roman" w:cs="Times New Roman"/>
+          <w:sz w:val="24"/>
+          <w:szCs w:val="24"/>
+          <w:lang w:eastAsia="en-IN"/>
+        </w:rPr>
+      </w:pPr>
+      <w:r>
+        <w:rPr>
+          <w:rFonts w:ascii="Times New Roman" w:eastAsia="Times New Roman" w:hAnsi="Times New Roman" w:cs="Times New Roman"/>
+          <w:sz w:val="24"/>
+          <w:szCs w:val="24"/>
+          <w:lang w:eastAsia="en-IN"/>
+        </w:rPr>
+        <w:pict w14:anchorId="57FFADB9">
+          <v:rect id="_x0000_i1031" style="width:0;height:1.5pt" o:hralign="center" o:hrstd="t" o:hr="t" fillcolor="#a0a0a0" stroked="f"/>
+        </w:pict>
+      </w:r>
+    </w:p>
+    <w:p>
+      <w:pPr>
+        <w:spacing w:before="100" w:beforeAutospacing="1" w:after="100" w:afterAutospacing="1" w:line="240" w:lineRule="auto"/>
+        <w:outlineLvl w:val="0"/>
+        <w:rPr>
+          <w:rFonts w:ascii="Times New Roman" w:eastAsia="Times New Roman" w:hAnsi="Times New Roman" w:cs="Times New Roman"/>
+          <w:b/>
+          <w:bCs/>
+          <w:kern w:val="36"/>
+          <w:sz w:val="48"/>
+          <w:szCs w:val="48"/>
+          <w:lang w:eastAsia="en-IN"/>
+        </w:rPr>
+      </w:pPr>
+      <w:r>
+        <w:rPr>
+          <w:rFonts w:ascii="Segoe UI Emoji" w:eastAsia="Times New Roman" w:hAnsi="Segoe UI Emoji" w:cs="Segoe UI Emoji"/>
+          <w:b/>
+          <w:bCs/>
+          <w:kern w:val="36"/>
+          <w:sz w:val="48"/>
+          <w:szCs w:val="48"/>
+          <w:lang w:eastAsia="en-IN"/>
+        </w:rPr>
+        <w:t>🔄</w:t>
+      </w:r>
+      <w:r>
+        <w:rPr>
+          <w:rFonts w:ascii="Times New Roman" w:eastAsia="Times New Roman" w:hAnsi="Times New Roman" w:cs="Times New Roman"/>
+          <w:b/>
+          <w:bCs/>
+          <w:kern w:val="36"/>
+          <w:sz w:val="48"/>
+          <w:szCs w:val="48"/>
+          <w:lang w:eastAsia="en-IN"/>
+        </w:rPr>
+        <w:t xml:space="preserve"> SECTION 3: Replace &amp; Transform (10)</w:t>
+      </w:r>
+    </w:p>
+    <w:p>
+      <w:pPr>
+        <w:numPr>
+          <w:ilvl w:val="0"/>
+          <w:numId w:val="9"/>
+        </w:numPr>
+        <w:spacing w:before="100" w:beforeAutospacing="1" w:after="100" w:afterAutospacing="1" w:line="240" w:lineRule="auto"/>
+        <w:rPr>
+          <w:rFonts w:ascii="Times New Roman" w:eastAsia="Times New Roman" w:hAnsi="Times New Roman" w:cs="Times New Roman"/>
+          <w:sz w:val="24"/>
+          <w:szCs w:val="24"/>
+          <w:lang w:eastAsia="en-IN"/>
+        </w:rPr>
+      </w:pPr>
+      <w:r>
+        <w:rPr>
+          <w:rFonts w:ascii="Times New Roman" w:eastAsia="Times New Roman" w:hAnsi="Times New Roman" w:cs="Times New Roman"/>
+          <w:sz w:val="24"/>
+          <w:szCs w:val="24"/>
+          <w:lang w:eastAsia="en-IN"/>
+        </w:rPr>
+        <w:t xml:space="preserve">Replace each element with double value </w:t>
+      </w:r>
+    </w:p>
+    <w:p>
+      <w:pPr>
+        <w:numPr>
+          <w:ilvl w:val="0"/>
+          <w:numId w:val="9"/>
+        </w:numPr>
+        <w:spacing w:before="100" w:beforeAutospacing="1" w:after="100" w:afterAutospacing="1" w:line="240" w:lineRule="auto"/>
+        <w:rPr>
+          <w:rFonts w:ascii="Times New Roman" w:eastAsia="Times New Roman" w:hAnsi="Times New Roman" w:cs="Times New Roman"/>
+          <w:sz w:val="24"/>
+          <w:szCs w:val="24"/>
+          <w:lang w:eastAsia="en-IN"/>
+        </w:rPr>
+      </w:pPr>
+      <w:r>
+        <w:rPr>
+          <w:rFonts w:ascii="Times New Roman" w:eastAsia="Times New Roman" w:hAnsi="Times New Roman" w:cs="Times New Roman"/>
+          <w:sz w:val="24"/>
+          <w:szCs w:val="24"/>
+          <w:lang w:eastAsia="en-IN"/>
+        </w:rPr>
+        <w:t xml:space="preserve">Replace each element with half value </w:t>
+      </w:r>
+    </w:p>
+    <w:p>
+      <w:pPr>
+        <w:numPr>
+          <w:ilvl w:val="0"/>
+          <w:numId w:val="9"/>
+        </w:numPr>
+        <w:spacing w:before="100" w:beforeAutospacing="1" w:after="100" w:afterAutospacing="1" w:line="240" w:lineRule="auto"/>
+        <w:rPr>
+          <w:rFonts w:ascii="Times New Roman" w:eastAsia="Times New Roman" w:hAnsi="Times New Roman" w:cs="Times New Roman"/>
+          <w:sz w:val="24"/>
+          <w:szCs w:val="24"/>
+          <w:lang w:eastAsia="en-IN"/>
+        </w:rPr>
+      </w:pPr>
+      <w:r>
+        <w:rPr>
+          <w:rFonts w:ascii="Times New Roman" w:eastAsia="Times New Roman" w:hAnsi="Times New Roman" w:cs="Times New Roman"/>
+          <w:sz w:val="24"/>
+          <w:szCs w:val="24"/>
+          <w:lang w:eastAsia="en-IN"/>
+        </w:rPr>
+        <w:t xml:space="preserve">Replace even numbers with cube </w:t>
+      </w:r>
+    </w:p>
+    <w:p>
+      <w:pPr>
+        <w:numPr>
+          <w:ilvl w:val="0"/>
+          <w:numId w:val="9"/>
+        </w:numPr>
+        <w:spacing w:before="100" w:beforeAutospacing="1" w:after="100" w:afterAutospacing="1" w:line="240" w:lineRule="auto"/>
+        <w:rPr>
+          <w:rFonts w:ascii="Times New Roman" w:eastAsia="Times New Roman" w:hAnsi="Times New Roman" w:cs="Times New Roman"/>
+          <w:sz w:val="24"/>
+          <w:szCs w:val="24"/>
+          <w:lang w:eastAsia="en-IN"/>
+        </w:rPr>
+      </w:pPr>
+      <w:r>
+        <w:rPr>
+          <w:rFonts w:ascii="Times New Roman" w:eastAsia="Times New Roman" w:hAnsi="Times New Roman" w:cs="Times New Roman"/>
+          <w:sz w:val="24"/>
+          <w:szCs w:val="24"/>
+          <w:lang w:eastAsia="en-IN"/>
+        </w:rPr>
+        <w:t xml:space="preserve">Replace odd numbers with square </w:t>
+      </w:r>
+    </w:p>
+    <w:p>
+      <w:pPr>
+        <w:numPr>
+          <w:ilvl w:val="0"/>
+          <w:numId w:val="9"/>
+        </w:numPr>
+        <w:spacing w:before="100" w:beforeAutospacing="1" w:after="100" w:afterAutospacing="1" w:line="240" w:lineRule="auto"/>
+        <w:rPr>
+          <w:rFonts w:ascii="Times New Roman" w:eastAsia="Times New Roman" w:hAnsi="Times New Roman" w:cs="Times New Roman"/>
+          <w:sz w:val="24"/>
+          <w:szCs w:val="24"/>
+          <w:lang w:eastAsia="en-IN"/>
+        </w:rPr>
+      </w:pPr>
+      <w:r>
+        <w:rPr>
+          <w:rFonts w:ascii="Times New Roman" w:eastAsia="Times New Roman" w:hAnsi="Times New Roman" w:cs="Times New Roman"/>
+          <w:sz w:val="24"/>
+          <w:szCs w:val="24"/>
+          <w:lang w:eastAsia="en-IN"/>
+        </w:rPr>
+        <w:t xml:space="preserve">Replace numbers &gt; average with 99 </w:t>
+      </w:r>
+    </w:p>
+    <w:p>
+      <w:pPr>
+        <w:numPr>
+          <w:ilvl w:val="0"/>
+          <w:numId w:val="9"/>
+        </w:numPr>
+        <w:spacing w:before="100" w:beforeAutospacing="1" w:after="100" w:afterAutospacing="1" w:line="240" w:lineRule="auto"/>
+        <w:rPr>
+          <w:rFonts w:ascii="Times New Roman" w:eastAsia="Times New Roman" w:hAnsi="Times New Roman" w:cs="Times New Roman"/>
+          <w:sz w:val="24"/>
+          <w:szCs w:val="24"/>
+          <w:lang w:eastAsia="en-IN"/>
+        </w:rPr>
+      </w:pPr>
+      <w:r>
+        <w:rPr>
+          <w:rFonts w:ascii="Times New Roman" w:eastAsia="Times New Roman" w:hAnsi="Times New Roman" w:cs="Times New Roman"/>
+          <w:sz w:val="24"/>
+          <w:szCs w:val="24"/>
+          <w:lang w:eastAsia="en-IN"/>
+        </w:rPr>
+        <w:t xml:space="preserve">Replace numbers &lt; average with -99 </w:t>
+      </w:r>
+    </w:p>
+    <w:p>
+      <w:pPr>
+        <w:numPr>
+          <w:ilvl w:val="0"/>
+          <w:numId w:val="9"/>
+        </w:numPr>
+        <w:spacing w:before="100" w:beforeAutospacing="1" w:after="100" w:afterAutospacing="1" w:line="240" w:lineRule="auto"/>
+        <w:rPr>
+          <w:rFonts w:ascii="Times New Roman" w:eastAsia="Times New Roman" w:hAnsi="Times New Roman" w:cs="Times New Roman"/>
+          <w:sz w:val="24"/>
+          <w:szCs w:val="24"/>
+          <w:lang w:eastAsia="en-IN"/>
+        </w:rPr>
+      </w:pPr>
+      <w:r>
+        <w:rPr>
+          <w:rFonts w:ascii="Times New Roman" w:eastAsia="Times New Roman" w:hAnsi="Times New Roman" w:cs="Times New Roman"/>
+          <w:sz w:val="24"/>
+          <w:szCs w:val="24"/>
+          <w:lang w:eastAsia="en-IN"/>
+        </w:rPr>
+        <w:t xml:space="preserve">Replace each element with max + element </w:t>
+      </w:r>
+    </w:p>
+    <w:p>
+      <w:pPr>
+        <w:numPr>
+          <w:ilvl w:val="0"/>
+          <w:numId w:val="9"/>
+        </w:numPr>
+        <w:spacing w:before="100" w:beforeAutospacing="1" w:after="100" w:afterAutospacing="1" w:line="240" w:lineRule="auto"/>
+        <w:rPr>
+          <w:rFonts w:ascii="Times New Roman" w:eastAsia="Times New Roman" w:hAnsi="Times New Roman" w:cs="Times New Roman"/>
+          <w:sz w:val="24"/>
+          <w:szCs w:val="24"/>
+          <w:lang w:eastAsia="en-IN"/>
+        </w:rPr>
+      </w:pPr>
+      <w:r>
+        <w:rPr>
+          <w:rFonts w:ascii="Times New Roman" w:eastAsia="Times New Roman" w:hAnsi="Times New Roman" w:cs="Times New Roman"/>
+          <w:sz w:val="24"/>
+          <w:szCs w:val="24"/>
+          <w:lang w:eastAsia="en-IN"/>
+        </w:rPr>
+        <w:t xml:space="preserve">Replace each element with min + element </w:t>
+      </w:r>
+    </w:p>
+    <w:p>
+      <w:pPr>
+        <w:numPr>
+          <w:ilvl w:val="0"/>
+          <w:numId w:val="9"/>
+        </w:numPr>
+        <w:spacing w:before="100" w:beforeAutospacing="1" w:after="100" w:afterAutospacing="1" w:line="240" w:lineRule="auto"/>
+        <w:rPr>
+          <w:rFonts w:ascii="Times New Roman" w:eastAsia="Times New Roman" w:hAnsi="Times New Roman" w:cs="Times New Roman"/>
+          <w:sz w:val="24"/>
+          <w:szCs w:val="24"/>
+          <w:lang w:eastAsia="en-IN"/>
+        </w:rPr>
+      </w:pPr>
+      <w:r>
+        <w:rPr>
+          <w:rFonts w:ascii="Times New Roman" w:eastAsia="Times New Roman" w:hAnsi="Times New Roman" w:cs="Times New Roman"/>
+          <w:sz w:val="24"/>
+          <w:szCs w:val="24"/>
+          <w:lang w:eastAsia="en-IN"/>
+        </w:rPr>
+        <w:t xml:space="preserve">Replace each element with absolute value </w:t>
+      </w:r>
+    </w:p>
+    <w:p>
+      <w:pPr>
+        <w:numPr>
+          <w:ilvl w:val="0"/>
+          <w:numId w:val="9"/>
+        </w:numPr>
+        <w:spacing w:before="100" w:beforeAutospacing="1" w:after="100" w:afterAutospacing="1" w:line="240" w:lineRule="auto"/>
+        <w:rPr>
+          <w:rFonts w:ascii="Times New Roman" w:eastAsia="Times New Roman" w:hAnsi="Times New Roman" w:cs="Times New Roman"/>
+          <w:sz w:val="24"/>
+          <w:szCs w:val="24"/>
+          <w:lang w:eastAsia="en-IN"/>
+        </w:rPr>
+      </w:pPr>
+      <w:r>
+        <w:rPr>
+          <w:rFonts w:ascii="Times New Roman" w:eastAsia="Times New Roman" w:hAnsi="Times New Roman" w:cs="Times New Roman"/>
+          <w:sz w:val="24"/>
+          <w:szCs w:val="24"/>
+          <w:lang w:eastAsia="en-IN"/>
+        </w:rPr>
+        <w:t xml:space="preserve">Replace each element with remainder when divided by 3 </w:t>
+      </w:r>
+    </w:p>
+    <w:p>
+      <w:pPr>
+        <w:spacing w:after="0" w:line="240" w:lineRule="auto"/>
+        <w:rPr>
+          <w:rFonts w:ascii="Times New Roman" w:eastAsia="Times New Roman" w:hAnsi="Times New Roman" w:cs="Times New Roman"/>
+          <w:sz w:val="24"/>
+          <w:szCs w:val="24"/>
+          <w:lang w:eastAsia="en-IN"/>
+        </w:rPr>
+      </w:pPr>
+      <w:r>
+        <w:rPr>
+          <w:rFonts w:ascii="Times New Roman" w:eastAsia="Times New Roman" w:hAnsi="Times New Roman" w:cs="Times New Roman"/>
+          <w:sz w:val="24"/>
+          <w:szCs w:val="24"/>
+          <w:lang w:eastAsia="en-IN"/>
+        </w:rPr>
+        <w:pict w14:anchorId="06B86C33">
+          <v:rect id="_x0000_i1032" style="width:0;height:1.5pt" o:hralign="center" o:hrstd="t" o:hr="t" fillcolor="#a0a0a0" stroked="f"/>
+        </w:pict>
+      </w:r>
+    </w:p>
+    <w:p>
+      <w:pPr>
+        <w:spacing w:before="100" w:beforeAutospacing="1" w:after="100" w:afterAutospacing="1" w:line="240" w:lineRule="auto"/>
+        <w:outlineLvl w:val="0"/>
+        <w:rPr>
+          <w:rFonts w:ascii="Times New Roman" w:eastAsia="Times New Roman" w:hAnsi="Times New Roman" w:cs="Times New Roman"/>
+          <w:b/>
+          <w:bCs/>
+          <w:kern w:val="36"/>
+          <w:sz w:val="48"/>
+          <w:szCs w:val="48"/>
+          <w:lang w:eastAsia="en-IN"/>
+        </w:rPr>
+      </w:pPr>
+      <w:r>
+        <w:rPr>
+          <w:rFonts w:ascii="Segoe UI Emoji" w:eastAsia="Times New Roman" w:hAnsi="Segoe UI Emoji" w:cs="Segoe UI Emoji"/>
+          <w:b/>
+          <w:bCs/>
+          <w:kern w:val="36"/>
+          <w:sz w:val="48"/>
+          <w:szCs w:val="48"/>
+          <w:lang w:eastAsia="en-IN"/>
+        </w:rPr>
+        <w:lastRenderedPageBreak/>
+        <w:t>🔢</w:t>
+      </w:r>
+      <w:r>
+        <w:rPr>
+          <w:rFonts w:ascii="Times New Roman" w:eastAsia="Times New Roman" w:hAnsi="Times New Roman" w:cs="Times New Roman"/>
+          <w:b/>
+          <w:bCs/>
+          <w:kern w:val="36"/>
+          <w:sz w:val="48"/>
+          <w:szCs w:val="48"/>
+          <w:lang w:eastAsia="en-IN"/>
+        </w:rPr>
+        <w:t xml:space="preserve"> SECTION 4: Frequency &amp; Count (10)</w:t>
+      </w:r>
+    </w:p>
+    <w:p>
+      <w:pPr>
+        <w:numPr>
+          <w:ilvl w:val="0"/>
+          <w:numId w:val="10"/>
+        </w:numPr>
+        <w:spacing w:before="100" w:beforeAutospacing="1" w:after="100" w:afterAutospacing="1" w:line="240" w:lineRule="auto"/>
+        <w:rPr>
+          <w:rFonts w:ascii="Times New Roman" w:eastAsia="Times New Roman" w:hAnsi="Times New Roman" w:cs="Times New Roman"/>
+          <w:sz w:val="24"/>
+          <w:szCs w:val="24"/>
+          <w:lang w:eastAsia="en-IN"/>
+        </w:rPr>
+      </w:pPr>
+      <w:r>
+        <w:rPr>
+          <w:rFonts w:ascii="Times New Roman" w:eastAsia="Times New Roman" w:hAnsi="Times New Roman" w:cs="Times New Roman"/>
+          <w:sz w:val="24"/>
+          <w:szCs w:val="24"/>
+          <w:lang w:eastAsia="en-IN"/>
+        </w:rPr>
+        <w:t xml:space="preserve">Count how many times a given number appears </w:t>
+      </w:r>
+    </w:p>
+    <w:p>
+      <w:pPr>
+        <w:numPr>
+          <w:ilvl w:val="0"/>
+          <w:numId w:val="10"/>
+        </w:numPr>
+        <w:spacing w:before="100" w:beforeAutospacing="1" w:after="100" w:afterAutospacing="1" w:line="240" w:lineRule="auto"/>
+        <w:rPr>
+          <w:rFonts w:ascii="Times New Roman" w:eastAsia="Times New Roman" w:hAnsi="Times New Roman" w:cs="Times New Roman"/>
+          <w:sz w:val="24"/>
+          <w:szCs w:val="24"/>
+          <w:lang w:eastAsia="en-IN"/>
+        </w:rPr>
+      </w:pPr>
+      <w:r>
+        <w:rPr>
+          <w:rFonts w:ascii="Times New Roman" w:eastAsia="Times New Roman" w:hAnsi="Times New Roman" w:cs="Times New Roman"/>
+          <w:sz w:val="24"/>
+          <w:szCs w:val="24"/>
+          <w:lang w:eastAsia="en-IN"/>
+        </w:rPr>
+        <w:t xml:space="preserve">Find all unique elements </w:t>
+      </w:r>
+    </w:p>
+    <w:p>
+      <w:pPr>
+        <w:numPr>
+          <w:ilvl w:val="0"/>
+          <w:numId w:val="10"/>
+        </w:numPr>
+        <w:spacing w:before="100" w:beforeAutospacing="1" w:after="100" w:afterAutospacing="1" w:line="240" w:lineRule="auto"/>
+        <w:rPr>
+          <w:rFonts w:ascii="Times New Roman" w:eastAsia="Times New Roman" w:hAnsi="Times New Roman" w:cs="Times New Roman"/>
+          <w:sz w:val="24"/>
+          <w:szCs w:val="24"/>
+          <w:lang w:eastAsia="en-IN"/>
+        </w:rPr>
+      </w:pPr>
+      <w:r>
+        <w:rPr>
+          <w:rFonts w:ascii="Times New Roman" w:eastAsia="Times New Roman" w:hAnsi="Times New Roman" w:cs="Times New Roman"/>
+          <w:sz w:val="24"/>
+          <w:szCs w:val="24"/>
+          <w:lang w:eastAsia="en-IN"/>
+        </w:rPr>
+        <w:t xml:space="preserve">Find all repeating elements </w:t>
+      </w:r>
+    </w:p>
+    <w:p>
+      <w:pPr>
+        <w:numPr>
+          <w:ilvl w:val="0"/>
+          <w:numId w:val="10"/>
+        </w:numPr>
+        <w:spacing w:before="100" w:beforeAutospacing="1" w:after="100" w:afterAutospacing="1" w:line="240" w:lineRule="auto"/>
+        <w:rPr>
+          <w:rFonts w:ascii="Times New Roman" w:eastAsia="Times New Roman" w:hAnsi="Times New Roman" w:cs="Times New Roman"/>
+          <w:sz w:val="24"/>
+          <w:szCs w:val="24"/>
+          <w:lang w:eastAsia="en-IN"/>
+        </w:rPr>
+      </w:pPr>
+      <w:r>
+        <w:rPr>
+          <w:rFonts w:ascii="Times New Roman" w:eastAsia="Times New Roman" w:hAnsi="Times New Roman" w:cs="Times New Roman"/>
+          <w:sz w:val="24"/>
+          <w:szCs w:val="24"/>
+          <w:lang w:eastAsia="en-IN"/>
+        </w:rPr>
+        <w:t xml:space="preserve">Count elements appearing exactly twice </w:t>
+      </w:r>
+    </w:p>
+    <w:p>
+      <w:pPr>
+        <w:numPr>
+          <w:ilvl w:val="0"/>
+          <w:numId w:val="10"/>
+        </w:numPr>
+        <w:spacing w:before="100" w:beforeAutospacing="1" w:after="100" w:afterAutospacing="1" w:line="240" w:lineRule="auto"/>
+        <w:rPr>
+          <w:rFonts w:ascii="Times New Roman" w:eastAsia="Times New Roman" w:hAnsi="Times New Roman" w:cs="Times New Roman"/>
+          <w:sz w:val="24"/>
+          <w:szCs w:val="24"/>
+          <w:lang w:eastAsia="en-IN"/>
+        </w:rPr>
+      </w:pPr>
+      <w:r>
+        <w:rPr>
+          <w:rFonts w:ascii="Times New Roman" w:eastAsia="Times New Roman" w:hAnsi="Times New Roman" w:cs="Times New Roman"/>
+          <w:sz w:val="24"/>
+          <w:szCs w:val="24"/>
+          <w:lang w:eastAsia="en-IN"/>
+        </w:rPr>
+        <w:t xml:space="preserve">Count elements appearing exactly once </w:t>
+      </w:r>
+    </w:p>
+    <w:p>
+      <w:pPr>
+        <w:numPr>
+          <w:ilvl w:val="0"/>
+          <w:numId w:val="10"/>
+        </w:numPr>
+        <w:spacing w:before="100" w:beforeAutospacing="1" w:after="100" w:afterAutospacing="1" w:line="240" w:lineRule="auto"/>
+        <w:rPr>
+          <w:rFonts w:ascii="Times New Roman" w:eastAsia="Times New Roman" w:hAnsi="Times New Roman" w:cs="Times New Roman"/>
+          <w:sz w:val="24"/>
+          <w:szCs w:val="24"/>
+          <w:lang w:eastAsia="en-IN"/>
+        </w:rPr>
+      </w:pPr>
+      <w:r>
+        <w:rPr>
+          <w:rFonts w:ascii="Times New Roman" w:eastAsia="Times New Roman" w:hAnsi="Times New Roman" w:cs="Times New Roman"/>
+          <w:sz w:val="24"/>
+          <w:szCs w:val="24"/>
+          <w:lang w:eastAsia="en-IN"/>
+        </w:rPr>
+        <w:t xml:space="preserve">Remove all repeated elements </w:t>
+      </w:r>
+    </w:p>
+    <w:p>
+      <w:pPr>
+        <w:numPr>
+          <w:ilvl w:val="0"/>
+          <w:numId w:val="10"/>
+        </w:numPr>
+        <w:spacing w:before="100" w:beforeAutospacing="1" w:after="100" w:afterAutospacing="1" w:line="240" w:lineRule="auto"/>
+        <w:rPr>
+          <w:rFonts w:ascii="Times New Roman" w:eastAsia="Times New Roman" w:hAnsi="Times New Roman" w:cs="Times New Roman"/>
+          <w:sz w:val="24"/>
+          <w:szCs w:val="24"/>
+          <w:lang w:eastAsia="en-IN"/>
+        </w:rPr>
+      </w:pPr>
+      <w:r>
+        <w:rPr>
+          <w:rFonts w:ascii="Times New Roman" w:eastAsia="Times New Roman" w:hAnsi="Times New Roman" w:cs="Times New Roman"/>
+          <w:sz w:val="24"/>
+          <w:szCs w:val="24"/>
+          <w:lang w:eastAsia="en-IN"/>
+        </w:rPr>
+        <w:t xml:space="preserve">Replace unique elements with 0 </w:t>
+      </w:r>
+    </w:p>
+    <w:p>
+      <w:pPr>
+        <w:numPr>
+          <w:ilvl w:val="0"/>
+          <w:numId w:val="10"/>
+        </w:numPr>
+        <w:spacing w:before="100" w:beforeAutospacing="1" w:after="100" w:afterAutospacing="1" w:line="240" w:lineRule="auto"/>
+        <w:rPr>
+          <w:rFonts w:ascii="Times New Roman" w:eastAsia="Times New Roman" w:hAnsi="Times New Roman" w:cs="Times New Roman"/>
+          <w:sz w:val="24"/>
+          <w:szCs w:val="24"/>
+          <w:lang w:eastAsia="en-IN"/>
+        </w:rPr>
+      </w:pPr>
+      <w:r>
+        <w:rPr>
+          <w:rFonts w:ascii="Times New Roman" w:eastAsia="Times New Roman" w:hAnsi="Times New Roman" w:cs="Times New Roman"/>
+          <w:sz w:val="24"/>
+          <w:szCs w:val="24"/>
+          <w:lang w:eastAsia="en-IN"/>
+        </w:rPr>
+        <w:t xml:space="preserve">Find last non-repeating element </w:t>
+      </w:r>
+    </w:p>
+    <w:p>
+      <w:pPr>
+        <w:numPr>
+          <w:ilvl w:val="0"/>
+          <w:numId w:val="10"/>
+        </w:numPr>
+        <w:spacing w:before="100" w:beforeAutospacing="1" w:after="100" w:afterAutospacing="1" w:line="240" w:lineRule="auto"/>
+        <w:rPr>
+          <w:rFonts w:ascii="Times New Roman" w:eastAsia="Times New Roman" w:hAnsi="Times New Roman" w:cs="Times New Roman"/>
+          <w:sz w:val="24"/>
+          <w:szCs w:val="24"/>
+          <w:lang w:eastAsia="en-IN"/>
+        </w:rPr>
+      </w:pPr>
+      <w:r>
+        <w:rPr>
+          <w:rFonts w:ascii="Times New Roman" w:eastAsia="Times New Roman" w:hAnsi="Times New Roman" w:cs="Times New Roman"/>
+          <w:sz w:val="24"/>
+          <w:szCs w:val="24"/>
+          <w:lang w:eastAsia="en-IN"/>
+        </w:rPr>
+        <w:t xml:space="preserve">Find first repeating element </w:t>
+      </w:r>
+    </w:p>
+    <w:p>
+      <w:pPr>
+        <w:numPr>
+          <w:ilvl w:val="0"/>
+          <w:numId w:val="10"/>
+        </w:numPr>
+        <w:spacing w:before="100" w:beforeAutospacing="1" w:after="100" w:afterAutospacing="1" w:line="240" w:lineRule="auto"/>
+        <w:rPr>
+          <w:rFonts w:ascii="Times New Roman" w:eastAsia="Times New Roman" w:hAnsi="Times New Roman" w:cs="Times New Roman"/>
+          <w:sz w:val="24"/>
+          <w:szCs w:val="24"/>
+          <w:lang w:eastAsia="en-IN"/>
+        </w:rPr>
+      </w:pPr>
+      <w:r>
+        <w:rPr>
+          <w:rFonts w:ascii="Times New Roman" w:eastAsia="Times New Roman" w:hAnsi="Times New Roman" w:cs="Times New Roman"/>
+          <w:sz w:val="24"/>
+          <w:szCs w:val="24"/>
+          <w:lang w:eastAsia="en-IN"/>
+        </w:rPr>
+        <w:t xml:space="preserve">Find top 2 most frequent elements </w:t>
+      </w:r>
+    </w:p>
+    <w:p>
+      <w:pPr>
+        <w:spacing w:after="0" w:line="240" w:lineRule="auto"/>
+        <w:rPr>
+          <w:rFonts w:ascii="Times New Roman" w:eastAsia="Times New Roman" w:hAnsi="Times New Roman" w:cs="Times New Roman"/>
+          <w:sz w:val="24"/>
+          <w:szCs w:val="24"/>
+          <w:lang w:eastAsia="en-IN"/>
+        </w:rPr>
+      </w:pPr>
+      <w:r>
+        <w:rPr>
+          <w:rFonts w:ascii="Times New Roman" w:eastAsia="Times New Roman" w:hAnsi="Times New Roman" w:cs="Times New Roman"/>
+          <w:sz w:val="24"/>
+          <w:szCs w:val="24"/>
+          <w:lang w:eastAsia="en-IN"/>
+        </w:rPr>
+        <w:pict w14:anchorId="6C1B99C5">
+          <v:rect id="_x0000_i1033" style="width:0;height:1.5pt" o:hralign="center" o:hrstd="t" o:hr="t" fillcolor="#a0a0a0" stroked="f"/>
+        </w:pict>
+      </w:r>
+    </w:p>
+    <w:p>
+      <w:pPr>
+        <w:spacing w:before="100" w:beforeAutospacing="1" w:after="100" w:afterAutospacing="1" w:line="240" w:lineRule="auto"/>
+        <w:outlineLvl w:val="0"/>
+        <w:rPr>
+          <w:rFonts w:ascii="Times New Roman" w:eastAsia="Times New Roman" w:hAnsi="Times New Roman" w:cs="Times New Roman"/>
+          <w:b/>
+          <w:bCs/>
+          <w:kern w:val="36"/>
+          <w:sz w:val="48"/>
+          <w:szCs w:val="48"/>
+          <w:lang w:eastAsia="en-IN"/>
+        </w:rPr>
+      </w:pPr>
+      <w:r>
+        <w:rPr>
+          <w:rFonts w:ascii="Segoe UI Emoji" w:eastAsia="Times New Roman" w:hAnsi="Segoe UI Emoji" w:cs="Segoe UI Emoji"/>
+          <w:b/>
+          <w:bCs/>
+          <w:kern w:val="36"/>
+          <w:sz w:val="48"/>
+          <w:szCs w:val="48"/>
+          <w:lang w:eastAsia="en-IN"/>
+        </w:rPr>
+        <w:t>🔁</w:t>
+      </w:r>
+      <w:r>
+        <w:rPr>
+          <w:rFonts w:ascii="Times New Roman" w:eastAsia="Times New Roman" w:hAnsi="Times New Roman" w:cs="Times New Roman"/>
+          <w:b/>
+          <w:bCs/>
+          <w:kern w:val="36"/>
+          <w:sz w:val="48"/>
+          <w:szCs w:val="48"/>
+          <w:lang w:eastAsia="en-IN"/>
+        </w:rPr>
+        <w:t xml:space="preserve"> SECTION 5: Order &amp; Rearrangement (10)</w:t>
+      </w:r>
+    </w:p>
+    <w:p>
+      <w:pPr>
+        <w:numPr>
+          <w:ilvl w:val="0"/>
+          <w:numId w:val="11"/>
+        </w:numPr>
+        <w:spacing w:before="100" w:beforeAutospacing="1" w:after="100" w:afterAutospacing="1" w:line="240" w:lineRule="auto"/>
+        <w:rPr>
+          <w:rFonts w:ascii="Times New Roman" w:eastAsia="Times New Roman" w:hAnsi="Times New Roman" w:cs="Times New Roman"/>
+          <w:sz w:val="24"/>
+          <w:szCs w:val="24"/>
+          <w:lang w:eastAsia="en-IN"/>
+        </w:rPr>
+      </w:pPr>
+      <w:r>
+        <w:rPr>
+          <w:rFonts w:ascii="Times New Roman" w:eastAsia="Times New Roman" w:hAnsi="Times New Roman" w:cs="Times New Roman"/>
+          <w:sz w:val="24"/>
+          <w:szCs w:val="24"/>
+          <w:lang w:eastAsia="en-IN"/>
+        </w:rPr>
+        <w:t xml:space="preserve">Reverse only even elements </w:t>
+      </w:r>
+    </w:p>
+    <w:p>
+      <w:pPr>
+        <w:numPr>
+          <w:ilvl w:val="0"/>
+          <w:numId w:val="11"/>
+        </w:numPr>
+        <w:spacing w:before="100" w:beforeAutospacing="1" w:after="100" w:afterAutospacing="1" w:line="240" w:lineRule="auto"/>
+        <w:rPr>
+          <w:rFonts w:ascii="Times New Roman" w:eastAsia="Times New Roman" w:hAnsi="Times New Roman" w:cs="Times New Roman"/>
+          <w:sz w:val="24"/>
+          <w:szCs w:val="24"/>
+          <w:lang w:eastAsia="en-IN"/>
+        </w:rPr>
+      </w:pPr>
+      <w:r>
+        <w:rPr>
+          <w:rFonts w:ascii="Times New Roman" w:eastAsia="Times New Roman" w:hAnsi="Times New Roman" w:cs="Times New Roman"/>
+          <w:sz w:val="24"/>
+          <w:szCs w:val="24"/>
+          <w:lang w:eastAsia="en-IN"/>
+        </w:rPr>
+        <w:t xml:space="preserve">Reverse only odd elements </w:t>
+      </w:r>
+    </w:p>
+    <w:p>
+      <w:pPr>
+        <w:numPr>
+          <w:ilvl w:val="0"/>
+          <w:numId w:val="11"/>
+        </w:numPr>
+        <w:spacing w:before="100" w:beforeAutospacing="1" w:after="100" w:afterAutospacing="1" w:line="240" w:lineRule="auto"/>
+        <w:rPr>
+          <w:rFonts w:ascii="Times New Roman" w:eastAsia="Times New Roman" w:hAnsi="Times New Roman" w:cs="Times New Roman"/>
+          <w:sz w:val="24"/>
+          <w:szCs w:val="24"/>
+          <w:lang w:eastAsia="en-IN"/>
+        </w:rPr>
+      </w:pPr>
+      <w:r>
+        <w:rPr>
+          <w:rFonts w:ascii="Times New Roman" w:eastAsia="Times New Roman" w:hAnsi="Times New Roman" w:cs="Times New Roman"/>
+          <w:sz w:val="24"/>
+          <w:szCs w:val="24"/>
+          <w:lang w:eastAsia="en-IN"/>
+        </w:rPr>
+        <w:t xml:space="preserve">Swap first and last element </w:t>
+      </w:r>
+    </w:p>
+    <w:p>
+      <w:pPr>
+        <w:numPr>
+          <w:ilvl w:val="0"/>
+          <w:numId w:val="11"/>
+        </w:numPr>
+        <w:spacing w:before="100" w:beforeAutospacing="1" w:after="100" w:afterAutospacing="1" w:line="240" w:lineRule="auto"/>
+        <w:rPr>
+          <w:rFonts w:ascii="Times New Roman" w:eastAsia="Times New Roman" w:hAnsi="Times New Roman" w:cs="Times New Roman"/>
+          <w:sz w:val="24"/>
+          <w:szCs w:val="24"/>
+          <w:lang w:eastAsia="en-IN"/>
+        </w:rPr>
+      </w:pPr>
+      <w:r>
+        <w:rPr>
+          <w:rFonts w:ascii="Times New Roman" w:eastAsia="Times New Roman" w:hAnsi="Times New Roman" w:cs="Times New Roman"/>
+          <w:sz w:val="24"/>
+          <w:szCs w:val="24"/>
+          <w:lang w:eastAsia="en-IN"/>
+        </w:rPr>
+        <w:t xml:space="preserve">Swap largest and smallest element </w:t>
+      </w:r>
+    </w:p>
+    <w:p>
+      <w:pPr>
+        <w:numPr>
+          <w:ilvl w:val="0"/>
+          <w:numId w:val="11"/>
+        </w:numPr>
+        <w:spacing w:before="100" w:beforeAutospacing="1" w:after="100" w:afterAutospacing="1" w:line="240" w:lineRule="auto"/>
+        <w:rPr>
+          <w:rFonts w:ascii="Times New Roman" w:eastAsia="Times New Roman" w:hAnsi="Times New Roman" w:cs="Times New Roman"/>
+          <w:sz w:val="24"/>
+          <w:szCs w:val="24"/>
+          <w:lang w:eastAsia="en-IN"/>
+        </w:rPr>
+      </w:pPr>
+      <w:r>
+        <w:rPr>
+          <w:rFonts w:ascii="Times New Roman" w:eastAsia="Times New Roman" w:hAnsi="Times New Roman" w:cs="Times New Roman"/>
+          <w:sz w:val="24"/>
+          <w:szCs w:val="24"/>
+          <w:lang w:eastAsia="en-IN"/>
+        </w:rPr>
+        <w:t xml:space="preserve">Move all negative numbers to front </w:t>
+      </w:r>
+    </w:p>
+    <w:p>
+      <w:pPr>
+        <w:numPr>
+          <w:ilvl w:val="0"/>
+          <w:numId w:val="11"/>
+        </w:numPr>
+        <w:spacing w:before="100" w:beforeAutospacing="1" w:after="100" w:afterAutospacing="1" w:line="240" w:lineRule="auto"/>
+        <w:rPr>
+          <w:rFonts w:ascii="Times New Roman" w:eastAsia="Times New Roman" w:hAnsi="Times New Roman" w:cs="Times New Roman"/>
+          <w:sz w:val="24"/>
+          <w:szCs w:val="24"/>
+          <w:lang w:eastAsia="en-IN"/>
+        </w:rPr>
+      </w:pPr>
+      <w:r>
+        <w:rPr>
+          <w:rFonts w:ascii="Times New Roman" w:eastAsia="Times New Roman" w:hAnsi="Times New Roman" w:cs="Times New Roman"/>
+          <w:sz w:val="24"/>
+          <w:szCs w:val="24"/>
+          <w:lang w:eastAsia="en-IN"/>
+        </w:rPr>
+        <w:t xml:space="preserve">Move all positive numbers to end </w:t>
+      </w:r>
+    </w:p>
+    <w:p>
+      <w:pPr>
+        <w:numPr>
+          <w:ilvl w:val="0"/>
+          <w:numId w:val="11"/>
+        </w:numPr>
+        <w:spacing w:before="100" w:beforeAutospacing="1" w:after="100" w:afterAutospacing="1" w:line="240" w:lineRule="auto"/>
+        <w:rPr>
+          <w:rFonts w:ascii="Times New Roman" w:eastAsia="Times New Roman" w:hAnsi="Times New Roman" w:cs="Times New Roman"/>
+          <w:sz w:val="24"/>
+          <w:szCs w:val="24"/>
+          <w:lang w:eastAsia="en-IN"/>
+        </w:rPr>
+      </w:pPr>
+      <w:r>
+        <w:rPr>
+          <w:rFonts w:ascii="Times New Roman" w:eastAsia="Times New Roman" w:hAnsi="Times New Roman" w:cs="Times New Roman"/>
+          <w:sz w:val="24"/>
+          <w:szCs w:val="24"/>
+          <w:lang w:eastAsia="en-IN"/>
+        </w:rPr>
+        <w:t xml:space="preserve">Arrange odd first then even </w:t>
+      </w:r>
+    </w:p>
+    <w:p>
+      <w:pPr>
+        <w:numPr>
+          <w:ilvl w:val="0"/>
+          <w:numId w:val="11"/>
+        </w:numPr>
+        <w:spacing w:before="100" w:beforeAutospacing="1" w:after="100" w:afterAutospacing="1" w:line="240" w:lineRule="auto"/>
+        <w:rPr>
+          <w:rFonts w:ascii="Times New Roman" w:eastAsia="Times New Roman" w:hAnsi="Times New Roman" w:cs="Times New Roman"/>
+          <w:sz w:val="24"/>
+          <w:szCs w:val="24"/>
+          <w:lang w:eastAsia="en-IN"/>
+        </w:rPr>
+      </w:pPr>
+      <w:r>
+        <w:rPr>
+          <w:rFonts w:ascii="Times New Roman" w:eastAsia="Times New Roman" w:hAnsi="Times New Roman" w:cs="Times New Roman"/>
+          <w:sz w:val="24"/>
+          <w:szCs w:val="24"/>
+          <w:lang w:eastAsia="en-IN"/>
+        </w:rPr>
+        <w:t xml:space="preserve">Sort list in descending order (without sort) </w:t>
+      </w:r>
+    </w:p>
+    <w:p>
+      <w:pPr>
+        <w:numPr>
+          <w:ilvl w:val="0"/>
+          <w:numId w:val="11"/>
+        </w:numPr>
+        <w:spacing w:before="100" w:beforeAutospacing="1" w:after="100" w:afterAutospacing="1" w:line="240" w:lineRule="auto"/>
+        <w:rPr>
+          <w:rFonts w:ascii="Times New Roman" w:eastAsia="Times New Roman" w:hAnsi="Times New Roman" w:cs="Times New Roman"/>
+          <w:sz w:val="24"/>
+          <w:szCs w:val="24"/>
+          <w:lang w:eastAsia="en-IN"/>
+        </w:rPr>
+      </w:pPr>
+      <w:r>
+        <w:rPr>
+          <w:rFonts w:ascii="Times New Roman" w:eastAsia="Times New Roman" w:hAnsi="Times New Roman" w:cs="Times New Roman"/>
+          <w:sz w:val="24"/>
+          <w:szCs w:val="24"/>
+          <w:lang w:eastAsia="en-IN"/>
+        </w:rPr>
+        <w:t xml:space="preserve">Concatenate two lists </w:t>
+      </w:r>
+    </w:p>
+    <w:p>
+      <w:pPr>
+        <w:numPr>
+          <w:ilvl w:val="0"/>
+          <w:numId w:val="11"/>
+        </w:numPr>
+        <w:spacing w:before="100" w:beforeAutospacing="1" w:after="100" w:afterAutospacing="1" w:line="240" w:lineRule="auto"/>
+        <w:rPr>
+          <w:rFonts w:ascii="Times New Roman" w:eastAsia="Times New Roman" w:hAnsi="Times New Roman" w:cs="Times New Roman"/>
+          <w:sz w:val="24"/>
+          <w:szCs w:val="24"/>
+          <w:lang w:eastAsia="en-IN"/>
+        </w:rPr>
+      </w:pPr>
+      <w:r>
+        <w:rPr>
+          <w:rFonts w:ascii="Times New Roman" w:eastAsia="Times New Roman" w:hAnsi="Times New Roman" w:cs="Times New Roman"/>
+          <w:sz w:val="24"/>
+          <w:szCs w:val="24"/>
+          <w:lang w:eastAsia="en-IN"/>
+        </w:rPr>
+        <w:t xml:space="preserve">Find union of two lists </w:t>
+      </w:r>
+    </w:p>
+    <w:p>
+      <w:pPr>
+        <w:spacing w:after="0" w:line="240" w:lineRule="auto"/>
+        <w:rPr>
+          <w:rFonts w:ascii="Times New Roman" w:eastAsia="Times New Roman" w:hAnsi="Times New Roman" w:cs="Times New Roman"/>
+          <w:sz w:val="24"/>
+          <w:szCs w:val="24"/>
+          <w:lang w:eastAsia="en-IN"/>
+        </w:rPr>
+      </w:pPr>
+      <w:r>
+        <w:rPr>
+          <w:rFonts w:ascii="Times New Roman" w:eastAsia="Times New Roman" w:hAnsi="Times New Roman" w:cs="Times New Roman"/>
+          <w:sz w:val="24"/>
+          <w:szCs w:val="24"/>
+          <w:lang w:eastAsia="en-IN"/>
+        </w:rPr>
+        <w:pict w14:anchorId="79E71213">
+          <v:rect id="_x0000_i1034" style="width:0;height:1.5pt" o:hralign="center" o:hrstd="t" o:hr="t" fillcolor="#a0a0a0" stroked="f"/>
+        </w:pict>
+      </w:r>
+    </w:p>
+    <w:p>
+      <w:pPr>
+        <w:spacing w:before="100" w:beforeAutospacing="1" w:after="100" w:afterAutospacing="1" w:line="240" w:lineRule="auto"/>
+        <w:outlineLvl w:val="0"/>
+        <w:rPr>
+          <w:rFonts w:ascii="Times New Roman" w:eastAsia="Times New Roman" w:hAnsi="Times New Roman" w:cs="Times New Roman"/>
+          <w:b/>
+          <w:bCs/>
+          <w:kern w:val="36"/>
+          <w:sz w:val="48"/>
+          <w:szCs w:val="48"/>
+          <w:lang w:eastAsia="en-IN"/>
+        </w:rPr>
+      </w:pPr>
+      <w:r>
+        <w:rPr>
+          <w:rFonts w:ascii="Segoe UI Emoji" w:eastAsia="Times New Roman" w:hAnsi="Segoe UI Emoji" w:cs="Segoe UI Emoji"/>
+          <w:b/>
+          <w:bCs/>
+          <w:kern w:val="36"/>
+          <w:sz w:val="48"/>
+          <w:szCs w:val="48"/>
+          <w:lang w:eastAsia="en-IN"/>
+        </w:rPr>
+        <w:t>🧠</w:t>
+      </w:r>
+      <w:r>
+        <w:rPr>
+          <w:rFonts w:ascii="Times New Roman" w:eastAsia="Times New Roman" w:hAnsi="Times New Roman" w:cs="Times New Roman"/>
+          <w:b/>
+          <w:bCs/>
+          <w:kern w:val="36"/>
+          <w:sz w:val="48"/>
+          <w:szCs w:val="48"/>
+          <w:lang w:eastAsia="en-IN"/>
+        </w:rPr>
+        <w:t xml:space="preserve"> SECTION 6: Logic Building (10)</w:t>
+      </w:r>
+    </w:p>
+    <w:p>
+      <w:pPr>
+        <w:numPr>
+          <w:ilvl w:val="0"/>
+          <w:numId w:val="12"/>
+        </w:numPr>
+        <w:spacing w:before="100" w:beforeAutospacing="1" w:after="100" w:afterAutospacing="1" w:line="240" w:lineRule="auto"/>
+        <w:rPr>
+          <w:rFonts w:ascii="Times New Roman" w:eastAsia="Times New Roman" w:hAnsi="Times New Roman" w:cs="Times New Roman"/>
+          <w:sz w:val="24"/>
+          <w:szCs w:val="24"/>
+          <w:lang w:eastAsia="en-IN"/>
+        </w:rPr>
+      </w:pPr>
+      <w:r>
+        <w:rPr>
+          <w:rFonts w:ascii="Times New Roman" w:eastAsia="Times New Roman" w:hAnsi="Times New Roman" w:cs="Times New Roman"/>
+          <w:sz w:val="24"/>
+          <w:szCs w:val="24"/>
+          <w:lang w:eastAsia="en-IN"/>
+        </w:rPr>
+        <w:t xml:space="preserve">Check if all elements are same </w:t>
+      </w:r>
+    </w:p>
+    <w:p>
+      <w:pPr>
+        <w:numPr>
+          <w:ilvl w:val="0"/>
+          <w:numId w:val="12"/>
+        </w:numPr>
+        <w:spacing w:before="100" w:beforeAutospacing="1" w:after="100" w:afterAutospacing="1" w:line="240" w:lineRule="auto"/>
+        <w:rPr>
+          <w:rFonts w:ascii="Times New Roman" w:eastAsia="Times New Roman" w:hAnsi="Times New Roman" w:cs="Times New Roman"/>
+          <w:sz w:val="24"/>
+          <w:szCs w:val="24"/>
+          <w:lang w:eastAsia="en-IN"/>
+        </w:rPr>
+      </w:pPr>
+      <w:r>
+        <w:rPr>
+          <w:rFonts w:ascii="Times New Roman" w:eastAsia="Times New Roman" w:hAnsi="Times New Roman" w:cs="Times New Roman"/>
+          <w:sz w:val="24"/>
+          <w:szCs w:val="24"/>
+          <w:lang w:eastAsia="en-IN"/>
+        </w:rPr>
+        <w:t xml:space="preserve">Check if list is strictly increasing </w:t>
+      </w:r>
+    </w:p>
+    <w:p>
+      <w:pPr>
+        <w:numPr>
+          <w:ilvl w:val="0"/>
+          <w:numId w:val="12"/>
+        </w:numPr>
+        <w:spacing w:before="100" w:beforeAutospacing="1" w:after="100" w:afterAutospacing="1" w:line="240" w:lineRule="auto"/>
+        <w:rPr>
+          <w:rFonts w:ascii="Times New Roman" w:eastAsia="Times New Roman" w:hAnsi="Times New Roman" w:cs="Times New Roman"/>
+          <w:sz w:val="24"/>
+          <w:szCs w:val="24"/>
+          <w:lang w:eastAsia="en-IN"/>
+        </w:rPr>
+      </w:pPr>
+      <w:r>
+        <w:rPr>
+          <w:rFonts w:ascii="Times New Roman" w:eastAsia="Times New Roman" w:hAnsi="Times New Roman" w:cs="Times New Roman"/>
+          <w:sz w:val="24"/>
+          <w:szCs w:val="24"/>
+          <w:lang w:eastAsia="en-IN"/>
+        </w:rPr>
+        <w:t xml:space="preserve">Check if list is strictly decreasing </w:t>
+      </w:r>
+    </w:p>
+    <w:p>
+      <w:pPr>
+        <w:numPr>
+          <w:ilvl w:val="0"/>
+          <w:numId w:val="12"/>
+        </w:numPr>
+        <w:spacing w:before="100" w:beforeAutospacing="1" w:after="100" w:afterAutospacing="1" w:line="240" w:lineRule="auto"/>
+        <w:rPr>
+          <w:rFonts w:ascii="Times New Roman" w:eastAsia="Times New Roman" w:hAnsi="Times New Roman" w:cs="Times New Roman"/>
+          <w:sz w:val="24"/>
+          <w:szCs w:val="24"/>
+          <w:lang w:eastAsia="en-IN"/>
+        </w:rPr>
+      </w:pPr>
+      <w:r>
+        <w:rPr>
+          <w:rFonts w:ascii="Times New Roman" w:eastAsia="Times New Roman" w:hAnsi="Times New Roman" w:cs="Times New Roman"/>
+          <w:sz w:val="24"/>
+          <w:szCs w:val="24"/>
+          <w:lang w:eastAsia="en-IN"/>
+        </w:rPr>
+        <w:t xml:space="preserve">Find pair with maximum sum </w:t>
+      </w:r>
+    </w:p>
+    <w:p>
+      <w:pPr>
+        <w:numPr>
+          <w:ilvl w:val="0"/>
+          <w:numId w:val="12"/>
+        </w:numPr>
+        <w:spacing w:before="100" w:beforeAutospacing="1" w:after="100" w:afterAutospacing="1" w:line="240" w:lineRule="auto"/>
+        <w:rPr>
+          <w:rFonts w:ascii="Times New Roman" w:eastAsia="Times New Roman" w:hAnsi="Times New Roman" w:cs="Times New Roman"/>
+          <w:sz w:val="24"/>
+          <w:szCs w:val="24"/>
+          <w:lang w:eastAsia="en-IN"/>
+        </w:rPr>
+      </w:pPr>
+      <w:r>
+        <w:rPr>
+          <w:rFonts w:ascii="Times New Roman" w:eastAsia="Times New Roman" w:hAnsi="Times New Roman" w:cs="Times New Roman"/>
+          <w:sz w:val="24"/>
+          <w:szCs w:val="24"/>
+          <w:lang w:eastAsia="en-IN"/>
+        </w:rPr>
+        <w:t xml:space="preserve">Find pair with minimum sum </w:t>
+      </w:r>
+    </w:p>
+    <w:p>
+      <w:pPr>
+        <w:numPr>
+          <w:ilvl w:val="0"/>
+          <w:numId w:val="12"/>
+        </w:numPr>
+        <w:spacing w:before="100" w:beforeAutospacing="1" w:after="100" w:afterAutospacing="1" w:line="240" w:lineRule="auto"/>
+        <w:rPr>
+          <w:rFonts w:ascii="Times New Roman" w:eastAsia="Times New Roman" w:hAnsi="Times New Roman" w:cs="Times New Roman"/>
+          <w:sz w:val="24"/>
+          <w:szCs w:val="24"/>
+          <w:lang w:eastAsia="en-IN"/>
+        </w:rPr>
+      </w:pPr>
+      <w:r>
+        <w:rPr>
+          <w:rFonts w:ascii="Times New Roman" w:eastAsia="Times New Roman" w:hAnsi="Times New Roman" w:cs="Times New Roman"/>
+          <w:sz w:val="24"/>
+          <w:szCs w:val="24"/>
+          <w:lang w:eastAsia="en-IN"/>
+        </w:rPr>
+        <w:t xml:space="preserve">Find longest consecutive sequence </w:t>
+      </w:r>
+    </w:p>
+    <w:p>
+      <w:pPr>
+        <w:numPr>
+          <w:ilvl w:val="0"/>
+          <w:numId w:val="12"/>
+        </w:numPr>
+        <w:spacing w:before="100" w:beforeAutospacing="1" w:after="100" w:afterAutospacing="1" w:line="240" w:lineRule="auto"/>
+        <w:rPr>
+          <w:rFonts w:ascii="Times New Roman" w:eastAsia="Times New Roman" w:hAnsi="Times New Roman" w:cs="Times New Roman"/>
+          <w:sz w:val="24"/>
+          <w:szCs w:val="24"/>
+          <w:lang w:eastAsia="en-IN"/>
+        </w:rPr>
+      </w:pPr>
+      <w:r>
+        <w:rPr>
+          <w:rFonts w:ascii="Times New Roman" w:eastAsia="Times New Roman" w:hAnsi="Times New Roman" w:cs="Times New Roman"/>
+          <w:sz w:val="24"/>
+          <w:szCs w:val="24"/>
+          <w:lang w:eastAsia="en-IN"/>
+        </w:rPr>
+        <w:t xml:space="preserve">Find longest repeating sequence </w:t>
+      </w:r>
+    </w:p>
+    <w:p>
+      <w:pPr>
+        <w:numPr>
+          <w:ilvl w:val="0"/>
+          <w:numId w:val="12"/>
+        </w:numPr>
+        <w:spacing w:before="100" w:beforeAutospacing="1" w:after="100" w:afterAutospacing="1" w:line="240" w:lineRule="auto"/>
+        <w:rPr>
+          <w:rFonts w:ascii="Times New Roman" w:eastAsia="Times New Roman" w:hAnsi="Times New Roman" w:cs="Times New Roman"/>
+          <w:sz w:val="24"/>
+          <w:szCs w:val="24"/>
+          <w:lang w:eastAsia="en-IN"/>
+        </w:rPr>
+      </w:pPr>
+      <w:r>
+        <w:rPr>
+          <w:rFonts w:ascii="Times New Roman" w:eastAsia="Times New Roman" w:hAnsi="Times New Roman" w:cs="Times New Roman"/>
+          <w:sz w:val="24"/>
+          <w:szCs w:val="24"/>
+          <w:lang w:eastAsia="en-IN"/>
+        </w:rPr>
+        <w:t xml:space="preserve">Replace element with next smaller element </w:t>
+      </w:r>
+    </w:p>
+    <w:p>
+      <w:pPr>
+        <w:numPr>
+          <w:ilvl w:val="0"/>
+          <w:numId w:val="12"/>
+        </w:numPr>
+        <w:spacing w:before="100" w:beforeAutospacing="1" w:after="100" w:afterAutospacing="1" w:line="240" w:lineRule="auto"/>
+        <w:rPr>
+          <w:rFonts w:ascii="Times New Roman" w:eastAsia="Times New Roman" w:hAnsi="Times New Roman" w:cs="Times New Roman"/>
+          <w:sz w:val="24"/>
+          <w:szCs w:val="24"/>
+          <w:lang w:eastAsia="en-IN"/>
+        </w:rPr>
+      </w:pPr>
+      <w:r>
+        <w:rPr>
+          <w:rFonts w:ascii="Times New Roman" w:eastAsia="Times New Roman" w:hAnsi="Times New Roman" w:cs="Times New Roman"/>
+          <w:sz w:val="24"/>
+          <w:szCs w:val="24"/>
+          <w:lang w:eastAsia="en-IN"/>
+        </w:rPr>
+        <w:t xml:space="preserve">Replace element with previous greater element </w:t>
+      </w:r>
+    </w:p>
+    <w:p>
+      <w:pPr>
+        <w:numPr>
+          <w:ilvl w:val="0"/>
+          <w:numId w:val="12"/>
+        </w:numPr>
+        <w:spacing w:before="100" w:beforeAutospacing="1" w:after="100" w:afterAutospacing="1" w:line="240" w:lineRule="auto"/>
+        <w:rPr>
+          <w:rFonts w:ascii="Times New Roman" w:eastAsia="Times New Roman" w:hAnsi="Times New Roman" w:cs="Times New Roman"/>
+          <w:sz w:val="24"/>
+          <w:szCs w:val="24"/>
+          <w:lang w:eastAsia="en-IN"/>
+        </w:rPr>
+      </w:pPr>
+      <w:r>
+        <w:rPr>
+          <w:rFonts w:ascii="Times New Roman" w:eastAsia="Times New Roman" w:hAnsi="Times New Roman" w:cs="Times New Roman"/>
+          <w:sz w:val="24"/>
+          <w:szCs w:val="24"/>
+          <w:lang w:eastAsia="en-IN"/>
+        </w:rPr>
+        <w:t xml:space="preserve">Find index where left product = right product </w:t>
+      </w:r>
+    </w:p>
+    <w:p>
+      <w:pPr>
+        <w:spacing w:before="100" w:beforeAutospacing="1" w:after="100" w:afterAutospacing="1" w:line="240" w:lineRule="auto"/>
+        <w:rPr>
+          <w:rFonts w:ascii="Times New Roman" w:eastAsia="Times New Roman" w:hAnsi="Times New Roman" w:cs="Times New Roman"/>
+          <w:sz w:val="24"/>
+          <w:szCs w:val="24"/>
+          <w:lang w:eastAsia="en-IN"/>
+        </w:rPr>
+      </w:pPr>
     </w:p>
     <w:p/>
     <w:sectPr>
@@ -1801,6 +3598,345 @@
 <file path=word/numbering.xml><?xml version="1.0" encoding="utf-8"?>
 <w:numbering xmlns:wpc="http://schemas.microsoft.com/office/word/2010/wordprocessingCanvas" xmlns:cx="http://schemas.microsoft.com/office/drawing/2014/chartex" xmlns:cx1="http://schemas.microsoft.com/office/drawing/2015/9/8/chartex" xmlns:cx2="http://schemas.microsoft.com/office/drawing/2015/10/21/chartex" xmlns:cx3="http://schemas.microsoft.com/office/drawing/2016/5/9/chartex" xmlns:cx4="http://schemas.microsoft.com/office/drawing/2016/5/10/chartex" xmlns:cx5="http://schemas.microsoft.com/office/drawing/2016/5/11/chartex" xmlns:cx6="http://schemas.microsoft.com/office/drawing/2016/5/12/chartex" xmlns:cx7="http://schemas.microsoft.com/office/drawing/2016/5/13/chartex" xmlns:cx8="http://schemas.microsoft.com/office/drawing/2016/5/14/chartex" xmlns:mc="http://schemas.openxmlformats.org/markup-compatibility/2006" xmlns:aink="http://schemas.microsoft.com/office/drawing/2016/ink" xmlns:am3d="http://schemas.microsoft.com/office/drawing/2017/model3d" xmlns:o="urn:schemas-microsoft-com:office:office" xmlns:oel="http://schemas.microsoft.com/office/2019/extlst" xmlns:r="http://schemas.openxmlformats.org/officeDocument/2006/relationships" xmlns:m="http://schemas.openxmlformats.org/officeDocument/2006/math" xmlns:v="urn:schemas-microsoft-com:vml" xmlns:wp14="http://schemas.microsoft.com/office/word/2010/wordprocessingDrawing" xmlns:wp="http://schemas.openxmlformats.org/drawingml/2006/wordprocessingDrawing" xmlns:w10="urn:schemas-microsoft-com:office:word" xmlns:w="http://schemas.openxmlformats.org/wordprocessingml/2006/main" xmlns:w14="http://schemas.microsoft.com/office/word/2010/wordml" xmlns:w15="http://schemas.microsoft.com/office/word/2012/wordml" xmlns:w16cex="http://schemas.microsoft.com/office/word/2018/wordml/cex" xmlns:w16cid="http://schemas.microsoft.com/office/word/2016/wordml/cid" xmlns:w16="http://schemas.microsoft.com/office/word/2018/wordml" xmlns:w16sdtdh="http://schemas.microsoft.com/office/word/2020/wordml/sdtdatahash" xmlns:w16se="http://schemas.microsoft.com/office/word/2015/wordml/symex" xmlns:wpg="http://schemas.microsoft.com/office/word/2010/wordprocessingGroup" xmlns:wpi="http://schemas.microsoft.com/office/word/2010/wordprocessingInk" xmlns:wne="http://schemas.microsoft.com/office/word/2006/wordml" xmlns:wps="http://schemas.microsoft.com/office/word/2010/wordprocessingShape" mc:Ignorable="w14 w15 w16se w16cid w16 w16cex w16sdtdh wp14">
   <w:abstractNum w:abstractNumId="0" w15:restartNumberingAfterBreak="0">
+    <w:nsid w:val="22C46298"/>
+    <w:multiLevelType w:val="multilevel"/>
+    <w:tmpl w:val="602000B4"/>
+    <w:lvl w:ilvl="0">
+      <w:start w:val="31"/>
+      <w:numFmt w:val="decimal"/>
+      <w:lvlText w:val="%1."/>
+      <w:lvlJc w:val="left"/>
+      <w:pPr>
+        <w:tabs>
+          <w:tab w:val="num" w:pos="720"/>
+        </w:tabs>
+        <w:ind w:left="720" w:hanging="360"/>
+      </w:pPr>
+    </w:lvl>
+    <w:lvl w:ilvl="1" w:tentative="1">
+      <w:start w:val="1"/>
+      <w:numFmt w:val="decimal"/>
+      <w:lvlText w:val="%2."/>
+      <w:lvlJc w:val="left"/>
+      <w:pPr>
+        <w:tabs>
+          <w:tab w:val="num" w:pos="1440"/>
+        </w:tabs>
+        <w:ind w:left="1440" w:hanging="360"/>
+      </w:pPr>
+    </w:lvl>
+    <w:lvl w:ilvl="2" w:tentative="1">
+      <w:start w:val="1"/>
+      <w:numFmt w:val="decimal"/>
+      <w:lvlText w:val="%3."/>
+      <w:lvlJc w:val="left"/>
+      <w:pPr>
+        <w:tabs>
+          <w:tab w:val="num" w:pos="2160"/>
+        </w:tabs>
+        <w:ind w:left="2160" w:hanging="360"/>
+      </w:pPr>
+    </w:lvl>
+    <w:lvl w:ilvl="3" w:tentative="1">
+      <w:start w:val="1"/>
+      <w:numFmt w:val="decimal"/>
+      <w:lvlText w:val="%4."/>
+      <w:lvlJc w:val="left"/>
+      <w:pPr>
+        <w:tabs>
+          <w:tab w:val="num" w:pos="2880"/>
+        </w:tabs>
+        <w:ind w:left="2880" w:hanging="360"/>
+      </w:pPr>
+    </w:lvl>
+    <w:lvl w:ilvl="4" w:tentative="1">
+      <w:start w:val="1"/>
+      <w:numFmt w:val="decimal"/>
+      <w:lvlText w:val="%5."/>
+      <w:lvlJc w:val="left"/>
+      <w:pPr>
+        <w:tabs>
+          <w:tab w:val="num" w:pos="3600"/>
+        </w:tabs>
+        <w:ind w:left="3600" w:hanging="360"/>
+      </w:pPr>
+    </w:lvl>
+    <w:lvl w:ilvl="5" w:tentative="1">
+      <w:start w:val="1"/>
+      <w:numFmt w:val="decimal"/>
+      <w:lvlText w:val="%6."/>
+      <w:lvlJc w:val="left"/>
+      <w:pPr>
+        <w:tabs>
+          <w:tab w:val="num" w:pos="4320"/>
+        </w:tabs>
+        <w:ind w:left="4320" w:hanging="360"/>
+      </w:pPr>
+    </w:lvl>
+    <w:lvl w:ilvl="6" w:tentative="1">
+      <w:start w:val="1"/>
+      <w:numFmt w:val="decimal"/>
+      <w:lvlText w:val="%7."/>
+      <w:lvlJc w:val="left"/>
+      <w:pPr>
+        <w:tabs>
+          <w:tab w:val="num" w:pos="5040"/>
+        </w:tabs>
+        <w:ind w:left="5040" w:hanging="360"/>
+      </w:pPr>
+    </w:lvl>
+    <w:lvl w:ilvl="7" w:tentative="1">
+      <w:start w:val="1"/>
+      <w:numFmt w:val="decimal"/>
+      <w:lvlText w:val="%8."/>
+      <w:lvlJc w:val="left"/>
+      <w:pPr>
+        <w:tabs>
+          <w:tab w:val="num" w:pos="5760"/>
+        </w:tabs>
+        <w:ind w:left="5760" w:hanging="360"/>
+      </w:pPr>
+    </w:lvl>
+    <w:lvl w:ilvl="8" w:tentative="1">
+      <w:start w:val="1"/>
+      <w:numFmt w:val="decimal"/>
+      <w:lvlText w:val="%9."/>
+      <w:lvlJc w:val="left"/>
+      <w:pPr>
+        <w:tabs>
+          <w:tab w:val="num" w:pos="6480"/>
+        </w:tabs>
+        <w:ind w:left="6480" w:hanging="360"/>
+      </w:pPr>
+    </w:lvl>
+  </w:abstractNum>
+  <w:abstractNum w:abstractNumId="1" w15:restartNumberingAfterBreak="0">
+    <w:nsid w:val="2B7200C1"/>
+    <w:multiLevelType w:val="multilevel"/>
+    <w:tmpl w:val="1C484E04"/>
+    <w:lvl w:ilvl="0">
+      <w:start w:val="51"/>
+      <w:numFmt w:val="decimal"/>
+      <w:lvlText w:val="%1."/>
+      <w:lvlJc w:val="left"/>
+      <w:pPr>
+        <w:tabs>
+          <w:tab w:val="num" w:pos="720"/>
+        </w:tabs>
+        <w:ind w:left="720" w:hanging="360"/>
+      </w:pPr>
+    </w:lvl>
+    <w:lvl w:ilvl="1" w:tentative="1">
+      <w:start w:val="1"/>
+      <w:numFmt w:val="decimal"/>
+      <w:lvlText w:val="%2."/>
+      <w:lvlJc w:val="left"/>
+      <w:pPr>
+        <w:tabs>
+          <w:tab w:val="num" w:pos="1440"/>
+        </w:tabs>
+        <w:ind w:left="1440" w:hanging="360"/>
+      </w:pPr>
+    </w:lvl>
+    <w:lvl w:ilvl="2" w:tentative="1">
+      <w:start w:val="1"/>
+      <w:numFmt w:val="decimal"/>
+      <w:lvlText w:val="%3."/>
+      <w:lvlJc w:val="left"/>
+      <w:pPr>
+        <w:tabs>
+          <w:tab w:val="num" w:pos="2160"/>
+        </w:tabs>
+        <w:ind w:left="2160" w:hanging="360"/>
+      </w:pPr>
+    </w:lvl>
+    <w:lvl w:ilvl="3" w:tentative="1">
+      <w:start w:val="1"/>
+      <w:numFmt w:val="decimal"/>
+      <w:lvlText w:val="%4."/>
+      <w:lvlJc w:val="left"/>
+      <w:pPr>
+        <w:tabs>
+          <w:tab w:val="num" w:pos="2880"/>
+        </w:tabs>
+        <w:ind w:left="2880" w:hanging="360"/>
+      </w:pPr>
+    </w:lvl>
+    <w:lvl w:ilvl="4" w:tentative="1">
+      <w:start w:val="1"/>
+      <w:numFmt w:val="decimal"/>
+      <w:lvlText w:val="%5."/>
+      <w:lvlJc w:val="left"/>
+      <w:pPr>
+        <w:tabs>
+          <w:tab w:val="num" w:pos="3600"/>
+        </w:tabs>
+        <w:ind w:left="3600" w:hanging="360"/>
+      </w:pPr>
+    </w:lvl>
+    <w:lvl w:ilvl="5" w:tentative="1">
+      <w:start w:val="1"/>
+      <w:numFmt w:val="decimal"/>
+      <w:lvlText w:val="%6."/>
+      <w:lvlJc w:val="left"/>
+      <w:pPr>
+        <w:tabs>
+          <w:tab w:val="num" w:pos="4320"/>
+        </w:tabs>
+        <w:ind w:left="4320" w:hanging="360"/>
+      </w:pPr>
+    </w:lvl>
+    <w:lvl w:ilvl="6" w:tentative="1">
+      <w:start w:val="1"/>
+      <w:numFmt w:val="decimal"/>
+      <w:lvlText w:val="%7."/>
+      <w:lvlJc w:val="left"/>
+      <w:pPr>
+        <w:tabs>
+          <w:tab w:val="num" w:pos="5040"/>
+        </w:tabs>
+        <w:ind w:left="5040" w:hanging="360"/>
+      </w:pPr>
+    </w:lvl>
+    <w:lvl w:ilvl="7" w:tentative="1">
+      <w:start w:val="1"/>
+      <w:numFmt w:val="decimal"/>
+      <w:lvlText w:val="%8."/>
+      <w:lvlJc w:val="left"/>
+      <w:pPr>
+        <w:tabs>
+          <w:tab w:val="num" w:pos="5760"/>
+        </w:tabs>
+        <w:ind w:left="5760" w:hanging="360"/>
+      </w:pPr>
+    </w:lvl>
+    <w:lvl w:ilvl="8" w:tentative="1">
+      <w:start w:val="1"/>
+      <w:numFmt w:val="decimal"/>
+      <w:lvlText w:val="%9."/>
+      <w:lvlJc w:val="left"/>
+      <w:pPr>
+        <w:tabs>
+          <w:tab w:val="num" w:pos="6480"/>
+        </w:tabs>
+        <w:ind w:left="6480" w:hanging="360"/>
+      </w:pPr>
+    </w:lvl>
+  </w:abstractNum>
+  <w:abstractNum w:abstractNumId="2" w15:restartNumberingAfterBreak="0">
+    <w:nsid w:val="31BD6030"/>
+    <w:multiLevelType w:val="multilevel"/>
+    <w:tmpl w:val="9CAC134A"/>
+    <w:lvl w:ilvl="0">
+      <w:start w:val="41"/>
+      <w:numFmt w:val="decimal"/>
+      <w:lvlText w:val="%1."/>
+      <w:lvlJc w:val="left"/>
+      <w:pPr>
+        <w:tabs>
+          <w:tab w:val="num" w:pos="720"/>
+        </w:tabs>
+        <w:ind w:left="720" w:hanging="360"/>
+      </w:pPr>
+    </w:lvl>
+    <w:lvl w:ilvl="1" w:tentative="1">
+      <w:start w:val="1"/>
+      <w:numFmt w:val="decimal"/>
+      <w:lvlText w:val="%2."/>
+      <w:lvlJc w:val="left"/>
+      <w:pPr>
+        <w:tabs>
+          <w:tab w:val="num" w:pos="1440"/>
+        </w:tabs>
+        <w:ind w:left="1440" w:hanging="360"/>
+      </w:pPr>
+    </w:lvl>
+    <w:lvl w:ilvl="2" w:tentative="1">
+      <w:start w:val="1"/>
+      <w:numFmt w:val="decimal"/>
+      <w:lvlText w:val="%3."/>
+      <w:lvlJc w:val="left"/>
+      <w:pPr>
+        <w:tabs>
+          <w:tab w:val="num" w:pos="2160"/>
+        </w:tabs>
+        <w:ind w:left="2160" w:hanging="360"/>
+      </w:pPr>
+    </w:lvl>
+    <w:lvl w:ilvl="3" w:tentative="1">
+      <w:start w:val="1"/>
+      <w:numFmt w:val="decimal"/>
+      <w:lvlText w:val="%4."/>
+      <w:lvlJc w:val="left"/>
+      <w:pPr>
+        <w:tabs>
+          <w:tab w:val="num" w:pos="2880"/>
+        </w:tabs>
+        <w:ind w:left="2880" w:hanging="360"/>
+      </w:pPr>
+    </w:lvl>
+    <w:lvl w:ilvl="4" w:tentative="1">
+      <w:start w:val="1"/>
+      <w:numFmt w:val="decimal"/>
+      <w:lvlText w:val="%5."/>
+      <w:lvlJc w:val="left"/>
+      <w:pPr>
+        <w:tabs>
+          <w:tab w:val="num" w:pos="3600"/>
+        </w:tabs>
+        <w:ind w:left="3600" w:hanging="360"/>
+      </w:pPr>
+    </w:lvl>
+    <w:lvl w:ilvl="5" w:tentative="1">
+      <w:start w:val="1"/>
+      <w:numFmt w:val="decimal"/>
+      <w:lvlText w:val="%6."/>
+      <w:lvlJc w:val="left"/>
+      <w:pPr>
+        <w:tabs>
+          <w:tab w:val="num" w:pos="4320"/>
+        </w:tabs>
+        <w:ind w:left="4320" w:hanging="360"/>
+      </w:pPr>
+    </w:lvl>
+    <w:lvl w:ilvl="6" w:tentative="1">
+      <w:start w:val="1"/>
+      <w:numFmt w:val="decimal"/>
+      <w:lvlText w:val="%7."/>
+      <w:lvlJc w:val="left"/>
+      <w:pPr>
+        <w:tabs>
+          <w:tab w:val="num" w:pos="5040"/>
+        </w:tabs>
+        <w:ind w:left="5040" w:hanging="360"/>
+      </w:pPr>
+    </w:lvl>
+    <w:lvl w:ilvl="7" w:tentative="1">
+      <w:start w:val="1"/>
+      <w:numFmt w:val="decimal"/>
+      <w:lvlText w:val="%8."/>
+      <w:lvlJc w:val="left"/>
+      <w:pPr>
+        <w:tabs>
+          <w:tab w:val="num" w:pos="5760"/>
+        </w:tabs>
+        <w:ind w:left="5760" w:hanging="360"/>
+      </w:pPr>
+    </w:lvl>
+    <w:lvl w:ilvl="8" w:tentative="1">
+      <w:start w:val="1"/>
+      <w:numFmt w:val="decimal"/>
+      <w:lvlText w:val="%9."/>
+      <w:lvlJc w:val="left"/>
+      <w:pPr>
+        <w:tabs>
+          <w:tab w:val="num" w:pos="6480"/>
+        </w:tabs>
+        <w:ind w:left="6480" w:hanging="360"/>
+      </w:pPr>
+    </w:lvl>
+  </w:abstractNum>
+  <w:abstractNum w:abstractNumId="3" w15:restartNumberingAfterBreak="0">
     <w:nsid w:val="37F32B7D"/>
     <w:multiLevelType w:val="multilevel"/>
     <w:tmpl w:val="07964106"/>
@@ -1913,7 +4049,120 @@
       </w:pPr>
     </w:lvl>
   </w:abstractNum>
-  <w:abstractNum w:abstractNumId="1" w15:restartNumberingAfterBreak="0">
+  <w:abstractNum w:abstractNumId="4" w15:restartNumberingAfterBreak="0">
+    <w:nsid w:val="441B748A"/>
+    <w:multiLevelType w:val="multilevel"/>
+    <w:tmpl w:val="5972D522"/>
+    <w:lvl w:ilvl="0">
+      <w:start w:val="11"/>
+      <w:numFmt w:val="decimal"/>
+      <w:lvlText w:val="%1."/>
+      <w:lvlJc w:val="left"/>
+      <w:pPr>
+        <w:tabs>
+          <w:tab w:val="num" w:pos="720"/>
+        </w:tabs>
+        <w:ind w:left="720" w:hanging="360"/>
+      </w:pPr>
+    </w:lvl>
+    <w:lvl w:ilvl="1" w:tentative="1">
+      <w:start w:val="1"/>
+      <w:numFmt w:val="decimal"/>
+      <w:lvlText w:val="%2."/>
+      <w:lvlJc w:val="left"/>
+      <w:pPr>
+        <w:tabs>
+          <w:tab w:val="num" w:pos="1440"/>
+        </w:tabs>
+        <w:ind w:left="1440" w:hanging="360"/>
+      </w:pPr>
+    </w:lvl>
+    <w:lvl w:ilvl="2" w:tentative="1">
+      <w:start w:val="1"/>
+      <w:numFmt w:val="decimal"/>
+      <w:lvlText w:val="%3."/>
+      <w:lvlJc w:val="left"/>
+      <w:pPr>
+        <w:tabs>
+          <w:tab w:val="num" w:pos="2160"/>
+        </w:tabs>
+        <w:ind w:left="2160" w:hanging="360"/>
+      </w:pPr>
+    </w:lvl>
+    <w:lvl w:ilvl="3" w:tentative="1">
+      <w:start w:val="1"/>
+      <w:numFmt w:val="decimal"/>
+      <w:lvlText w:val="%4."/>
+      <w:lvlJc w:val="left"/>
+      <w:pPr>
+        <w:tabs>
+          <w:tab w:val="num" w:pos="2880"/>
+        </w:tabs>
+        <w:ind w:left="2880" w:hanging="360"/>
+      </w:pPr>
+    </w:lvl>
+    <w:lvl w:ilvl="4" w:tentative="1">
+      <w:start w:val="1"/>
+      <w:numFmt w:val="decimal"/>
+      <w:lvlText w:val="%5."/>
+      <w:lvlJc w:val="left"/>
+      <w:pPr>
+        <w:tabs>
+          <w:tab w:val="num" w:pos="3600"/>
+        </w:tabs>
+        <w:ind w:left="3600" w:hanging="360"/>
+      </w:pPr>
+    </w:lvl>
+    <w:lvl w:ilvl="5" w:tentative="1">
+      <w:start w:val="1"/>
+      <w:numFmt w:val="decimal"/>
+      <w:lvlText w:val="%6."/>
+      <w:lvlJc w:val="left"/>
+      <w:pPr>
+        <w:tabs>
+          <w:tab w:val="num" w:pos="4320"/>
+        </w:tabs>
+        <w:ind w:left="4320" w:hanging="360"/>
+      </w:pPr>
+    </w:lvl>
+    <w:lvl w:ilvl="6" w:tentative="1">
+      <w:start w:val="1"/>
+      <w:numFmt w:val="decimal"/>
+      <w:lvlText w:val="%7."/>
+      <w:lvlJc w:val="left"/>
+      <w:pPr>
+        <w:tabs>
+          <w:tab w:val="num" w:pos="5040"/>
+        </w:tabs>
+        <w:ind w:left="5040" w:hanging="360"/>
+      </w:pPr>
+    </w:lvl>
+    <w:lvl w:ilvl="7" w:tentative="1">
+      <w:start w:val="1"/>
+      <w:numFmt w:val="decimal"/>
+      <w:lvlText w:val="%8."/>
+      <w:lvlJc w:val="left"/>
+      <w:pPr>
+        <w:tabs>
+          <w:tab w:val="num" w:pos="5760"/>
+        </w:tabs>
+        <w:ind w:left="5760" w:hanging="360"/>
+      </w:pPr>
+    </w:lvl>
+    <w:lvl w:ilvl="8" w:tentative="1">
+      <w:start w:val="1"/>
+      <w:numFmt w:val="decimal"/>
+      <w:lvlText w:val="%9."/>
+      <w:lvlJc w:val="left"/>
+      <w:pPr>
+        <w:tabs>
+          <w:tab w:val="num" w:pos="6480"/>
+        </w:tabs>
+        <w:ind w:left="6480" w:hanging="360"/>
+      </w:pPr>
+    </w:lvl>
+  </w:abstractNum>
+  <w:abstractNum w:abstractNumId="5" w15:restartNumberingAfterBreak="0">
     <w:nsid w:val="47177CAE"/>
     <w:multiLevelType w:val="multilevel"/>
     <w:tmpl w:val="FA726AD2"/>
@@ -2026,7 +4275,7 @@
       </w:pPr>
     </w:lvl>
   </w:abstractNum>
-  <w:abstractNum w:abstractNumId="2" w15:restartNumberingAfterBreak="0">
+  <w:abstractNum w:abstractNumId="6" w15:restartNumberingAfterBreak="0">
     <w:nsid w:val="4CD43958"/>
     <w:multiLevelType w:val="multilevel"/>
     <w:tmpl w:val="504CCF98"/>
@@ -2139,7 +4388,7 @@
       </w:pPr>
     </w:lvl>
   </w:abstractNum>
-  <w:abstractNum w:abstractNumId="3" w15:restartNumberingAfterBreak="0">
+  <w:abstractNum w:abstractNumId="7" w15:restartNumberingAfterBreak="0">
     <w:nsid w:val="4F506DC9"/>
     <w:multiLevelType w:val="multilevel"/>
     <w:tmpl w:val="F85ECA2C"/>
@@ -2252,7 +4501,7 @@
       </w:pPr>
     </w:lvl>
   </w:abstractNum>
-  <w:abstractNum w:abstractNumId="4" w15:restartNumberingAfterBreak="0">
+  <w:abstractNum w:abstractNumId="8" w15:restartNumberingAfterBreak="0">
     <w:nsid w:val="57150D4C"/>
     <w:multiLevelType w:val="multilevel"/>
     <w:tmpl w:val="7D7C7D28"/>
@@ -2365,7 +4614,7 @@
       </w:pPr>
     </w:lvl>
   </w:abstractNum>
-  <w:abstractNum w:abstractNumId="5" w15:restartNumberingAfterBreak="0">
+  <w:abstractNum w:abstractNumId="9" w15:restartNumberingAfterBreak="0">
     <w:nsid w:val="671A2D3C"/>
     <w:multiLevelType w:val="multilevel"/>
     <w:tmpl w:val="08CCF390"/>
@@ -2478,23 +4727,267 @@
       </w:pPr>
     </w:lvl>
   </w:abstractNum>
+  <w:abstractNum w:abstractNumId="10" w15:restartNumberingAfterBreak="0">
+    <w:nsid w:val="7113410A"/>
+    <w:multiLevelType w:val="multilevel"/>
+    <w:tmpl w:val="DE1A1D10"/>
+    <w:lvl w:ilvl="0">
+      <w:start w:val="21"/>
+      <w:numFmt w:val="decimal"/>
+      <w:lvlText w:val="%1."/>
+      <w:lvlJc w:val="left"/>
+      <w:pPr>
+        <w:tabs>
+          <w:tab w:val="num" w:pos="720"/>
+        </w:tabs>
+        <w:ind w:left="720" w:hanging="360"/>
+      </w:pPr>
+    </w:lvl>
+    <w:lvl w:ilvl="1" w:tentative="1">
+      <w:start w:val="1"/>
+      <w:numFmt w:val="decimal"/>
+      <w:lvlText w:val="%2."/>
+      <w:lvlJc w:val="left"/>
+      <w:pPr>
+        <w:tabs>
+          <w:tab w:val="num" w:pos="1440"/>
+        </w:tabs>
+        <w:ind w:left="1440" w:hanging="360"/>
+      </w:pPr>
+    </w:lvl>
+    <w:lvl w:ilvl="2" w:tentative="1">
+      <w:start w:val="1"/>
+      <w:numFmt w:val="decimal"/>
+      <w:lvlText w:val="%3."/>
+      <w:lvlJc w:val="left"/>
+      <w:pPr>
+        <w:tabs>
+          <w:tab w:val="num" w:pos="2160"/>
+        </w:tabs>
+        <w:ind w:left="2160" w:hanging="360"/>
+      </w:pPr>
+    </w:lvl>
+    <w:lvl w:ilvl="3" w:tentative="1">
+      <w:start w:val="1"/>
+      <w:numFmt w:val="decimal"/>
+      <w:lvlText w:val="%4."/>
+      <w:lvlJc w:val="left"/>
+      <w:pPr>
+        <w:tabs>
+          <w:tab w:val="num" w:pos="2880"/>
+        </w:tabs>
+        <w:ind w:left="2880" w:hanging="360"/>
+      </w:pPr>
+    </w:lvl>
+    <w:lvl w:ilvl="4" w:tentative="1">
+      <w:start w:val="1"/>
+      <w:numFmt w:val="decimal"/>
+      <w:lvlText w:val="%5."/>
+      <w:lvlJc w:val="left"/>
+      <w:pPr>
+        <w:tabs>
+          <w:tab w:val="num" w:pos="3600"/>
+        </w:tabs>
+        <w:ind w:left="3600" w:hanging="360"/>
+      </w:pPr>
+    </w:lvl>
+    <w:lvl w:ilvl="5" w:tentative="1">
+      <w:start w:val="1"/>
+      <w:numFmt w:val="decimal"/>
+      <w:lvlText w:val="%6."/>
+      <w:lvlJc w:val="left"/>
+      <w:pPr>
+        <w:tabs>
+          <w:tab w:val="num" w:pos="4320"/>
+        </w:tabs>
+        <w:ind w:left="4320" w:hanging="360"/>
+      </w:pPr>
+    </w:lvl>
+    <w:lvl w:ilvl="6" w:tentative="1">
+      <w:start w:val="1"/>
+      <w:numFmt w:val="decimal"/>
+      <w:lvlText w:val="%7."/>
+      <w:lvlJc w:val="left"/>
+      <w:pPr>
+        <w:tabs>
+          <w:tab w:val="num" w:pos="5040"/>
+        </w:tabs>
+        <w:ind w:left="5040" w:hanging="360"/>
+      </w:pPr>
+    </w:lvl>
+    <w:lvl w:ilvl="7" w:tentative="1">
+      <w:start w:val="1"/>
+      <w:numFmt w:val="decimal"/>
+      <w:lvlText w:val="%8."/>
+      <w:lvlJc w:val="left"/>
+      <w:pPr>
+        <w:tabs>
+          <w:tab w:val="num" w:pos="5760"/>
+        </w:tabs>
+        <w:ind w:left="5760" w:hanging="360"/>
+      </w:pPr>
+    </w:lvl>
+    <w:lvl w:ilvl="8" w:tentative="1">
+      <w:start w:val="1"/>
+      <w:numFmt w:val="decimal"/>
+      <w:lvlText w:val="%9."/>
+      <w:lvlJc w:val="left"/>
+      <w:pPr>
+        <w:tabs>
+          <w:tab w:val="num" w:pos="6480"/>
+        </w:tabs>
+        <w:ind w:left="6480" w:hanging="360"/>
+      </w:pPr>
+    </w:lvl>
+  </w:abstractNum>
+  <w:abstractNum w:abstractNumId="11" w15:restartNumberingAfterBreak="0">
+    <w:nsid w:val="75AB7240"/>
+    <w:multiLevelType w:val="multilevel"/>
+    <w:tmpl w:val="A36E4B52"/>
+    <w:lvl w:ilvl="0">
+      <w:start w:val="1"/>
+      <w:numFmt w:val="decimal"/>
+      <w:lvlText w:val="%1."/>
+      <w:lvlJc w:val="left"/>
+      <w:pPr>
+        <w:tabs>
+          <w:tab w:val="num" w:pos="720"/>
+        </w:tabs>
+        <w:ind w:left="720" w:hanging="360"/>
+      </w:pPr>
+    </w:lvl>
+    <w:lvl w:ilvl="1" w:tentative="1">
+      <w:start w:val="1"/>
+      <w:numFmt w:val="decimal"/>
+      <w:lvlText w:val="%2."/>
+      <w:lvlJc w:val="left"/>
+      <w:pPr>
+        <w:tabs>
+          <w:tab w:val="num" w:pos="1440"/>
+        </w:tabs>
+        <w:ind w:left="1440" w:hanging="360"/>
+      </w:pPr>
+    </w:lvl>
+    <w:lvl w:ilvl="2" w:tentative="1">
+      <w:start w:val="1"/>
+      <w:numFmt w:val="decimal"/>
+      <w:lvlText w:val="%3."/>
+      <w:lvlJc w:val="left"/>
+      <w:pPr>
+        <w:tabs>
+          <w:tab w:val="num" w:pos="2160"/>
+        </w:tabs>
+        <w:ind w:left="2160" w:hanging="360"/>
+      </w:pPr>
+    </w:lvl>
+    <w:lvl w:ilvl="3" w:tentative="1">
+      <w:start w:val="1"/>
+      <w:numFmt w:val="decimal"/>
+      <w:lvlText w:val="%4."/>
+      <w:lvlJc w:val="left"/>
+      <w:pPr>
+        <w:tabs>
+          <w:tab w:val="num" w:pos="2880"/>
+        </w:tabs>
+        <w:ind w:left="2880" w:hanging="360"/>
+      </w:pPr>
+    </w:lvl>
+    <w:lvl w:ilvl="4" w:tentative="1">
+      <w:start w:val="1"/>
+      <w:numFmt w:val="decimal"/>
+      <w:lvlText w:val="%5."/>
+      <w:lvlJc w:val="left"/>
+      <w:pPr>
+        <w:tabs>
+          <w:tab w:val="num" w:pos="3600"/>
+        </w:tabs>
+        <w:ind w:left="3600" w:hanging="360"/>
+      </w:pPr>
+    </w:lvl>
+    <w:lvl w:ilvl="5" w:tentative="1">
+      <w:start w:val="1"/>
+      <w:numFmt w:val="decimal"/>
+      <w:lvlText w:val="%6."/>
+      <w:lvlJc w:val="left"/>
+      <w:pPr>
+        <w:tabs>
+          <w:tab w:val="num" w:pos="4320"/>
+        </w:tabs>
+        <w:ind w:left="4320" w:hanging="360"/>
+      </w:pPr>
+    </w:lvl>
+    <w:lvl w:ilvl="6" w:tentative="1">
+      <w:start w:val="1"/>
+      <w:numFmt w:val="decimal"/>
+      <w:lvlText w:val="%7."/>
+      <w:lvlJc w:val="left"/>
+      <w:pPr>
+        <w:tabs>
+          <w:tab w:val="num" w:pos="5040"/>
+        </w:tabs>
+        <w:ind w:left="5040" w:hanging="360"/>
+      </w:pPr>
+    </w:lvl>
+    <w:lvl w:ilvl="7" w:tentative="1">
+      <w:start w:val="1"/>
+      <w:numFmt w:val="decimal"/>
+      <w:lvlText w:val="%8."/>
+      <w:lvlJc w:val="left"/>
+      <w:pPr>
+        <w:tabs>
+          <w:tab w:val="num" w:pos="5760"/>
+        </w:tabs>
+        <w:ind w:left="5760" w:hanging="360"/>
+      </w:pPr>
+    </w:lvl>
+    <w:lvl w:ilvl="8" w:tentative="1">
+      <w:start w:val="1"/>
+      <w:numFmt w:val="decimal"/>
+      <w:lvlText w:val="%9."/>
+      <w:lvlJc w:val="left"/>
+      <w:pPr>
+        <w:tabs>
+          <w:tab w:val="num" w:pos="6480"/>
+        </w:tabs>
+        <w:ind w:left="6480" w:hanging="360"/>
+      </w:pPr>
+    </w:lvl>
+  </w:abstractNum>
   <w:num w:numId="1" w16cid:durableId="1588339734">
+    <w:abstractNumId w:val="8"/>
+  </w:num>
+  <w:num w:numId="2" w16cid:durableId="692658137">
+    <w:abstractNumId w:val="7"/>
+  </w:num>
+  <w:num w:numId="3" w16cid:durableId="12341963">
+    <w:abstractNumId w:val="9"/>
+  </w:num>
+  <w:num w:numId="4" w16cid:durableId="119764994">
+    <w:abstractNumId w:val="5"/>
+  </w:num>
+  <w:num w:numId="5" w16cid:durableId="1023359414">
+    <w:abstractNumId w:val="6"/>
+  </w:num>
+  <w:num w:numId="6" w16cid:durableId="889147386">
+    <w:abstractNumId w:val="3"/>
+  </w:num>
+  <w:num w:numId="7" w16cid:durableId="1634021261">
+    <w:abstractNumId w:val="11"/>
+  </w:num>
+  <w:num w:numId="8" w16cid:durableId="1786463881">
     <w:abstractNumId w:val="4"/>
   </w:num>
-  <w:num w:numId="2" w16cid:durableId="692658137">
-    <w:abstractNumId w:val="3"/>
+  <w:num w:numId="9" w16cid:durableId="1189492275">
+    <w:abstractNumId w:val="10"/>
   </w:num>
-  <w:num w:numId="3" w16cid:durableId="12341963">
-    <w:abstractNumId w:val="5"/>
+  <w:num w:numId="10" w16cid:durableId="241372221">
+    <w:abstractNumId w:val="0"/>
   </w:num>
-  <w:num w:numId="4" w16cid:durableId="119764994">
-    <w:abstractNumId w:val="1"/>
-  </w:num>
-  <w:num w:numId="5" w16cid:durableId="1023359414">
+  <w:num w:numId="11" w16cid:durableId="820971072">
     <w:abstractNumId w:val="2"/>
   </w:num>
-  <w:num w:numId="6" w16cid:durableId="889147386">
-    <w:abstractNumId w:val="0"/>
+  <w:num w:numId="12" w16cid:durableId="2063751056">
+    <w:abstractNumId w:val="1"/>
   </w:num>
 </w:numbering>
 </file>

--- a/list ques.docx
+++ b/list ques.docx
@@ -3583,6 +3583,1491 @@
           <w:lang w:eastAsia="en-IN"/>
         </w:rPr>
       </w:pPr>
+    </w:p>
+    <w:p>
+      <w:pPr>
+        <w:spacing w:before="100" w:beforeAutospacing="1" w:after="100" w:afterAutospacing="1" w:line="240" w:lineRule="auto"/>
+        <w:outlineLvl w:val="0"/>
+        <w:rPr>
+          <w:rFonts w:ascii="Times New Roman" w:eastAsia="Times New Roman" w:hAnsi="Times New Roman" w:cs="Times New Roman"/>
+          <w:b/>
+          <w:bCs/>
+          <w:kern w:val="36"/>
+          <w:sz w:val="48"/>
+          <w:szCs w:val="48"/>
+          <w:lang w:eastAsia="en-IN"/>
+        </w:rPr>
+      </w:pPr>
+      <w:r>
+        <w:rPr>
+          <w:rFonts w:ascii="Segoe UI Emoji" w:eastAsia="Times New Roman" w:hAnsi="Segoe UI Emoji" w:cs="Segoe UI Emoji"/>
+          <w:b/>
+          <w:bCs/>
+          <w:kern w:val="36"/>
+          <w:sz w:val="48"/>
+          <w:szCs w:val="48"/>
+          <w:lang w:eastAsia="en-IN"/>
+        </w:rPr>
+        <w:lastRenderedPageBreak/>
+        <w:t>🚀</w:t>
+      </w:r>
+      <w:r>
+        <w:rPr>
+          <w:rFonts w:ascii="Times New Roman" w:eastAsia="Times New Roman" w:hAnsi="Times New Roman" w:cs="Times New Roman"/>
+          <w:b/>
+          <w:bCs/>
+          <w:kern w:val="36"/>
+          <w:sz w:val="48"/>
+          <w:szCs w:val="48"/>
+          <w:lang w:eastAsia="en-IN"/>
+        </w:rPr>
+        <w:t xml:space="preserve"> SECTION 6: Advanced Basics &amp; Logic (10)</w:t>
+      </w:r>
+    </w:p>
+    <w:p>
+      <w:pPr>
+        <w:numPr>
+          <w:ilvl w:val="0"/>
+          <w:numId w:val="13"/>
+        </w:numPr>
+        <w:spacing w:before="100" w:beforeAutospacing="1" w:after="100" w:afterAutospacing="1" w:line="240" w:lineRule="auto"/>
+        <w:rPr>
+          <w:rFonts w:ascii="Times New Roman" w:eastAsia="Times New Roman" w:hAnsi="Times New Roman" w:cs="Times New Roman"/>
+          <w:sz w:val="24"/>
+          <w:szCs w:val="24"/>
+          <w:lang w:eastAsia="en-IN"/>
+        </w:rPr>
+      </w:pPr>
+      <w:r>
+        <w:rPr>
+          <w:rFonts w:ascii="Times New Roman" w:eastAsia="Times New Roman" w:hAnsi="Times New Roman" w:cs="Times New Roman"/>
+          <w:sz w:val="24"/>
+          <w:szCs w:val="24"/>
+          <w:lang w:eastAsia="en-IN"/>
+        </w:rPr>
+        <w:t xml:space="preserve">Find second largest negative number </w:t>
+      </w:r>
+    </w:p>
+    <w:p>
+      <w:pPr>
+        <w:numPr>
+          <w:ilvl w:val="0"/>
+          <w:numId w:val="13"/>
+        </w:numPr>
+        <w:spacing w:before="100" w:beforeAutospacing="1" w:after="100" w:afterAutospacing="1" w:line="240" w:lineRule="auto"/>
+        <w:rPr>
+          <w:rFonts w:ascii="Times New Roman" w:eastAsia="Times New Roman" w:hAnsi="Times New Roman" w:cs="Times New Roman"/>
+          <w:sz w:val="24"/>
+          <w:szCs w:val="24"/>
+          <w:lang w:eastAsia="en-IN"/>
+        </w:rPr>
+      </w:pPr>
+      <w:r>
+        <w:rPr>
+          <w:rFonts w:ascii="Times New Roman" w:eastAsia="Times New Roman" w:hAnsi="Times New Roman" w:cs="Times New Roman"/>
+          <w:sz w:val="24"/>
+          <w:szCs w:val="24"/>
+          <w:lang w:eastAsia="en-IN"/>
+        </w:rPr>
+        <w:t xml:space="preserve">Find second smallest positive number </w:t>
+      </w:r>
+    </w:p>
+    <w:p>
+      <w:pPr>
+        <w:numPr>
+          <w:ilvl w:val="0"/>
+          <w:numId w:val="13"/>
+        </w:numPr>
+        <w:spacing w:before="100" w:beforeAutospacing="1" w:after="100" w:afterAutospacing="1" w:line="240" w:lineRule="auto"/>
+        <w:rPr>
+          <w:rFonts w:ascii="Times New Roman" w:eastAsia="Times New Roman" w:hAnsi="Times New Roman" w:cs="Times New Roman"/>
+          <w:sz w:val="24"/>
+          <w:szCs w:val="24"/>
+          <w:lang w:eastAsia="en-IN"/>
+        </w:rPr>
+      </w:pPr>
+      <w:r>
+        <w:rPr>
+          <w:rFonts w:ascii="Times New Roman" w:eastAsia="Times New Roman" w:hAnsi="Times New Roman" w:cs="Times New Roman"/>
+          <w:sz w:val="24"/>
+          <w:szCs w:val="24"/>
+          <w:lang w:eastAsia="en-IN"/>
+        </w:rPr>
+        <w:t xml:space="preserve">Find largest odd number </w:t>
+      </w:r>
+    </w:p>
+    <w:p>
+      <w:pPr>
+        <w:numPr>
+          <w:ilvl w:val="0"/>
+          <w:numId w:val="13"/>
+        </w:numPr>
+        <w:spacing w:before="100" w:beforeAutospacing="1" w:after="100" w:afterAutospacing="1" w:line="240" w:lineRule="auto"/>
+        <w:rPr>
+          <w:rFonts w:ascii="Times New Roman" w:eastAsia="Times New Roman" w:hAnsi="Times New Roman" w:cs="Times New Roman"/>
+          <w:sz w:val="24"/>
+          <w:szCs w:val="24"/>
+          <w:lang w:eastAsia="en-IN"/>
+        </w:rPr>
+      </w:pPr>
+      <w:r>
+        <w:rPr>
+          <w:rFonts w:ascii="Times New Roman" w:eastAsia="Times New Roman" w:hAnsi="Times New Roman" w:cs="Times New Roman"/>
+          <w:sz w:val="24"/>
+          <w:szCs w:val="24"/>
+          <w:lang w:eastAsia="en-IN"/>
+        </w:rPr>
+        <w:t xml:space="preserve">Find smallest even number </w:t>
+      </w:r>
+    </w:p>
+    <w:p>
+      <w:pPr>
+        <w:numPr>
+          <w:ilvl w:val="0"/>
+          <w:numId w:val="13"/>
+        </w:numPr>
+        <w:spacing w:before="100" w:beforeAutospacing="1" w:after="100" w:afterAutospacing="1" w:line="240" w:lineRule="auto"/>
+        <w:rPr>
+          <w:rFonts w:ascii="Times New Roman" w:eastAsia="Times New Roman" w:hAnsi="Times New Roman" w:cs="Times New Roman"/>
+          <w:sz w:val="24"/>
+          <w:szCs w:val="24"/>
+          <w:lang w:eastAsia="en-IN"/>
+        </w:rPr>
+      </w:pPr>
+      <w:r>
+        <w:rPr>
+          <w:rFonts w:ascii="Times New Roman" w:eastAsia="Times New Roman" w:hAnsi="Times New Roman" w:cs="Times New Roman"/>
+          <w:sz w:val="24"/>
+          <w:szCs w:val="24"/>
+          <w:lang w:eastAsia="en-IN"/>
+        </w:rPr>
+        <w:t xml:space="preserve">Find sum of prime numbers </w:t>
+      </w:r>
+    </w:p>
+    <w:p>
+      <w:pPr>
+        <w:numPr>
+          <w:ilvl w:val="0"/>
+          <w:numId w:val="13"/>
+        </w:numPr>
+        <w:spacing w:before="100" w:beforeAutospacing="1" w:after="100" w:afterAutospacing="1" w:line="240" w:lineRule="auto"/>
+        <w:rPr>
+          <w:rFonts w:ascii="Times New Roman" w:eastAsia="Times New Roman" w:hAnsi="Times New Roman" w:cs="Times New Roman"/>
+          <w:sz w:val="24"/>
+          <w:szCs w:val="24"/>
+          <w:lang w:eastAsia="en-IN"/>
+        </w:rPr>
+      </w:pPr>
+      <w:r>
+        <w:rPr>
+          <w:rFonts w:ascii="Times New Roman" w:eastAsia="Times New Roman" w:hAnsi="Times New Roman" w:cs="Times New Roman"/>
+          <w:sz w:val="24"/>
+          <w:szCs w:val="24"/>
+          <w:lang w:eastAsia="en-IN"/>
+        </w:rPr>
+        <w:t xml:space="preserve">Find product of all negative numbers </w:t>
+      </w:r>
+    </w:p>
+    <w:p>
+      <w:pPr>
+        <w:numPr>
+          <w:ilvl w:val="0"/>
+          <w:numId w:val="13"/>
+        </w:numPr>
+        <w:spacing w:before="100" w:beforeAutospacing="1" w:after="100" w:afterAutospacing="1" w:line="240" w:lineRule="auto"/>
+        <w:rPr>
+          <w:rFonts w:ascii="Times New Roman" w:eastAsia="Times New Roman" w:hAnsi="Times New Roman" w:cs="Times New Roman"/>
+          <w:sz w:val="24"/>
+          <w:szCs w:val="24"/>
+          <w:lang w:eastAsia="en-IN"/>
+        </w:rPr>
+      </w:pPr>
+      <w:r>
+        <w:rPr>
+          <w:rFonts w:ascii="Times New Roman" w:eastAsia="Times New Roman" w:hAnsi="Times New Roman" w:cs="Times New Roman"/>
+          <w:sz w:val="24"/>
+          <w:szCs w:val="24"/>
+          <w:lang w:eastAsia="en-IN"/>
+        </w:rPr>
+        <w:t xml:space="preserve">Print elements greater than average </w:t>
+      </w:r>
+    </w:p>
+    <w:p>
+      <w:pPr>
+        <w:numPr>
+          <w:ilvl w:val="0"/>
+          <w:numId w:val="13"/>
+        </w:numPr>
+        <w:spacing w:before="100" w:beforeAutospacing="1" w:after="100" w:afterAutospacing="1" w:line="240" w:lineRule="auto"/>
+        <w:rPr>
+          <w:rFonts w:ascii="Times New Roman" w:eastAsia="Times New Roman" w:hAnsi="Times New Roman" w:cs="Times New Roman"/>
+          <w:sz w:val="24"/>
+          <w:szCs w:val="24"/>
+          <w:lang w:eastAsia="en-IN"/>
+        </w:rPr>
+      </w:pPr>
+      <w:r>
+        <w:rPr>
+          <w:rFonts w:ascii="Times New Roman" w:eastAsia="Times New Roman" w:hAnsi="Times New Roman" w:cs="Times New Roman"/>
+          <w:sz w:val="24"/>
+          <w:szCs w:val="24"/>
+          <w:lang w:eastAsia="en-IN"/>
+        </w:rPr>
+        <w:t xml:space="preserve">Print elements smaller than median </w:t>
+      </w:r>
+    </w:p>
+    <w:p>
+      <w:pPr>
+        <w:numPr>
+          <w:ilvl w:val="0"/>
+          <w:numId w:val="13"/>
+        </w:numPr>
+        <w:spacing w:before="100" w:beforeAutospacing="1" w:after="100" w:afterAutospacing="1" w:line="240" w:lineRule="auto"/>
+        <w:rPr>
+          <w:rFonts w:ascii="Times New Roman" w:eastAsia="Times New Roman" w:hAnsi="Times New Roman" w:cs="Times New Roman"/>
+          <w:sz w:val="24"/>
+          <w:szCs w:val="24"/>
+          <w:lang w:eastAsia="en-IN"/>
+        </w:rPr>
+      </w:pPr>
+      <w:r>
+        <w:rPr>
+          <w:rFonts w:ascii="Times New Roman" w:eastAsia="Times New Roman" w:hAnsi="Times New Roman" w:cs="Times New Roman"/>
+          <w:sz w:val="24"/>
+          <w:szCs w:val="24"/>
+          <w:lang w:eastAsia="en-IN"/>
+        </w:rPr>
+        <w:t xml:space="preserve">Find difference between sum of positive and negative numbers </w:t>
+      </w:r>
+    </w:p>
+    <w:p>
+      <w:pPr>
+        <w:numPr>
+          <w:ilvl w:val="0"/>
+          <w:numId w:val="13"/>
+        </w:numPr>
+        <w:spacing w:before="100" w:beforeAutospacing="1" w:after="100" w:afterAutospacing="1" w:line="240" w:lineRule="auto"/>
+        <w:rPr>
+          <w:rFonts w:ascii="Times New Roman" w:eastAsia="Times New Roman" w:hAnsi="Times New Roman" w:cs="Times New Roman"/>
+          <w:sz w:val="24"/>
+          <w:szCs w:val="24"/>
+          <w:lang w:eastAsia="en-IN"/>
+        </w:rPr>
+      </w:pPr>
+      <w:r>
+        <w:rPr>
+          <w:rFonts w:ascii="Times New Roman" w:eastAsia="Times New Roman" w:hAnsi="Times New Roman" w:cs="Times New Roman"/>
+          <w:sz w:val="24"/>
+          <w:szCs w:val="24"/>
+          <w:lang w:eastAsia="en-IN"/>
+        </w:rPr>
+        <w:t xml:space="preserve">Find element closest to zero </w:t>
+      </w:r>
+    </w:p>
+    <w:p>
+      <w:pPr>
+        <w:spacing w:after="0" w:line="240" w:lineRule="auto"/>
+        <w:rPr>
+          <w:rFonts w:ascii="Times New Roman" w:eastAsia="Times New Roman" w:hAnsi="Times New Roman" w:cs="Times New Roman"/>
+          <w:sz w:val="24"/>
+          <w:szCs w:val="24"/>
+          <w:lang w:eastAsia="en-IN"/>
+        </w:rPr>
+      </w:pPr>
+      <w:r>
+        <w:rPr>
+          <w:rFonts w:ascii="Times New Roman" w:eastAsia="Times New Roman" w:hAnsi="Times New Roman" w:cs="Times New Roman"/>
+          <w:sz w:val="24"/>
+          <w:szCs w:val="24"/>
+          <w:lang w:eastAsia="en-IN"/>
+        </w:rPr>
+        <w:pict w14:anchorId="1F5E8FFB">
+          <v:rect id="_x0000_i1035" style="width:0;height:1.5pt" o:hralign="center" o:hrstd="t" o:hr="t" fillcolor="#a0a0a0" stroked="f"/>
+        </w:pict>
+      </w:r>
+    </w:p>
+    <w:p>
+      <w:pPr>
+        <w:spacing w:before="100" w:beforeAutospacing="1" w:after="100" w:afterAutospacing="1" w:line="240" w:lineRule="auto"/>
+        <w:outlineLvl w:val="0"/>
+        <w:rPr>
+          <w:rFonts w:ascii="Times New Roman" w:eastAsia="Times New Roman" w:hAnsi="Times New Roman" w:cs="Times New Roman"/>
+          <w:b/>
+          <w:bCs/>
+          <w:kern w:val="36"/>
+          <w:sz w:val="48"/>
+          <w:szCs w:val="48"/>
+          <w:lang w:eastAsia="en-IN"/>
+        </w:rPr>
+      </w:pPr>
+      <w:r>
+        <w:rPr>
+          <w:rFonts w:ascii="Segoe UI Emoji" w:eastAsia="Times New Roman" w:hAnsi="Segoe UI Emoji" w:cs="Segoe UI Emoji"/>
+          <w:b/>
+          <w:bCs/>
+          <w:kern w:val="36"/>
+          <w:sz w:val="48"/>
+          <w:szCs w:val="48"/>
+          <w:lang w:eastAsia="en-IN"/>
+        </w:rPr>
+        <w:t>🧩</w:t>
+      </w:r>
+      <w:r>
+        <w:rPr>
+          <w:rFonts w:ascii="Times New Roman" w:eastAsia="Times New Roman" w:hAnsi="Times New Roman" w:cs="Times New Roman"/>
+          <w:b/>
+          <w:bCs/>
+          <w:kern w:val="36"/>
+          <w:sz w:val="48"/>
+          <w:szCs w:val="48"/>
+          <w:lang w:eastAsia="en-IN"/>
+        </w:rPr>
+        <w:t xml:space="preserve"> SECTION 7: Smart Filtering &amp; Conditions (10)</w:t>
+      </w:r>
+    </w:p>
+    <w:p>
+      <w:pPr>
+        <w:numPr>
+          <w:ilvl w:val="0"/>
+          <w:numId w:val="14"/>
+        </w:numPr>
+        <w:spacing w:before="100" w:beforeAutospacing="1" w:after="100" w:afterAutospacing="1" w:line="240" w:lineRule="auto"/>
+        <w:rPr>
+          <w:rFonts w:ascii="Times New Roman" w:eastAsia="Times New Roman" w:hAnsi="Times New Roman" w:cs="Times New Roman"/>
+          <w:sz w:val="24"/>
+          <w:szCs w:val="24"/>
+          <w:lang w:eastAsia="en-IN"/>
+        </w:rPr>
+      </w:pPr>
+      <w:r>
+        <w:rPr>
+          <w:rFonts w:ascii="Times New Roman" w:eastAsia="Times New Roman" w:hAnsi="Times New Roman" w:cs="Times New Roman"/>
+          <w:sz w:val="24"/>
+          <w:szCs w:val="24"/>
+          <w:lang w:eastAsia="en-IN"/>
+        </w:rPr>
+        <w:t xml:space="preserve">Remove all duplicate values </w:t>
+      </w:r>
+    </w:p>
+    <w:p>
+      <w:pPr>
+        <w:numPr>
+          <w:ilvl w:val="0"/>
+          <w:numId w:val="14"/>
+        </w:numPr>
+        <w:spacing w:before="100" w:beforeAutospacing="1" w:after="100" w:afterAutospacing="1" w:line="240" w:lineRule="auto"/>
+        <w:rPr>
+          <w:rFonts w:ascii="Times New Roman" w:eastAsia="Times New Roman" w:hAnsi="Times New Roman" w:cs="Times New Roman"/>
+          <w:sz w:val="24"/>
+          <w:szCs w:val="24"/>
+          <w:lang w:eastAsia="en-IN"/>
+        </w:rPr>
+      </w:pPr>
+      <w:r>
+        <w:rPr>
+          <w:rFonts w:ascii="Times New Roman" w:eastAsia="Times New Roman" w:hAnsi="Times New Roman" w:cs="Times New Roman"/>
+          <w:sz w:val="24"/>
+          <w:szCs w:val="24"/>
+          <w:lang w:eastAsia="en-IN"/>
+        </w:rPr>
+        <w:t xml:space="preserve">Keep only prime numbers </w:t>
+      </w:r>
+    </w:p>
+    <w:p>
+      <w:pPr>
+        <w:numPr>
+          <w:ilvl w:val="0"/>
+          <w:numId w:val="14"/>
+        </w:numPr>
+        <w:spacing w:before="100" w:beforeAutospacing="1" w:after="100" w:afterAutospacing="1" w:line="240" w:lineRule="auto"/>
+        <w:rPr>
+          <w:rFonts w:ascii="Times New Roman" w:eastAsia="Times New Roman" w:hAnsi="Times New Roman" w:cs="Times New Roman"/>
+          <w:sz w:val="24"/>
+          <w:szCs w:val="24"/>
+          <w:lang w:eastAsia="en-IN"/>
+        </w:rPr>
+      </w:pPr>
+      <w:r>
+        <w:rPr>
+          <w:rFonts w:ascii="Times New Roman" w:eastAsia="Times New Roman" w:hAnsi="Times New Roman" w:cs="Times New Roman"/>
+          <w:sz w:val="24"/>
+          <w:szCs w:val="24"/>
+          <w:lang w:eastAsia="en-IN"/>
+        </w:rPr>
+        <w:t xml:space="preserve">Remove all composite numbers </w:t>
+      </w:r>
+    </w:p>
+    <w:p>
+      <w:pPr>
+        <w:numPr>
+          <w:ilvl w:val="0"/>
+          <w:numId w:val="14"/>
+        </w:numPr>
+        <w:spacing w:before="100" w:beforeAutospacing="1" w:after="100" w:afterAutospacing="1" w:line="240" w:lineRule="auto"/>
+        <w:rPr>
+          <w:rFonts w:ascii="Times New Roman" w:eastAsia="Times New Roman" w:hAnsi="Times New Roman" w:cs="Times New Roman"/>
+          <w:sz w:val="24"/>
+          <w:szCs w:val="24"/>
+          <w:lang w:eastAsia="en-IN"/>
+        </w:rPr>
+      </w:pPr>
+      <w:r>
+        <w:rPr>
+          <w:rFonts w:ascii="Times New Roman" w:eastAsia="Times New Roman" w:hAnsi="Times New Roman" w:cs="Times New Roman"/>
+          <w:sz w:val="24"/>
+          <w:szCs w:val="24"/>
+          <w:lang w:eastAsia="en-IN"/>
+        </w:rPr>
+        <w:t xml:space="preserve">Replace all zeros with previous element </w:t>
+      </w:r>
+    </w:p>
+    <w:p>
+      <w:pPr>
+        <w:numPr>
+          <w:ilvl w:val="0"/>
+          <w:numId w:val="14"/>
+        </w:numPr>
+        <w:spacing w:before="100" w:beforeAutospacing="1" w:after="100" w:afterAutospacing="1" w:line="240" w:lineRule="auto"/>
+        <w:rPr>
+          <w:rFonts w:ascii="Times New Roman" w:eastAsia="Times New Roman" w:hAnsi="Times New Roman" w:cs="Times New Roman"/>
+          <w:sz w:val="24"/>
+          <w:szCs w:val="24"/>
+          <w:lang w:eastAsia="en-IN"/>
+        </w:rPr>
+      </w:pPr>
+      <w:r>
+        <w:rPr>
+          <w:rFonts w:ascii="Times New Roman" w:eastAsia="Times New Roman" w:hAnsi="Times New Roman" w:cs="Times New Roman"/>
+          <w:sz w:val="24"/>
+          <w:szCs w:val="24"/>
+          <w:lang w:eastAsia="en-IN"/>
+        </w:rPr>
+        <w:t xml:space="preserve">Replace all negatives with nearest positive number </w:t>
+      </w:r>
+    </w:p>
+    <w:p>
+      <w:pPr>
+        <w:numPr>
+          <w:ilvl w:val="0"/>
+          <w:numId w:val="14"/>
+        </w:numPr>
+        <w:spacing w:before="100" w:beforeAutospacing="1" w:after="100" w:afterAutospacing="1" w:line="240" w:lineRule="auto"/>
+        <w:rPr>
+          <w:rFonts w:ascii="Times New Roman" w:eastAsia="Times New Roman" w:hAnsi="Times New Roman" w:cs="Times New Roman"/>
+          <w:sz w:val="24"/>
+          <w:szCs w:val="24"/>
+          <w:lang w:eastAsia="en-IN"/>
+        </w:rPr>
+      </w:pPr>
+      <w:r>
+        <w:rPr>
+          <w:rFonts w:ascii="Times New Roman" w:eastAsia="Times New Roman" w:hAnsi="Times New Roman" w:cs="Times New Roman"/>
+          <w:sz w:val="24"/>
+          <w:szCs w:val="24"/>
+          <w:lang w:eastAsia="en-IN"/>
+        </w:rPr>
+        <w:t xml:space="preserve">Print numbers divisible by both 3 and 5 </w:t>
+      </w:r>
+    </w:p>
+    <w:p>
+      <w:pPr>
+        <w:numPr>
+          <w:ilvl w:val="0"/>
+          <w:numId w:val="14"/>
+        </w:numPr>
+        <w:spacing w:before="100" w:beforeAutospacing="1" w:after="100" w:afterAutospacing="1" w:line="240" w:lineRule="auto"/>
+        <w:rPr>
+          <w:rFonts w:ascii="Times New Roman" w:eastAsia="Times New Roman" w:hAnsi="Times New Roman" w:cs="Times New Roman"/>
+          <w:sz w:val="24"/>
+          <w:szCs w:val="24"/>
+          <w:lang w:eastAsia="en-IN"/>
+        </w:rPr>
+      </w:pPr>
+      <w:r>
+        <w:rPr>
+          <w:rFonts w:ascii="Times New Roman" w:eastAsia="Times New Roman" w:hAnsi="Times New Roman" w:cs="Times New Roman"/>
+          <w:sz w:val="24"/>
+          <w:szCs w:val="24"/>
+          <w:lang w:eastAsia="en-IN"/>
+        </w:rPr>
+        <w:t xml:space="preserve">Count numbers between two given values </w:t>
+      </w:r>
+    </w:p>
+    <w:p>
+      <w:pPr>
+        <w:numPr>
+          <w:ilvl w:val="0"/>
+          <w:numId w:val="14"/>
+        </w:numPr>
+        <w:spacing w:before="100" w:beforeAutospacing="1" w:after="100" w:afterAutospacing="1" w:line="240" w:lineRule="auto"/>
+        <w:rPr>
+          <w:rFonts w:ascii="Times New Roman" w:eastAsia="Times New Roman" w:hAnsi="Times New Roman" w:cs="Times New Roman"/>
+          <w:sz w:val="24"/>
+          <w:szCs w:val="24"/>
+          <w:lang w:eastAsia="en-IN"/>
+        </w:rPr>
+      </w:pPr>
+      <w:r>
+        <w:rPr>
+          <w:rFonts w:ascii="Times New Roman" w:eastAsia="Times New Roman" w:hAnsi="Times New Roman" w:cs="Times New Roman"/>
+          <w:sz w:val="24"/>
+          <w:szCs w:val="24"/>
+          <w:lang w:eastAsia="en-IN"/>
+        </w:rPr>
+        <w:t xml:space="preserve">Keep only alternate elements </w:t>
+      </w:r>
+    </w:p>
+    <w:p>
+      <w:pPr>
+        <w:numPr>
+          <w:ilvl w:val="0"/>
+          <w:numId w:val="14"/>
+        </w:numPr>
+        <w:spacing w:before="100" w:beforeAutospacing="1" w:after="100" w:afterAutospacing="1" w:line="240" w:lineRule="auto"/>
+        <w:rPr>
+          <w:rFonts w:ascii="Times New Roman" w:eastAsia="Times New Roman" w:hAnsi="Times New Roman" w:cs="Times New Roman"/>
+          <w:sz w:val="24"/>
+          <w:szCs w:val="24"/>
+          <w:lang w:eastAsia="en-IN"/>
+        </w:rPr>
+      </w:pPr>
+      <w:r>
+        <w:rPr>
+          <w:rFonts w:ascii="Times New Roman" w:eastAsia="Times New Roman" w:hAnsi="Times New Roman" w:cs="Times New Roman"/>
+          <w:sz w:val="24"/>
+          <w:szCs w:val="24"/>
+          <w:lang w:eastAsia="en-IN"/>
+        </w:rPr>
+        <w:t xml:space="preserve">Remove every third element </w:t>
+      </w:r>
+    </w:p>
+    <w:p>
+      <w:pPr>
+        <w:numPr>
+          <w:ilvl w:val="0"/>
+          <w:numId w:val="14"/>
+        </w:numPr>
+        <w:spacing w:before="100" w:beforeAutospacing="1" w:after="100" w:afterAutospacing="1" w:line="240" w:lineRule="auto"/>
+        <w:rPr>
+          <w:rFonts w:ascii="Times New Roman" w:eastAsia="Times New Roman" w:hAnsi="Times New Roman" w:cs="Times New Roman"/>
+          <w:sz w:val="24"/>
+          <w:szCs w:val="24"/>
+          <w:lang w:eastAsia="en-IN"/>
+        </w:rPr>
+      </w:pPr>
+      <w:r>
+        <w:rPr>
+          <w:rFonts w:ascii="Times New Roman" w:eastAsia="Times New Roman" w:hAnsi="Times New Roman" w:cs="Times New Roman"/>
+          <w:sz w:val="24"/>
+          <w:szCs w:val="24"/>
+          <w:lang w:eastAsia="en-IN"/>
+        </w:rPr>
+        <w:t xml:space="preserve">Replace elements at even index with 0 </w:t>
+      </w:r>
+    </w:p>
+    <w:p>
+      <w:pPr>
+        <w:spacing w:after="0" w:line="240" w:lineRule="auto"/>
+        <w:rPr>
+          <w:rFonts w:ascii="Times New Roman" w:eastAsia="Times New Roman" w:hAnsi="Times New Roman" w:cs="Times New Roman"/>
+          <w:sz w:val="24"/>
+          <w:szCs w:val="24"/>
+          <w:lang w:eastAsia="en-IN"/>
+        </w:rPr>
+      </w:pPr>
+      <w:r>
+        <w:rPr>
+          <w:rFonts w:ascii="Times New Roman" w:eastAsia="Times New Roman" w:hAnsi="Times New Roman" w:cs="Times New Roman"/>
+          <w:sz w:val="24"/>
+          <w:szCs w:val="24"/>
+          <w:lang w:eastAsia="en-IN"/>
+        </w:rPr>
+        <w:pict w14:anchorId="09C66049">
+          <v:rect id="_x0000_i1036" style="width:0;height:1.5pt" o:hralign="center" o:hrstd="t" o:hr="t" fillcolor="#a0a0a0" stroked="f"/>
+        </w:pict>
+      </w:r>
+    </w:p>
+    <w:p>
+      <w:pPr>
+        <w:spacing w:before="100" w:beforeAutospacing="1" w:after="100" w:afterAutospacing="1" w:line="240" w:lineRule="auto"/>
+        <w:outlineLvl w:val="0"/>
+        <w:rPr>
+          <w:rFonts w:ascii="Times New Roman" w:eastAsia="Times New Roman" w:hAnsi="Times New Roman" w:cs="Times New Roman"/>
+          <w:b/>
+          <w:bCs/>
+          <w:kern w:val="36"/>
+          <w:sz w:val="48"/>
+          <w:szCs w:val="48"/>
+          <w:lang w:eastAsia="en-IN"/>
+        </w:rPr>
+      </w:pPr>
+      <w:r>
+        <w:rPr>
+          <w:rFonts w:ascii="Segoe UI Emoji" w:eastAsia="Times New Roman" w:hAnsi="Segoe UI Emoji" w:cs="Segoe UI Emoji"/>
+          <w:b/>
+          <w:bCs/>
+          <w:kern w:val="36"/>
+          <w:sz w:val="48"/>
+          <w:szCs w:val="48"/>
+          <w:lang w:eastAsia="en-IN"/>
+        </w:rPr>
+        <w:t>🔄</w:t>
+      </w:r>
+      <w:r>
+        <w:rPr>
+          <w:rFonts w:ascii="Times New Roman" w:eastAsia="Times New Roman" w:hAnsi="Times New Roman" w:cs="Times New Roman"/>
+          <w:b/>
+          <w:bCs/>
+          <w:kern w:val="36"/>
+          <w:sz w:val="48"/>
+          <w:szCs w:val="48"/>
+          <w:lang w:eastAsia="en-IN"/>
+        </w:rPr>
+        <w:t xml:space="preserve"> SECTION 8: Transform &amp; Pattern Logic (10)</w:t>
+      </w:r>
+    </w:p>
+    <w:p>
+      <w:pPr>
+        <w:numPr>
+          <w:ilvl w:val="0"/>
+          <w:numId w:val="15"/>
+        </w:numPr>
+        <w:spacing w:before="100" w:beforeAutospacing="1" w:after="100" w:afterAutospacing="1" w:line="240" w:lineRule="auto"/>
+        <w:rPr>
+          <w:rFonts w:ascii="Times New Roman" w:eastAsia="Times New Roman" w:hAnsi="Times New Roman" w:cs="Times New Roman"/>
+          <w:sz w:val="24"/>
+          <w:szCs w:val="24"/>
+          <w:lang w:eastAsia="en-IN"/>
+        </w:rPr>
+      </w:pPr>
+      <w:r>
+        <w:rPr>
+          <w:rFonts w:ascii="Times New Roman" w:eastAsia="Times New Roman" w:hAnsi="Times New Roman" w:cs="Times New Roman"/>
+          <w:sz w:val="24"/>
+          <w:szCs w:val="24"/>
+          <w:lang w:eastAsia="en-IN"/>
+        </w:rPr>
+        <w:t xml:space="preserve">Replace each element with factorial value </w:t>
+      </w:r>
+    </w:p>
+    <w:p>
+      <w:pPr>
+        <w:numPr>
+          <w:ilvl w:val="0"/>
+          <w:numId w:val="15"/>
+        </w:numPr>
+        <w:spacing w:before="100" w:beforeAutospacing="1" w:after="100" w:afterAutospacing="1" w:line="240" w:lineRule="auto"/>
+        <w:rPr>
+          <w:rFonts w:ascii="Times New Roman" w:eastAsia="Times New Roman" w:hAnsi="Times New Roman" w:cs="Times New Roman"/>
+          <w:sz w:val="24"/>
+          <w:szCs w:val="24"/>
+          <w:lang w:eastAsia="en-IN"/>
+        </w:rPr>
+      </w:pPr>
+      <w:r>
+        <w:rPr>
+          <w:rFonts w:ascii="Times New Roman" w:eastAsia="Times New Roman" w:hAnsi="Times New Roman" w:cs="Times New Roman"/>
+          <w:sz w:val="24"/>
+          <w:szCs w:val="24"/>
+          <w:lang w:eastAsia="en-IN"/>
+        </w:rPr>
+        <w:t xml:space="preserve">Replace each element with number of digits </w:t>
+      </w:r>
+    </w:p>
+    <w:p>
+      <w:pPr>
+        <w:numPr>
+          <w:ilvl w:val="0"/>
+          <w:numId w:val="15"/>
+        </w:numPr>
+        <w:spacing w:before="100" w:beforeAutospacing="1" w:after="100" w:afterAutospacing="1" w:line="240" w:lineRule="auto"/>
+        <w:rPr>
+          <w:rFonts w:ascii="Times New Roman" w:eastAsia="Times New Roman" w:hAnsi="Times New Roman" w:cs="Times New Roman"/>
+          <w:sz w:val="24"/>
+          <w:szCs w:val="24"/>
+          <w:lang w:eastAsia="en-IN"/>
+        </w:rPr>
+      </w:pPr>
+      <w:r>
+        <w:rPr>
+          <w:rFonts w:ascii="Times New Roman" w:eastAsia="Times New Roman" w:hAnsi="Times New Roman" w:cs="Times New Roman"/>
+          <w:sz w:val="24"/>
+          <w:szCs w:val="24"/>
+          <w:lang w:eastAsia="en-IN"/>
+        </w:rPr>
+        <w:t xml:space="preserve">Replace each element with sum of digits </w:t>
+      </w:r>
+    </w:p>
+    <w:p>
+      <w:pPr>
+        <w:numPr>
+          <w:ilvl w:val="0"/>
+          <w:numId w:val="15"/>
+        </w:numPr>
+        <w:spacing w:before="100" w:beforeAutospacing="1" w:after="100" w:afterAutospacing="1" w:line="240" w:lineRule="auto"/>
+        <w:rPr>
+          <w:rFonts w:ascii="Times New Roman" w:eastAsia="Times New Roman" w:hAnsi="Times New Roman" w:cs="Times New Roman"/>
+          <w:sz w:val="24"/>
+          <w:szCs w:val="24"/>
+          <w:lang w:eastAsia="en-IN"/>
+        </w:rPr>
+      </w:pPr>
+      <w:r>
+        <w:rPr>
+          <w:rFonts w:ascii="Times New Roman" w:eastAsia="Times New Roman" w:hAnsi="Times New Roman" w:cs="Times New Roman"/>
+          <w:sz w:val="24"/>
+          <w:szCs w:val="24"/>
+          <w:lang w:eastAsia="en-IN"/>
+        </w:rPr>
+        <w:t xml:space="preserve">Replace each element with reverse of number </w:t>
+      </w:r>
+    </w:p>
+    <w:p>
+      <w:pPr>
+        <w:numPr>
+          <w:ilvl w:val="0"/>
+          <w:numId w:val="15"/>
+        </w:numPr>
+        <w:spacing w:before="100" w:beforeAutospacing="1" w:after="100" w:afterAutospacing="1" w:line="240" w:lineRule="auto"/>
+        <w:rPr>
+          <w:rFonts w:ascii="Times New Roman" w:eastAsia="Times New Roman" w:hAnsi="Times New Roman" w:cs="Times New Roman"/>
+          <w:sz w:val="24"/>
+          <w:szCs w:val="24"/>
+          <w:lang w:eastAsia="en-IN"/>
+        </w:rPr>
+      </w:pPr>
+      <w:r>
+        <w:rPr>
+          <w:rFonts w:ascii="Times New Roman" w:eastAsia="Times New Roman" w:hAnsi="Times New Roman" w:cs="Times New Roman"/>
+          <w:sz w:val="24"/>
+          <w:szCs w:val="24"/>
+          <w:lang w:eastAsia="en-IN"/>
+        </w:rPr>
+        <w:t xml:space="preserve">Replace palindrome numbers with 1 else 0 </w:t>
+      </w:r>
+    </w:p>
+    <w:p>
+      <w:pPr>
+        <w:numPr>
+          <w:ilvl w:val="0"/>
+          <w:numId w:val="15"/>
+        </w:numPr>
+        <w:spacing w:before="100" w:beforeAutospacing="1" w:after="100" w:afterAutospacing="1" w:line="240" w:lineRule="auto"/>
+        <w:rPr>
+          <w:rFonts w:ascii="Times New Roman" w:eastAsia="Times New Roman" w:hAnsi="Times New Roman" w:cs="Times New Roman"/>
+          <w:sz w:val="24"/>
+          <w:szCs w:val="24"/>
+          <w:lang w:eastAsia="en-IN"/>
+        </w:rPr>
+      </w:pPr>
+      <w:r>
+        <w:rPr>
+          <w:rFonts w:ascii="Times New Roman" w:eastAsia="Times New Roman" w:hAnsi="Times New Roman" w:cs="Times New Roman"/>
+          <w:sz w:val="24"/>
+          <w:szCs w:val="24"/>
+          <w:lang w:eastAsia="en-IN"/>
+        </w:rPr>
+        <w:t xml:space="preserve">Replace prime numbers with square </w:t>
+      </w:r>
+    </w:p>
+    <w:p>
+      <w:pPr>
+        <w:numPr>
+          <w:ilvl w:val="0"/>
+          <w:numId w:val="15"/>
+        </w:numPr>
+        <w:spacing w:before="100" w:beforeAutospacing="1" w:after="100" w:afterAutospacing="1" w:line="240" w:lineRule="auto"/>
+        <w:rPr>
+          <w:rFonts w:ascii="Times New Roman" w:eastAsia="Times New Roman" w:hAnsi="Times New Roman" w:cs="Times New Roman"/>
+          <w:sz w:val="24"/>
+          <w:szCs w:val="24"/>
+          <w:lang w:eastAsia="en-IN"/>
+        </w:rPr>
+      </w:pPr>
+      <w:r>
+        <w:rPr>
+          <w:rFonts w:ascii="Times New Roman" w:eastAsia="Times New Roman" w:hAnsi="Times New Roman" w:cs="Times New Roman"/>
+          <w:sz w:val="24"/>
+          <w:szCs w:val="24"/>
+          <w:lang w:eastAsia="en-IN"/>
+        </w:rPr>
+        <w:t xml:space="preserve">Replace composite numbers with cube </w:t>
+      </w:r>
+    </w:p>
+    <w:p>
+      <w:pPr>
+        <w:numPr>
+          <w:ilvl w:val="0"/>
+          <w:numId w:val="15"/>
+        </w:numPr>
+        <w:spacing w:before="100" w:beforeAutospacing="1" w:after="100" w:afterAutospacing="1" w:line="240" w:lineRule="auto"/>
+        <w:rPr>
+          <w:rFonts w:ascii="Times New Roman" w:eastAsia="Times New Roman" w:hAnsi="Times New Roman" w:cs="Times New Roman"/>
+          <w:sz w:val="24"/>
+          <w:szCs w:val="24"/>
+          <w:lang w:eastAsia="en-IN"/>
+        </w:rPr>
+      </w:pPr>
+      <w:r>
+        <w:rPr>
+          <w:rFonts w:ascii="Times New Roman" w:eastAsia="Times New Roman" w:hAnsi="Times New Roman" w:cs="Times New Roman"/>
+          <w:sz w:val="24"/>
+          <w:szCs w:val="24"/>
+          <w:lang w:eastAsia="en-IN"/>
+        </w:rPr>
+        <w:t xml:space="preserve">Replace each element with next greater element in list </w:t>
+      </w:r>
+    </w:p>
+    <w:p>
+      <w:pPr>
+        <w:numPr>
+          <w:ilvl w:val="0"/>
+          <w:numId w:val="15"/>
+        </w:numPr>
+        <w:spacing w:before="100" w:beforeAutospacing="1" w:after="100" w:afterAutospacing="1" w:line="240" w:lineRule="auto"/>
+        <w:rPr>
+          <w:rFonts w:ascii="Times New Roman" w:eastAsia="Times New Roman" w:hAnsi="Times New Roman" w:cs="Times New Roman"/>
+          <w:sz w:val="24"/>
+          <w:szCs w:val="24"/>
+          <w:lang w:eastAsia="en-IN"/>
+        </w:rPr>
+      </w:pPr>
+      <w:r>
+        <w:rPr>
+          <w:rFonts w:ascii="Times New Roman" w:eastAsia="Times New Roman" w:hAnsi="Times New Roman" w:cs="Times New Roman"/>
+          <w:sz w:val="24"/>
+          <w:szCs w:val="24"/>
+          <w:lang w:eastAsia="en-IN"/>
+        </w:rPr>
+        <w:lastRenderedPageBreak/>
+        <w:t xml:space="preserve">Replace each element with previous smaller element </w:t>
+      </w:r>
+    </w:p>
+    <w:p>
+      <w:pPr>
+        <w:numPr>
+          <w:ilvl w:val="0"/>
+          <w:numId w:val="15"/>
+        </w:numPr>
+        <w:spacing w:before="100" w:beforeAutospacing="1" w:after="100" w:afterAutospacing="1" w:line="240" w:lineRule="auto"/>
+        <w:rPr>
+          <w:rFonts w:ascii="Times New Roman" w:eastAsia="Times New Roman" w:hAnsi="Times New Roman" w:cs="Times New Roman"/>
+          <w:sz w:val="24"/>
+          <w:szCs w:val="24"/>
+          <w:lang w:eastAsia="en-IN"/>
+        </w:rPr>
+      </w:pPr>
+      <w:r>
+        <w:rPr>
+          <w:rFonts w:ascii="Times New Roman" w:eastAsia="Times New Roman" w:hAnsi="Times New Roman" w:cs="Times New Roman"/>
+          <w:sz w:val="24"/>
+          <w:szCs w:val="24"/>
+          <w:lang w:eastAsia="en-IN"/>
+        </w:rPr>
+        <w:t xml:space="preserve">Replace each element with frequency of itself </w:t>
+      </w:r>
+    </w:p>
+    <w:p>
+      <w:pPr>
+        <w:spacing w:after="0" w:line="240" w:lineRule="auto"/>
+        <w:rPr>
+          <w:rFonts w:ascii="Times New Roman" w:eastAsia="Times New Roman" w:hAnsi="Times New Roman" w:cs="Times New Roman"/>
+          <w:sz w:val="24"/>
+          <w:szCs w:val="24"/>
+          <w:lang w:eastAsia="en-IN"/>
+        </w:rPr>
+      </w:pPr>
+      <w:r>
+        <w:rPr>
+          <w:rFonts w:ascii="Times New Roman" w:eastAsia="Times New Roman" w:hAnsi="Times New Roman" w:cs="Times New Roman"/>
+          <w:sz w:val="24"/>
+          <w:szCs w:val="24"/>
+          <w:lang w:eastAsia="en-IN"/>
+        </w:rPr>
+        <w:pict w14:anchorId="1A688AAB">
+          <v:rect id="_x0000_i1037" style="width:0;height:1.5pt" o:hralign="center" o:hrstd="t" o:hr="t" fillcolor="#a0a0a0" stroked="f"/>
+        </w:pict>
+      </w:r>
+    </w:p>
+    <w:p>
+      <w:pPr>
+        <w:spacing w:before="100" w:beforeAutospacing="1" w:after="100" w:afterAutospacing="1" w:line="240" w:lineRule="auto"/>
+        <w:outlineLvl w:val="0"/>
+        <w:rPr>
+          <w:rFonts w:ascii="Times New Roman" w:eastAsia="Times New Roman" w:hAnsi="Times New Roman" w:cs="Times New Roman"/>
+          <w:b/>
+          <w:bCs/>
+          <w:kern w:val="36"/>
+          <w:sz w:val="48"/>
+          <w:szCs w:val="48"/>
+          <w:lang w:eastAsia="en-IN"/>
+        </w:rPr>
+      </w:pPr>
+      <w:r>
+        <w:rPr>
+          <w:rFonts w:ascii="Segoe UI Emoji" w:eastAsia="Times New Roman" w:hAnsi="Segoe UI Emoji" w:cs="Segoe UI Emoji"/>
+          <w:b/>
+          <w:bCs/>
+          <w:kern w:val="36"/>
+          <w:sz w:val="48"/>
+          <w:szCs w:val="48"/>
+          <w:lang w:eastAsia="en-IN"/>
+        </w:rPr>
+        <w:t>📊</w:t>
+      </w:r>
+      <w:r>
+        <w:rPr>
+          <w:rFonts w:ascii="Times New Roman" w:eastAsia="Times New Roman" w:hAnsi="Times New Roman" w:cs="Times New Roman"/>
+          <w:b/>
+          <w:bCs/>
+          <w:kern w:val="36"/>
+          <w:sz w:val="48"/>
+          <w:szCs w:val="48"/>
+          <w:lang w:eastAsia="en-IN"/>
+        </w:rPr>
+        <w:t xml:space="preserve"> SECTION 9: Frequency Master Level (10)</w:t>
+      </w:r>
+    </w:p>
+    <w:p>
+      <w:pPr>
+        <w:numPr>
+          <w:ilvl w:val="0"/>
+          <w:numId w:val="16"/>
+        </w:numPr>
+        <w:spacing w:before="100" w:beforeAutospacing="1" w:after="100" w:afterAutospacing="1" w:line="240" w:lineRule="auto"/>
+        <w:rPr>
+          <w:rFonts w:ascii="Times New Roman" w:eastAsia="Times New Roman" w:hAnsi="Times New Roman" w:cs="Times New Roman"/>
+          <w:sz w:val="24"/>
+          <w:szCs w:val="24"/>
+          <w:lang w:eastAsia="en-IN"/>
+        </w:rPr>
+      </w:pPr>
+      <w:r>
+        <w:rPr>
+          <w:rFonts w:ascii="Times New Roman" w:eastAsia="Times New Roman" w:hAnsi="Times New Roman" w:cs="Times New Roman"/>
+          <w:sz w:val="24"/>
+          <w:szCs w:val="24"/>
+          <w:lang w:eastAsia="en-IN"/>
+        </w:rPr>
+        <w:t xml:space="preserve">Find least frequent element </w:t>
+      </w:r>
+    </w:p>
+    <w:p>
+      <w:pPr>
+        <w:numPr>
+          <w:ilvl w:val="0"/>
+          <w:numId w:val="16"/>
+        </w:numPr>
+        <w:spacing w:before="100" w:beforeAutospacing="1" w:after="100" w:afterAutospacing="1" w:line="240" w:lineRule="auto"/>
+        <w:rPr>
+          <w:rFonts w:ascii="Times New Roman" w:eastAsia="Times New Roman" w:hAnsi="Times New Roman" w:cs="Times New Roman"/>
+          <w:sz w:val="24"/>
+          <w:szCs w:val="24"/>
+          <w:lang w:eastAsia="en-IN"/>
+        </w:rPr>
+      </w:pPr>
+      <w:r>
+        <w:rPr>
+          <w:rFonts w:ascii="Times New Roman" w:eastAsia="Times New Roman" w:hAnsi="Times New Roman" w:cs="Times New Roman"/>
+          <w:sz w:val="24"/>
+          <w:szCs w:val="24"/>
+          <w:lang w:eastAsia="en-IN"/>
+        </w:rPr>
+        <w:t xml:space="preserve">Find all elements with maximum frequency </w:t>
+      </w:r>
+    </w:p>
+    <w:p>
+      <w:pPr>
+        <w:numPr>
+          <w:ilvl w:val="0"/>
+          <w:numId w:val="16"/>
+        </w:numPr>
+        <w:spacing w:before="100" w:beforeAutospacing="1" w:after="100" w:afterAutospacing="1" w:line="240" w:lineRule="auto"/>
+        <w:rPr>
+          <w:rFonts w:ascii="Times New Roman" w:eastAsia="Times New Roman" w:hAnsi="Times New Roman" w:cs="Times New Roman"/>
+          <w:sz w:val="24"/>
+          <w:szCs w:val="24"/>
+          <w:lang w:eastAsia="en-IN"/>
+        </w:rPr>
+      </w:pPr>
+      <w:r>
+        <w:rPr>
+          <w:rFonts w:ascii="Times New Roman" w:eastAsia="Times New Roman" w:hAnsi="Times New Roman" w:cs="Times New Roman"/>
+          <w:sz w:val="24"/>
+          <w:szCs w:val="24"/>
+          <w:lang w:eastAsia="en-IN"/>
+        </w:rPr>
+        <w:t xml:space="preserve">Find first unique element </w:t>
+      </w:r>
+    </w:p>
+    <w:p>
+      <w:pPr>
+        <w:numPr>
+          <w:ilvl w:val="0"/>
+          <w:numId w:val="16"/>
+        </w:numPr>
+        <w:spacing w:before="100" w:beforeAutospacing="1" w:after="100" w:afterAutospacing="1" w:line="240" w:lineRule="auto"/>
+        <w:rPr>
+          <w:rFonts w:ascii="Times New Roman" w:eastAsia="Times New Roman" w:hAnsi="Times New Roman" w:cs="Times New Roman"/>
+          <w:sz w:val="24"/>
+          <w:szCs w:val="24"/>
+          <w:lang w:eastAsia="en-IN"/>
+        </w:rPr>
+      </w:pPr>
+      <w:r>
+        <w:rPr>
+          <w:rFonts w:ascii="Times New Roman" w:eastAsia="Times New Roman" w:hAnsi="Times New Roman" w:cs="Times New Roman"/>
+          <w:sz w:val="24"/>
+          <w:szCs w:val="24"/>
+          <w:lang w:eastAsia="en-IN"/>
+        </w:rPr>
+        <w:t xml:space="preserve">Find second repeating element </w:t>
+      </w:r>
+    </w:p>
+    <w:p>
+      <w:pPr>
+        <w:numPr>
+          <w:ilvl w:val="0"/>
+          <w:numId w:val="16"/>
+        </w:numPr>
+        <w:spacing w:before="100" w:beforeAutospacing="1" w:after="100" w:afterAutospacing="1" w:line="240" w:lineRule="auto"/>
+        <w:rPr>
+          <w:rFonts w:ascii="Times New Roman" w:eastAsia="Times New Roman" w:hAnsi="Times New Roman" w:cs="Times New Roman"/>
+          <w:sz w:val="24"/>
+          <w:szCs w:val="24"/>
+          <w:lang w:eastAsia="en-IN"/>
+        </w:rPr>
+      </w:pPr>
+      <w:r>
+        <w:rPr>
+          <w:rFonts w:ascii="Times New Roman" w:eastAsia="Times New Roman" w:hAnsi="Times New Roman" w:cs="Times New Roman"/>
+          <w:sz w:val="24"/>
+          <w:szCs w:val="24"/>
+          <w:lang w:eastAsia="en-IN"/>
+        </w:rPr>
+        <w:t xml:space="preserve">Count pairs with same value </w:t>
+      </w:r>
+    </w:p>
+    <w:p>
+      <w:pPr>
+        <w:numPr>
+          <w:ilvl w:val="0"/>
+          <w:numId w:val="16"/>
+        </w:numPr>
+        <w:spacing w:before="100" w:beforeAutospacing="1" w:after="100" w:afterAutospacing="1" w:line="240" w:lineRule="auto"/>
+        <w:rPr>
+          <w:rFonts w:ascii="Times New Roman" w:eastAsia="Times New Roman" w:hAnsi="Times New Roman" w:cs="Times New Roman"/>
+          <w:sz w:val="24"/>
+          <w:szCs w:val="24"/>
+          <w:lang w:eastAsia="en-IN"/>
+        </w:rPr>
+      </w:pPr>
+      <w:r>
+        <w:rPr>
+          <w:rFonts w:ascii="Times New Roman" w:eastAsia="Times New Roman" w:hAnsi="Times New Roman" w:cs="Times New Roman"/>
+          <w:sz w:val="24"/>
+          <w:szCs w:val="24"/>
+          <w:lang w:eastAsia="en-IN"/>
+        </w:rPr>
+        <w:t xml:space="preserve">Print frequency of each element without using dictionary </w:t>
+      </w:r>
+    </w:p>
+    <w:p>
+      <w:pPr>
+        <w:numPr>
+          <w:ilvl w:val="0"/>
+          <w:numId w:val="16"/>
+        </w:numPr>
+        <w:spacing w:before="100" w:beforeAutospacing="1" w:after="100" w:afterAutospacing="1" w:line="240" w:lineRule="auto"/>
+        <w:rPr>
+          <w:rFonts w:ascii="Times New Roman" w:eastAsia="Times New Roman" w:hAnsi="Times New Roman" w:cs="Times New Roman"/>
+          <w:sz w:val="24"/>
+          <w:szCs w:val="24"/>
+          <w:lang w:eastAsia="en-IN"/>
+        </w:rPr>
+      </w:pPr>
+      <w:r>
+        <w:rPr>
+          <w:rFonts w:ascii="Times New Roman" w:eastAsia="Times New Roman" w:hAnsi="Times New Roman" w:cs="Times New Roman"/>
+          <w:sz w:val="24"/>
+          <w:szCs w:val="24"/>
+          <w:lang w:eastAsia="en-IN"/>
+        </w:rPr>
+        <w:t xml:space="preserve">Find element whose frequency is prime </w:t>
+      </w:r>
+    </w:p>
+    <w:p>
+      <w:pPr>
+        <w:numPr>
+          <w:ilvl w:val="0"/>
+          <w:numId w:val="16"/>
+        </w:numPr>
+        <w:spacing w:before="100" w:beforeAutospacing="1" w:after="100" w:afterAutospacing="1" w:line="240" w:lineRule="auto"/>
+        <w:rPr>
+          <w:rFonts w:ascii="Times New Roman" w:eastAsia="Times New Roman" w:hAnsi="Times New Roman" w:cs="Times New Roman"/>
+          <w:sz w:val="24"/>
+          <w:szCs w:val="24"/>
+          <w:lang w:eastAsia="en-IN"/>
+        </w:rPr>
+      </w:pPr>
+      <w:r>
+        <w:rPr>
+          <w:rFonts w:ascii="Times New Roman" w:eastAsia="Times New Roman" w:hAnsi="Times New Roman" w:cs="Times New Roman"/>
+          <w:sz w:val="24"/>
+          <w:szCs w:val="24"/>
+          <w:lang w:eastAsia="en-IN"/>
+        </w:rPr>
+        <w:t xml:space="preserve">Remove elements occurring more than twice </w:t>
+      </w:r>
+    </w:p>
+    <w:p>
+      <w:pPr>
+        <w:numPr>
+          <w:ilvl w:val="0"/>
+          <w:numId w:val="16"/>
+        </w:numPr>
+        <w:spacing w:before="100" w:beforeAutospacing="1" w:after="100" w:afterAutospacing="1" w:line="240" w:lineRule="auto"/>
+        <w:rPr>
+          <w:rFonts w:ascii="Times New Roman" w:eastAsia="Times New Roman" w:hAnsi="Times New Roman" w:cs="Times New Roman"/>
+          <w:sz w:val="24"/>
+          <w:szCs w:val="24"/>
+          <w:lang w:eastAsia="en-IN"/>
+        </w:rPr>
+      </w:pPr>
+      <w:r>
+        <w:rPr>
+          <w:rFonts w:ascii="Times New Roman" w:eastAsia="Times New Roman" w:hAnsi="Times New Roman" w:cs="Times New Roman"/>
+          <w:sz w:val="24"/>
+          <w:szCs w:val="24"/>
+          <w:lang w:eastAsia="en-IN"/>
+        </w:rPr>
+        <w:t xml:space="preserve">Replace repeated elements with -1 </w:t>
+      </w:r>
+    </w:p>
+    <w:p>
+      <w:pPr>
+        <w:numPr>
+          <w:ilvl w:val="0"/>
+          <w:numId w:val="16"/>
+        </w:numPr>
+        <w:spacing w:before="100" w:beforeAutospacing="1" w:after="100" w:afterAutospacing="1" w:line="240" w:lineRule="auto"/>
+        <w:rPr>
+          <w:rFonts w:ascii="Times New Roman" w:eastAsia="Times New Roman" w:hAnsi="Times New Roman" w:cs="Times New Roman"/>
+          <w:sz w:val="24"/>
+          <w:szCs w:val="24"/>
+          <w:lang w:eastAsia="en-IN"/>
+        </w:rPr>
+      </w:pPr>
+      <w:r>
+        <w:rPr>
+          <w:rFonts w:ascii="Times New Roman" w:eastAsia="Times New Roman" w:hAnsi="Times New Roman" w:cs="Times New Roman"/>
+          <w:sz w:val="24"/>
+          <w:szCs w:val="24"/>
+          <w:lang w:eastAsia="en-IN"/>
+        </w:rPr>
+        <w:t xml:space="preserve">Find longest streak of same number </w:t>
+      </w:r>
+    </w:p>
+    <w:p>
+      <w:pPr>
+        <w:spacing w:after="0" w:line="240" w:lineRule="auto"/>
+        <w:rPr>
+          <w:rFonts w:ascii="Times New Roman" w:eastAsia="Times New Roman" w:hAnsi="Times New Roman" w:cs="Times New Roman"/>
+          <w:sz w:val="24"/>
+          <w:szCs w:val="24"/>
+          <w:lang w:eastAsia="en-IN"/>
+        </w:rPr>
+      </w:pPr>
+      <w:r>
+        <w:rPr>
+          <w:rFonts w:ascii="Times New Roman" w:eastAsia="Times New Roman" w:hAnsi="Times New Roman" w:cs="Times New Roman"/>
+          <w:sz w:val="24"/>
+          <w:szCs w:val="24"/>
+          <w:lang w:eastAsia="en-IN"/>
+        </w:rPr>
+        <w:pict w14:anchorId="379C73CD">
+          <v:rect id="_x0000_i1038" style="width:0;height:1.5pt" o:hralign="center" o:hrstd="t" o:hr="t" fillcolor="#a0a0a0" stroked="f"/>
+        </w:pict>
+      </w:r>
+    </w:p>
+    <w:p>
+      <w:pPr>
+        <w:spacing w:before="100" w:beforeAutospacing="1" w:after="100" w:afterAutospacing="1" w:line="240" w:lineRule="auto"/>
+        <w:outlineLvl w:val="0"/>
+        <w:rPr>
+          <w:rFonts w:ascii="Times New Roman" w:eastAsia="Times New Roman" w:hAnsi="Times New Roman" w:cs="Times New Roman"/>
+          <w:b/>
+          <w:bCs/>
+          <w:kern w:val="36"/>
+          <w:sz w:val="48"/>
+          <w:szCs w:val="48"/>
+          <w:lang w:eastAsia="en-IN"/>
+        </w:rPr>
+      </w:pPr>
+      <w:r>
+        <w:rPr>
+          <w:rFonts w:ascii="Segoe UI Emoji" w:eastAsia="Times New Roman" w:hAnsi="Segoe UI Emoji" w:cs="Segoe UI Emoji"/>
+          <w:b/>
+          <w:bCs/>
+          <w:kern w:val="36"/>
+          <w:sz w:val="48"/>
+          <w:szCs w:val="48"/>
+          <w:lang w:eastAsia="en-IN"/>
+        </w:rPr>
+        <w:t>🔁</w:t>
+      </w:r>
+      <w:r>
+        <w:rPr>
+          <w:rFonts w:ascii="Times New Roman" w:eastAsia="Times New Roman" w:hAnsi="Times New Roman" w:cs="Times New Roman"/>
+          <w:b/>
+          <w:bCs/>
+          <w:kern w:val="36"/>
+          <w:sz w:val="48"/>
+          <w:szCs w:val="48"/>
+          <w:lang w:eastAsia="en-IN"/>
+        </w:rPr>
+        <w:t xml:space="preserve"> SECTION 10: Rearrangement Level Up (10)</w:t>
+      </w:r>
+    </w:p>
+    <w:p>
+      <w:pPr>
+        <w:numPr>
+          <w:ilvl w:val="0"/>
+          <w:numId w:val="17"/>
+        </w:numPr>
+        <w:spacing w:before="100" w:beforeAutospacing="1" w:after="100" w:afterAutospacing="1" w:line="240" w:lineRule="auto"/>
+        <w:rPr>
+          <w:rFonts w:ascii="Times New Roman" w:eastAsia="Times New Roman" w:hAnsi="Times New Roman" w:cs="Times New Roman"/>
+          <w:sz w:val="24"/>
+          <w:szCs w:val="24"/>
+          <w:lang w:eastAsia="en-IN"/>
+        </w:rPr>
+      </w:pPr>
+      <w:r>
+        <w:rPr>
+          <w:rFonts w:ascii="Times New Roman" w:eastAsia="Times New Roman" w:hAnsi="Times New Roman" w:cs="Times New Roman"/>
+          <w:sz w:val="24"/>
+          <w:szCs w:val="24"/>
+          <w:lang w:eastAsia="en-IN"/>
+        </w:rPr>
+        <w:t xml:space="preserve">Rotate list left by 1 position </w:t>
+      </w:r>
+    </w:p>
+    <w:p>
+      <w:pPr>
+        <w:numPr>
+          <w:ilvl w:val="0"/>
+          <w:numId w:val="17"/>
+        </w:numPr>
+        <w:spacing w:before="100" w:beforeAutospacing="1" w:after="100" w:afterAutospacing="1" w:line="240" w:lineRule="auto"/>
+        <w:rPr>
+          <w:rFonts w:ascii="Times New Roman" w:eastAsia="Times New Roman" w:hAnsi="Times New Roman" w:cs="Times New Roman"/>
+          <w:sz w:val="24"/>
+          <w:szCs w:val="24"/>
+          <w:lang w:eastAsia="en-IN"/>
+        </w:rPr>
+      </w:pPr>
+      <w:r>
+        <w:rPr>
+          <w:rFonts w:ascii="Times New Roman" w:eastAsia="Times New Roman" w:hAnsi="Times New Roman" w:cs="Times New Roman"/>
+          <w:sz w:val="24"/>
+          <w:szCs w:val="24"/>
+          <w:lang w:eastAsia="en-IN"/>
+        </w:rPr>
+        <w:t xml:space="preserve">Rotate list right by k positions </w:t>
+      </w:r>
+    </w:p>
+    <w:p>
+      <w:pPr>
+        <w:numPr>
+          <w:ilvl w:val="0"/>
+          <w:numId w:val="17"/>
+        </w:numPr>
+        <w:spacing w:before="100" w:beforeAutospacing="1" w:after="100" w:afterAutospacing="1" w:line="240" w:lineRule="auto"/>
+        <w:rPr>
+          <w:rFonts w:ascii="Times New Roman" w:eastAsia="Times New Roman" w:hAnsi="Times New Roman" w:cs="Times New Roman"/>
+          <w:sz w:val="24"/>
+          <w:szCs w:val="24"/>
+          <w:lang w:eastAsia="en-IN"/>
+        </w:rPr>
+      </w:pPr>
+      <w:r>
+        <w:rPr>
+          <w:rFonts w:ascii="Times New Roman" w:eastAsia="Times New Roman" w:hAnsi="Times New Roman" w:cs="Times New Roman"/>
+          <w:sz w:val="24"/>
+          <w:szCs w:val="24"/>
+          <w:lang w:eastAsia="en-IN"/>
+        </w:rPr>
+        <w:t xml:space="preserve">Move all zeros to end </w:t>
+      </w:r>
+    </w:p>
+    <w:p>
+      <w:pPr>
+        <w:numPr>
+          <w:ilvl w:val="0"/>
+          <w:numId w:val="17"/>
+        </w:numPr>
+        <w:spacing w:before="100" w:beforeAutospacing="1" w:after="100" w:afterAutospacing="1" w:line="240" w:lineRule="auto"/>
+        <w:rPr>
+          <w:rFonts w:ascii="Times New Roman" w:eastAsia="Times New Roman" w:hAnsi="Times New Roman" w:cs="Times New Roman"/>
+          <w:sz w:val="24"/>
+          <w:szCs w:val="24"/>
+          <w:lang w:eastAsia="en-IN"/>
+        </w:rPr>
+      </w:pPr>
+      <w:r>
+        <w:rPr>
+          <w:rFonts w:ascii="Times New Roman" w:eastAsia="Times New Roman" w:hAnsi="Times New Roman" w:cs="Times New Roman"/>
+          <w:sz w:val="24"/>
+          <w:szCs w:val="24"/>
+          <w:lang w:eastAsia="en-IN"/>
+        </w:rPr>
+        <w:t xml:space="preserve">Move all even numbers to front, odd to back </w:t>
+      </w:r>
+    </w:p>
+    <w:p>
+      <w:pPr>
+        <w:numPr>
+          <w:ilvl w:val="0"/>
+          <w:numId w:val="17"/>
+        </w:numPr>
+        <w:spacing w:before="100" w:beforeAutospacing="1" w:after="100" w:afterAutospacing="1" w:line="240" w:lineRule="auto"/>
+        <w:rPr>
+          <w:rFonts w:ascii="Times New Roman" w:eastAsia="Times New Roman" w:hAnsi="Times New Roman" w:cs="Times New Roman"/>
+          <w:sz w:val="24"/>
+          <w:szCs w:val="24"/>
+          <w:lang w:eastAsia="en-IN"/>
+        </w:rPr>
+      </w:pPr>
+      <w:r>
+        <w:rPr>
+          <w:rFonts w:ascii="Times New Roman" w:eastAsia="Times New Roman" w:hAnsi="Times New Roman" w:cs="Times New Roman"/>
+          <w:sz w:val="24"/>
+          <w:szCs w:val="24"/>
+          <w:lang w:eastAsia="en-IN"/>
+        </w:rPr>
+        <w:t xml:space="preserve">Rearrange positive and negative alternately </w:t>
+      </w:r>
+    </w:p>
+    <w:p>
+      <w:pPr>
+        <w:numPr>
+          <w:ilvl w:val="0"/>
+          <w:numId w:val="17"/>
+        </w:numPr>
+        <w:spacing w:before="100" w:beforeAutospacing="1" w:after="100" w:afterAutospacing="1" w:line="240" w:lineRule="auto"/>
+        <w:rPr>
+          <w:rFonts w:ascii="Times New Roman" w:eastAsia="Times New Roman" w:hAnsi="Times New Roman" w:cs="Times New Roman"/>
+          <w:sz w:val="24"/>
+          <w:szCs w:val="24"/>
+          <w:lang w:eastAsia="en-IN"/>
+        </w:rPr>
+      </w:pPr>
+      <w:r>
+        <w:rPr>
+          <w:rFonts w:ascii="Times New Roman" w:eastAsia="Times New Roman" w:hAnsi="Times New Roman" w:cs="Times New Roman"/>
+          <w:sz w:val="24"/>
+          <w:szCs w:val="24"/>
+          <w:lang w:eastAsia="en-IN"/>
+        </w:rPr>
+        <w:t xml:space="preserve">Reverse elements between two indexes </w:t>
+      </w:r>
+    </w:p>
+    <w:p>
+      <w:pPr>
+        <w:numPr>
+          <w:ilvl w:val="0"/>
+          <w:numId w:val="17"/>
+        </w:numPr>
+        <w:spacing w:before="100" w:beforeAutospacing="1" w:after="100" w:afterAutospacing="1" w:line="240" w:lineRule="auto"/>
+        <w:rPr>
+          <w:rFonts w:ascii="Times New Roman" w:eastAsia="Times New Roman" w:hAnsi="Times New Roman" w:cs="Times New Roman"/>
+          <w:sz w:val="24"/>
+          <w:szCs w:val="24"/>
+          <w:lang w:eastAsia="en-IN"/>
+        </w:rPr>
+      </w:pPr>
+      <w:r>
+        <w:rPr>
+          <w:rFonts w:ascii="Times New Roman" w:eastAsia="Times New Roman" w:hAnsi="Times New Roman" w:cs="Times New Roman"/>
+          <w:sz w:val="24"/>
+          <w:szCs w:val="24"/>
+          <w:lang w:eastAsia="en-IN"/>
+        </w:rPr>
+        <w:t xml:space="preserve">Swap adjacent elements </w:t>
+      </w:r>
+    </w:p>
+    <w:p>
+      <w:pPr>
+        <w:numPr>
+          <w:ilvl w:val="0"/>
+          <w:numId w:val="17"/>
+        </w:numPr>
+        <w:spacing w:before="100" w:beforeAutospacing="1" w:after="100" w:afterAutospacing="1" w:line="240" w:lineRule="auto"/>
+        <w:rPr>
+          <w:rFonts w:ascii="Times New Roman" w:eastAsia="Times New Roman" w:hAnsi="Times New Roman" w:cs="Times New Roman"/>
+          <w:sz w:val="24"/>
+          <w:szCs w:val="24"/>
+          <w:lang w:eastAsia="en-IN"/>
+        </w:rPr>
+      </w:pPr>
+      <w:r>
+        <w:rPr>
+          <w:rFonts w:ascii="Times New Roman" w:eastAsia="Times New Roman" w:hAnsi="Times New Roman" w:cs="Times New Roman"/>
+          <w:sz w:val="24"/>
+          <w:szCs w:val="24"/>
+          <w:lang w:eastAsia="en-IN"/>
+        </w:rPr>
+        <w:t xml:space="preserve">Zigzag arrange (small &gt; big &lt; small &gt; big...) </w:t>
+      </w:r>
+    </w:p>
+    <w:p>
+      <w:pPr>
+        <w:numPr>
+          <w:ilvl w:val="0"/>
+          <w:numId w:val="17"/>
+        </w:numPr>
+        <w:spacing w:before="100" w:beforeAutospacing="1" w:after="100" w:afterAutospacing="1" w:line="240" w:lineRule="auto"/>
+        <w:rPr>
+          <w:rFonts w:ascii="Times New Roman" w:eastAsia="Times New Roman" w:hAnsi="Times New Roman" w:cs="Times New Roman"/>
+          <w:sz w:val="24"/>
+          <w:szCs w:val="24"/>
+          <w:lang w:eastAsia="en-IN"/>
+        </w:rPr>
+      </w:pPr>
+      <w:r>
+        <w:rPr>
+          <w:rFonts w:ascii="Times New Roman" w:eastAsia="Times New Roman" w:hAnsi="Times New Roman" w:cs="Times New Roman"/>
+          <w:sz w:val="24"/>
+          <w:szCs w:val="24"/>
+          <w:lang w:eastAsia="en-IN"/>
+        </w:rPr>
+        <w:t xml:space="preserve">Sort only even elements, keep odd positions same </w:t>
+      </w:r>
+    </w:p>
+    <w:p>
+      <w:pPr>
+        <w:numPr>
+          <w:ilvl w:val="0"/>
+          <w:numId w:val="17"/>
+        </w:numPr>
+        <w:spacing w:before="100" w:beforeAutospacing="1" w:after="100" w:afterAutospacing="1" w:line="240" w:lineRule="auto"/>
+        <w:rPr>
+          <w:rFonts w:ascii="Times New Roman" w:eastAsia="Times New Roman" w:hAnsi="Times New Roman" w:cs="Times New Roman"/>
+          <w:sz w:val="24"/>
+          <w:szCs w:val="24"/>
+          <w:lang w:eastAsia="en-IN"/>
+        </w:rPr>
+      </w:pPr>
+      <w:r>
+        <w:rPr>
+          <w:rFonts w:ascii="Times New Roman" w:eastAsia="Times New Roman" w:hAnsi="Times New Roman" w:cs="Times New Roman"/>
+          <w:sz w:val="24"/>
+          <w:szCs w:val="24"/>
+          <w:lang w:eastAsia="en-IN"/>
+        </w:rPr>
+        <w:t xml:space="preserve">Merge two sorted lists into one sorted list </w:t>
+      </w:r>
     </w:p>
     <w:p/>
     <w:sectPr>
@@ -3598,6 +5083,232 @@
 <file path=word/numbering.xml><?xml version="1.0" encoding="utf-8"?>
 <w:numbering xmlns:wpc="http://schemas.microsoft.com/office/word/2010/wordprocessingCanvas" xmlns:cx="http://schemas.microsoft.com/office/drawing/2014/chartex" xmlns:cx1="http://schemas.microsoft.com/office/drawing/2015/9/8/chartex" xmlns:cx2="http://schemas.microsoft.com/office/drawing/2015/10/21/chartex" xmlns:cx3="http://schemas.microsoft.com/office/drawing/2016/5/9/chartex" xmlns:cx4="http://schemas.microsoft.com/office/drawing/2016/5/10/chartex" xmlns:cx5="http://schemas.microsoft.com/office/drawing/2016/5/11/chartex" xmlns:cx6="http://schemas.microsoft.com/office/drawing/2016/5/12/chartex" xmlns:cx7="http://schemas.microsoft.com/office/drawing/2016/5/13/chartex" xmlns:cx8="http://schemas.microsoft.com/office/drawing/2016/5/14/chartex" xmlns:mc="http://schemas.openxmlformats.org/markup-compatibility/2006" xmlns:aink="http://schemas.microsoft.com/office/drawing/2016/ink" xmlns:am3d="http://schemas.microsoft.com/office/drawing/2017/model3d" xmlns:o="urn:schemas-microsoft-com:office:office" xmlns:oel="http://schemas.microsoft.com/office/2019/extlst" xmlns:r="http://schemas.openxmlformats.org/officeDocument/2006/relationships" xmlns:m="http://schemas.openxmlformats.org/officeDocument/2006/math" xmlns:v="urn:schemas-microsoft-com:vml" xmlns:wp14="http://schemas.microsoft.com/office/word/2010/wordprocessingDrawing" xmlns:wp="http://schemas.openxmlformats.org/drawingml/2006/wordprocessingDrawing" xmlns:w10="urn:schemas-microsoft-com:office:word" xmlns:w="http://schemas.openxmlformats.org/wordprocessingml/2006/main" xmlns:w14="http://schemas.microsoft.com/office/word/2010/wordml" xmlns:w15="http://schemas.microsoft.com/office/word/2012/wordml" xmlns:w16cex="http://schemas.microsoft.com/office/word/2018/wordml/cex" xmlns:w16cid="http://schemas.microsoft.com/office/word/2016/wordml/cid" xmlns:w16="http://schemas.microsoft.com/office/word/2018/wordml" xmlns:w16sdtdh="http://schemas.microsoft.com/office/word/2020/wordml/sdtdatahash" xmlns:w16se="http://schemas.microsoft.com/office/word/2015/wordml/symex" xmlns:wpg="http://schemas.microsoft.com/office/word/2010/wordprocessingGroup" xmlns:wpi="http://schemas.microsoft.com/office/word/2010/wordprocessingInk" xmlns:wne="http://schemas.microsoft.com/office/word/2006/wordml" xmlns:wps="http://schemas.microsoft.com/office/word/2010/wordprocessingShape" mc:Ignorable="w14 w15 w16se w16cid w16 w16cex w16sdtdh wp14">
   <w:abstractNum w:abstractNumId="0" w15:restartNumberingAfterBreak="0">
+    <w:nsid w:val="173E5570"/>
+    <w:multiLevelType w:val="multilevel"/>
+    <w:tmpl w:val="E01C319A"/>
+    <w:lvl w:ilvl="0">
+      <w:start w:val="81"/>
+      <w:numFmt w:val="decimal"/>
+      <w:lvlText w:val="%1."/>
+      <w:lvlJc w:val="left"/>
+      <w:pPr>
+        <w:tabs>
+          <w:tab w:val="num" w:pos="720"/>
+        </w:tabs>
+        <w:ind w:left="720" w:hanging="360"/>
+      </w:pPr>
+    </w:lvl>
+    <w:lvl w:ilvl="1" w:tentative="1">
+      <w:start w:val="1"/>
+      <w:numFmt w:val="decimal"/>
+      <w:lvlText w:val="%2."/>
+      <w:lvlJc w:val="left"/>
+      <w:pPr>
+        <w:tabs>
+          <w:tab w:val="num" w:pos="1440"/>
+        </w:tabs>
+        <w:ind w:left="1440" w:hanging="360"/>
+      </w:pPr>
+    </w:lvl>
+    <w:lvl w:ilvl="2" w:tentative="1">
+      <w:start w:val="1"/>
+      <w:numFmt w:val="decimal"/>
+      <w:lvlText w:val="%3."/>
+      <w:lvlJc w:val="left"/>
+      <w:pPr>
+        <w:tabs>
+          <w:tab w:val="num" w:pos="2160"/>
+        </w:tabs>
+        <w:ind w:left="2160" w:hanging="360"/>
+      </w:pPr>
+    </w:lvl>
+    <w:lvl w:ilvl="3" w:tentative="1">
+      <w:start w:val="1"/>
+      <w:numFmt w:val="decimal"/>
+      <w:lvlText w:val="%4."/>
+      <w:lvlJc w:val="left"/>
+      <w:pPr>
+        <w:tabs>
+          <w:tab w:val="num" w:pos="2880"/>
+        </w:tabs>
+        <w:ind w:left="2880" w:hanging="360"/>
+      </w:pPr>
+    </w:lvl>
+    <w:lvl w:ilvl="4" w:tentative="1">
+      <w:start w:val="1"/>
+      <w:numFmt w:val="decimal"/>
+      <w:lvlText w:val="%5."/>
+      <w:lvlJc w:val="left"/>
+      <w:pPr>
+        <w:tabs>
+          <w:tab w:val="num" w:pos="3600"/>
+        </w:tabs>
+        <w:ind w:left="3600" w:hanging="360"/>
+      </w:pPr>
+    </w:lvl>
+    <w:lvl w:ilvl="5" w:tentative="1">
+      <w:start w:val="1"/>
+      <w:numFmt w:val="decimal"/>
+      <w:lvlText w:val="%6."/>
+      <w:lvlJc w:val="left"/>
+      <w:pPr>
+        <w:tabs>
+          <w:tab w:val="num" w:pos="4320"/>
+        </w:tabs>
+        <w:ind w:left="4320" w:hanging="360"/>
+      </w:pPr>
+    </w:lvl>
+    <w:lvl w:ilvl="6" w:tentative="1">
+      <w:start w:val="1"/>
+      <w:numFmt w:val="decimal"/>
+      <w:lvlText w:val="%7."/>
+      <w:lvlJc w:val="left"/>
+      <w:pPr>
+        <w:tabs>
+          <w:tab w:val="num" w:pos="5040"/>
+        </w:tabs>
+        <w:ind w:left="5040" w:hanging="360"/>
+      </w:pPr>
+    </w:lvl>
+    <w:lvl w:ilvl="7" w:tentative="1">
+      <w:start w:val="1"/>
+      <w:numFmt w:val="decimal"/>
+      <w:lvlText w:val="%8."/>
+      <w:lvlJc w:val="left"/>
+      <w:pPr>
+        <w:tabs>
+          <w:tab w:val="num" w:pos="5760"/>
+        </w:tabs>
+        <w:ind w:left="5760" w:hanging="360"/>
+      </w:pPr>
+    </w:lvl>
+    <w:lvl w:ilvl="8" w:tentative="1">
+      <w:start w:val="1"/>
+      <w:numFmt w:val="decimal"/>
+      <w:lvlText w:val="%9."/>
+      <w:lvlJc w:val="left"/>
+      <w:pPr>
+        <w:tabs>
+          <w:tab w:val="num" w:pos="6480"/>
+        </w:tabs>
+        <w:ind w:left="6480" w:hanging="360"/>
+      </w:pPr>
+    </w:lvl>
+  </w:abstractNum>
+  <w:abstractNum w:abstractNumId="1" w15:restartNumberingAfterBreak="0">
+    <w:nsid w:val="1EA71ED0"/>
+    <w:multiLevelType w:val="multilevel"/>
+    <w:tmpl w:val="8ED02D38"/>
+    <w:lvl w:ilvl="0">
+      <w:start w:val="51"/>
+      <w:numFmt w:val="decimal"/>
+      <w:lvlText w:val="%1."/>
+      <w:lvlJc w:val="left"/>
+      <w:pPr>
+        <w:tabs>
+          <w:tab w:val="num" w:pos="720"/>
+        </w:tabs>
+        <w:ind w:left="720" w:hanging="360"/>
+      </w:pPr>
+    </w:lvl>
+    <w:lvl w:ilvl="1" w:tentative="1">
+      <w:start w:val="1"/>
+      <w:numFmt w:val="decimal"/>
+      <w:lvlText w:val="%2."/>
+      <w:lvlJc w:val="left"/>
+      <w:pPr>
+        <w:tabs>
+          <w:tab w:val="num" w:pos="1440"/>
+        </w:tabs>
+        <w:ind w:left="1440" w:hanging="360"/>
+      </w:pPr>
+    </w:lvl>
+    <w:lvl w:ilvl="2" w:tentative="1">
+      <w:start w:val="1"/>
+      <w:numFmt w:val="decimal"/>
+      <w:lvlText w:val="%3."/>
+      <w:lvlJc w:val="left"/>
+      <w:pPr>
+        <w:tabs>
+          <w:tab w:val="num" w:pos="2160"/>
+        </w:tabs>
+        <w:ind w:left="2160" w:hanging="360"/>
+      </w:pPr>
+    </w:lvl>
+    <w:lvl w:ilvl="3" w:tentative="1">
+      <w:start w:val="1"/>
+      <w:numFmt w:val="decimal"/>
+      <w:lvlText w:val="%4."/>
+      <w:lvlJc w:val="left"/>
+      <w:pPr>
+        <w:tabs>
+          <w:tab w:val="num" w:pos="2880"/>
+        </w:tabs>
+        <w:ind w:left="2880" w:hanging="360"/>
+      </w:pPr>
+    </w:lvl>
+    <w:lvl w:ilvl="4" w:tentative="1">
+      <w:start w:val="1"/>
+      <w:numFmt w:val="decimal"/>
+      <w:lvlText w:val="%5."/>
+      <w:lvlJc w:val="left"/>
+      <w:pPr>
+        <w:tabs>
+          <w:tab w:val="num" w:pos="3600"/>
+        </w:tabs>
+        <w:ind w:left="3600" w:hanging="360"/>
+      </w:pPr>
+    </w:lvl>
+    <w:lvl w:ilvl="5" w:tentative="1">
+      <w:start w:val="1"/>
+      <w:numFmt w:val="decimal"/>
+      <w:lvlText w:val="%6."/>
+      <w:lvlJc w:val="left"/>
+      <w:pPr>
+        <w:tabs>
+          <w:tab w:val="num" w:pos="4320"/>
+        </w:tabs>
+        <w:ind w:left="4320" w:hanging="360"/>
+      </w:pPr>
+    </w:lvl>
+    <w:lvl w:ilvl="6" w:tentative="1">
+      <w:start w:val="1"/>
+      <w:numFmt w:val="decimal"/>
+      <w:lvlText w:val="%7."/>
+      <w:lvlJc w:val="left"/>
+      <w:pPr>
+        <w:tabs>
+          <w:tab w:val="num" w:pos="5040"/>
+        </w:tabs>
+        <w:ind w:left="5040" w:hanging="360"/>
+      </w:pPr>
+    </w:lvl>
+    <w:lvl w:ilvl="7" w:tentative="1">
+      <w:start w:val="1"/>
+      <w:numFmt w:val="decimal"/>
+      <w:lvlText w:val="%8."/>
+      <w:lvlJc w:val="left"/>
+      <w:pPr>
+        <w:tabs>
+          <w:tab w:val="num" w:pos="5760"/>
+        </w:tabs>
+        <w:ind w:left="5760" w:hanging="360"/>
+      </w:pPr>
+    </w:lvl>
+    <w:lvl w:ilvl="8" w:tentative="1">
+      <w:start w:val="1"/>
+      <w:numFmt w:val="decimal"/>
+      <w:lvlText w:val="%9."/>
+      <w:lvlJc w:val="left"/>
+      <w:pPr>
+        <w:tabs>
+          <w:tab w:val="num" w:pos="6480"/>
+        </w:tabs>
+        <w:ind w:left="6480" w:hanging="360"/>
+      </w:pPr>
+    </w:lvl>
+  </w:abstractNum>
+  <w:abstractNum w:abstractNumId="2" w15:restartNumberingAfterBreak="0">
     <w:nsid w:val="22C46298"/>
     <w:multiLevelType w:val="multilevel"/>
     <w:tmpl w:val="602000B4"/>
@@ -3710,7 +5421,7 @@
       </w:pPr>
     </w:lvl>
   </w:abstractNum>
-  <w:abstractNum w:abstractNumId="1" w15:restartNumberingAfterBreak="0">
+  <w:abstractNum w:abstractNumId="3" w15:restartNumberingAfterBreak="0">
     <w:nsid w:val="2B7200C1"/>
     <w:multiLevelType w:val="multilevel"/>
     <w:tmpl w:val="1C484E04"/>
@@ -3823,7 +5534,7 @@
       </w:pPr>
     </w:lvl>
   </w:abstractNum>
-  <w:abstractNum w:abstractNumId="2" w15:restartNumberingAfterBreak="0">
+  <w:abstractNum w:abstractNumId="4" w15:restartNumberingAfterBreak="0">
     <w:nsid w:val="31BD6030"/>
     <w:multiLevelType w:val="multilevel"/>
     <w:tmpl w:val="9CAC134A"/>
@@ -3936,7 +5647,7 @@
       </w:pPr>
     </w:lvl>
   </w:abstractNum>
-  <w:abstractNum w:abstractNumId="3" w15:restartNumberingAfterBreak="0">
+  <w:abstractNum w:abstractNumId="5" w15:restartNumberingAfterBreak="0">
     <w:nsid w:val="37F32B7D"/>
     <w:multiLevelType w:val="multilevel"/>
     <w:tmpl w:val="07964106"/>
@@ -4049,7 +5760,7 @@
       </w:pPr>
     </w:lvl>
   </w:abstractNum>
-  <w:abstractNum w:abstractNumId="4" w15:restartNumberingAfterBreak="0">
+  <w:abstractNum w:abstractNumId="6" w15:restartNumberingAfterBreak="0">
     <w:nsid w:val="441B748A"/>
     <w:multiLevelType w:val="multilevel"/>
     <w:tmpl w:val="5972D522"/>
@@ -4162,7 +5873,7 @@
       </w:pPr>
     </w:lvl>
   </w:abstractNum>
-  <w:abstractNum w:abstractNumId="5" w15:restartNumberingAfterBreak="0">
+  <w:abstractNum w:abstractNumId="7" w15:restartNumberingAfterBreak="0">
     <w:nsid w:val="47177CAE"/>
     <w:multiLevelType w:val="multilevel"/>
     <w:tmpl w:val="FA726AD2"/>
@@ -4275,7 +5986,7 @@
       </w:pPr>
     </w:lvl>
   </w:abstractNum>
-  <w:abstractNum w:abstractNumId="6" w15:restartNumberingAfterBreak="0">
+  <w:abstractNum w:abstractNumId="8" w15:restartNumberingAfterBreak="0">
     <w:nsid w:val="4CD43958"/>
     <w:multiLevelType w:val="multilevel"/>
     <w:tmpl w:val="504CCF98"/>
@@ -4388,7 +6099,7 @@
       </w:pPr>
     </w:lvl>
   </w:abstractNum>
-  <w:abstractNum w:abstractNumId="7" w15:restartNumberingAfterBreak="0">
+  <w:abstractNum w:abstractNumId="9" w15:restartNumberingAfterBreak="0">
     <w:nsid w:val="4F506DC9"/>
     <w:multiLevelType w:val="multilevel"/>
     <w:tmpl w:val="F85ECA2C"/>
@@ -4501,7 +6212,233 @@
       </w:pPr>
     </w:lvl>
   </w:abstractNum>
-  <w:abstractNum w:abstractNumId="8" w15:restartNumberingAfterBreak="0">
+  <w:abstractNum w:abstractNumId="10" w15:restartNumberingAfterBreak="0">
+    <w:nsid w:val="5161492E"/>
+    <w:multiLevelType w:val="multilevel"/>
+    <w:tmpl w:val="72F45346"/>
+    <w:lvl w:ilvl="0">
+      <w:start w:val="91"/>
+      <w:numFmt w:val="decimal"/>
+      <w:lvlText w:val="%1."/>
+      <w:lvlJc w:val="left"/>
+      <w:pPr>
+        <w:tabs>
+          <w:tab w:val="num" w:pos="720"/>
+        </w:tabs>
+        <w:ind w:left="720" w:hanging="360"/>
+      </w:pPr>
+    </w:lvl>
+    <w:lvl w:ilvl="1" w:tentative="1">
+      <w:start w:val="1"/>
+      <w:numFmt w:val="decimal"/>
+      <w:lvlText w:val="%2."/>
+      <w:lvlJc w:val="left"/>
+      <w:pPr>
+        <w:tabs>
+          <w:tab w:val="num" w:pos="1440"/>
+        </w:tabs>
+        <w:ind w:left="1440" w:hanging="360"/>
+      </w:pPr>
+    </w:lvl>
+    <w:lvl w:ilvl="2" w:tentative="1">
+      <w:start w:val="1"/>
+      <w:numFmt w:val="decimal"/>
+      <w:lvlText w:val="%3."/>
+      <w:lvlJc w:val="left"/>
+      <w:pPr>
+        <w:tabs>
+          <w:tab w:val="num" w:pos="2160"/>
+        </w:tabs>
+        <w:ind w:left="2160" w:hanging="360"/>
+      </w:pPr>
+    </w:lvl>
+    <w:lvl w:ilvl="3" w:tentative="1">
+      <w:start w:val="1"/>
+      <w:numFmt w:val="decimal"/>
+      <w:lvlText w:val="%4."/>
+      <w:lvlJc w:val="left"/>
+      <w:pPr>
+        <w:tabs>
+          <w:tab w:val="num" w:pos="2880"/>
+        </w:tabs>
+        <w:ind w:left="2880" w:hanging="360"/>
+      </w:pPr>
+    </w:lvl>
+    <w:lvl w:ilvl="4" w:tentative="1">
+      <w:start w:val="1"/>
+      <w:numFmt w:val="decimal"/>
+      <w:lvlText w:val="%5."/>
+      <w:lvlJc w:val="left"/>
+      <w:pPr>
+        <w:tabs>
+          <w:tab w:val="num" w:pos="3600"/>
+        </w:tabs>
+        <w:ind w:left="3600" w:hanging="360"/>
+      </w:pPr>
+    </w:lvl>
+    <w:lvl w:ilvl="5" w:tentative="1">
+      <w:start w:val="1"/>
+      <w:numFmt w:val="decimal"/>
+      <w:lvlText w:val="%6."/>
+      <w:lvlJc w:val="left"/>
+      <w:pPr>
+        <w:tabs>
+          <w:tab w:val="num" w:pos="4320"/>
+        </w:tabs>
+        <w:ind w:left="4320" w:hanging="360"/>
+      </w:pPr>
+    </w:lvl>
+    <w:lvl w:ilvl="6" w:tentative="1">
+      <w:start w:val="1"/>
+      <w:numFmt w:val="decimal"/>
+      <w:lvlText w:val="%7."/>
+      <w:lvlJc w:val="left"/>
+      <w:pPr>
+        <w:tabs>
+          <w:tab w:val="num" w:pos="5040"/>
+        </w:tabs>
+        <w:ind w:left="5040" w:hanging="360"/>
+      </w:pPr>
+    </w:lvl>
+    <w:lvl w:ilvl="7" w:tentative="1">
+      <w:start w:val="1"/>
+      <w:numFmt w:val="decimal"/>
+      <w:lvlText w:val="%8."/>
+      <w:lvlJc w:val="left"/>
+      <w:pPr>
+        <w:tabs>
+          <w:tab w:val="num" w:pos="5760"/>
+        </w:tabs>
+        <w:ind w:left="5760" w:hanging="360"/>
+      </w:pPr>
+    </w:lvl>
+    <w:lvl w:ilvl="8" w:tentative="1">
+      <w:start w:val="1"/>
+      <w:numFmt w:val="decimal"/>
+      <w:lvlText w:val="%9."/>
+      <w:lvlJc w:val="left"/>
+      <w:pPr>
+        <w:tabs>
+          <w:tab w:val="num" w:pos="6480"/>
+        </w:tabs>
+        <w:ind w:left="6480" w:hanging="360"/>
+      </w:pPr>
+    </w:lvl>
+  </w:abstractNum>
+  <w:abstractNum w:abstractNumId="11" w15:restartNumberingAfterBreak="0">
+    <w:nsid w:val="571344D7"/>
+    <w:multiLevelType w:val="multilevel"/>
+    <w:tmpl w:val="779ADC6A"/>
+    <w:lvl w:ilvl="0">
+      <w:start w:val="71"/>
+      <w:numFmt w:val="decimal"/>
+      <w:lvlText w:val="%1."/>
+      <w:lvlJc w:val="left"/>
+      <w:pPr>
+        <w:tabs>
+          <w:tab w:val="num" w:pos="720"/>
+        </w:tabs>
+        <w:ind w:left="720" w:hanging="360"/>
+      </w:pPr>
+    </w:lvl>
+    <w:lvl w:ilvl="1" w:tentative="1">
+      <w:start w:val="1"/>
+      <w:numFmt w:val="decimal"/>
+      <w:lvlText w:val="%2."/>
+      <w:lvlJc w:val="left"/>
+      <w:pPr>
+        <w:tabs>
+          <w:tab w:val="num" w:pos="1440"/>
+        </w:tabs>
+        <w:ind w:left="1440" w:hanging="360"/>
+      </w:pPr>
+    </w:lvl>
+    <w:lvl w:ilvl="2" w:tentative="1">
+      <w:start w:val="1"/>
+      <w:numFmt w:val="decimal"/>
+      <w:lvlText w:val="%3."/>
+      <w:lvlJc w:val="left"/>
+      <w:pPr>
+        <w:tabs>
+          <w:tab w:val="num" w:pos="2160"/>
+        </w:tabs>
+        <w:ind w:left="2160" w:hanging="360"/>
+      </w:pPr>
+    </w:lvl>
+    <w:lvl w:ilvl="3" w:tentative="1">
+      <w:start w:val="1"/>
+      <w:numFmt w:val="decimal"/>
+      <w:lvlText w:val="%4."/>
+      <w:lvlJc w:val="left"/>
+      <w:pPr>
+        <w:tabs>
+          <w:tab w:val="num" w:pos="2880"/>
+        </w:tabs>
+        <w:ind w:left="2880" w:hanging="360"/>
+      </w:pPr>
+    </w:lvl>
+    <w:lvl w:ilvl="4" w:tentative="1">
+      <w:start w:val="1"/>
+      <w:numFmt w:val="decimal"/>
+      <w:lvlText w:val="%5."/>
+      <w:lvlJc w:val="left"/>
+      <w:pPr>
+        <w:tabs>
+          <w:tab w:val="num" w:pos="3600"/>
+        </w:tabs>
+        <w:ind w:left="3600" w:hanging="360"/>
+      </w:pPr>
+    </w:lvl>
+    <w:lvl w:ilvl="5" w:tentative="1">
+      <w:start w:val="1"/>
+      <w:numFmt w:val="decimal"/>
+      <w:lvlText w:val="%6."/>
+      <w:lvlJc w:val="left"/>
+      <w:pPr>
+        <w:tabs>
+          <w:tab w:val="num" w:pos="4320"/>
+        </w:tabs>
+        <w:ind w:left="4320" w:hanging="360"/>
+      </w:pPr>
+    </w:lvl>
+    <w:lvl w:ilvl="6" w:tentative="1">
+      <w:start w:val="1"/>
+      <w:numFmt w:val="decimal"/>
+      <w:lvlText w:val="%7."/>
+      <w:lvlJc w:val="left"/>
+      <w:pPr>
+        <w:tabs>
+          <w:tab w:val="num" w:pos="5040"/>
+        </w:tabs>
+        <w:ind w:left="5040" w:hanging="360"/>
+      </w:pPr>
+    </w:lvl>
+    <w:lvl w:ilvl="7" w:tentative="1">
+      <w:start w:val="1"/>
+      <w:numFmt w:val="decimal"/>
+      <w:lvlText w:val="%8."/>
+      <w:lvlJc w:val="left"/>
+      <w:pPr>
+        <w:tabs>
+          <w:tab w:val="num" w:pos="5760"/>
+        </w:tabs>
+        <w:ind w:left="5760" w:hanging="360"/>
+      </w:pPr>
+    </w:lvl>
+    <w:lvl w:ilvl="8" w:tentative="1">
+      <w:start w:val="1"/>
+      <w:numFmt w:val="decimal"/>
+      <w:lvlText w:val="%9."/>
+      <w:lvlJc w:val="left"/>
+      <w:pPr>
+        <w:tabs>
+          <w:tab w:val="num" w:pos="6480"/>
+        </w:tabs>
+        <w:ind w:left="6480" w:hanging="360"/>
+      </w:pPr>
+    </w:lvl>
+  </w:abstractNum>
+  <w:abstractNum w:abstractNumId="12" w15:restartNumberingAfterBreak="0">
     <w:nsid w:val="57150D4C"/>
     <w:multiLevelType w:val="multilevel"/>
     <w:tmpl w:val="7D7C7D28"/>
@@ -4614,7 +6551,7 @@
       </w:pPr>
     </w:lvl>
   </w:abstractNum>
-  <w:abstractNum w:abstractNumId="9" w15:restartNumberingAfterBreak="0">
+  <w:abstractNum w:abstractNumId="13" w15:restartNumberingAfterBreak="0">
     <w:nsid w:val="671A2D3C"/>
     <w:multiLevelType w:val="multilevel"/>
     <w:tmpl w:val="08CCF390"/>
@@ -4727,7 +6664,7 @@
       </w:pPr>
     </w:lvl>
   </w:abstractNum>
-  <w:abstractNum w:abstractNumId="10" w15:restartNumberingAfterBreak="0">
+  <w:abstractNum w:abstractNumId="14" w15:restartNumberingAfterBreak="0">
     <w:nsid w:val="7113410A"/>
     <w:multiLevelType w:val="multilevel"/>
     <w:tmpl w:val="DE1A1D10"/>
@@ -4840,7 +6777,7 @@
       </w:pPr>
     </w:lvl>
   </w:abstractNum>
-  <w:abstractNum w:abstractNumId="11" w15:restartNumberingAfterBreak="0">
+  <w:abstractNum w:abstractNumId="15" w15:restartNumberingAfterBreak="0">
     <w:nsid w:val="75AB7240"/>
     <w:multiLevelType w:val="multilevel"/>
     <w:tmpl w:val="A36E4B52"/>
@@ -4953,41 +6890,169 @@
       </w:pPr>
     </w:lvl>
   </w:abstractNum>
+  <w:abstractNum w:abstractNumId="16" w15:restartNumberingAfterBreak="0">
+    <w:nsid w:val="77622AAB"/>
+    <w:multiLevelType w:val="multilevel"/>
+    <w:tmpl w:val="1F4C1644"/>
+    <w:lvl w:ilvl="0">
+      <w:start w:val="61"/>
+      <w:numFmt w:val="decimal"/>
+      <w:lvlText w:val="%1."/>
+      <w:lvlJc w:val="left"/>
+      <w:pPr>
+        <w:tabs>
+          <w:tab w:val="num" w:pos="720"/>
+        </w:tabs>
+        <w:ind w:left="720" w:hanging="360"/>
+      </w:pPr>
+    </w:lvl>
+    <w:lvl w:ilvl="1" w:tentative="1">
+      <w:start w:val="1"/>
+      <w:numFmt w:val="decimal"/>
+      <w:lvlText w:val="%2."/>
+      <w:lvlJc w:val="left"/>
+      <w:pPr>
+        <w:tabs>
+          <w:tab w:val="num" w:pos="1440"/>
+        </w:tabs>
+        <w:ind w:left="1440" w:hanging="360"/>
+      </w:pPr>
+    </w:lvl>
+    <w:lvl w:ilvl="2" w:tentative="1">
+      <w:start w:val="1"/>
+      <w:numFmt w:val="decimal"/>
+      <w:lvlText w:val="%3."/>
+      <w:lvlJc w:val="left"/>
+      <w:pPr>
+        <w:tabs>
+          <w:tab w:val="num" w:pos="2160"/>
+        </w:tabs>
+        <w:ind w:left="2160" w:hanging="360"/>
+      </w:pPr>
+    </w:lvl>
+    <w:lvl w:ilvl="3" w:tentative="1">
+      <w:start w:val="1"/>
+      <w:numFmt w:val="decimal"/>
+      <w:lvlText w:val="%4."/>
+      <w:lvlJc w:val="left"/>
+      <w:pPr>
+        <w:tabs>
+          <w:tab w:val="num" w:pos="2880"/>
+        </w:tabs>
+        <w:ind w:left="2880" w:hanging="360"/>
+      </w:pPr>
+    </w:lvl>
+    <w:lvl w:ilvl="4" w:tentative="1">
+      <w:start w:val="1"/>
+      <w:numFmt w:val="decimal"/>
+      <w:lvlText w:val="%5."/>
+      <w:lvlJc w:val="left"/>
+      <w:pPr>
+        <w:tabs>
+          <w:tab w:val="num" w:pos="3600"/>
+        </w:tabs>
+        <w:ind w:left="3600" w:hanging="360"/>
+      </w:pPr>
+    </w:lvl>
+    <w:lvl w:ilvl="5" w:tentative="1">
+      <w:start w:val="1"/>
+      <w:numFmt w:val="decimal"/>
+      <w:lvlText w:val="%6."/>
+      <w:lvlJc w:val="left"/>
+      <w:pPr>
+        <w:tabs>
+          <w:tab w:val="num" w:pos="4320"/>
+        </w:tabs>
+        <w:ind w:left="4320" w:hanging="360"/>
+      </w:pPr>
+    </w:lvl>
+    <w:lvl w:ilvl="6" w:tentative="1">
+      <w:start w:val="1"/>
+      <w:numFmt w:val="decimal"/>
+      <w:lvlText w:val="%7."/>
+      <w:lvlJc w:val="left"/>
+      <w:pPr>
+        <w:tabs>
+          <w:tab w:val="num" w:pos="5040"/>
+        </w:tabs>
+        <w:ind w:left="5040" w:hanging="360"/>
+      </w:pPr>
+    </w:lvl>
+    <w:lvl w:ilvl="7" w:tentative="1">
+      <w:start w:val="1"/>
+      <w:numFmt w:val="decimal"/>
+      <w:lvlText w:val="%8."/>
+      <w:lvlJc w:val="left"/>
+      <w:pPr>
+        <w:tabs>
+          <w:tab w:val="num" w:pos="5760"/>
+        </w:tabs>
+        <w:ind w:left="5760" w:hanging="360"/>
+      </w:pPr>
+    </w:lvl>
+    <w:lvl w:ilvl="8" w:tentative="1">
+      <w:start w:val="1"/>
+      <w:numFmt w:val="decimal"/>
+      <w:lvlText w:val="%9."/>
+      <w:lvlJc w:val="left"/>
+      <w:pPr>
+        <w:tabs>
+          <w:tab w:val="num" w:pos="6480"/>
+        </w:tabs>
+        <w:ind w:left="6480" w:hanging="360"/>
+      </w:pPr>
+    </w:lvl>
+  </w:abstractNum>
   <w:num w:numId="1" w16cid:durableId="1588339734">
+    <w:abstractNumId w:val="12"/>
+  </w:num>
+  <w:num w:numId="2" w16cid:durableId="692658137">
+    <w:abstractNumId w:val="9"/>
+  </w:num>
+  <w:num w:numId="3" w16cid:durableId="12341963">
+    <w:abstractNumId w:val="13"/>
+  </w:num>
+  <w:num w:numId="4" w16cid:durableId="119764994">
+    <w:abstractNumId w:val="7"/>
+  </w:num>
+  <w:num w:numId="5" w16cid:durableId="1023359414">
     <w:abstractNumId w:val="8"/>
   </w:num>
-  <w:num w:numId="2" w16cid:durableId="692658137">
-    <w:abstractNumId w:val="7"/>
-  </w:num>
-  <w:num w:numId="3" w16cid:durableId="12341963">
-    <w:abstractNumId w:val="9"/>
-  </w:num>
-  <w:num w:numId="4" w16cid:durableId="119764994">
+  <w:num w:numId="6" w16cid:durableId="889147386">
     <w:abstractNumId w:val="5"/>
   </w:num>
-  <w:num w:numId="5" w16cid:durableId="1023359414">
+  <w:num w:numId="7" w16cid:durableId="1634021261">
+    <w:abstractNumId w:val="15"/>
+  </w:num>
+  <w:num w:numId="8" w16cid:durableId="1786463881">
     <w:abstractNumId w:val="6"/>
   </w:num>
-  <w:num w:numId="6" w16cid:durableId="889147386">
+  <w:num w:numId="9" w16cid:durableId="1189492275">
+    <w:abstractNumId w:val="14"/>
+  </w:num>
+  <w:num w:numId="10" w16cid:durableId="241372221">
+    <w:abstractNumId w:val="2"/>
+  </w:num>
+  <w:num w:numId="11" w16cid:durableId="820971072">
+    <w:abstractNumId w:val="4"/>
+  </w:num>
+  <w:num w:numId="12" w16cid:durableId="2063751056">
     <w:abstractNumId w:val="3"/>
   </w:num>
-  <w:num w:numId="7" w16cid:durableId="1634021261">
+  <w:num w:numId="13" w16cid:durableId="1687050131">
+    <w:abstractNumId w:val="1"/>
+  </w:num>
+  <w:num w:numId="14" w16cid:durableId="1935088252">
+    <w:abstractNumId w:val="16"/>
+  </w:num>
+  <w:num w:numId="15" w16cid:durableId="1312515592">
     <w:abstractNumId w:val="11"/>
   </w:num>
-  <w:num w:numId="8" w16cid:durableId="1786463881">
-    <w:abstractNumId w:val="4"/>
-  </w:num>
-  <w:num w:numId="9" w16cid:durableId="1189492275">
-    <w:abstractNumId w:val="10"/>
-  </w:num>
-  <w:num w:numId="10" w16cid:durableId="241372221">
+  <w:num w:numId="16" w16cid:durableId="353117394">
     <w:abstractNumId w:val="0"/>
   </w:num>
-  <w:num w:numId="11" w16cid:durableId="820971072">
-    <w:abstractNumId w:val="2"/>
-  </w:num>
-  <w:num w:numId="12" w16cid:durableId="2063751056">
-    <w:abstractNumId w:val="1"/>
+  <w:num w:numId="17" w16cid:durableId="1408458454">
+    <w:abstractNumId w:val="10"/>
   </w:num>
 </w:numbering>
 </file>

--- a/list ques.docx
+++ b/list ques.docx
@@ -5068,6 +5068,320 @@
         </w:rPr>
         <w:t xml:space="preserve">Merge two sorted lists into one sorted list </w:t>
       </w:r>
+    </w:p>
+    <w:p>
+      <w:pPr>
+        <w:spacing w:before="100" w:beforeAutospacing="1" w:after="100" w:afterAutospacing="1" w:line="240" w:lineRule="auto"/>
+        <w:rPr>
+          <w:rFonts w:ascii="Times New Roman" w:eastAsia="Times New Roman" w:hAnsi="Times New Roman" w:cs="Times New Roman"/>
+          <w:sz w:val="24"/>
+          <w:szCs w:val="24"/>
+          <w:lang w:eastAsia="en-IN"/>
+        </w:rPr>
+      </w:pPr>
+    </w:p>
+    <w:p>
+      <w:pPr>
+        <w:spacing w:before="100" w:beforeAutospacing="1" w:after="100" w:afterAutospacing="1" w:line="240" w:lineRule="auto"/>
+        <w:outlineLvl w:val="0"/>
+        <w:rPr>
+          <w:rFonts w:ascii="Times New Roman" w:eastAsia="Times New Roman" w:hAnsi="Times New Roman" w:cs="Times New Roman"/>
+          <w:b/>
+          <w:bCs/>
+          <w:kern w:val="36"/>
+          <w:sz w:val="48"/>
+          <w:szCs w:val="48"/>
+          <w:lang w:eastAsia="en-IN"/>
+        </w:rPr>
+      </w:pPr>
+      <w:r>
+        <w:rPr>
+          <w:rFonts w:ascii="Times New Roman" w:eastAsia="Times New Roman" w:hAnsi="Times New Roman" w:cs="Times New Roman"/>
+          <w:b/>
+          <w:bCs/>
+          <w:kern w:val="36"/>
+          <w:sz w:val="48"/>
+          <w:szCs w:val="48"/>
+          <w:lang w:eastAsia="en-IN"/>
+        </w:rPr>
+        <w:t>SECTION 1</w:t>
+      </w:r>
+      <w:r>
+        <w:rPr>
+          <w:rFonts w:ascii="Times New Roman" w:eastAsia="Times New Roman" w:hAnsi="Times New Roman" w:cs="Times New Roman"/>
+          <w:b/>
+          <w:bCs/>
+          <w:kern w:val="36"/>
+          <w:sz w:val="48"/>
+          <w:szCs w:val="48"/>
+          <w:lang w:eastAsia="en-IN"/>
+        </w:rPr>
+        <w:t>1</w:t>
+      </w:r>
+      <w:r>
+        <w:rPr>
+          <w:rFonts w:ascii="Times New Roman" w:eastAsia="Times New Roman" w:hAnsi="Times New Roman" w:cs="Times New Roman"/>
+          <w:b/>
+          <w:bCs/>
+          <w:kern w:val="36"/>
+          <w:sz w:val="48"/>
+          <w:szCs w:val="48"/>
+          <w:lang w:eastAsia="en-IN"/>
+        </w:rPr>
+        <w:t>: Smart Filtering+ (10)</w:t>
+      </w:r>
+    </w:p>
+    <w:p>
+      <w:pPr>
+        <w:numPr>
+          <w:ilvl w:val="0"/>
+          <w:numId w:val="18"/>
+        </w:numPr>
+        <w:spacing w:before="100" w:beforeAutospacing="1" w:after="100" w:afterAutospacing="1" w:line="240" w:lineRule="auto"/>
+        <w:rPr>
+          <w:rFonts w:ascii="Times New Roman" w:eastAsia="Times New Roman" w:hAnsi="Times New Roman" w:cs="Times New Roman"/>
+          <w:sz w:val="24"/>
+          <w:szCs w:val="24"/>
+          <w:lang w:eastAsia="en-IN"/>
+        </w:rPr>
+      </w:pPr>
+      <w:r>
+        <w:rPr>
+          <w:rFonts w:ascii="Times New Roman" w:eastAsia="Times New Roman" w:hAnsi="Times New Roman" w:cs="Times New Roman"/>
+          <w:sz w:val="24"/>
+          <w:szCs w:val="24"/>
+          <w:lang w:eastAsia="en-IN"/>
+        </w:rPr>
+        <w:t xml:space="preserve">Keep only numbers whose sum of digits is even </w:t>
+      </w:r>
+    </w:p>
+    <w:p>
+      <w:pPr>
+        <w:numPr>
+          <w:ilvl w:val="0"/>
+          <w:numId w:val="18"/>
+        </w:numPr>
+        <w:spacing w:before="100" w:beforeAutospacing="1" w:after="100" w:afterAutospacing="1" w:line="240" w:lineRule="auto"/>
+        <w:rPr>
+          <w:rFonts w:ascii="Times New Roman" w:eastAsia="Times New Roman" w:hAnsi="Times New Roman" w:cs="Times New Roman"/>
+          <w:sz w:val="24"/>
+          <w:szCs w:val="24"/>
+          <w:lang w:eastAsia="en-IN"/>
+        </w:rPr>
+      </w:pPr>
+      <w:r>
+        <w:rPr>
+          <w:rFonts w:ascii="Times New Roman" w:eastAsia="Times New Roman" w:hAnsi="Times New Roman" w:cs="Times New Roman"/>
+          <w:sz w:val="24"/>
+          <w:szCs w:val="24"/>
+          <w:lang w:eastAsia="en-IN"/>
+        </w:rPr>
+        <w:t xml:space="preserve">Remove numbers whose reverse is same </w:t>
+      </w:r>
+    </w:p>
+    <w:p>
+      <w:pPr>
+        <w:numPr>
+          <w:ilvl w:val="0"/>
+          <w:numId w:val="18"/>
+        </w:numPr>
+        <w:spacing w:before="100" w:beforeAutospacing="1" w:after="100" w:afterAutospacing="1" w:line="240" w:lineRule="auto"/>
+        <w:rPr>
+          <w:rFonts w:ascii="Times New Roman" w:eastAsia="Times New Roman" w:hAnsi="Times New Roman" w:cs="Times New Roman"/>
+          <w:sz w:val="24"/>
+          <w:szCs w:val="24"/>
+          <w:lang w:eastAsia="en-IN"/>
+        </w:rPr>
+      </w:pPr>
+      <w:r>
+        <w:rPr>
+          <w:rFonts w:ascii="Times New Roman" w:eastAsia="Times New Roman" w:hAnsi="Times New Roman" w:cs="Times New Roman"/>
+          <w:sz w:val="24"/>
+          <w:szCs w:val="24"/>
+          <w:lang w:eastAsia="en-IN"/>
+        </w:rPr>
+        <w:t xml:space="preserve">Replace negatives with absolute value only if even </w:t>
+      </w:r>
+    </w:p>
+    <w:p>
+      <w:pPr>
+        <w:numPr>
+          <w:ilvl w:val="0"/>
+          <w:numId w:val="18"/>
+        </w:numPr>
+        <w:spacing w:before="100" w:beforeAutospacing="1" w:after="100" w:afterAutospacing="1" w:line="240" w:lineRule="auto"/>
+        <w:rPr>
+          <w:rFonts w:ascii="Times New Roman" w:eastAsia="Times New Roman" w:hAnsi="Times New Roman" w:cs="Times New Roman"/>
+          <w:sz w:val="24"/>
+          <w:szCs w:val="24"/>
+          <w:lang w:eastAsia="en-IN"/>
+        </w:rPr>
+      </w:pPr>
+      <w:r>
+        <w:rPr>
+          <w:rFonts w:ascii="Times New Roman" w:eastAsia="Times New Roman" w:hAnsi="Times New Roman" w:cs="Times New Roman"/>
+          <w:sz w:val="24"/>
+          <w:szCs w:val="24"/>
+          <w:lang w:eastAsia="en-IN"/>
+        </w:rPr>
+        <w:t xml:space="preserve">Keep only numbers having exactly 3 digits </w:t>
+      </w:r>
+    </w:p>
+    <w:p>
+      <w:pPr>
+        <w:numPr>
+          <w:ilvl w:val="0"/>
+          <w:numId w:val="18"/>
+        </w:numPr>
+        <w:spacing w:before="100" w:beforeAutospacing="1" w:after="100" w:afterAutospacing="1" w:line="240" w:lineRule="auto"/>
+        <w:rPr>
+          <w:rFonts w:ascii="Times New Roman" w:eastAsia="Times New Roman" w:hAnsi="Times New Roman" w:cs="Times New Roman"/>
+          <w:sz w:val="24"/>
+          <w:szCs w:val="24"/>
+          <w:lang w:eastAsia="en-IN"/>
+        </w:rPr>
+      </w:pPr>
+      <w:r>
+        <w:rPr>
+          <w:rFonts w:ascii="Times New Roman" w:eastAsia="Times New Roman" w:hAnsi="Times New Roman" w:cs="Times New Roman"/>
+          <w:sz w:val="24"/>
+          <w:szCs w:val="24"/>
+          <w:lang w:eastAsia="en-IN"/>
+        </w:rPr>
+        <w:t xml:space="preserve">Remove numbers divisible by sum of digits </w:t>
+      </w:r>
+    </w:p>
+    <w:p>
+      <w:pPr>
+        <w:numPr>
+          <w:ilvl w:val="0"/>
+          <w:numId w:val="18"/>
+        </w:numPr>
+        <w:spacing w:before="100" w:beforeAutospacing="1" w:after="100" w:afterAutospacing="1" w:line="240" w:lineRule="auto"/>
+        <w:rPr>
+          <w:rFonts w:ascii="Times New Roman" w:eastAsia="Times New Roman" w:hAnsi="Times New Roman" w:cs="Times New Roman"/>
+          <w:sz w:val="24"/>
+          <w:szCs w:val="24"/>
+          <w:lang w:eastAsia="en-IN"/>
+        </w:rPr>
+      </w:pPr>
+      <w:r>
+        <w:rPr>
+          <w:rFonts w:ascii="Times New Roman" w:eastAsia="Times New Roman" w:hAnsi="Times New Roman" w:cs="Times New Roman"/>
+          <w:sz w:val="24"/>
+          <w:szCs w:val="24"/>
+          <w:lang w:eastAsia="en-IN"/>
+        </w:rPr>
+        <w:lastRenderedPageBreak/>
+        <w:t xml:space="preserve">Print numbers whose square ends with 5 </w:t>
+      </w:r>
+    </w:p>
+    <w:p>
+      <w:pPr>
+        <w:numPr>
+          <w:ilvl w:val="0"/>
+          <w:numId w:val="18"/>
+        </w:numPr>
+        <w:spacing w:before="100" w:beforeAutospacing="1" w:after="100" w:afterAutospacing="1" w:line="240" w:lineRule="auto"/>
+        <w:rPr>
+          <w:rFonts w:ascii="Times New Roman" w:eastAsia="Times New Roman" w:hAnsi="Times New Roman" w:cs="Times New Roman"/>
+          <w:sz w:val="24"/>
+          <w:szCs w:val="24"/>
+          <w:lang w:eastAsia="en-IN"/>
+        </w:rPr>
+      </w:pPr>
+      <w:r>
+        <w:rPr>
+          <w:rFonts w:ascii="Times New Roman" w:eastAsia="Times New Roman" w:hAnsi="Times New Roman" w:cs="Times New Roman"/>
+          <w:sz w:val="24"/>
+          <w:szCs w:val="24"/>
+          <w:lang w:eastAsia="en-IN"/>
+        </w:rPr>
+        <w:t xml:space="preserve">Count numbers having more even digits than odd digits </w:t>
+      </w:r>
+    </w:p>
+    <w:p>
+      <w:pPr>
+        <w:numPr>
+          <w:ilvl w:val="0"/>
+          <w:numId w:val="18"/>
+        </w:numPr>
+        <w:spacing w:before="100" w:beforeAutospacing="1" w:after="100" w:afterAutospacing="1" w:line="240" w:lineRule="auto"/>
+        <w:rPr>
+          <w:rFonts w:ascii="Times New Roman" w:eastAsia="Times New Roman" w:hAnsi="Times New Roman" w:cs="Times New Roman"/>
+          <w:sz w:val="24"/>
+          <w:szCs w:val="24"/>
+          <w:lang w:eastAsia="en-IN"/>
+        </w:rPr>
+      </w:pPr>
+      <w:r>
+        <w:rPr>
+          <w:rFonts w:ascii="Times New Roman" w:eastAsia="Times New Roman" w:hAnsi="Times New Roman" w:cs="Times New Roman"/>
+          <w:sz w:val="24"/>
+          <w:szCs w:val="24"/>
+          <w:lang w:eastAsia="en-IN"/>
+        </w:rPr>
+        <w:t xml:space="preserve">Replace zeros with next non-zero element </w:t>
+      </w:r>
+    </w:p>
+    <w:p>
+      <w:pPr>
+        <w:numPr>
+          <w:ilvl w:val="0"/>
+          <w:numId w:val="18"/>
+        </w:numPr>
+        <w:spacing w:before="100" w:beforeAutospacing="1" w:after="100" w:afterAutospacing="1" w:line="240" w:lineRule="auto"/>
+        <w:rPr>
+          <w:rFonts w:ascii="Times New Roman" w:eastAsia="Times New Roman" w:hAnsi="Times New Roman" w:cs="Times New Roman"/>
+          <w:sz w:val="24"/>
+          <w:szCs w:val="24"/>
+          <w:lang w:eastAsia="en-IN"/>
+        </w:rPr>
+      </w:pPr>
+      <w:r>
+        <w:rPr>
+          <w:rFonts w:ascii="Times New Roman" w:eastAsia="Times New Roman" w:hAnsi="Times New Roman" w:cs="Times New Roman"/>
+          <w:sz w:val="24"/>
+          <w:szCs w:val="24"/>
+          <w:lang w:eastAsia="en-IN"/>
+        </w:rPr>
+        <w:t xml:space="preserve">Keep only numbers greater than average and less than max </w:t>
+      </w:r>
+    </w:p>
+    <w:p>
+      <w:pPr>
+        <w:numPr>
+          <w:ilvl w:val="0"/>
+          <w:numId w:val="18"/>
+        </w:numPr>
+        <w:spacing w:before="100" w:beforeAutospacing="1" w:after="100" w:afterAutospacing="1" w:line="240" w:lineRule="auto"/>
+        <w:rPr>
+          <w:rFonts w:ascii="Times New Roman" w:eastAsia="Times New Roman" w:hAnsi="Times New Roman" w:cs="Times New Roman"/>
+          <w:sz w:val="24"/>
+          <w:szCs w:val="24"/>
+          <w:lang w:eastAsia="en-IN"/>
+        </w:rPr>
+      </w:pPr>
+      <w:r>
+        <w:rPr>
+          <w:rFonts w:ascii="Times New Roman" w:eastAsia="Times New Roman" w:hAnsi="Times New Roman" w:cs="Times New Roman"/>
+          <w:sz w:val="24"/>
+          <w:szCs w:val="24"/>
+          <w:lang w:eastAsia="en-IN"/>
+        </w:rPr>
+        <w:t>Remove numbers appearing at prime indexes</w:t>
+      </w:r>
+    </w:p>
+    <w:p>
+      <w:pPr>
+        <w:spacing w:before="100" w:beforeAutospacing="1" w:after="100" w:afterAutospacing="1" w:line="240" w:lineRule="auto"/>
+        <w:rPr>
+          <w:rFonts w:ascii="Times New Roman" w:eastAsia="Times New Roman" w:hAnsi="Times New Roman" w:cs="Times New Roman"/>
+          <w:sz w:val="24"/>
+          <w:szCs w:val="24"/>
+          <w:lang w:eastAsia="en-IN"/>
+        </w:rPr>
+      </w:pPr>
     </w:p>
     <w:p/>
     <w:sectPr>
@@ -5083,6 +5397,119 @@
 <file path=word/numbering.xml><?xml version="1.0" encoding="utf-8"?>
 <w:numbering xmlns:wpc="http://schemas.microsoft.com/office/word/2010/wordprocessingCanvas" xmlns:cx="http://schemas.microsoft.com/office/drawing/2014/chartex" xmlns:cx1="http://schemas.microsoft.com/office/drawing/2015/9/8/chartex" xmlns:cx2="http://schemas.microsoft.com/office/drawing/2015/10/21/chartex" xmlns:cx3="http://schemas.microsoft.com/office/drawing/2016/5/9/chartex" xmlns:cx4="http://schemas.microsoft.com/office/drawing/2016/5/10/chartex" xmlns:cx5="http://schemas.microsoft.com/office/drawing/2016/5/11/chartex" xmlns:cx6="http://schemas.microsoft.com/office/drawing/2016/5/12/chartex" xmlns:cx7="http://schemas.microsoft.com/office/drawing/2016/5/13/chartex" xmlns:cx8="http://schemas.microsoft.com/office/drawing/2016/5/14/chartex" xmlns:mc="http://schemas.openxmlformats.org/markup-compatibility/2006" xmlns:aink="http://schemas.microsoft.com/office/drawing/2016/ink" xmlns:am3d="http://schemas.microsoft.com/office/drawing/2017/model3d" xmlns:o="urn:schemas-microsoft-com:office:office" xmlns:oel="http://schemas.microsoft.com/office/2019/extlst" xmlns:r="http://schemas.openxmlformats.org/officeDocument/2006/relationships" xmlns:m="http://schemas.openxmlformats.org/officeDocument/2006/math" xmlns:v="urn:schemas-microsoft-com:vml" xmlns:wp14="http://schemas.microsoft.com/office/word/2010/wordprocessingDrawing" xmlns:wp="http://schemas.openxmlformats.org/drawingml/2006/wordprocessingDrawing" xmlns:w10="urn:schemas-microsoft-com:office:word" xmlns:w="http://schemas.openxmlformats.org/wordprocessingml/2006/main" xmlns:w14="http://schemas.microsoft.com/office/word/2010/wordml" xmlns:w15="http://schemas.microsoft.com/office/word/2012/wordml" xmlns:w16cex="http://schemas.microsoft.com/office/word/2018/wordml/cex" xmlns:w16cid="http://schemas.microsoft.com/office/word/2016/wordml/cid" xmlns:w16="http://schemas.microsoft.com/office/word/2018/wordml" xmlns:w16sdtdh="http://schemas.microsoft.com/office/word/2020/wordml/sdtdatahash" xmlns:w16se="http://schemas.microsoft.com/office/word/2015/wordml/symex" xmlns:wpg="http://schemas.microsoft.com/office/word/2010/wordprocessingGroup" xmlns:wpi="http://schemas.microsoft.com/office/word/2010/wordprocessingInk" xmlns:wne="http://schemas.microsoft.com/office/word/2006/wordml" xmlns:wps="http://schemas.microsoft.com/office/word/2010/wordprocessingShape" mc:Ignorable="w14 w15 w16se w16cid w16 w16cex w16sdtdh wp14">
   <w:abstractNum w:abstractNumId="0" w15:restartNumberingAfterBreak="0">
+    <w:nsid w:val="0CB82C27"/>
+    <w:multiLevelType w:val="multilevel"/>
+    <w:tmpl w:val="1F58F986"/>
+    <w:lvl w:ilvl="0">
+      <w:start w:val="91"/>
+      <w:numFmt w:val="decimal"/>
+      <w:lvlText w:val="%1."/>
+      <w:lvlJc w:val="left"/>
+      <w:pPr>
+        <w:tabs>
+          <w:tab w:val="num" w:pos="720"/>
+        </w:tabs>
+        <w:ind w:left="720" w:hanging="360"/>
+      </w:pPr>
+    </w:lvl>
+    <w:lvl w:ilvl="1" w:tentative="1">
+      <w:start w:val="1"/>
+      <w:numFmt w:val="decimal"/>
+      <w:lvlText w:val="%2."/>
+      <w:lvlJc w:val="left"/>
+      <w:pPr>
+        <w:tabs>
+          <w:tab w:val="num" w:pos="1440"/>
+        </w:tabs>
+        <w:ind w:left="1440" w:hanging="360"/>
+      </w:pPr>
+    </w:lvl>
+    <w:lvl w:ilvl="2" w:tentative="1">
+      <w:start w:val="1"/>
+      <w:numFmt w:val="decimal"/>
+      <w:lvlText w:val="%3."/>
+      <w:lvlJc w:val="left"/>
+      <w:pPr>
+        <w:tabs>
+          <w:tab w:val="num" w:pos="2160"/>
+        </w:tabs>
+        <w:ind w:left="2160" w:hanging="360"/>
+      </w:pPr>
+    </w:lvl>
+    <w:lvl w:ilvl="3" w:tentative="1">
+      <w:start w:val="1"/>
+      <w:numFmt w:val="decimal"/>
+      <w:lvlText w:val="%4."/>
+      <w:lvlJc w:val="left"/>
+      <w:pPr>
+        <w:tabs>
+          <w:tab w:val="num" w:pos="2880"/>
+        </w:tabs>
+        <w:ind w:left="2880" w:hanging="360"/>
+      </w:pPr>
+    </w:lvl>
+    <w:lvl w:ilvl="4" w:tentative="1">
+      <w:start w:val="1"/>
+      <w:numFmt w:val="decimal"/>
+      <w:lvlText w:val="%5."/>
+      <w:lvlJc w:val="left"/>
+      <w:pPr>
+        <w:tabs>
+          <w:tab w:val="num" w:pos="3600"/>
+        </w:tabs>
+        <w:ind w:left="3600" w:hanging="360"/>
+      </w:pPr>
+    </w:lvl>
+    <w:lvl w:ilvl="5" w:tentative="1">
+      <w:start w:val="1"/>
+      <w:numFmt w:val="decimal"/>
+      <w:lvlText w:val="%6."/>
+      <w:lvlJc w:val="left"/>
+      <w:pPr>
+        <w:tabs>
+          <w:tab w:val="num" w:pos="4320"/>
+        </w:tabs>
+        <w:ind w:left="4320" w:hanging="360"/>
+      </w:pPr>
+    </w:lvl>
+    <w:lvl w:ilvl="6" w:tentative="1">
+      <w:start w:val="1"/>
+      <w:numFmt w:val="decimal"/>
+      <w:lvlText w:val="%7."/>
+      <w:lvlJc w:val="left"/>
+      <w:pPr>
+        <w:tabs>
+          <w:tab w:val="num" w:pos="5040"/>
+        </w:tabs>
+        <w:ind w:left="5040" w:hanging="360"/>
+      </w:pPr>
+    </w:lvl>
+    <w:lvl w:ilvl="7" w:tentative="1">
+      <w:start w:val="1"/>
+      <w:numFmt w:val="decimal"/>
+      <w:lvlText w:val="%8."/>
+      <w:lvlJc w:val="left"/>
+      <w:pPr>
+        <w:tabs>
+          <w:tab w:val="num" w:pos="5760"/>
+        </w:tabs>
+        <w:ind w:left="5760" w:hanging="360"/>
+      </w:pPr>
+    </w:lvl>
+    <w:lvl w:ilvl="8" w:tentative="1">
+      <w:start w:val="1"/>
+      <w:numFmt w:val="decimal"/>
+      <w:lvlText w:val="%9."/>
+      <w:lvlJc w:val="left"/>
+      <w:pPr>
+        <w:tabs>
+          <w:tab w:val="num" w:pos="6480"/>
+        </w:tabs>
+        <w:ind w:left="6480" w:hanging="360"/>
+      </w:pPr>
+    </w:lvl>
+  </w:abstractNum>
+  <w:abstractNum w:abstractNumId="1" w15:restartNumberingAfterBreak="0">
     <w:nsid w:val="173E5570"/>
     <w:multiLevelType w:val="multilevel"/>
     <w:tmpl w:val="E01C319A"/>
@@ -5195,7 +5622,7 @@
       </w:pPr>
     </w:lvl>
   </w:abstractNum>
-  <w:abstractNum w:abstractNumId="1" w15:restartNumberingAfterBreak="0">
+  <w:abstractNum w:abstractNumId="2" w15:restartNumberingAfterBreak="0">
     <w:nsid w:val="1EA71ED0"/>
     <w:multiLevelType w:val="multilevel"/>
     <w:tmpl w:val="8ED02D38"/>
@@ -5308,7 +5735,7 @@
       </w:pPr>
     </w:lvl>
   </w:abstractNum>
-  <w:abstractNum w:abstractNumId="2" w15:restartNumberingAfterBreak="0">
+  <w:abstractNum w:abstractNumId="3" w15:restartNumberingAfterBreak="0">
     <w:nsid w:val="22C46298"/>
     <w:multiLevelType w:val="multilevel"/>
     <w:tmpl w:val="602000B4"/>
@@ -5421,7 +5848,7 @@
       </w:pPr>
     </w:lvl>
   </w:abstractNum>
-  <w:abstractNum w:abstractNumId="3" w15:restartNumberingAfterBreak="0">
+  <w:abstractNum w:abstractNumId="4" w15:restartNumberingAfterBreak="0">
     <w:nsid w:val="2B7200C1"/>
     <w:multiLevelType w:val="multilevel"/>
     <w:tmpl w:val="1C484E04"/>
@@ -5534,7 +5961,7 @@
       </w:pPr>
     </w:lvl>
   </w:abstractNum>
-  <w:abstractNum w:abstractNumId="4" w15:restartNumberingAfterBreak="0">
+  <w:abstractNum w:abstractNumId="5" w15:restartNumberingAfterBreak="0">
     <w:nsid w:val="31BD6030"/>
     <w:multiLevelType w:val="multilevel"/>
     <w:tmpl w:val="9CAC134A"/>
@@ -5647,7 +6074,7 @@
       </w:pPr>
     </w:lvl>
   </w:abstractNum>
-  <w:abstractNum w:abstractNumId="5" w15:restartNumberingAfterBreak="0">
+  <w:abstractNum w:abstractNumId="6" w15:restartNumberingAfterBreak="0">
     <w:nsid w:val="37F32B7D"/>
     <w:multiLevelType w:val="multilevel"/>
     <w:tmpl w:val="07964106"/>
@@ -5760,7 +6187,7 @@
       </w:pPr>
     </w:lvl>
   </w:abstractNum>
-  <w:abstractNum w:abstractNumId="6" w15:restartNumberingAfterBreak="0">
+  <w:abstractNum w:abstractNumId="7" w15:restartNumberingAfterBreak="0">
     <w:nsid w:val="441B748A"/>
     <w:multiLevelType w:val="multilevel"/>
     <w:tmpl w:val="5972D522"/>
@@ -5873,7 +6300,7 @@
       </w:pPr>
     </w:lvl>
   </w:abstractNum>
-  <w:abstractNum w:abstractNumId="7" w15:restartNumberingAfterBreak="0">
+  <w:abstractNum w:abstractNumId="8" w15:restartNumberingAfterBreak="0">
     <w:nsid w:val="47177CAE"/>
     <w:multiLevelType w:val="multilevel"/>
     <w:tmpl w:val="FA726AD2"/>
@@ -5986,7 +6413,7 @@
       </w:pPr>
     </w:lvl>
   </w:abstractNum>
-  <w:abstractNum w:abstractNumId="8" w15:restartNumberingAfterBreak="0">
+  <w:abstractNum w:abstractNumId="9" w15:restartNumberingAfterBreak="0">
     <w:nsid w:val="4CD43958"/>
     <w:multiLevelType w:val="multilevel"/>
     <w:tmpl w:val="504CCF98"/>
@@ -6099,7 +6526,7 @@
       </w:pPr>
     </w:lvl>
   </w:abstractNum>
-  <w:abstractNum w:abstractNumId="9" w15:restartNumberingAfterBreak="0">
+  <w:abstractNum w:abstractNumId="10" w15:restartNumberingAfterBreak="0">
     <w:nsid w:val="4F506DC9"/>
     <w:multiLevelType w:val="multilevel"/>
     <w:tmpl w:val="F85ECA2C"/>
@@ -6212,7 +6639,7 @@
       </w:pPr>
     </w:lvl>
   </w:abstractNum>
-  <w:abstractNum w:abstractNumId="10" w15:restartNumberingAfterBreak="0">
+  <w:abstractNum w:abstractNumId="11" w15:restartNumberingAfterBreak="0">
     <w:nsid w:val="5161492E"/>
     <w:multiLevelType w:val="multilevel"/>
     <w:tmpl w:val="72F45346"/>
@@ -6325,7 +6752,7 @@
       </w:pPr>
     </w:lvl>
   </w:abstractNum>
-  <w:abstractNum w:abstractNumId="11" w15:restartNumberingAfterBreak="0">
+  <w:abstractNum w:abstractNumId="12" w15:restartNumberingAfterBreak="0">
     <w:nsid w:val="571344D7"/>
     <w:multiLevelType w:val="multilevel"/>
     <w:tmpl w:val="779ADC6A"/>
@@ -6438,7 +6865,7 @@
       </w:pPr>
     </w:lvl>
   </w:abstractNum>
-  <w:abstractNum w:abstractNumId="12" w15:restartNumberingAfterBreak="0">
+  <w:abstractNum w:abstractNumId="13" w15:restartNumberingAfterBreak="0">
     <w:nsid w:val="57150D4C"/>
     <w:multiLevelType w:val="multilevel"/>
     <w:tmpl w:val="7D7C7D28"/>
@@ -6551,7 +6978,7 @@
       </w:pPr>
     </w:lvl>
   </w:abstractNum>
-  <w:abstractNum w:abstractNumId="13" w15:restartNumberingAfterBreak="0">
+  <w:abstractNum w:abstractNumId="14" w15:restartNumberingAfterBreak="0">
     <w:nsid w:val="671A2D3C"/>
     <w:multiLevelType w:val="multilevel"/>
     <w:tmpl w:val="08CCF390"/>
@@ -6664,7 +7091,7 @@
       </w:pPr>
     </w:lvl>
   </w:abstractNum>
-  <w:abstractNum w:abstractNumId="14" w15:restartNumberingAfterBreak="0">
+  <w:abstractNum w:abstractNumId="15" w15:restartNumberingAfterBreak="0">
     <w:nsid w:val="7113410A"/>
     <w:multiLevelType w:val="multilevel"/>
     <w:tmpl w:val="DE1A1D10"/>
@@ -6777,7 +7204,7 @@
       </w:pPr>
     </w:lvl>
   </w:abstractNum>
-  <w:abstractNum w:abstractNumId="15" w15:restartNumberingAfterBreak="0">
+  <w:abstractNum w:abstractNumId="16" w15:restartNumberingAfterBreak="0">
     <w:nsid w:val="75AB7240"/>
     <w:multiLevelType w:val="multilevel"/>
     <w:tmpl w:val="A36E4B52"/>
@@ -6890,7 +7317,7 @@
       </w:pPr>
     </w:lvl>
   </w:abstractNum>
-  <w:abstractNum w:abstractNumId="16" w15:restartNumberingAfterBreak="0">
+  <w:abstractNum w:abstractNumId="17" w15:restartNumberingAfterBreak="0">
     <w:nsid w:val="77622AAB"/>
     <w:multiLevelType w:val="multilevel"/>
     <w:tmpl w:val="1F4C1644"/>
@@ -7004,55 +7431,58 @@
     </w:lvl>
   </w:abstractNum>
   <w:num w:numId="1" w16cid:durableId="1588339734">
+    <w:abstractNumId w:val="13"/>
+  </w:num>
+  <w:num w:numId="2" w16cid:durableId="692658137">
+    <w:abstractNumId w:val="10"/>
+  </w:num>
+  <w:num w:numId="3" w16cid:durableId="12341963">
+    <w:abstractNumId w:val="14"/>
+  </w:num>
+  <w:num w:numId="4" w16cid:durableId="119764994">
+    <w:abstractNumId w:val="8"/>
+  </w:num>
+  <w:num w:numId="5" w16cid:durableId="1023359414">
+    <w:abstractNumId w:val="9"/>
+  </w:num>
+  <w:num w:numId="6" w16cid:durableId="889147386">
+    <w:abstractNumId w:val="6"/>
+  </w:num>
+  <w:num w:numId="7" w16cid:durableId="1634021261">
+    <w:abstractNumId w:val="16"/>
+  </w:num>
+  <w:num w:numId="8" w16cid:durableId="1786463881">
+    <w:abstractNumId w:val="7"/>
+  </w:num>
+  <w:num w:numId="9" w16cid:durableId="1189492275">
+    <w:abstractNumId w:val="15"/>
+  </w:num>
+  <w:num w:numId="10" w16cid:durableId="241372221">
+    <w:abstractNumId w:val="3"/>
+  </w:num>
+  <w:num w:numId="11" w16cid:durableId="820971072">
+    <w:abstractNumId w:val="5"/>
+  </w:num>
+  <w:num w:numId="12" w16cid:durableId="2063751056">
+    <w:abstractNumId w:val="4"/>
+  </w:num>
+  <w:num w:numId="13" w16cid:durableId="1687050131">
+    <w:abstractNumId w:val="2"/>
+  </w:num>
+  <w:num w:numId="14" w16cid:durableId="1935088252">
+    <w:abstractNumId w:val="17"/>
+  </w:num>
+  <w:num w:numId="15" w16cid:durableId="1312515592">
     <w:abstractNumId w:val="12"/>
   </w:num>
-  <w:num w:numId="2" w16cid:durableId="692658137">
-    <w:abstractNumId w:val="9"/>
-  </w:num>
-  <w:num w:numId="3" w16cid:durableId="12341963">
-    <w:abstractNumId w:val="13"/>
-  </w:num>
-  <w:num w:numId="4" w16cid:durableId="119764994">
-    <w:abstractNumId w:val="7"/>
-  </w:num>
-  <w:num w:numId="5" w16cid:durableId="1023359414">
-    <w:abstractNumId w:val="8"/>
-  </w:num>
-  <w:num w:numId="6" w16cid:durableId="889147386">
-    <w:abstractNumId w:val="5"/>
-  </w:num>
-  <w:num w:numId="7" w16cid:durableId="1634021261">
-    <w:abstractNumId w:val="15"/>
-  </w:num>
-  <w:num w:numId="8" w16cid:durableId="1786463881">
-    <w:abstractNumId w:val="6"/>
-  </w:num>
-  <w:num w:numId="9" w16cid:durableId="1189492275">
-    <w:abstractNumId w:val="14"/>
-  </w:num>
-  <w:num w:numId="10" w16cid:durableId="241372221">
-    <w:abstractNumId w:val="2"/>
-  </w:num>
-  <w:num w:numId="11" w16cid:durableId="820971072">
-    <w:abstractNumId w:val="4"/>
-  </w:num>
-  <w:num w:numId="12" w16cid:durableId="2063751056">
-    <w:abstractNumId w:val="3"/>
-  </w:num>
-  <w:num w:numId="13" w16cid:durableId="1687050131">
+  <w:num w:numId="16" w16cid:durableId="353117394">
     <w:abstractNumId w:val="1"/>
   </w:num>
-  <w:num w:numId="14" w16cid:durableId="1935088252">
-    <w:abstractNumId w:val="16"/>
-  </w:num>
-  <w:num w:numId="15" w16cid:durableId="1312515592">
+  <w:num w:numId="17" w16cid:durableId="1408458454">
     <w:abstractNumId w:val="11"/>
   </w:num>
-  <w:num w:numId="16" w16cid:durableId="353117394">
+  <w:num w:numId="18" w16cid:durableId="1208445440">
     <w:abstractNumId w:val="0"/>
-  </w:num>
-  <w:num w:numId="17" w16cid:durableId="1408458454">
-    <w:abstractNumId w:val="10"/>
   </w:num>
 </w:numbering>
 </file>

--- a/list ques.docx
+++ b/list ques.docx
@@ -5371,6 +5371,1220 @@
         </w:rPr>
         <w:t>Remove numbers appearing at prime indexes</w:t>
       </w:r>
+    </w:p>
+    <w:p>
+      <w:pPr>
+        <w:spacing w:before="100" w:beforeAutospacing="1" w:after="100" w:afterAutospacing="1" w:line="240" w:lineRule="auto"/>
+        <w:outlineLvl w:val="0"/>
+        <w:rPr>
+          <w:rFonts w:ascii="Times New Roman" w:eastAsia="Times New Roman" w:hAnsi="Times New Roman" w:cs="Times New Roman"/>
+          <w:b/>
+          <w:bCs/>
+          <w:kern w:val="36"/>
+          <w:sz w:val="48"/>
+          <w:szCs w:val="48"/>
+          <w:lang w:eastAsia="en-IN"/>
+        </w:rPr>
+      </w:pPr>
+      <w:r>
+        <w:rPr>
+          <w:rFonts w:ascii="Segoe UI Emoji" w:eastAsia="Times New Roman" w:hAnsi="Segoe UI Emoji" w:cs="Segoe UI Emoji"/>
+          <w:b/>
+          <w:bCs/>
+          <w:kern w:val="36"/>
+          <w:sz w:val="48"/>
+          <w:szCs w:val="48"/>
+          <w:lang w:eastAsia="en-IN"/>
+        </w:rPr>
+        <w:t>🔄</w:t>
+      </w:r>
+      <w:r>
+        <w:rPr>
+          <w:rFonts w:ascii="Times New Roman" w:eastAsia="Times New Roman" w:hAnsi="Times New Roman" w:cs="Times New Roman"/>
+          <w:b/>
+          <w:bCs/>
+          <w:kern w:val="36"/>
+          <w:sz w:val="48"/>
+          <w:szCs w:val="48"/>
+          <w:lang w:eastAsia="en-IN"/>
+        </w:rPr>
+        <w:t xml:space="preserve"> SECTION 11: Transform Logic+ (10)</w:t>
+      </w:r>
+    </w:p>
+    <w:p>
+      <w:pPr>
+        <w:numPr>
+          <w:ilvl w:val="0"/>
+          <w:numId w:val="19"/>
+        </w:numPr>
+        <w:spacing w:before="100" w:beforeAutospacing="1" w:after="100" w:afterAutospacing="1" w:line="240" w:lineRule="auto"/>
+        <w:rPr>
+          <w:rFonts w:ascii="Times New Roman" w:eastAsia="Times New Roman" w:hAnsi="Times New Roman" w:cs="Times New Roman"/>
+          <w:sz w:val="24"/>
+          <w:szCs w:val="24"/>
+          <w:lang w:eastAsia="en-IN"/>
+        </w:rPr>
+      </w:pPr>
+      <w:r>
+        <w:rPr>
+          <w:rFonts w:ascii="Times New Roman" w:eastAsia="Times New Roman" w:hAnsi="Times New Roman" w:cs="Times New Roman"/>
+          <w:sz w:val="24"/>
+          <w:szCs w:val="24"/>
+          <w:lang w:eastAsia="en-IN"/>
+        </w:rPr>
+        <w:t xml:space="preserve">Replace each element with product of digits </w:t>
+      </w:r>
+    </w:p>
+    <w:p>
+      <w:pPr>
+        <w:numPr>
+          <w:ilvl w:val="0"/>
+          <w:numId w:val="19"/>
+        </w:numPr>
+        <w:spacing w:before="100" w:beforeAutospacing="1" w:after="100" w:afterAutospacing="1" w:line="240" w:lineRule="auto"/>
+        <w:rPr>
+          <w:rFonts w:ascii="Times New Roman" w:eastAsia="Times New Roman" w:hAnsi="Times New Roman" w:cs="Times New Roman"/>
+          <w:sz w:val="24"/>
+          <w:szCs w:val="24"/>
+          <w:lang w:eastAsia="en-IN"/>
+        </w:rPr>
+      </w:pPr>
+      <w:r>
+        <w:rPr>
+          <w:rFonts w:ascii="Times New Roman" w:eastAsia="Times New Roman" w:hAnsi="Times New Roman" w:cs="Times New Roman"/>
+          <w:sz w:val="24"/>
+          <w:szCs w:val="24"/>
+          <w:lang w:eastAsia="en-IN"/>
+        </w:rPr>
+        <w:t xml:space="preserve">Replace each element with largest digit </w:t>
+      </w:r>
+    </w:p>
+    <w:p>
+      <w:pPr>
+        <w:numPr>
+          <w:ilvl w:val="0"/>
+          <w:numId w:val="19"/>
+        </w:numPr>
+        <w:spacing w:before="100" w:beforeAutospacing="1" w:after="100" w:afterAutospacing="1" w:line="240" w:lineRule="auto"/>
+        <w:rPr>
+          <w:rFonts w:ascii="Times New Roman" w:eastAsia="Times New Roman" w:hAnsi="Times New Roman" w:cs="Times New Roman"/>
+          <w:sz w:val="24"/>
+          <w:szCs w:val="24"/>
+          <w:lang w:eastAsia="en-IN"/>
+        </w:rPr>
+      </w:pPr>
+      <w:r>
+        <w:rPr>
+          <w:rFonts w:ascii="Times New Roman" w:eastAsia="Times New Roman" w:hAnsi="Times New Roman" w:cs="Times New Roman"/>
+          <w:sz w:val="24"/>
+          <w:szCs w:val="24"/>
+          <w:lang w:eastAsia="en-IN"/>
+        </w:rPr>
+        <w:t xml:space="preserve">Replace each element with smallest digit </w:t>
+      </w:r>
+    </w:p>
+    <w:p>
+      <w:pPr>
+        <w:numPr>
+          <w:ilvl w:val="0"/>
+          <w:numId w:val="19"/>
+        </w:numPr>
+        <w:spacing w:before="100" w:beforeAutospacing="1" w:after="100" w:afterAutospacing="1" w:line="240" w:lineRule="auto"/>
+        <w:rPr>
+          <w:rFonts w:ascii="Times New Roman" w:eastAsia="Times New Roman" w:hAnsi="Times New Roman" w:cs="Times New Roman"/>
+          <w:sz w:val="24"/>
+          <w:szCs w:val="24"/>
+          <w:lang w:eastAsia="en-IN"/>
+        </w:rPr>
+      </w:pPr>
+      <w:r>
+        <w:rPr>
+          <w:rFonts w:ascii="Times New Roman" w:eastAsia="Times New Roman" w:hAnsi="Times New Roman" w:cs="Times New Roman"/>
+          <w:sz w:val="24"/>
+          <w:szCs w:val="24"/>
+          <w:lang w:eastAsia="en-IN"/>
+        </w:rPr>
+        <w:t xml:space="preserve">Replace each element with count of even digits </w:t>
+      </w:r>
+    </w:p>
+    <w:p>
+      <w:pPr>
+        <w:numPr>
+          <w:ilvl w:val="0"/>
+          <w:numId w:val="19"/>
+        </w:numPr>
+        <w:spacing w:before="100" w:beforeAutospacing="1" w:after="100" w:afterAutospacing="1" w:line="240" w:lineRule="auto"/>
+        <w:rPr>
+          <w:rFonts w:ascii="Times New Roman" w:eastAsia="Times New Roman" w:hAnsi="Times New Roman" w:cs="Times New Roman"/>
+          <w:sz w:val="24"/>
+          <w:szCs w:val="24"/>
+          <w:lang w:eastAsia="en-IN"/>
+        </w:rPr>
+      </w:pPr>
+      <w:r>
+        <w:rPr>
+          <w:rFonts w:ascii="Times New Roman" w:eastAsia="Times New Roman" w:hAnsi="Times New Roman" w:cs="Times New Roman"/>
+          <w:sz w:val="24"/>
+          <w:szCs w:val="24"/>
+          <w:lang w:eastAsia="en-IN"/>
+        </w:rPr>
+        <w:t xml:space="preserve">Replace each element with count of odd digits </w:t>
+      </w:r>
+    </w:p>
+    <w:p>
+      <w:pPr>
+        <w:numPr>
+          <w:ilvl w:val="0"/>
+          <w:numId w:val="19"/>
+        </w:numPr>
+        <w:spacing w:before="100" w:beforeAutospacing="1" w:after="100" w:afterAutospacing="1" w:line="240" w:lineRule="auto"/>
+        <w:rPr>
+          <w:rFonts w:ascii="Times New Roman" w:eastAsia="Times New Roman" w:hAnsi="Times New Roman" w:cs="Times New Roman"/>
+          <w:sz w:val="24"/>
+          <w:szCs w:val="24"/>
+          <w:lang w:eastAsia="en-IN"/>
+        </w:rPr>
+      </w:pPr>
+      <w:r>
+        <w:rPr>
+          <w:rFonts w:ascii="Times New Roman" w:eastAsia="Times New Roman" w:hAnsi="Times New Roman" w:cs="Times New Roman"/>
+          <w:sz w:val="24"/>
+          <w:szCs w:val="24"/>
+          <w:lang w:eastAsia="en-IN"/>
+        </w:rPr>
+        <w:t xml:space="preserve">Replace numbers with sum of factors </w:t>
+      </w:r>
+    </w:p>
+    <w:p>
+      <w:pPr>
+        <w:numPr>
+          <w:ilvl w:val="0"/>
+          <w:numId w:val="19"/>
+        </w:numPr>
+        <w:spacing w:before="100" w:beforeAutospacing="1" w:after="100" w:afterAutospacing="1" w:line="240" w:lineRule="auto"/>
+        <w:rPr>
+          <w:rFonts w:ascii="Times New Roman" w:eastAsia="Times New Roman" w:hAnsi="Times New Roman" w:cs="Times New Roman"/>
+          <w:sz w:val="24"/>
+          <w:szCs w:val="24"/>
+          <w:lang w:eastAsia="en-IN"/>
+        </w:rPr>
+      </w:pPr>
+      <w:r>
+        <w:rPr>
+          <w:rFonts w:ascii="Times New Roman" w:eastAsia="Times New Roman" w:hAnsi="Times New Roman" w:cs="Times New Roman"/>
+          <w:sz w:val="24"/>
+          <w:szCs w:val="24"/>
+          <w:lang w:eastAsia="en-IN"/>
+        </w:rPr>
+        <w:t xml:space="preserve">Replace perfect squares with root value </w:t>
+      </w:r>
+    </w:p>
+    <w:p>
+      <w:pPr>
+        <w:numPr>
+          <w:ilvl w:val="0"/>
+          <w:numId w:val="19"/>
+        </w:numPr>
+        <w:spacing w:before="100" w:beforeAutospacing="1" w:after="100" w:afterAutospacing="1" w:line="240" w:lineRule="auto"/>
+        <w:rPr>
+          <w:rFonts w:ascii="Times New Roman" w:eastAsia="Times New Roman" w:hAnsi="Times New Roman" w:cs="Times New Roman"/>
+          <w:sz w:val="24"/>
+          <w:szCs w:val="24"/>
+          <w:lang w:eastAsia="en-IN"/>
+        </w:rPr>
+      </w:pPr>
+      <w:r>
+        <w:rPr>
+          <w:rFonts w:ascii="Times New Roman" w:eastAsia="Times New Roman" w:hAnsi="Times New Roman" w:cs="Times New Roman"/>
+          <w:sz w:val="24"/>
+          <w:szCs w:val="24"/>
+          <w:lang w:eastAsia="en-IN"/>
+        </w:rPr>
+        <w:t xml:space="preserve">Replace Armstrong numbers with 1 else 0 </w:t>
+      </w:r>
+    </w:p>
+    <w:p>
+      <w:pPr>
+        <w:numPr>
+          <w:ilvl w:val="0"/>
+          <w:numId w:val="19"/>
+        </w:numPr>
+        <w:spacing w:before="100" w:beforeAutospacing="1" w:after="100" w:afterAutospacing="1" w:line="240" w:lineRule="auto"/>
+        <w:rPr>
+          <w:rFonts w:ascii="Times New Roman" w:eastAsia="Times New Roman" w:hAnsi="Times New Roman" w:cs="Times New Roman"/>
+          <w:sz w:val="24"/>
+          <w:szCs w:val="24"/>
+          <w:lang w:eastAsia="en-IN"/>
+        </w:rPr>
+      </w:pPr>
+      <w:r>
+        <w:rPr>
+          <w:rFonts w:ascii="Times New Roman" w:eastAsia="Times New Roman" w:hAnsi="Times New Roman" w:cs="Times New Roman"/>
+          <w:sz w:val="24"/>
+          <w:szCs w:val="24"/>
+          <w:lang w:eastAsia="en-IN"/>
+        </w:rPr>
+        <w:t xml:space="preserve">Replace each element with nearest multiple of 10 </w:t>
+      </w:r>
+    </w:p>
+    <w:p>
+      <w:pPr>
+        <w:numPr>
+          <w:ilvl w:val="0"/>
+          <w:numId w:val="19"/>
+        </w:numPr>
+        <w:spacing w:before="100" w:beforeAutospacing="1" w:after="100" w:afterAutospacing="1" w:line="240" w:lineRule="auto"/>
+        <w:rPr>
+          <w:rFonts w:ascii="Times New Roman" w:eastAsia="Times New Roman" w:hAnsi="Times New Roman" w:cs="Times New Roman"/>
+          <w:sz w:val="24"/>
+          <w:szCs w:val="24"/>
+          <w:lang w:eastAsia="en-IN"/>
+        </w:rPr>
+      </w:pPr>
+      <w:r>
+        <w:rPr>
+          <w:rFonts w:ascii="Times New Roman" w:eastAsia="Times New Roman" w:hAnsi="Times New Roman" w:cs="Times New Roman"/>
+          <w:sz w:val="24"/>
+          <w:szCs w:val="24"/>
+          <w:lang w:eastAsia="en-IN"/>
+        </w:rPr>
+        <w:t xml:space="preserve">Replace each element with difference of max digit and min digit </w:t>
+      </w:r>
+    </w:p>
+    <w:p>
+      <w:pPr>
+        <w:spacing w:after="0" w:line="240" w:lineRule="auto"/>
+        <w:rPr>
+          <w:rFonts w:ascii="Times New Roman" w:eastAsia="Times New Roman" w:hAnsi="Times New Roman" w:cs="Times New Roman"/>
+          <w:sz w:val="24"/>
+          <w:szCs w:val="24"/>
+          <w:lang w:eastAsia="en-IN"/>
+        </w:rPr>
+      </w:pPr>
+      <w:r>
+        <w:rPr>
+          <w:rFonts w:ascii="Times New Roman" w:eastAsia="Times New Roman" w:hAnsi="Times New Roman" w:cs="Times New Roman"/>
+          <w:sz w:val="24"/>
+          <w:szCs w:val="24"/>
+          <w:lang w:eastAsia="en-IN"/>
+        </w:rPr>
+        <w:pict w14:anchorId="4A4EA780">
+          <v:rect id="_x0000_i1039" style="width:0;height:1.5pt" o:hralign="center" o:hrstd="t" o:hr="t" fillcolor="#a0a0a0" stroked="f"/>
+        </w:pict>
+      </w:r>
+    </w:p>
+    <w:p>
+      <w:pPr>
+        <w:spacing w:before="100" w:beforeAutospacing="1" w:after="100" w:afterAutospacing="1" w:line="240" w:lineRule="auto"/>
+        <w:outlineLvl w:val="0"/>
+        <w:rPr>
+          <w:rFonts w:ascii="Times New Roman" w:eastAsia="Times New Roman" w:hAnsi="Times New Roman" w:cs="Times New Roman"/>
+          <w:b/>
+          <w:bCs/>
+          <w:kern w:val="36"/>
+          <w:sz w:val="48"/>
+          <w:szCs w:val="48"/>
+          <w:lang w:eastAsia="en-IN"/>
+        </w:rPr>
+      </w:pPr>
+      <w:r>
+        <w:rPr>
+          <w:rFonts w:ascii="Segoe UI Emoji" w:eastAsia="Times New Roman" w:hAnsi="Segoe UI Emoji" w:cs="Segoe UI Emoji"/>
+          <w:b/>
+          <w:bCs/>
+          <w:kern w:val="36"/>
+          <w:sz w:val="48"/>
+          <w:szCs w:val="48"/>
+          <w:lang w:eastAsia="en-IN"/>
+        </w:rPr>
+        <w:t>📊</w:t>
+      </w:r>
+      <w:r>
+        <w:rPr>
+          <w:rFonts w:ascii="Times New Roman" w:eastAsia="Times New Roman" w:hAnsi="Times New Roman" w:cs="Times New Roman"/>
+          <w:b/>
+          <w:bCs/>
+          <w:kern w:val="36"/>
+          <w:sz w:val="48"/>
+          <w:szCs w:val="48"/>
+          <w:lang w:eastAsia="en-IN"/>
+        </w:rPr>
+        <w:t xml:space="preserve"> SECTION 12: Frequency Harder (10)</w:t>
+      </w:r>
+    </w:p>
+    <w:p>
+      <w:pPr>
+        <w:numPr>
+          <w:ilvl w:val="0"/>
+          <w:numId w:val="20"/>
+        </w:numPr>
+        <w:spacing w:before="100" w:beforeAutospacing="1" w:after="100" w:afterAutospacing="1" w:line="240" w:lineRule="auto"/>
+        <w:rPr>
+          <w:rFonts w:ascii="Times New Roman" w:eastAsia="Times New Roman" w:hAnsi="Times New Roman" w:cs="Times New Roman"/>
+          <w:sz w:val="24"/>
+          <w:szCs w:val="24"/>
+          <w:lang w:eastAsia="en-IN"/>
+        </w:rPr>
+      </w:pPr>
+      <w:r>
+        <w:rPr>
+          <w:rFonts w:ascii="Times New Roman" w:eastAsia="Times New Roman" w:hAnsi="Times New Roman" w:cs="Times New Roman"/>
+          <w:sz w:val="24"/>
+          <w:szCs w:val="24"/>
+          <w:lang w:eastAsia="en-IN"/>
+        </w:rPr>
+        <w:t xml:space="preserve">Find element with second least frequency </w:t>
+      </w:r>
+    </w:p>
+    <w:p>
+      <w:pPr>
+        <w:numPr>
+          <w:ilvl w:val="0"/>
+          <w:numId w:val="20"/>
+        </w:numPr>
+        <w:spacing w:before="100" w:beforeAutospacing="1" w:after="100" w:afterAutospacing="1" w:line="240" w:lineRule="auto"/>
+        <w:rPr>
+          <w:rFonts w:ascii="Times New Roman" w:eastAsia="Times New Roman" w:hAnsi="Times New Roman" w:cs="Times New Roman"/>
+          <w:sz w:val="24"/>
+          <w:szCs w:val="24"/>
+          <w:lang w:eastAsia="en-IN"/>
+        </w:rPr>
+      </w:pPr>
+      <w:r>
+        <w:rPr>
+          <w:rFonts w:ascii="Times New Roman" w:eastAsia="Times New Roman" w:hAnsi="Times New Roman" w:cs="Times New Roman"/>
+          <w:sz w:val="24"/>
+          <w:szCs w:val="24"/>
+          <w:lang w:eastAsia="en-IN"/>
+        </w:rPr>
+        <w:t xml:space="preserve">Find all elements appearing odd number of times </w:t>
+      </w:r>
+    </w:p>
+    <w:p>
+      <w:pPr>
+        <w:numPr>
+          <w:ilvl w:val="0"/>
+          <w:numId w:val="20"/>
+        </w:numPr>
+        <w:spacing w:before="100" w:beforeAutospacing="1" w:after="100" w:afterAutospacing="1" w:line="240" w:lineRule="auto"/>
+        <w:rPr>
+          <w:rFonts w:ascii="Times New Roman" w:eastAsia="Times New Roman" w:hAnsi="Times New Roman" w:cs="Times New Roman"/>
+          <w:sz w:val="24"/>
+          <w:szCs w:val="24"/>
+          <w:lang w:eastAsia="en-IN"/>
+        </w:rPr>
+      </w:pPr>
+      <w:r>
+        <w:rPr>
+          <w:rFonts w:ascii="Times New Roman" w:eastAsia="Times New Roman" w:hAnsi="Times New Roman" w:cs="Times New Roman"/>
+          <w:sz w:val="24"/>
+          <w:szCs w:val="24"/>
+          <w:lang w:eastAsia="en-IN"/>
+        </w:rPr>
+        <w:t xml:space="preserve">Find all elements appearing even number of times </w:t>
+      </w:r>
+    </w:p>
+    <w:p>
+      <w:pPr>
+        <w:numPr>
+          <w:ilvl w:val="0"/>
+          <w:numId w:val="20"/>
+        </w:numPr>
+        <w:spacing w:before="100" w:beforeAutospacing="1" w:after="100" w:afterAutospacing="1" w:line="240" w:lineRule="auto"/>
+        <w:rPr>
+          <w:rFonts w:ascii="Times New Roman" w:eastAsia="Times New Roman" w:hAnsi="Times New Roman" w:cs="Times New Roman"/>
+          <w:sz w:val="24"/>
+          <w:szCs w:val="24"/>
+          <w:lang w:eastAsia="en-IN"/>
+        </w:rPr>
+      </w:pPr>
+      <w:r>
+        <w:rPr>
+          <w:rFonts w:ascii="Times New Roman" w:eastAsia="Times New Roman" w:hAnsi="Times New Roman" w:cs="Times New Roman"/>
+          <w:sz w:val="24"/>
+          <w:szCs w:val="24"/>
+          <w:lang w:eastAsia="en-IN"/>
+        </w:rPr>
+        <w:t xml:space="preserve">Replace elements occurring once with 0 </w:t>
+      </w:r>
+    </w:p>
+    <w:p>
+      <w:pPr>
+        <w:numPr>
+          <w:ilvl w:val="0"/>
+          <w:numId w:val="20"/>
+        </w:numPr>
+        <w:spacing w:before="100" w:beforeAutospacing="1" w:after="100" w:afterAutospacing="1" w:line="240" w:lineRule="auto"/>
+        <w:rPr>
+          <w:rFonts w:ascii="Times New Roman" w:eastAsia="Times New Roman" w:hAnsi="Times New Roman" w:cs="Times New Roman"/>
+          <w:sz w:val="24"/>
+          <w:szCs w:val="24"/>
+          <w:lang w:eastAsia="en-IN"/>
+        </w:rPr>
+      </w:pPr>
+      <w:r>
+        <w:rPr>
+          <w:rFonts w:ascii="Times New Roman" w:eastAsia="Times New Roman" w:hAnsi="Times New Roman" w:cs="Times New Roman"/>
+          <w:sz w:val="24"/>
+          <w:szCs w:val="24"/>
+          <w:lang w:eastAsia="en-IN"/>
+        </w:rPr>
+        <w:t xml:space="preserve">Remove first repeating element only </w:t>
+      </w:r>
+    </w:p>
+    <w:p>
+      <w:pPr>
+        <w:numPr>
+          <w:ilvl w:val="0"/>
+          <w:numId w:val="20"/>
+        </w:numPr>
+        <w:spacing w:before="100" w:beforeAutospacing="1" w:after="100" w:afterAutospacing="1" w:line="240" w:lineRule="auto"/>
+        <w:rPr>
+          <w:rFonts w:ascii="Times New Roman" w:eastAsia="Times New Roman" w:hAnsi="Times New Roman" w:cs="Times New Roman"/>
+          <w:sz w:val="24"/>
+          <w:szCs w:val="24"/>
+          <w:lang w:eastAsia="en-IN"/>
+        </w:rPr>
+      </w:pPr>
+      <w:r>
+        <w:rPr>
+          <w:rFonts w:ascii="Times New Roman" w:eastAsia="Times New Roman" w:hAnsi="Times New Roman" w:cs="Times New Roman"/>
+          <w:sz w:val="24"/>
+          <w:szCs w:val="24"/>
+          <w:lang w:eastAsia="en-IN"/>
+        </w:rPr>
+        <w:t xml:space="preserve">Remove last repeating element only </w:t>
+      </w:r>
+    </w:p>
+    <w:p>
+      <w:pPr>
+        <w:numPr>
+          <w:ilvl w:val="0"/>
+          <w:numId w:val="20"/>
+        </w:numPr>
+        <w:spacing w:before="100" w:beforeAutospacing="1" w:after="100" w:afterAutospacing="1" w:line="240" w:lineRule="auto"/>
+        <w:rPr>
+          <w:rFonts w:ascii="Times New Roman" w:eastAsia="Times New Roman" w:hAnsi="Times New Roman" w:cs="Times New Roman"/>
+          <w:sz w:val="24"/>
+          <w:szCs w:val="24"/>
+          <w:lang w:eastAsia="en-IN"/>
+        </w:rPr>
+      </w:pPr>
+      <w:r>
+        <w:rPr>
+          <w:rFonts w:ascii="Times New Roman" w:eastAsia="Times New Roman" w:hAnsi="Times New Roman" w:cs="Times New Roman"/>
+          <w:sz w:val="24"/>
+          <w:szCs w:val="24"/>
+          <w:lang w:eastAsia="en-IN"/>
+        </w:rPr>
+        <w:t xml:space="preserve">Find first element whose frequency &gt; average frequency </w:t>
+      </w:r>
+    </w:p>
+    <w:p>
+      <w:pPr>
+        <w:numPr>
+          <w:ilvl w:val="0"/>
+          <w:numId w:val="20"/>
+        </w:numPr>
+        <w:spacing w:before="100" w:beforeAutospacing="1" w:after="100" w:afterAutospacing="1" w:line="240" w:lineRule="auto"/>
+        <w:rPr>
+          <w:rFonts w:ascii="Times New Roman" w:eastAsia="Times New Roman" w:hAnsi="Times New Roman" w:cs="Times New Roman"/>
+          <w:sz w:val="24"/>
+          <w:szCs w:val="24"/>
+          <w:lang w:eastAsia="en-IN"/>
+        </w:rPr>
+      </w:pPr>
+      <w:r>
+        <w:rPr>
+          <w:rFonts w:ascii="Times New Roman" w:eastAsia="Times New Roman" w:hAnsi="Times New Roman" w:cs="Times New Roman"/>
+          <w:sz w:val="24"/>
+          <w:szCs w:val="24"/>
+          <w:lang w:eastAsia="en-IN"/>
+        </w:rPr>
+        <w:t xml:space="preserve">Count how many distinct repeated elements exist </w:t>
+      </w:r>
+    </w:p>
+    <w:p>
+      <w:pPr>
+        <w:numPr>
+          <w:ilvl w:val="0"/>
+          <w:numId w:val="20"/>
+        </w:numPr>
+        <w:spacing w:before="100" w:beforeAutospacing="1" w:after="100" w:afterAutospacing="1" w:line="240" w:lineRule="auto"/>
+        <w:rPr>
+          <w:rFonts w:ascii="Times New Roman" w:eastAsia="Times New Roman" w:hAnsi="Times New Roman" w:cs="Times New Roman"/>
+          <w:sz w:val="24"/>
+          <w:szCs w:val="24"/>
+          <w:lang w:eastAsia="en-IN"/>
+        </w:rPr>
+      </w:pPr>
+      <w:r>
+        <w:rPr>
+          <w:rFonts w:ascii="Times New Roman" w:eastAsia="Times New Roman" w:hAnsi="Times New Roman" w:cs="Times New Roman"/>
+          <w:sz w:val="24"/>
+          <w:szCs w:val="24"/>
+          <w:lang w:eastAsia="en-IN"/>
+        </w:rPr>
+        <w:t xml:space="preserve">Print elements sorted by frequency descending </w:t>
+      </w:r>
+    </w:p>
+    <w:p>
+      <w:pPr>
+        <w:numPr>
+          <w:ilvl w:val="0"/>
+          <w:numId w:val="20"/>
+        </w:numPr>
+        <w:spacing w:before="100" w:beforeAutospacing="1" w:after="100" w:afterAutospacing="1" w:line="240" w:lineRule="auto"/>
+        <w:rPr>
+          <w:rFonts w:ascii="Times New Roman" w:eastAsia="Times New Roman" w:hAnsi="Times New Roman" w:cs="Times New Roman"/>
+          <w:sz w:val="24"/>
+          <w:szCs w:val="24"/>
+          <w:lang w:eastAsia="en-IN"/>
+        </w:rPr>
+      </w:pPr>
+      <w:r>
+        <w:rPr>
+          <w:rFonts w:ascii="Times New Roman" w:eastAsia="Times New Roman" w:hAnsi="Times New Roman" w:cs="Times New Roman"/>
+          <w:sz w:val="24"/>
+          <w:szCs w:val="24"/>
+          <w:lang w:eastAsia="en-IN"/>
+        </w:rPr>
+        <w:t xml:space="preserve">Find longest streak of repeating odd number </w:t>
+      </w:r>
+    </w:p>
+    <w:p>
+      <w:pPr>
+        <w:spacing w:after="0" w:line="240" w:lineRule="auto"/>
+        <w:rPr>
+          <w:rFonts w:ascii="Times New Roman" w:eastAsia="Times New Roman" w:hAnsi="Times New Roman" w:cs="Times New Roman"/>
+          <w:sz w:val="24"/>
+          <w:szCs w:val="24"/>
+          <w:lang w:eastAsia="en-IN"/>
+        </w:rPr>
+      </w:pPr>
+      <w:r>
+        <w:rPr>
+          <w:rFonts w:ascii="Times New Roman" w:eastAsia="Times New Roman" w:hAnsi="Times New Roman" w:cs="Times New Roman"/>
+          <w:sz w:val="24"/>
+          <w:szCs w:val="24"/>
+          <w:lang w:eastAsia="en-IN"/>
+        </w:rPr>
+        <w:pict w14:anchorId="467CB6A3">
+          <v:rect id="_x0000_i1040" style="width:0;height:1.5pt" o:hralign="center" o:hrstd="t" o:hr="t" fillcolor="#a0a0a0" stroked="f"/>
+        </w:pict>
+      </w:r>
+    </w:p>
+    <w:p>
+      <w:pPr>
+        <w:spacing w:before="100" w:beforeAutospacing="1" w:after="100" w:afterAutospacing="1" w:line="240" w:lineRule="auto"/>
+        <w:outlineLvl w:val="0"/>
+        <w:rPr>
+          <w:rFonts w:ascii="Times New Roman" w:eastAsia="Times New Roman" w:hAnsi="Times New Roman" w:cs="Times New Roman"/>
+          <w:b/>
+          <w:bCs/>
+          <w:kern w:val="36"/>
+          <w:sz w:val="48"/>
+          <w:szCs w:val="48"/>
+          <w:lang w:eastAsia="en-IN"/>
+        </w:rPr>
+      </w:pPr>
+      <w:r>
+        <w:rPr>
+          <w:rFonts w:ascii="Segoe UI Emoji" w:eastAsia="Times New Roman" w:hAnsi="Segoe UI Emoji" w:cs="Segoe UI Emoji"/>
+          <w:b/>
+          <w:bCs/>
+          <w:kern w:val="36"/>
+          <w:sz w:val="48"/>
+          <w:szCs w:val="48"/>
+          <w:lang w:eastAsia="en-IN"/>
+        </w:rPr>
+        <w:t>🔁</w:t>
+      </w:r>
+      <w:r>
+        <w:rPr>
+          <w:rFonts w:ascii="Times New Roman" w:eastAsia="Times New Roman" w:hAnsi="Times New Roman" w:cs="Times New Roman"/>
+          <w:b/>
+          <w:bCs/>
+          <w:kern w:val="36"/>
+          <w:sz w:val="48"/>
+          <w:szCs w:val="48"/>
+          <w:lang w:eastAsia="en-IN"/>
+        </w:rPr>
+        <w:t xml:space="preserve"> SECTION 13: Sequence &amp; Pattern (10)</w:t>
+      </w:r>
+    </w:p>
+    <w:p>
+      <w:pPr>
+        <w:numPr>
+          <w:ilvl w:val="0"/>
+          <w:numId w:val="21"/>
+        </w:numPr>
+        <w:spacing w:before="100" w:beforeAutospacing="1" w:after="100" w:afterAutospacing="1" w:line="240" w:lineRule="auto"/>
+        <w:rPr>
+          <w:rFonts w:ascii="Times New Roman" w:eastAsia="Times New Roman" w:hAnsi="Times New Roman" w:cs="Times New Roman"/>
+          <w:sz w:val="24"/>
+          <w:szCs w:val="24"/>
+          <w:lang w:eastAsia="en-IN"/>
+        </w:rPr>
+      </w:pPr>
+      <w:r>
+        <w:rPr>
+          <w:rFonts w:ascii="Times New Roman" w:eastAsia="Times New Roman" w:hAnsi="Times New Roman" w:cs="Times New Roman"/>
+          <w:sz w:val="24"/>
+          <w:szCs w:val="24"/>
+          <w:lang w:eastAsia="en-IN"/>
+        </w:rPr>
+        <w:t xml:space="preserve">Find longest alternating even-odd streak </w:t>
+      </w:r>
+    </w:p>
+    <w:p>
+      <w:pPr>
+        <w:numPr>
+          <w:ilvl w:val="0"/>
+          <w:numId w:val="21"/>
+        </w:numPr>
+        <w:spacing w:before="100" w:beforeAutospacing="1" w:after="100" w:afterAutospacing="1" w:line="240" w:lineRule="auto"/>
+        <w:rPr>
+          <w:rFonts w:ascii="Times New Roman" w:eastAsia="Times New Roman" w:hAnsi="Times New Roman" w:cs="Times New Roman"/>
+          <w:sz w:val="24"/>
+          <w:szCs w:val="24"/>
+          <w:lang w:eastAsia="en-IN"/>
+        </w:rPr>
+      </w:pPr>
+      <w:r>
+        <w:rPr>
+          <w:rFonts w:ascii="Times New Roman" w:eastAsia="Times New Roman" w:hAnsi="Times New Roman" w:cs="Times New Roman"/>
+          <w:sz w:val="24"/>
+          <w:szCs w:val="24"/>
+          <w:lang w:eastAsia="en-IN"/>
+        </w:rPr>
+        <w:t xml:space="preserve">Find longest increasing streak with difference = 2 </w:t>
+      </w:r>
+    </w:p>
+    <w:p>
+      <w:pPr>
+        <w:numPr>
+          <w:ilvl w:val="0"/>
+          <w:numId w:val="21"/>
+        </w:numPr>
+        <w:spacing w:before="100" w:beforeAutospacing="1" w:after="100" w:afterAutospacing="1" w:line="240" w:lineRule="auto"/>
+        <w:rPr>
+          <w:rFonts w:ascii="Times New Roman" w:eastAsia="Times New Roman" w:hAnsi="Times New Roman" w:cs="Times New Roman"/>
+          <w:sz w:val="24"/>
+          <w:szCs w:val="24"/>
+          <w:lang w:eastAsia="en-IN"/>
+        </w:rPr>
+      </w:pPr>
+      <w:r>
+        <w:rPr>
+          <w:rFonts w:ascii="Times New Roman" w:eastAsia="Times New Roman" w:hAnsi="Times New Roman" w:cs="Times New Roman"/>
+          <w:sz w:val="24"/>
+          <w:szCs w:val="24"/>
+          <w:lang w:eastAsia="en-IN"/>
+        </w:rPr>
+        <w:t xml:space="preserve">Find longest decreasing streak </w:t>
+      </w:r>
+    </w:p>
+    <w:p>
+      <w:pPr>
+        <w:numPr>
+          <w:ilvl w:val="0"/>
+          <w:numId w:val="21"/>
+        </w:numPr>
+        <w:spacing w:before="100" w:beforeAutospacing="1" w:after="100" w:afterAutospacing="1" w:line="240" w:lineRule="auto"/>
+        <w:rPr>
+          <w:rFonts w:ascii="Times New Roman" w:eastAsia="Times New Roman" w:hAnsi="Times New Roman" w:cs="Times New Roman"/>
+          <w:sz w:val="24"/>
+          <w:szCs w:val="24"/>
+          <w:lang w:eastAsia="en-IN"/>
+        </w:rPr>
+      </w:pPr>
+      <w:r>
+        <w:rPr>
+          <w:rFonts w:ascii="Times New Roman" w:eastAsia="Times New Roman" w:hAnsi="Times New Roman" w:cs="Times New Roman"/>
+          <w:sz w:val="24"/>
+          <w:szCs w:val="24"/>
+          <w:lang w:eastAsia="en-IN"/>
+        </w:rPr>
+        <w:t xml:space="preserve">Find longest palindrome streak </w:t>
+      </w:r>
+    </w:p>
+    <w:p>
+      <w:pPr>
+        <w:numPr>
+          <w:ilvl w:val="0"/>
+          <w:numId w:val="21"/>
+        </w:numPr>
+        <w:spacing w:before="100" w:beforeAutospacing="1" w:after="100" w:afterAutospacing="1" w:line="240" w:lineRule="auto"/>
+        <w:rPr>
+          <w:rFonts w:ascii="Times New Roman" w:eastAsia="Times New Roman" w:hAnsi="Times New Roman" w:cs="Times New Roman"/>
+          <w:sz w:val="24"/>
+          <w:szCs w:val="24"/>
+          <w:lang w:eastAsia="en-IN"/>
+        </w:rPr>
+      </w:pPr>
+      <w:r>
+        <w:rPr>
+          <w:rFonts w:ascii="Times New Roman" w:eastAsia="Times New Roman" w:hAnsi="Times New Roman" w:cs="Times New Roman"/>
+          <w:sz w:val="24"/>
+          <w:szCs w:val="24"/>
+          <w:lang w:eastAsia="en-IN"/>
+        </w:rPr>
+        <w:t xml:space="preserve">Count streaks of same number </w:t>
+      </w:r>
+    </w:p>
+    <w:p>
+      <w:pPr>
+        <w:numPr>
+          <w:ilvl w:val="0"/>
+          <w:numId w:val="21"/>
+        </w:numPr>
+        <w:spacing w:before="100" w:beforeAutospacing="1" w:after="100" w:afterAutospacing="1" w:line="240" w:lineRule="auto"/>
+        <w:rPr>
+          <w:rFonts w:ascii="Times New Roman" w:eastAsia="Times New Roman" w:hAnsi="Times New Roman" w:cs="Times New Roman"/>
+          <w:sz w:val="24"/>
+          <w:szCs w:val="24"/>
+          <w:lang w:eastAsia="en-IN"/>
+        </w:rPr>
+      </w:pPr>
+      <w:r>
+        <w:rPr>
+          <w:rFonts w:ascii="Times New Roman" w:eastAsia="Times New Roman" w:hAnsi="Times New Roman" w:cs="Times New Roman"/>
+          <w:sz w:val="24"/>
+          <w:szCs w:val="24"/>
+          <w:lang w:eastAsia="en-IN"/>
+        </w:rPr>
+        <w:t xml:space="preserve">Find first break in increasing order </w:t>
+      </w:r>
+    </w:p>
+    <w:p>
+      <w:pPr>
+        <w:numPr>
+          <w:ilvl w:val="0"/>
+          <w:numId w:val="21"/>
+        </w:numPr>
+        <w:spacing w:before="100" w:beforeAutospacing="1" w:after="100" w:afterAutospacing="1" w:line="240" w:lineRule="auto"/>
+        <w:rPr>
+          <w:rFonts w:ascii="Times New Roman" w:eastAsia="Times New Roman" w:hAnsi="Times New Roman" w:cs="Times New Roman"/>
+          <w:sz w:val="24"/>
+          <w:szCs w:val="24"/>
+          <w:lang w:eastAsia="en-IN"/>
+        </w:rPr>
+      </w:pPr>
+      <w:r>
+        <w:rPr>
+          <w:rFonts w:ascii="Times New Roman" w:eastAsia="Times New Roman" w:hAnsi="Times New Roman" w:cs="Times New Roman"/>
+          <w:sz w:val="24"/>
+          <w:szCs w:val="24"/>
+          <w:lang w:eastAsia="en-IN"/>
+        </w:rPr>
+        <w:t xml:space="preserve">Replace every streak start with 9 </w:t>
+      </w:r>
+    </w:p>
+    <w:p>
+      <w:pPr>
+        <w:numPr>
+          <w:ilvl w:val="0"/>
+          <w:numId w:val="21"/>
+        </w:numPr>
+        <w:spacing w:before="100" w:beforeAutospacing="1" w:after="100" w:afterAutospacing="1" w:line="240" w:lineRule="auto"/>
+        <w:rPr>
+          <w:rFonts w:ascii="Times New Roman" w:eastAsia="Times New Roman" w:hAnsi="Times New Roman" w:cs="Times New Roman"/>
+          <w:sz w:val="24"/>
+          <w:szCs w:val="24"/>
+          <w:lang w:eastAsia="en-IN"/>
+        </w:rPr>
+      </w:pPr>
+      <w:r>
+        <w:rPr>
+          <w:rFonts w:ascii="Times New Roman" w:eastAsia="Times New Roman" w:hAnsi="Times New Roman" w:cs="Times New Roman"/>
+          <w:sz w:val="24"/>
+          <w:szCs w:val="24"/>
+          <w:lang w:eastAsia="en-IN"/>
+        </w:rPr>
+        <w:t xml:space="preserve">Replace every streak end with 8 </w:t>
+      </w:r>
+    </w:p>
+    <w:p>
+      <w:pPr>
+        <w:numPr>
+          <w:ilvl w:val="0"/>
+          <w:numId w:val="21"/>
+        </w:numPr>
+        <w:spacing w:before="100" w:beforeAutospacing="1" w:after="100" w:afterAutospacing="1" w:line="240" w:lineRule="auto"/>
+        <w:rPr>
+          <w:rFonts w:ascii="Times New Roman" w:eastAsia="Times New Roman" w:hAnsi="Times New Roman" w:cs="Times New Roman"/>
+          <w:sz w:val="24"/>
+          <w:szCs w:val="24"/>
+          <w:lang w:eastAsia="en-IN"/>
+        </w:rPr>
+      </w:pPr>
+      <w:r>
+        <w:rPr>
+          <w:rFonts w:ascii="Times New Roman" w:eastAsia="Times New Roman" w:hAnsi="Times New Roman" w:cs="Times New Roman"/>
+          <w:sz w:val="24"/>
+          <w:szCs w:val="24"/>
+          <w:lang w:eastAsia="en-IN"/>
+        </w:rPr>
+        <w:lastRenderedPageBreak/>
+        <w:t xml:space="preserve">Find longest consecutive even sequence </w:t>
+      </w:r>
+    </w:p>
+    <w:p>
+      <w:pPr>
+        <w:numPr>
+          <w:ilvl w:val="0"/>
+          <w:numId w:val="21"/>
+        </w:numPr>
+        <w:spacing w:before="100" w:beforeAutospacing="1" w:after="100" w:afterAutospacing="1" w:line="240" w:lineRule="auto"/>
+        <w:rPr>
+          <w:rFonts w:ascii="Times New Roman" w:eastAsia="Times New Roman" w:hAnsi="Times New Roman" w:cs="Times New Roman"/>
+          <w:sz w:val="24"/>
+          <w:szCs w:val="24"/>
+          <w:lang w:eastAsia="en-IN"/>
+        </w:rPr>
+      </w:pPr>
+      <w:r>
+        <w:rPr>
+          <w:rFonts w:ascii="Times New Roman" w:eastAsia="Times New Roman" w:hAnsi="Times New Roman" w:cs="Times New Roman"/>
+          <w:sz w:val="24"/>
+          <w:szCs w:val="24"/>
+          <w:lang w:eastAsia="en-IN"/>
+        </w:rPr>
+        <w:t xml:space="preserve">Find longest sequence where digits sum increases </w:t>
+      </w:r>
+    </w:p>
+    <w:p>
+      <w:pPr>
+        <w:spacing w:after="0" w:line="240" w:lineRule="auto"/>
+        <w:rPr>
+          <w:rFonts w:ascii="Times New Roman" w:eastAsia="Times New Roman" w:hAnsi="Times New Roman" w:cs="Times New Roman"/>
+          <w:sz w:val="24"/>
+          <w:szCs w:val="24"/>
+          <w:lang w:eastAsia="en-IN"/>
+        </w:rPr>
+      </w:pPr>
+      <w:r>
+        <w:rPr>
+          <w:rFonts w:ascii="Times New Roman" w:eastAsia="Times New Roman" w:hAnsi="Times New Roman" w:cs="Times New Roman"/>
+          <w:sz w:val="24"/>
+          <w:szCs w:val="24"/>
+          <w:lang w:eastAsia="en-IN"/>
+        </w:rPr>
+        <w:pict w14:anchorId="39775C96">
+          <v:rect id="_x0000_i1041" style="width:0;height:1.5pt" o:hralign="center" o:hrstd="t" o:hr="t" fillcolor="#a0a0a0" stroked="f"/>
+        </w:pict>
+      </w:r>
+    </w:p>
+    <w:p>
+      <w:pPr>
+        <w:spacing w:before="100" w:beforeAutospacing="1" w:after="100" w:afterAutospacing="1" w:line="240" w:lineRule="auto"/>
+        <w:outlineLvl w:val="0"/>
+        <w:rPr>
+          <w:rFonts w:ascii="Times New Roman" w:eastAsia="Times New Roman" w:hAnsi="Times New Roman" w:cs="Times New Roman"/>
+          <w:b/>
+          <w:bCs/>
+          <w:kern w:val="36"/>
+          <w:sz w:val="48"/>
+          <w:szCs w:val="48"/>
+          <w:lang w:eastAsia="en-IN"/>
+        </w:rPr>
+      </w:pPr>
+      <w:r>
+        <w:rPr>
+          <w:rFonts w:ascii="Segoe UI Emoji" w:eastAsia="Times New Roman" w:hAnsi="Segoe UI Emoji" w:cs="Segoe UI Emoji"/>
+          <w:b/>
+          <w:bCs/>
+          <w:kern w:val="36"/>
+          <w:sz w:val="48"/>
+          <w:szCs w:val="48"/>
+          <w:lang w:eastAsia="en-IN"/>
+        </w:rPr>
+        <w:t>⚔️</w:t>
+      </w:r>
+      <w:r>
+        <w:rPr>
+          <w:rFonts w:ascii="Times New Roman" w:eastAsia="Times New Roman" w:hAnsi="Times New Roman" w:cs="Times New Roman"/>
+          <w:b/>
+          <w:bCs/>
+          <w:kern w:val="36"/>
+          <w:sz w:val="48"/>
+          <w:szCs w:val="48"/>
+          <w:lang w:eastAsia="en-IN"/>
+        </w:rPr>
+        <w:t xml:space="preserve"> SECTION 14: Pair / Combo Logic+ (10)</w:t>
+      </w:r>
+    </w:p>
+    <w:p>
+      <w:pPr>
+        <w:numPr>
+          <w:ilvl w:val="0"/>
+          <w:numId w:val="22"/>
+        </w:numPr>
+        <w:spacing w:before="100" w:beforeAutospacing="1" w:after="100" w:afterAutospacing="1" w:line="240" w:lineRule="auto"/>
+        <w:rPr>
+          <w:rFonts w:ascii="Times New Roman" w:eastAsia="Times New Roman" w:hAnsi="Times New Roman" w:cs="Times New Roman"/>
+          <w:sz w:val="24"/>
+          <w:szCs w:val="24"/>
+          <w:lang w:eastAsia="en-IN"/>
+        </w:rPr>
+      </w:pPr>
+      <w:r>
+        <w:rPr>
+          <w:rFonts w:ascii="Times New Roman" w:eastAsia="Times New Roman" w:hAnsi="Times New Roman" w:cs="Times New Roman"/>
+          <w:sz w:val="24"/>
+          <w:szCs w:val="24"/>
+          <w:lang w:eastAsia="en-IN"/>
+        </w:rPr>
+        <w:t xml:space="preserve">Find pair whose sum is closest to k </w:t>
+      </w:r>
+    </w:p>
+    <w:p>
+      <w:pPr>
+        <w:numPr>
+          <w:ilvl w:val="0"/>
+          <w:numId w:val="22"/>
+        </w:numPr>
+        <w:spacing w:before="100" w:beforeAutospacing="1" w:after="100" w:afterAutospacing="1" w:line="240" w:lineRule="auto"/>
+        <w:rPr>
+          <w:rFonts w:ascii="Times New Roman" w:eastAsia="Times New Roman" w:hAnsi="Times New Roman" w:cs="Times New Roman"/>
+          <w:sz w:val="24"/>
+          <w:szCs w:val="24"/>
+          <w:lang w:eastAsia="en-IN"/>
+        </w:rPr>
+      </w:pPr>
+      <w:r>
+        <w:rPr>
+          <w:rFonts w:ascii="Times New Roman" w:eastAsia="Times New Roman" w:hAnsi="Times New Roman" w:cs="Times New Roman"/>
+          <w:sz w:val="24"/>
+          <w:szCs w:val="24"/>
+          <w:lang w:eastAsia="en-IN"/>
+        </w:rPr>
+        <w:t xml:space="preserve">Find pair whose product is minimum </w:t>
+      </w:r>
+    </w:p>
+    <w:p>
+      <w:pPr>
+        <w:numPr>
+          <w:ilvl w:val="0"/>
+          <w:numId w:val="22"/>
+        </w:numPr>
+        <w:spacing w:before="100" w:beforeAutospacing="1" w:after="100" w:afterAutospacing="1" w:line="240" w:lineRule="auto"/>
+        <w:rPr>
+          <w:rFonts w:ascii="Times New Roman" w:eastAsia="Times New Roman" w:hAnsi="Times New Roman" w:cs="Times New Roman"/>
+          <w:sz w:val="24"/>
+          <w:szCs w:val="24"/>
+          <w:lang w:eastAsia="en-IN"/>
+        </w:rPr>
+      </w:pPr>
+      <w:r>
+        <w:rPr>
+          <w:rFonts w:ascii="Times New Roman" w:eastAsia="Times New Roman" w:hAnsi="Times New Roman" w:cs="Times New Roman"/>
+          <w:sz w:val="24"/>
+          <w:szCs w:val="24"/>
+          <w:lang w:eastAsia="en-IN"/>
+        </w:rPr>
+        <w:t xml:space="preserve">Count pairs with both numbers prime </w:t>
+      </w:r>
+    </w:p>
+    <w:p>
+      <w:pPr>
+        <w:numPr>
+          <w:ilvl w:val="0"/>
+          <w:numId w:val="22"/>
+        </w:numPr>
+        <w:spacing w:before="100" w:beforeAutospacing="1" w:after="100" w:afterAutospacing="1" w:line="240" w:lineRule="auto"/>
+        <w:rPr>
+          <w:rFonts w:ascii="Times New Roman" w:eastAsia="Times New Roman" w:hAnsi="Times New Roman" w:cs="Times New Roman"/>
+          <w:sz w:val="24"/>
+          <w:szCs w:val="24"/>
+          <w:lang w:eastAsia="en-IN"/>
+        </w:rPr>
+      </w:pPr>
+      <w:r>
+        <w:rPr>
+          <w:rFonts w:ascii="Times New Roman" w:eastAsia="Times New Roman" w:hAnsi="Times New Roman" w:cs="Times New Roman"/>
+          <w:sz w:val="24"/>
+          <w:szCs w:val="24"/>
+          <w:lang w:eastAsia="en-IN"/>
+        </w:rPr>
+        <w:t xml:space="preserve">Find pair with same last digit </w:t>
+      </w:r>
+    </w:p>
+    <w:p>
+      <w:pPr>
+        <w:numPr>
+          <w:ilvl w:val="0"/>
+          <w:numId w:val="22"/>
+        </w:numPr>
+        <w:spacing w:before="100" w:beforeAutospacing="1" w:after="100" w:afterAutospacing="1" w:line="240" w:lineRule="auto"/>
+        <w:rPr>
+          <w:rFonts w:ascii="Times New Roman" w:eastAsia="Times New Roman" w:hAnsi="Times New Roman" w:cs="Times New Roman"/>
+          <w:sz w:val="24"/>
+          <w:szCs w:val="24"/>
+          <w:lang w:eastAsia="en-IN"/>
+        </w:rPr>
+      </w:pPr>
+      <w:r>
+        <w:rPr>
+          <w:rFonts w:ascii="Times New Roman" w:eastAsia="Times New Roman" w:hAnsi="Times New Roman" w:cs="Times New Roman"/>
+          <w:sz w:val="24"/>
+          <w:szCs w:val="24"/>
+          <w:lang w:eastAsia="en-IN"/>
+        </w:rPr>
+        <w:t xml:space="preserve">Count pairs where one is square of another </w:t>
+      </w:r>
+    </w:p>
+    <w:p>
+      <w:pPr>
+        <w:numPr>
+          <w:ilvl w:val="0"/>
+          <w:numId w:val="22"/>
+        </w:numPr>
+        <w:spacing w:before="100" w:beforeAutospacing="1" w:after="100" w:afterAutospacing="1" w:line="240" w:lineRule="auto"/>
+        <w:rPr>
+          <w:rFonts w:ascii="Times New Roman" w:eastAsia="Times New Roman" w:hAnsi="Times New Roman" w:cs="Times New Roman"/>
+          <w:sz w:val="24"/>
+          <w:szCs w:val="24"/>
+          <w:lang w:eastAsia="en-IN"/>
+        </w:rPr>
+      </w:pPr>
+      <w:r>
+        <w:rPr>
+          <w:rFonts w:ascii="Times New Roman" w:eastAsia="Times New Roman" w:hAnsi="Times New Roman" w:cs="Times New Roman"/>
+          <w:sz w:val="24"/>
+          <w:szCs w:val="24"/>
+          <w:lang w:eastAsia="en-IN"/>
+        </w:rPr>
+        <w:t xml:space="preserve">Find triplet with maximum sum </w:t>
+      </w:r>
+    </w:p>
+    <w:p>
+      <w:pPr>
+        <w:numPr>
+          <w:ilvl w:val="0"/>
+          <w:numId w:val="22"/>
+        </w:numPr>
+        <w:spacing w:before="100" w:beforeAutospacing="1" w:after="100" w:afterAutospacing="1" w:line="240" w:lineRule="auto"/>
+        <w:rPr>
+          <w:rFonts w:ascii="Times New Roman" w:eastAsia="Times New Roman" w:hAnsi="Times New Roman" w:cs="Times New Roman"/>
+          <w:sz w:val="24"/>
+          <w:szCs w:val="24"/>
+          <w:lang w:eastAsia="en-IN"/>
+        </w:rPr>
+      </w:pPr>
+      <w:r>
+        <w:rPr>
+          <w:rFonts w:ascii="Times New Roman" w:eastAsia="Times New Roman" w:hAnsi="Times New Roman" w:cs="Times New Roman"/>
+          <w:sz w:val="24"/>
+          <w:szCs w:val="24"/>
+          <w:lang w:eastAsia="en-IN"/>
+        </w:rPr>
+        <w:t xml:space="preserve">Count triplets with all distinct values </w:t>
+      </w:r>
+    </w:p>
+    <w:p>
+      <w:pPr>
+        <w:numPr>
+          <w:ilvl w:val="0"/>
+          <w:numId w:val="22"/>
+        </w:numPr>
+        <w:spacing w:before="100" w:beforeAutospacing="1" w:after="100" w:afterAutospacing="1" w:line="240" w:lineRule="auto"/>
+        <w:rPr>
+          <w:rFonts w:ascii="Times New Roman" w:eastAsia="Times New Roman" w:hAnsi="Times New Roman" w:cs="Times New Roman"/>
+          <w:sz w:val="24"/>
+          <w:szCs w:val="24"/>
+          <w:lang w:eastAsia="en-IN"/>
+        </w:rPr>
+      </w:pPr>
+      <w:r>
+        <w:rPr>
+          <w:rFonts w:ascii="Times New Roman" w:eastAsia="Times New Roman" w:hAnsi="Times New Roman" w:cs="Times New Roman"/>
+          <w:sz w:val="24"/>
+          <w:szCs w:val="24"/>
+          <w:lang w:eastAsia="en-IN"/>
+        </w:rPr>
+        <w:t xml:space="preserve">Find pair with </w:t>
+      </w:r>
+      <w:proofErr w:type="spellStart"/>
+      <w:r>
+        <w:rPr>
+          <w:rFonts w:ascii="Times New Roman" w:eastAsia="Times New Roman" w:hAnsi="Times New Roman" w:cs="Times New Roman"/>
+          <w:sz w:val="24"/>
+          <w:szCs w:val="24"/>
+          <w:lang w:eastAsia="en-IN"/>
+        </w:rPr>
+        <w:t>gcd</w:t>
+      </w:r>
+      <w:proofErr w:type="spellEnd"/>
+      <w:r>
+        <w:rPr>
+          <w:rFonts w:ascii="Times New Roman" w:eastAsia="Times New Roman" w:hAnsi="Times New Roman" w:cs="Times New Roman"/>
+          <w:sz w:val="24"/>
+          <w:szCs w:val="24"/>
+          <w:lang w:eastAsia="en-IN"/>
+        </w:rPr>
+        <w:t xml:space="preserve"> &gt; 1 </w:t>
+      </w:r>
+    </w:p>
+    <w:p>
+      <w:pPr>
+        <w:numPr>
+          <w:ilvl w:val="0"/>
+          <w:numId w:val="22"/>
+        </w:numPr>
+        <w:spacing w:before="100" w:beforeAutospacing="1" w:after="100" w:afterAutospacing="1" w:line="240" w:lineRule="auto"/>
+        <w:rPr>
+          <w:rFonts w:ascii="Times New Roman" w:eastAsia="Times New Roman" w:hAnsi="Times New Roman" w:cs="Times New Roman"/>
+          <w:sz w:val="24"/>
+          <w:szCs w:val="24"/>
+          <w:lang w:eastAsia="en-IN"/>
+        </w:rPr>
+      </w:pPr>
+      <w:r>
+        <w:rPr>
+          <w:rFonts w:ascii="Times New Roman" w:eastAsia="Times New Roman" w:hAnsi="Times New Roman" w:cs="Times New Roman"/>
+          <w:sz w:val="24"/>
+          <w:szCs w:val="24"/>
+          <w:lang w:eastAsia="en-IN"/>
+        </w:rPr>
+        <w:t xml:space="preserve">Find pair with minimum absolute difference </w:t>
+      </w:r>
+    </w:p>
+    <w:p>
+      <w:pPr>
+        <w:numPr>
+          <w:ilvl w:val="0"/>
+          <w:numId w:val="22"/>
+        </w:numPr>
+        <w:spacing w:before="100" w:beforeAutospacing="1" w:after="100" w:afterAutospacing="1" w:line="240" w:lineRule="auto"/>
+        <w:rPr>
+          <w:rFonts w:ascii="Times New Roman" w:eastAsia="Times New Roman" w:hAnsi="Times New Roman" w:cs="Times New Roman"/>
+          <w:sz w:val="24"/>
+          <w:szCs w:val="24"/>
+          <w:lang w:eastAsia="en-IN"/>
+        </w:rPr>
+      </w:pPr>
+      <w:r>
+        <w:rPr>
+          <w:rFonts w:ascii="Times New Roman" w:eastAsia="Times New Roman" w:hAnsi="Times New Roman" w:cs="Times New Roman"/>
+          <w:sz w:val="24"/>
+          <w:szCs w:val="24"/>
+          <w:lang w:eastAsia="en-IN"/>
+        </w:rPr>
+        <w:t>Print all pairs with equal sum</w:t>
+      </w:r>
+    </w:p>
+    <w:p>
+      <w:pPr>
+        <w:spacing w:before="100" w:beforeAutospacing="1" w:after="100" w:afterAutospacing="1" w:line="240" w:lineRule="auto"/>
+        <w:rPr>
+          <w:rFonts w:ascii="Times New Roman" w:eastAsia="Times New Roman" w:hAnsi="Times New Roman" w:cs="Times New Roman"/>
+          <w:sz w:val="24"/>
+          <w:szCs w:val="24"/>
+          <w:lang w:eastAsia="en-IN"/>
+        </w:rPr>
+      </w:pPr>
     </w:p>
     <w:p>
       <w:pPr>
@@ -5849,6 +7063,119 @@
     </w:lvl>
   </w:abstractNum>
   <w:abstractNum w:abstractNumId="4" w15:restartNumberingAfterBreak="0">
+    <w:nsid w:val="28561AB6"/>
+    <w:multiLevelType w:val="multilevel"/>
+    <w:tmpl w:val="C862061A"/>
+    <w:lvl w:ilvl="0">
+      <w:start w:val="111"/>
+      <w:numFmt w:val="decimal"/>
+      <w:lvlText w:val="%1."/>
+      <w:lvlJc w:val="left"/>
+      <w:pPr>
+        <w:tabs>
+          <w:tab w:val="num" w:pos="720"/>
+        </w:tabs>
+        <w:ind w:left="720" w:hanging="360"/>
+      </w:pPr>
+    </w:lvl>
+    <w:lvl w:ilvl="1" w:tentative="1">
+      <w:start w:val="1"/>
+      <w:numFmt w:val="decimal"/>
+      <w:lvlText w:val="%2."/>
+      <w:lvlJc w:val="left"/>
+      <w:pPr>
+        <w:tabs>
+          <w:tab w:val="num" w:pos="1440"/>
+        </w:tabs>
+        <w:ind w:left="1440" w:hanging="360"/>
+      </w:pPr>
+    </w:lvl>
+    <w:lvl w:ilvl="2" w:tentative="1">
+      <w:start w:val="1"/>
+      <w:numFmt w:val="decimal"/>
+      <w:lvlText w:val="%3."/>
+      <w:lvlJc w:val="left"/>
+      <w:pPr>
+        <w:tabs>
+          <w:tab w:val="num" w:pos="2160"/>
+        </w:tabs>
+        <w:ind w:left="2160" w:hanging="360"/>
+      </w:pPr>
+    </w:lvl>
+    <w:lvl w:ilvl="3" w:tentative="1">
+      <w:start w:val="1"/>
+      <w:numFmt w:val="decimal"/>
+      <w:lvlText w:val="%4."/>
+      <w:lvlJc w:val="left"/>
+      <w:pPr>
+        <w:tabs>
+          <w:tab w:val="num" w:pos="2880"/>
+        </w:tabs>
+        <w:ind w:left="2880" w:hanging="360"/>
+      </w:pPr>
+    </w:lvl>
+    <w:lvl w:ilvl="4" w:tentative="1">
+      <w:start w:val="1"/>
+      <w:numFmt w:val="decimal"/>
+      <w:lvlText w:val="%5."/>
+      <w:lvlJc w:val="left"/>
+      <w:pPr>
+        <w:tabs>
+          <w:tab w:val="num" w:pos="3600"/>
+        </w:tabs>
+        <w:ind w:left="3600" w:hanging="360"/>
+      </w:pPr>
+    </w:lvl>
+    <w:lvl w:ilvl="5" w:tentative="1">
+      <w:start w:val="1"/>
+      <w:numFmt w:val="decimal"/>
+      <w:lvlText w:val="%6."/>
+      <w:lvlJc w:val="left"/>
+      <w:pPr>
+        <w:tabs>
+          <w:tab w:val="num" w:pos="4320"/>
+        </w:tabs>
+        <w:ind w:left="4320" w:hanging="360"/>
+      </w:pPr>
+    </w:lvl>
+    <w:lvl w:ilvl="6" w:tentative="1">
+      <w:start w:val="1"/>
+      <w:numFmt w:val="decimal"/>
+      <w:lvlText w:val="%7."/>
+      <w:lvlJc w:val="left"/>
+      <w:pPr>
+        <w:tabs>
+          <w:tab w:val="num" w:pos="5040"/>
+        </w:tabs>
+        <w:ind w:left="5040" w:hanging="360"/>
+      </w:pPr>
+    </w:lvl>
+    <w:lvl w:ilvl="7" w:tentative="1">
+      <w:start w:val="1"/>
+      <w:numFmt w:val="decimal"/>
+      <w:lvlText w:val="%8."/>
+      <w:lvlJc w:val="left"/>
+      <w:pPr>
+        <w:tabs>
+          <w:tab w:val="num" w:pos="5760"/>
+        </w:tabs>
+        <w:ind w:left="5760" w:hanging="360"/>
+      </w:pPr>
+    </w:lvl>
+    <w:lvl w:ilvl="8" w:tentative="1">
+      <w:start w:val="1"/>
+      <w:numFmt w:val="decimal"/>
+      <w:lvlText w:val="%9."/>
+      <w:lvlJc w:val="left"/>
+      <w:pPr>
+        <w:tabs>
+          <w:tab w:val="num" w:pos="6480"/>
+        </w:tabs>
+        <w:ind w:left="6480" w:hanging="360"/>
+      </w:pPr>
+    </w:lvl>
+  </w:abstractNum>
+  <w:abstractNum w:abstractNumId="5" w15:restartNumberingAfterBreak="0">
     <w:nsid w:val="2B7200C1"/>
     <w:multiLevelType w:val="multilevel"/>
     <w:tmpl w:val="1C484E04"/>
@@ -5961,7 +7288,7 @@
       </w:pPr>
     </w:lvl>
   </w:abstractNum>
-  <w:abstractNum w:abstractNumId="5" w15:restartNumberingAfterBreak="0">
+  <w:abstractNum w:abstractNumId="6" w15:restartNumberingAfterBreak="0">
     <w:nsid w:val="31BD6030"/>
     <w:multiLevelType w:val="multilevel"/>
     <w:tmpl w:val="9CAC134A"/>
@@ -6074,7 +7401,7 @@
       </w:pPr>
     </w:lvl>
   </w:abstractNum>
-  <w:abstractNum w:abstractNumId="6" w15:restartNumberingAfterBreak="0">
+  <w:abstractNum w:abstractNumId="7" w15:restartNumberingAfterBreak="0">
     <w:nsid w:val="37F32B7D"/>
     <w:multiLevelType w:val="multilevel"/>
     <w:tmpl w:val="07964106"/>
@@ -6187,7 +7514,7 @@
       </w:pPr>
     </w:lvl>
   </w:abstractNum>
-  <w:abstractNum w:abstractNumId="7" w15:restartNumberingAfterBreak="0">
+  <w:abstractNum w:abstractNumId="8" w15:restartNumberingAfterBreak="0">
     <w:nsid w:val="441B748A"/>
     <w:multiLevelType w:val="multilevel"/>
     <w:tmpl w:val="5972D522"/>
@@ -6300,7 +7627,120 @@
       </w:pPr>
     </w:lvl>
   </w:abstractNum>
-  <w:abstractNum w:abstractNumId="8" w15:restartNumberingAfterBreak="0">
+  <w:abstractNum w:abstractNumId="9" w15:restartNumberingAfterBreak="0">
+    <w:nsid w:val="45562793"/>
+    <w:multiLevelType w:val="multilevel"/>
+    <w:tmpl w:val="CF4EA162"/>
+    <w:lvl w:ilvl="0">
+      <w:start w:val="131"/>
+      <w:numFmt w:val="decimal"/>
+      <w:lvlText w:val="%1."/>
+      <w:lvlJc w:val="left"/>
+      <w:pPr>
+        <w:tabs>
+          <w:tab w:val="num" w:pos="720"/>
+        </w:tabs>
+        <w:ind w:left="720" w:hanging="360"/>
+      </w:pPr>
+    </w:lvl>
+    <w:lvl w:ilvl="1" w:tentative="1">
+      <w:start w:val="1"/>
+      <w:numFmt w:val="decimal"/>
+      <w:lvlText w:val="%2."/>
+      <w:lvlJc w:val="left"/>
+      <w:pPr>
+        <w:tabs>
+          <w:tab w:val="num" w:pos="1440"/>
+        </w:tabs>
+        <w:ind w:left="1440" w:hanging="360"/>
+      </w:pPr>
+    </w:lvl>
+    <w:lvl w:ilvl="2" w:tentative="1">
+      <w:start w:val="1"/>
+      <w:numFmt w:val="decimal"/>
+      <w:lvlText w:val="%3."/>
+      <w:lvlJc w:val="left"/>
+      <w:pPr>
+        <w:tabs>
+          <w:tab w:val="num" w:pos="2160"/>
+        </w:tabs>
+        <w:ind w:left="2160" w:hanging="360"/>
+      </w:pPr>
+    </w:lvl>
+    <w:lvl w:ilvl="3" w:tentative="1">
+      <w:start w:val="1"/>
+      <w:numFmt w:val="decimal"/>
+      <w:lvlText w:val="%4."/>
+      <w:lvlJc w:val="left"/>
+      <w:pPr>
+        <w:tabs>
+          <w:tab w:val="num" w:pos="2880"/>
+        </w:tabs>
+        <w:ind w:left="2880" w:hanging="360"/>
+      </w:pPr>
+    </w:lvl>
+    <w:lvl w:ilvl="4" w:tentative="1">
+      <w:start w:val="1"/>
+      <w:numFmt w:val="decimal"/>
+      <w:lvlText w:val="%5."/>
+      <w:lvlJc w:val="left"/>
+      <w:pPr>
+        <w:tabs>
+          <w:tab w:val="num" w:pos="3600"/>
+        </w:tabs>
+        <w:ind w:left="3600" w:hanging="360"/>
+      </w:pPr>
+    </w:lvl>
+    <w:lvl w:ilvl="5" w:tentative="1">
+      <w:start w:val="1"/>
+      <w:numFmt w:val="decimal"/>
+      <w:lvlText w:val="%6."/>
+      <w:lvlJc w:val="left"/>
+      <w:pPr>
+        <w:tabs>
+          <w:tab w:val="num" w:pos="4320"/>
+        </w:tabs>
+        <w:ind w:left="4320" w:hanging="360"/>
+      </w:pPr>
+    </w:lvl>
+    <w:lvl w:ilvl="6" w:tentative="1">
+      <w:start w:val="1"/>
+      <w:numFmt w:val="decimal"/>
+      <w:lvlText w:val="%7."/>
+      <w:lvlJc w:val="left"/>
+      <w:pPr>
+        <w:tabs>
+          <w:tab w:val="num" w:pos="5040"/>
+        </w:tabs>
+        <w:ind w:left="5040" w:hanging="360"/>
+      </w:pPr>
+    </w:lvl>
+    <w:lvl w:ilvl="7" w:tentative="1">
+      <w:start w:val="1"/>
+      <w:numFmt w:val="decimal"/>
+      <w:lvlText w:val="%8."/>
+      <w:lvlJc w:val="left"/>
+      <w:pPr>
+        <w:tabs>
+          <w:tab w:val="num" w:pos="5760"/>
+        </w:tabs>
+        <w:ind w:left="5760" w:hanging="360"/>
+      </w:pPr>
+    </w:lvl>
+    <w:lvl w:ilvl="8" w:tentative="1">
+      <w:start w:val="1"/>
+      <w:numFmt w:val="decimal"/>
+      <w:lvlText w:val="%9."/>
+      <w:lvlJc w:val="left"/>
+      <w:pPr>
+        <w:tabs>
+          <w:tab w:val="num" w:pos="6480"/>
+        </w:tabs>
+        <w:ind w:left="6480" w:hanging="360"/>
+      </w:pPr>
+    </w:lvl>
+  </w:abstractNum>
+  <w:abstractNum w:abstractNumId="10" w15:restartNumberingAfterBreak="0">
     <w:nsid w:val="47177CAE"/>
     <w:multiLevelType w:val="multilevel"/>
     <w:tmpl w:val="FA726AD2"/>
@@ -6413,7 +7853,7 @@
       </w:pPr>
     </w:lvl>
   </w:abstractNum>
-  <w:abstractNum w:abstractNumId="9" w15:restartNumberingAfterBreak="0">
+  <w:abstractNum w:abstractNumId="11" w15:restartNumberingAfterBreak="0">
     <w:nsid w:val="4CD43958"/>
     <w:multiLevelType w:val="multilevel"/>
     <w:tmpl w:val="504CCF98"/>
@@ -6526,7 +7966,7 @@
       </w:pPr>
     </w:lvl>
   </w:abstractNum>
-  <w:abstractNum w:abstractNumId="10" w15:restartNumberingAfterBreak="0">
+  <w:abstractNum w:abstractNumId="12" w15:restartNumberingAfterBreak="0">
     <w:nsid w:val="4F506DC9"/>
     <w:multiLevelType w:val="multilevel"/>
     <w:tmpl w:val="F85ECA2C"/>
@@ -6639,7 +8079,7 @@
       </w:pPr>
     </w:lvl>
   </w:abstractNum>
-  <w:abstractNum w:abstractNumId="11" w15:restartNumberingAfterBreak="0">
+  <w:abstractNum w:abstractNumId="13" w15:restartNumberingAfterBreak="0">
     <w:nsid w:val="5161492E"/>
     <w:multiLevelType w:val="multilevel"/>
     <w:tmpl w:val="72F45346"/>
@@ -6752,7 +8192,120 @@
       </w:pPr>
     </w:lvl>
   </w:abstractNum>
-  <w:abstractNum w:abstractNumId="12" w15:restartNumberingAfterBreak="0">
+  <w:abstractNum w:abstractNumId="14" w15:restartNumberingAfterBreak="0">
+    <w:nsid w:val="55100965"/>
+    <w:multiLevelType w:val="multilevel"/>
+    <w:tmpl w:val="34EA45D4"/>
+    <w:lvl w:ilvl="0">
+      <w:start w:val="121"/>
+      <w:numFmt w:val="decimal"/>
+      <w:lvlText w:val="%1."/>
+      <w:lvlJc w:val="left"/>
+      <w:pPr>
+        <w:tabs>
+          <w:tab w:val="num" w:pos="720"/>
+        </w:tabs>
+        <w:ind w:left="720" w:hanging="360"/>
+      </w:pPr>
+    </w:lvl>
+    <w:lvl w:ilvl="1" w:tentative="1">
+      <w:start w:val="1"/>
+      <w:numFmt w:val="decimal"/>
+      <w:lvlText w:val="%2."/>
+      <w:lvlJc w:val="left"/>
+      <w:pPr>
+        <w:tabs>
+          <w:tab w:val="num" w:pos="1440"/>
+        </w:tabs>
+        <w:ind w:left="1440" w:hanging="360"/>
+      </w:pPr>
+    </w:lvl>
+    <w:lvl w:ilvl="2" w:tentative="1">
+      <w:start w:val="1"/>
+      <w:numFmt w:val="decimal"/>
+      <w:lvlText w:val="%3."/>
+      <w:lvlJc w:val="left"/>
+      <w:pPr>
+        <w:tabs>
+          <w:tab w:val="num" w:pos="2160"/>
+        </w:tabs>
+        <w:ind w:left="2160" w:hanging="360"/>
+      </w:pPr>
+    </w:lvl>
+    <w:lvl w:ilvl="3" w:tentative="1">
+      <w:start w:val="1"/>
+      <w:numFmt w:val="decimal"/>
+      <w:lvlText w:val="%4."/>
+      <w:lvlJc w:val="left"/>
+      <w:pPr>
+        <w:tabs>
+          <w:tab w:val="num" w:pos="2880"/>
+        </w:tabs>
+        <w:ind w:left="2880" w:hanging="360"/>
+      </w:pPr>
+    </w:lvl>
+    <w:lvl w:ilvl="4" w:tentative="1">
+      <w:start w:val="1"/>
+      <w:numFmt w:val="decimal"/>
+      <w:lvlText w:val="%5."/>
+      <w:lvlJc w:val="left"/>
+      <w:pPr>
+        <w:tabs>
+          <w:tab w:val="num" w:pos="3600"/>
+        </w:tabs>
+        <w:ind w:left="3600" w:hanging="360"/>
+      </w:pPr>
+    </w:lvl>
+    <w:lvl w:ilvl="5" w:tentative="1">
+      <w:start w:val="1"/>
+      <w:numFmt w:val="decimal"/>
+      <w:lvlText w:val="%6."/>
+      <w:lvlJc w:val="left"/>
+      <w:pPr>
+        <w:tabs>
+          <w:tab w:val="num" w:pos="4320"/>
+        </w:tabs>
+        <w:ind w:left="4320" w:hanging="360"/>
+      </w:pPr>
+    </w:lvl>
+    <w:lvl w:ilvl="6" w:tentative="1">
+      <w:start w:val="1"/>
+      <w:numFmt w:val="decimal"/>
+      <w:lvlText w:val="%7."/>
+      <w:lvlJc w:val="left"/>
+      <w:pPr>
+        <w:tabs>
+          <w:tab w:val="num" w:pos="5040"/>
+        </w:tabs>
+        <w:ind w:left="5040" w:hanging="360"/>
+      </w:pPr>
+    </w:lvl>
+    <w:lvl w:ilvl="7" w:tentative="1">
+      <w:start w:val="1"/>
+      <w:numFmt w:val="decimal"/>
+      <w:lvlText w:val="%8."/>
+      <w:lvlJc w:val="left"/>
+      <w:pPr>
+        <w:tabs>
+          <w:tab w:val="num" w:pos="5760"/>
+        </w:tabs>
+        <w:ind w:left="5760" w:hanging="360"/>
+      </w:pPr>
+    </w:lvl>
+    <w:lvl w:ilvl="8" w:tentative="1">
+      <w:start w:val="1"/>
+      <w:numFmt w:val="decimal"/>
+      <w:lvlText w:val="%9."/>
+      <w:lvlJc w:val="left"/>
+      <w:pPr>
+        <w:tabs>
+          <w:tab w:val="num" w:pos="6480"/>
+        </w:tabs>
+        <w:ind w:left="6480" w:hanging="360"/>
+      </w:pPr>
+    </w:lvl>
+  </w:abstractNum>
+  <w:abstractNum w:abstractNumId="15" w15:restartNumberingAfterBreak="0">
     <w:nsid w:val="571344D7"/>
     <w:multiLevelType w:val="multilevel"/>
     <w:tmpl w:val="779ADC6A"/>
@@ -6865,7 +8418,7 @@
       </w:pPr>
     </w:lvl>
   </w:abstractNum>
-  <w:abstractNum w:abstractNumId="13" w15:restartNumberingAfterBreak="0">
+  <w:abstractNum w:abstractNumId="16" w15:restartNumberingAfterBreak="0">
     <w:nsid w:val="57150D4C"/>
     <w:multiLevelType w:val="multilevel"/>
     <w:tmpl w:val="7D7C7D28"/>
@@ -6978,7 +8531,120 @@
       </w:pPr>
     </w:lvl>
   </w:abstractNum>
-  <w:abstractNum w:abstractNumId="14" w15:restartNumberingAfterBreak="0">
+  <w:abstractNum w:abstractNumId="17" w15:restartNumberingAfterBreak="0">
+    <w:nsid w:val="5A430A2F"/>
+    <w:multiLevelType w:val="multilevel"/>
+    <w:tmpl w:val="9A5A194A"/>
+    <w:lvl w:ilvl="0">
+      <w:start w:val="101"/>
+      <w:numFmt w:val="decimal"/>
+      <w:lvlText w:val="%1."/>
+      <w:lvlJc w:val="left"/>
+      <w:pPr>
+        <w:tabs>
+          <w:tab w:val="num" w:pos="720"/>
+        </w:tabs>
+        <w:ind w:left="720" w:hanging="360"/>
+      </w:pPr>
+    </w:lvl>
+    <w:lvl w:ilvl="1" w:tentative="1">
+      <w:start w:val="1"/>
+      <w:numFmt w:val="decimal"/>
+      <w:lvlText w:val="%2."/>
+      <w:lvlJc w:val="left"/>
+      <w:pPr>
+        <w:tabs>
+          <w:tab w:val="num" w:pos="1440"/>
+        </w:tabs>
+        <w:ind w:left="1440" w:hanging="360"/>
+      </w:pPr>
+    </w:lvl>
+    <w:lvl w:ilvl="2" w:tentative="1">
+      <w:start w:val="1"/>
+      <w:numFmt w:val="decimal"/>
+      <w:lvlText w:val="%3."/>
+      <w:lvlJc w:val="left"/>
+      <w:pPr>
+        <w:tabs>
+          <w:tab w:val="num" w:pos="2160"/>
+        </w:tabs>
+        <w:ind w:left="2160" w:hanging="360"/>
+      </w:pPr>
+    </w:lvl>
+    <w:lvl w:ilvl="3" w:tentative="1">
+      <w:start w:val="1"/>
+      <w:numFmt w:val="decimal"/>
+      <w:lvlText w:val="%4."/>
+      <w:lvlJc w:val="left"/>
+      <w:pPr>
+        <w:tabs>
+          <w:tab w:val="num" w:pos="2880"/>
+        </w:tabs>
+        <w:ind w:left="2880" w:hanging="360"/>
+      </w:pPr>
+    </w:lvl>
+    <w:lvl w:ilvl="4" w:tentative="1">
+      <w:start w:val="1"/>
+      <w:numFmt w:val="decimal"/>
+      <w:lvlText w:val="%5."/>
+      <w:lvlJc w:val="left"/>
+      <w:pPr>
+        <w:tabs>
+          <w:tab w:val="num" w:pos="3600"/>
+        </w:tabs>
+        <w:ind w:left="3600" w:hanging="360"/>
+      </w:pPr>
+    </w:lvl>
+    <w:lvl w:ilvl="5" w:tentative="1">
+      <w:start w:val="1"/>
+      <w:numFmt w:val="decimal"/>
+      <w:lvlText w:val="%6."/>
+      <w:lvlJc w:val="left"/>
+      <w:pPr>
+        <w:tabs>
+          <w:tab w:val="num" w:pos="4320"/>
+        </w:tabs>
+        <w:ind w:left="4320" w:hanging="360"/>
+      </w:pPr>
+    </w:lvl>
+    <w:lvl w:ilvl="6" w:tentative="1">
+      <w:start w:val="1"/>
+      <w:numFmt w:val="decimal"/>
+      <w:lvlText w:val="%7."/>
+      <w:lvlJc w:val="left"/>
+      <w:pPr>
+        <w:tabs>
+          <w:tab w:val="num" w:pos="5040"/>
+        </w:tabs>
+        <w:ind w:left="5040" w:hanging="360"/>
+      </w:pPr>
+    </w:lvl>
+    <w:lvl w:ilvl="7" w:tentative="1">
+      <w:start w:val="1"/>
+      <w:numFmt w:val="decimal"/>
+      <w:lvlText w:val="%8."/>
+      <w:lvlJc w:val="left"/>
+      <w:pPr>
+        <w:tabs>
+          <w:tab w:val="num" w:pos="5760"/>
+        </w:tabs>
+        <w:ind w:left="5760" w:hanging="360"/>
+      </w:pPr>
+    </w:lvl>
+    <w:lvl w:ilvl="8" w:tentative="1">
+      <w:start w:val="1"/>
+      <w:numFmt w:val="decimal"/>
+      <w:lvlText w:val="%9."/>
+      <w:lvlJc w:val="left"/>
+      <w:pPr>
+        <w:tabs>
+          <w:tab w:val="num" w:pos="6480"/>
+        </w:tabs>
+        <w:ind w:left="6480" w:hanging="360"/>
+      </w:pPr>
+    </w:lvl>
+  </w:abstractNum>
+  <w:abstractNum w:abstractNumId="18" w15:restartNumberingAfterBreak="0">
     <w:nsid w:val="671A2D3C"/>
     <w:multiLevelType w:val="multilevel"/>
     <w:tmpl w:val="08CCF390"/>
@@ -7091,7 +8757,7 @@
       </w:pPr>
     </w:lvl>
   </w:abstractNum>
-  <w:abstractNum w:abstractNumId="15" w15:restartNumberingAfterBreak="0">
+  <w:abstractNum w:abstractNumId="19" w15:restartNumberingAfterBreak="0">
     <w:nsid w:val="7113410A"/>
     <w:multiLevelType w:val="multilevel"/>
     <w:tmpl w:val="DE1A1D10"/>
@@ -7204,7 +8870,7 @@
       </w:pPr>
     </w:lvl>
   </w:abstractNum>
-  <w:abstractNum w:abstractNumId="16" w15:restartNumberingAfterBreak="0">
+  <w:abstractNum w:abstractNumId="20" w15:restartNumberingAfterBreak="0">
     <w:nsid w:val="75AB7240"/>
     <w:multiLevelType w:val="multilevel"/>
     <w:tmpl w:val="A36E4B52"/>
@@ -7317,7 +8983,7 @@
       </w:pPr>
     </w:lvl>
   </w:abstractNum>
-  <w:abstractNum w:abstractNumId="17" w15:restartNumberingAfterBreak="0">
+  <w:abstractNum w:abstractNumId="21" w15:restartNumberingAfterBreak="0">
     <w:nsid w:val="77622AAB"/>
     <w:multiLevelType w:val="multilevel"/>
     <w:tmpl w:val="1F4C1644"/>
@@ -7431,58 +9097,70 @@
     </w:lvl>
   </w:abstractNum>
   <w:num w:numId="1" w16cid:durableId="1588339734">
-    <w:abstractNumId w:val="13"/>
+    <w:abstractNumId w:val="16"/>
   </w:num>
   <w:num w:numId="2" w16cid:durableId="692658137">
+    <w:abstractNumId w:val="12"/>
+  </w:num>
+  <w:num w:numId="3" w16cid:durableId="12341963">
+    <w:abstractNumId w:val="18"/>
+  </w:num>
+  <w:num w:numId="4" w16cid:durableId="119764994">
     <w:abstractNumId w:val="10"/>
   </w:num>
-  <w:num w:numId="3" w16cid:durableId="12341963">
-    <w:abstractNumId w:val="14"/>
+  <w:num w:numId="5" w16cid:durableId="1023359414">
+    <w:abstractNumId w:val="11"/>
   </w:num>
-  <w:num w:numId="4" w16cid:durableId="119764994">
+  <w:num w:numId="6" w16cid:durableId="889147386">
+    <w:abstractNumId w:val="7"/>
+  </w:num>
+  <w:num w:numId="7" w16cid:durableId="1634021261">
+    <w:abstractNumId w:val="20"/>
+  </w:num>
+  <w:num w:numId="8" w16cid:durableId="1786463881">
     <w:abstractNumId w:val="8"/>
   </w:num>
-  <w:num w:numId="5" w16cid:durableId="1023359414">
-    <w:abstractNumId w:val="9"/>
-  </w:num>
-  <w:num w:numId="6" w16cid:durableId="889147386">
-    <w:abstractNumId w:val="6"/>
-  </w:num>
-  <w:num w:numId="7" w16cid:durableId="1634021261">
-    <w:abstractNumId w:val="16"/>
-  </w:num>
-  <w:num w:numId="8" w16cid:durableId="1786463881">
-    <w:abstractNumId w:val="7"/>
-  </w:num>
   <w:num w:numId="9" w16cid:durableId="1189492275">
-    <w:abstractNumId w:val="15"/>
+    <w:abstractNumId w:val="19"/>
   </w:num>
   <w:num w:numId="10" w16cid:durableId="241372221">
     <w:abstractNumId w:val="3"/>
   </w:num>
   <w:num w:numId="11" w16cid:durableId="820971072">
-    <w:abstractNumId w:val="5"/>
+    <w:abstractNumId w:val="6"/>
   </w:num>
   <w:num w:numId="12" w16cid:durableId="2063751056">
-    <w:abstractNumId w:val="4"/>
+    <w:abstractNumId w:val="5"/>
   </w:num>
   <w:num w:numId="13" w16cid:durableId="1687050131">
     <w:abstractNumId w:val="2"/>
   </w:num>
   <w:num w:numId="14" w16cid:durableId="1935088252">
-    <w:abstractNumId w:val="17"/>
+    <w:abstractNumId w:val="21"/>
   </w:num>
   <w:num w:numId="15" w16cid:durableId="1312515592">
-    <w:abstractNumId w:val="12"/>
+    <w:abstractNumId w:val="15"/>
   </w:num>
   <w:num w:numId="16" w16cid:durableId="353117394">
     <w:abstractNumId w:val="1"/>
   </w:num>
   <w:num w:numId="17" w16cid:durableId="1408458454">
-    <w:abstractNumId w:val="11"/>
+    <w:abstractNumId w:val="13"/>
   </w:num>
   <w:num w:numId="18" w16cid:durableId="1208445440">
     <w:abstractNumId w:val="0"/>
+  </w:num>
+  <w:num w:numId="19" w16cid:durableId="1173300445">
+    <w:abstractNumId w:val="17"/>
+  </w:num>
+  <w:num w:numId="20" w16cid:durableId="1850291706">
+    <w:abstractNumId w:val="4"/>
+  </w:num>
+  <w:num w:numId="21" w16cid:durableId="117797350">
+    <w:abstractNumId w:val="14"/>
+  </w:num>
+  <w:num w:numId="22" w16cid:durableId="1517423048">
+    <w:abstractNumId w:val="9"/>
   </w:num>
 </w:numbering>
 </file>

--- a/list ques.docx
+++ b/list ques.docx
@@ -6573,6 +6573,1197 @@
           <w:lang w:eastAsia="en-IN"/>
         </w:rPr>
         <w:t>Print all pairs with equal sum</w:t>
+      </w:r>
+    </w:p>
+    <w:p>
+      <w:pPr>
+        <w:spacing w:before="100" w:beforeAutospacing="1" w:after="100" w:afterAutospacing="1" w:line="240" w:lineRule="auto"/>
+        <w:rPr>
+          <w:rFonts w:ascii="Times New Roman" w:eastAsia="Times New Roman" w:hAnsi="Times New Roman" w:cs="Times New Roman"/>
+          <w:b/>
+          <w:bCs/>
+          <w:kern w:val="36"/>
+          <w:sz w:val="48"/>
+          <w:szCs w:val="48"/>
+          <w:lang w:eastAsia="en-IN"/>
+        </w:rPr>
+      </w:pPr>
+      <w:r>
+        <w:rPr>
+          <w:rFonts w:ascii="Times New Roman" w:eastAsia="Times New Roman" w:hAnsi="Times New Roman" w:cs="Times New Roman"/>
+          <w:sz w:val="24"/>
+          <w:szCs w:val="24"/>
+          <w:lang w:eastAsia="en-IN"/>
+        </w:rPr>
+        <w:t>----------------------------------------------------------------------------------------------------------------</w:t>
+      </w:r>
+      <w:r>
+        <w:rPr>
+          <w:rFonts w:ascii="Segoe UI Emoji" w:eastAsia="Times New Roman" w:hAnsi="Segoe UI Emoji" w:cs="Segoe UI Emoji"/>
+          <w:b/>
+          <w:bCs/>
+          <w:kern w:val="36"/>
+          <w:sz w:val="48"/>
+          <w:szCs w:val="48"/>
+          <w:lang w:eastAsia="en-IN"/>
+        </w:rPr>
+        <w:t>🧩</w:t>
+      </w:r>
+      <w:r>
+        <w:rPr>
+          <w:rFonts w:ascii="Times New Roman" w:eastAsia="Times New Roman" w:hAnsi="Times New Roman" w:cs="Times New Roman"/>
+          <w:b/>
+          <w:bCs/>
+          <w:kern w:val="36"/>
+          <w:sz w:val="48"/>
+          <w:szCs w:val="48"/>
+          <w:lang w:eastAsia="en-IN"/>
+        </w:rPr>
+        <w:t xml:space="preserve"> SECTION 12: Smart Filtering++ (10)</w:t>
+      </w:r>
+    </w:p>
+    <w:p>
+      <w:pPr>
+        <w:numPr>
+          <w:ilvl w:val="0"/>
+          <w:numId w:val="23"/>
+        </w:numPr>
+        <w:spacing w:before="100" w:beforeAutospacing="1" w:after="100" w:afterAutospacing="1" w:line="240" w:lineRule="auto"/>
+        <w:rPr>
+          <w:rFonts w:ascii="Times New Roman" w:eastAsia="Times New Roman" w:hAnsi="Times New Roman" w:cs="Times New Roman"/>
+          <w:sz w:val="24"/>
+          <w:szCs w:val="24"/>
+          <w:lang w:eastAsia="en-IN"/>
+        </w:rPr>
+      </w:pPr>
+      <w:r>
+        <w:rPr>
+          <w:rFonts w:ascii="Times New Roman" w:eastAsia="Times New Roman" w:hAnsi="Times New Roman" w:cs="Times New Roman"/>
+          <w:sz w:val="24"/>
+          <w:szCs w:val="24"/>
+          <w:lang w:eastAsia="en-IN"/>
+        </w:rPr>
+        <w:t xml:space="preserve">Keep only numbers whose product of digits is odd </w:t>
+      </w:r>
+    </w:p>
+    <w:p>
+      <w:pPr>
+        <w:numPr>
+          <w:ilvl w:val="0"/>
+          <w:numId w:val="23"/>
+        </w:numPr>
+        <w:spacing w:before="100" w:beforeAutospacing="1" w:after="100" w:afterAutospacing="1" w:line="240" w:lineRule="auto"/>
+        <w:rPr>
+          <w:rFonts w:ascii="Times New Roman" w:eastAsia="Times New Roman" w:hAnsi="Times New Roman" w:cs="Times New Roman"/>
+          <w:sz w:val="24"/>
+          <w:szCs w:val="24"/>
+          <w:lang w:eastAsia="en-IN"/>
+        </w:rPr>
+      </w:pPr>
+      <w:r>
+        <w:rPr>
+          <w:rFonts w:ascii="Times New Roman" w:eastAsia="Times New Roman" w:hAnsi="Times New Roman" w:cs="Times New Roman"/>
+          <w:sz w:val="24"/>
+          <w:szCs w:val="24"/>
+          <w:lang w:eastAsia="en-IN"/>
+        </w:rPr>
+        <w:t xml:space="preserve">Remove numbers having equal even and odd digits </w:t>
+      </w:r>
+    </w:p>
+    <w:p>
+      <w:pPr>
+        <w:numPr>
+          <w:ilvl w:val="0"/>
+          <w:numId w:val="23"/>
+        </w:numPr>
+        <w:spacing w:before="100" w:beforeAutospacing="1" w:after="100" w:afterAutospacing="1" w:line="240" w:lineRule="auto"/>
+        <w:rPr>
+          <w:rFonts w:ascii="Times New Roman" w:eastAsia="Times New Roman" w:hAnsi="Times New Roman" w:cs="Times New Roman"/>
+          <w:sz w:val="24"/>
+          <w:szCs w:val="24"/>
+          <w:lang w:eastAsia="en-IN"/>
+        </w:rPr>
+      </w:pPr>
+      <w:r>
+        <w:rPr>
+          <w:rFonts w:ascii="Times New Roman" w:eastAsia="Times New Roman" w:hAnsi="Times New Roman" w:cs="Times New Roman"/>
+          <w:sz w:val="24"/>
+          <w:szCs w:val="24"/>
+          <w:lang w:eastAsia="en-IN"/>
+        </w:rPr>
+        <w:t xml:space="preserve">Replace numbers divisible by reverse(number) with 0 </w:t>
+      </w:r>
+    </w:p>
+    <w:p>
+      <w:pPr>
+        <w:numPr>
+          <w:ilvl w:val="0"/>
+          <w:numId w:val="23"/>
+        </w:numPr>
+        <w:spacing w:before="100" w:beforeAutospacing="1" w:after="100" w:afterAutospacing="1" w:line="240" w:lineRule="auto"/>
+        <w:rPr>
+          <w:rFonts w:ascii="Times New Roman" w:eastAsia="Times New Roman" w:hAnsi="Times New Roman" w:cs="Times New Roman"/>
+          <w:sz w:val="24"/>
+          <w:szCs w:val="24"/>
+          <w:lang w:eastAsia="en-IN"/>
+        </w:rPr>
+      </w:pPr>
+      <w:r>
+        <w:rPr>
+          <w:rFonts w:ascii="Times New Roman" w:eastAsia="Times New Roman" w:hAnsi="Times New Roman" w:cs="Times New Roman"/>
+          <w:sz w:val="24"/>
+          <w:szCs w:val="24"/>
+          <w:lang w:eastAsia="en-IN"/>
+        </w:rPr>
+        <w:t xml:space="preserve">Keep only numbers whose largest digit is prime </w:t>
+      </w:r>
+    </w:p>
+    <w:p>
+      <w:pPr>
+        <w:numPr>
+          <w:ilvl w:val="0"/>
+          <w:numId w:val="23"/>
+        </w:numPr>
+        <w:spacing w:before="100" w:beforeAutospacing="1" w:after="100" w:afterAutospacing="1" w:line="240" w:lineRule="auto"/>
+        <w:rPr>
+          <w:rFonts w:ascii="Times New Roman" w:eastAsia="Times New Roman" w:hAnsi="Times New Roman" w:cs="Times New Roman"/>
+          <w:sz w:val="24"/>
+          <w:szCs w:val="24"/>
+          <w:lang w:eastAsia="en-IN"/>
+        </w:rPr>
+      </w:pPr>
+      <w:r>
+        <w:rPr>
+          <w:rFonts w:ascii="Times New Roman" w:eastAsia="Times New Roman" w:hAnsi="Times New Roman" w:cs="Times New Roman"/>
+          <w:sz w:val="24"/>
+          <w:szCs w:val="24"/>
+          <w:lang w:eastAsia="en-IN"/>
+        </w:rPr>
+        <w:t xml:space="preserve">Remove numbers whose sum of factors is even </w:t>
+      </w:r>
+    </w:p>
+    <w:p>
+      <w:pPr>
+        <w:numPr>
+          <w:ilvl w:val="0"/>
+          <w:numId w:val="23"/>
+        </w:numPr>
+        <w:spacing w:before="100" w:beforeAutospacing="1" w:after="100" w:afterAutospacing="1" w:line="240" w:lineRule="auto"/>
+        <w:rPr>
+          <w:rFonts w:ascii="Times New Roman" w:eastAsia="Times New Roman" w:hAnsi="Times New Roman" w:cs="Times New Roman"/>
+          <w:sz w:val="24"/>
+          <w:szCs w:val="24"/>
+          <w:lang w:eastAsia="en-IN"/>
+        </w:rPr>
+      </w:pPr>
+      <w:r>
+        <w:rPr>
+          <w:rFonts w:ascii="Times New Roman" w:eastAsia="Times New Roman" w:hAnsi="Times New Roman" w:cs="Times New Roman"/>
+          <w:sz w:val="24"/>
+          <w:szCs w:val="24"/>
+          <w:lang w:eastAsia="en-IN"/>
+        </w:rPr>
+        <w:t xml:space="preserve">Replace negatives whose digit sum is odd with absolute value </w:t>
+      </w:r>
+    </w:p>
+    <w:p>
+      <w:pPr>
+        <w:numPr>
+          <w:ilvl w:val="0"/>
+          <w:numId w:val="23"/>
+        </w:numPr>
+        <w:spacing w:before="100" w:beforeAutospacing="1" w:after="100" w:afterAutospacing="1" w:line="240" w:lineRule="auto"/>
+        <w:rPr>
+          <w:rFonts w:ascii="Times New Roman" w:eastAsia="Times New Roman" w:hAnsi="Times New Roman" w:cs="Times New Roman"/>
+          <w:sz w:val="24"/>
+          <w:szCs w:val="24"/>
+          <w:lang w:eastAsia="en-IN"/>
+        </w:rPr>
+      </w:pPr>
+      <w:r>
+        <w:rPr>
+          <w:rFonts w:ascii="Times New Roman" w:eastAsia="Times New Roman" w:hAnsi="Times New Roman" w:cs="Times New Roman"/>
+          <w:sz w:val="24"/>
+          <w:szCs w:val="24"/>
+          <w:lang w:eastAsia="en-IN"/>
+        </w:rPr>
+        <w:t xml:space="preserve">Keep only numbers appearing odd number of times </w:t>
+      </w:r>
+    </w:p>
+    <w:p>
+      <w:pPr>
+        <w:numPr>
+          <w:ilvl w:val="0"/>
+          <w:numId w:val="23"/>
+        </w:numPr>
+        <w:spacing w:before="100" w:beforeAutospacing="1" w:after="100" w:afterAutospacing="1" w:line="240" w:lineRule="auto"/>
+        <w:rPr>
+          <w:rFonts w:ascii="Times New Roman" w:eastAsia="Times New Roman" w:hAnsi="Times New Roman" w:cs="Times New Roman"/>
+          <w:sz w:val="24"/>
+          <w:szCs w:val="24"/>
+          <w:lang w:eastAsia="en-IN"/>
+        </w:rPr>
+      </w:pPr>
+      <w:r>
+        <w:rPr>
+          <w:rFonts w:ascii="Times New Roman" w:eastAsia="Times New Roman" w:hAnsi="Times New Roman" w:cs="Times New Roman"/>
+          <w:sz w:val="24"/>
+          <w:szCs w:val="24"/>
+          <w:lang w:eastAsia="en-IN"/>
+        </w:rPr>
+        <w:t xml:space="preserve">Remove elements whose index is Fibonacci number </w:t>
+      </w:r>
+    </w:p>
+    <w:p>
+      <w:pPr>
+        <w:numPr>
+          <w:ilvl w:val="0"/>
+          <w:numId w:val="23"/>
+        </w:numPr>
+        <w:spacing w:before="100" w:beforeAutospacing="1" w:after="100" w:afterAutospacing="1" w:line="240" w:lineRule="auto"/>
+        <w:rPr>
+          <w:rFonts w:ascii="Times New Roman" w:eastAsia="Times New Roman" w:hAnsi="Times New Roman" w:cs="Times New Roman"/>
+          <w:sz w:val="24"/>
+          <w:szCs w:val="24"/>
+          <w:lang w:eastAsia="en-IN"/>
+        </w:rPr>
+      </w:pPr>
+      <w:r>
+        <w:rPr>
+          <w:rFonts w:ascii="Times New Roman" w:eastAsia="Times New Roman" w:hAnsi="Times New Roman" w:cs="Times New Roman"/>
+          <w:sz w:val="24"/>
+          <w:szCs w:val="24"/>
+          <w:lang w:eastAsia="en-IN"/>
+        </w:rPr>
+        <w:t xml:space="preserve">Replace zeros with nearest non-zero on left or right </w:t>
+      </w:r>
+    </w:p>
+    <w:p>
+      <w:pPr>
+        <w:numPr>
+          <w:ilvl w:val="0"/>
+          <w:numId w:val="23"/>
+        </w:numPr>
+        <w:spacing w:before="100" w:beforeAutospacing="1" w:after="100" w:afterAutospacing="1" w:line="240" w:lineRule="auto"/>
+        <w:rPr>
+          <w:rFonts w:ascii="Times New Roman" w:eastAsia="Times New Roman" w:hAnsi="Times New Roman" w:cs="Times New Roman"/>
+          <w:sz w:val="24"/>
+          <w:szCs w:val="24"/>
+          <w:lang w:eastAsia="en-IN"/>
+        </w:rPr>
+      </w:pPr>
+      <w:r>
+        <w:rPr>
+          <w:rFonts w:ascii="Times New Roman" w:eastAsia="Times New Roman" w:hAnsi="Times New Roman" w:cs="Times New Roman"/>
+          <w:sz w:val="24"/>
+          <w:szCs w:val="24"/>
+          <w:lang w:eastAsia="en-IN"/>
+        </w:rPr>
+        <w:t xml:space="preserve">Count numbers whose binary form has more 1s than 0s </w:t>
+      </w:r>
+    </w:p>
+    <w:p>
+      <w:pPr>
+        <w:spacing w:after="0" w:line="240" w:lineRule="auto"/>
+        <w:rPr>
+          <w:rFonts w:ascii="Times New Roman" w:eastAsia="Times New Roman" w:hAnsi="Times New Roman" w:cs="Times New Roman"/>
+          <w:sz w:val="24"/>
+          <w:szCs w:val="24"/>
+          <w:lang w:eastAsia="en-IN"/>
+        </w:rPr>
+      </w:pPr>
+      <w:r>
+        <w:rPr>
+          <w:rFonts w:ascii="Times New Roman" w:eastAsia="Times New Roman" w:hAnsi="Times New Roman" w:cs="Times New Roman"/>
+          <w:sz w:val="24"/>
+          <w:szCs w:val="24"/>
+          <w:lang w:eastAsia="en-IN"/>
+        </w:rPr>
+        <w:pict w14:anchorId="26EB2311">
+          <v:rect id="_x0000_i1042" style="width:0;height:1.5pt" o:hralign="center" o:hrstd="t" o:hr="t" fillcolor="#a0a0a0" stroked="f"/>
+        </w:pict>
+      </w:r>
+    </w:p>
+    <w:p>
+      <w:pPr>
+        <w:spacing w:before="100" w:beforeAutospacing="1" w:after="100" w:afterAutospacing="1" w:line="240" w:lineRule="auto"/>
+        <w:outlineLvl w:val="0"/>
+        <w:rPr>
+          <w:rFonts w:ascii="Times New Roman" w:eastAsia="Times New Roman" w:hAnsi="Times New Roman" w:cs="Times New Roman"/>
+          <w:b/>
+          <w:bCs/>
+          <w:kern w:val="36"/>
+          <w:sz w:val="48"/>
+          <w:szCs w:val="48"/>
+          <w:lang w:eastAsia="en-IN"/>
+        </w:rPr>
+      </w:pPr>
+      <w:r>
+        <w:rPr>
+          <w:rFonts w:ascii="Segoe UI Emoji" w:eastAsia="Times New Roman" w:hAnsi="Segoe UI Emoji" w:cs="Segoe UI Emoji"/>
+          <w:b/>
+          <w:bCs/>
+          <w:kern w:val="36"/>
+          <w:sz w:val="48"/>
+          <w:szCs w:val="48"/>
+          <w:lang w:eastAsia="en-IN"/>
+        </w:rPr>
+        <w:t>🔄</w:t>
+      </w:r>
+      <w:r>
+        <w:rPr>
+          <w:rFonts w:ascii="Times New Roman" w:eastAsia="Times New Roman" w:hAnsi="Times New Roman" w:cs="Times New Roman"/>
+          <w:b/>
+          <w:bCs/>
+          <w:kern w:val="36"/>
+          <w:sz w:val="48"/>
+          <w:szCs w:val="48"/>
+          <w:lang w:eastAsia="en-IN"/>
+        </w:rPr>
+        <w:t xml:space="preserve"> SECTION 13: Transform Logic++ (10)</w:t>
+      </w:r>
+    </w:p>
+    <w:p>
+      <w:pPr>
+        <w:numPr>
+          <w:ilvl w:val="0"/>
+          <w:numId w:val="24"/>
+        </w:numPr>
+        <w:spacing w:before="100" w:beforeAutospacing="1" w:after="100" w:afterAutospacing="1" w:line="240" w:lineRule="auto"/>
+        <w:rPr>
+          <w:rFonts w:ascii="Times New Roman" w:eastAsia="Times New Roman" w:hAnsi="Times New Roman" w:cs="Times New Roman"/>
+          <w:sz w:val="24"/>
+          <w:szCs w:val="24"/>
+          <w:lang w:eastAsia="en-IN"/>
+        </w:rPr>
+      </w:pPr>
+      <w:r>
+        <w:rPr>
+          <w:rFonts w:ascii="Times New Roman" w:eastAsia="Times New Roman" w:hAnsi="Times New Roman" w:cs="Times New Roman"/>
+          <w:sz w:val="24"/>
+          <w:szCs w:val="24"/>
+          <w:lang w:eastAsia="en-IN"/>
+        </w:rPr>
+        <w:t xml:space="preserve">Replace each element with second largest digit </w:t>
+      </w:r>
+    </w:p>
+    <w:p>
+      <w:pPr>
+        <w:numPr>
+          <w:ilvl w:val="0"/>
+          <w:numId w:val="24"/>
+        </w:numPr>
+        <w:spacing w:before="100" w:beforeAutospacing="1" w:after="100" w:afterAutospacing="1" w:line="240" w:lineRule="auto"/>
+        <w:rPr>
+          <w:rFonts w:ascii="Times New Roman" w:eastAsia="Times New Roman" w:hAnsi="Times New Roman" w:cs="Times New Roman"/>
+          <w:sz w:val="24"/>
+          <w:szCs w:val="24"/>
+          <w:lang w:eastAsia="en-IN"/>
+        </w:rPr>
+      </w:pPr>
+      <w:r>
+        <w:rPr>
+          <w:rFonts w:ascii="Times New Roman" w:eastAsia="Times New Roman" w:hAnsi="Times New Roman" w:cs="Times New Roman"/>
+          <w:sz w:val="24"/>
+          <w:szCs w:val="24"/>
+          <w:lang w:eastAsia="en-IN"/>
+        </w:rPr>
+        <w:t xml:space="preserve">Replace each element with second smallest digit </w:t>
+      </w:r>
+    </w:p>
+    <w:p>
+      <w:pPr>
+        <w:numPr>
+          <w:ilvl w:val="0"/>
+          <w:numId w:val="24"/>
+        </w:numPr>
+        <w:spacing w:before="100" w:beforeAutospacing="1" w:after="100" w:afterAutospacing="1" w:line="240" w:lineRule="auto"/>
+        <w:rPr>
+          <w:rFonts w:ascii="Times New Roman" w:eastAsia="Times New Roman" w:hAnsi="Times New Roman" w:cs="Times New Roman"/>
+          <w:sz w:val="24"/>
+          <w:szCs w:val="24"/>
+          <w:lang w:eastAsia="en-IN"/>
+        </w:rPr>
+      </w:pPr>
+      <w:r>
+        <w:rPr>
+          <w:rFonts w:ascii="Times New Roman" w:eastAsia="Times New Roman" w:hAnsi="Times New Roman" w:cs="Times New Roman"/>
+          <w:sz w:val="24"/>
+          <w:szCs w:val="24"/>
+          <w:lang w:eastAsia="en-IN"/>
+        </w:rPr>
+        <w:t xml:space="preserve">Replace each element with count of prime digits </w:t>
+      </w:r>
+    </w:p>
+    <w:p>
+      <w:pPr>
+        <w:numPr>
+          <w:ilvl w:val="0"/>
+          <w:numId w:val="24"/>
+        </w:numPr>
+        <w:spacing w:before="100" w:beforeAutospacing="1" w:after="100" w:afterAutospacing="1" w:line="240" w:lineRule="auto"/>
+        <w:rPr>
+          <w:rFonts w:ascii="Times New Roman" w:eastAsia="Times New Roman" w:hAnsi="Times New Roman" w:cs="Times New Roman"/>
+          <w:sz w:val="24"/>
+          <w:szCs w:val="24"/>
+          <w:lang w:eastAsia="en-IN"/>
+        </w:rPr>
+      </w:pPr>
+      <w:r>
+        <w:rPr>
+          <w:rFonts w:ascii="Times New Roman" w:eastAsia="Times New Roman" w:hAnsi="Times New Roman" w:cs="Times New Roman"/>
+          <w:sz w:val="24"/>
+          <w:szCs w:val="24"/>
+          <w:lang w:eastAsia="en-IN"/>
+        </w:rPr>
+        <w:t xml:space="preserve">Replace each element with count of composite digits </w:t>
+      </w:r>
+    </w:p>
+    <w:p>
+      <w:pPr>
+        <w:numPr>
+          <w:ilvl w:val="0"/>
+          <w:numId w:val="24"/>
+        </w:numPr>
+        <w:spacing w:before="100" w:beforeAutospacing="1" w:after="100" w:afterAutospacing="1" w:line="240" w:lineRule="auto"/>
+        <w:rPr>
+          <w:rFonts w:ascii="Times New Roman" w:eastAsia="Times New Roman" w:hAnsi="Times New Roman" w:cs="Times New Roman"/>
+          <w:sz w:val="24"/>
+          <w:szCs w:val="24"/>
+          <w:lang w:eastAsia="en-IN"/>
+        </w:rPr>
+      </w:pPr>
+      <w:r>
+        <w:rPr>
+          <w:rFonts w:ascii="Times New Roman" w:eastAsia="Times New Roman" w:hAnsi="Times New Roman" w:cs="Times New Roman"/>
+          <w:sz w:val="24"/>
+          <w:szCs w:val="24"/>
+          <w:lang w:eastAsia="en-IN"/>
+        </w:rPr>
+        <w:t xml:space="preserve">Replace each element with sum of prime digits </w:t>
+      </w:r>
+    </w:p>
+    <w:p>
+      <w:pPr>
+        <w:numPr>
+          <w:ilvl w:val="0"/>
+          <w:numId w:val="24"/>
+        </w:numPr>
+        <w:spacing w:before="100" w:beforeAutospacing="1" w:after="100" w:afterAutospacing="1" w:line="240" w:lineRule="auto"/>
+        <w:rPr>
+          <w:rFonts w:ascii="Times New Roman" w:eastAsia="Times New Roman" w:hAnsi="Times New Roman" w:cs="Times New Roman"/>
+          <w:sz w:val="24"/>
+          <w:szCs w:val="24"/>
+          <w:lang w:eastAsia="en-IN"/>
+        </w:rPr>
+      </w:pPr>
+      <w:r>
+        <w:rPr>
+          <w:rFonts w:ascii="Times New Roman" w:eastAsia="Times New Roman" w:hAnsi="Times New Roman" w:cs="Times New Roman"/>
+          <w:sz w:val="24"/>
+          <w:szCs w:val="24"/>
+          <w:lang w:eastAsia="en-IN"/>
+        </w:rPr>
+        <w:t xml:space="preserve">Replace each element with product of odd digits </w:t>
+      </w:r>
+    </w:p>
+    <w:p>
+      <w:pPr>
+        <w:numPr>
+          <w:ilvl w:val="0"/>
+          <w:numId w:val="24"/>
+        </w:numPr>
+        <w:spacing w:before="100" w:beforeAutospacing="1" w:after="100" w:afterAutospacing="1" w:line="240" w:lineRule="auto"/>
+        <w:rPr>
+          <w:rFonts w:ascii="Times New Roman" w:eastAsia="Times New Roman" w:hAnsi="Times New Roman" w:cs="Times New Roman"/>
+          <w:sz w:val="24"/>
+          <w:szCs w:val="24"/>
+          <w:lang w:eastAsia="en-IN"/>
+        </w:rPr>
+      </w:pPr>
+      <w:r>
+        <w:rPr>
+          <w:rFonts w:ascii="Times New Roman" w:eastAsia="Times New Roman" w:hAnsi="Times New Roman" w:cs="Times New Roman"/>
+          <w:sz w:val="24"/>
+          <w:szCs w:val="24"/>
+          <w:lang w:eastAsia="en-IN"/>
+        </w:rPr>
+        <w:t xml:space="preserve">Replace each element with difference of even-digit sum and odd-digit sum </w:t>
+      </w:r>
+    </w:p>
+    <w:p>
+      <w:pPr>
+        <w:numPr>
+          <w:ilvl w:val="0"/>
+          <w:numId w:val="24"/>
+        </w:numPr>
+        <w:spacing w:before="100" w:beforeAutospacing="1" w:after="100" w:afterAutospacing="1" w:line="240" w:lineRule="auto"/>
+        <w:rPr>
+          <w:rFonts w:ascii="Times New Roman" w:eastAsia="Times New Roman" w:hAnsi="Times New Roman" w:cs="Times New Roman"/>
+          <w:sz w:val="24"/>
+          <w:szCs w:val="24"/>
+          <w:lang w:eastAsia="en-IN"/>
+        </w:rPr>
+      </w:pPr>
+      <w:r>
+        <w:rPr>
+          <w:rFonts w:ascii="Times New Roman" w:eastAsia="Times New Roman" w:hAnsi="Times New Roman" w:cs="Times New Roman"/>
+          <w:sz w:val="24"/>
+          <w:szCs w:val="24"/>
+          <w:lang w:eastAsia="en-IN"/>
+        </w:rPr>
+        <w:t xml:space="preserve">Replace each element with nearest perfect square </w:t>
+      </w:r>
+    </w:p>
+    <w:p>
+      <w:pPr>
+        <w:numPr>
+          <w:ilvl w:val="0"/>
+          <w:numId w:val="24"/>
+        </w:numPr>
+        <w:spacing w:before="100" w:beforeAutospacing="1" w:after="100" w:afterAutospacing="1" w:line="240" w:lineRule="auto"/>
+        <w:rPr>
+          <w:rFonts w:ascii="Times New Roman" w:eastAsia="Times New Roman" w:hAnsi="Times New Roman" w:cs="Times New Roman"/>
+          <w:sz w:val="24"/>
+          <w:szCs w:val="24"/>
+          <w:lang w:eastAsia="en-IN"/>
+        </w:rPr>
+      </w:pPr>
+      <w:r>
+        <w:rPr>
+          <w:rFonts w:ascii="Times New Roman" w:eastAsia="Times New Roman" w:hAnsi="Times New Roman" w:cs="Times New Roman"/>
+          <w:sz w:val="24"/>
+          <w:szCs w:val="24"/>
+          <w:lang w:eastAsia="en-IN"/>
+        </w:rPr>
+        <w:t xml:space="preserve">Replace each element with count of factors </w:t>
+      </w:r>
+    </w:p>
+    <w:p>
+      <w:pPr>
+        <w:numPr>
+          <w:ilvl w:val="0"/>
+          <w:numId w:val="24"/>
+        </w:numPr>
+        <w:spacing w:before="100" w:beforeAutospacing="1" w:after="100" w:afterAutospacing="1" w:line="240" w:lineRule="auto"/>
+        <w:rPr>
+          <w:rFonts w:ascii="Times New Roman" w:eastAsia="Times New Roman" w:hAnsi="Times New Roman" w:cs="Times New Roman"/>
+          <w:sz w:val="24"/>
+          <w:szCs w:val="24"/>
+          <w:lang w:eastAsia="en-IN"/>
+        </w:rPr>
+      </w:pPr>
+      <w:r>
+        <w:rPr>
+          <w:rFonts w:ascii="Times New Roman" w:eastAsia="Times New Roman" w:hAnsi="Times New Roman" w:cs="Times New Roman"/>
+          <w:sz w:val="24"/>
+          <w:szCs w:val="24"/>
+          <w:lang w:eastAsia="en-IN"/>
+        </w:rPr>
+        <w:t xml:space="preserve">Replace each element with largest factor less than itself </w:t>
+      </w:r>
+    </w:p>
+    <w:p>
+      <w:pPr>
+        <w:spacing w:after="0" w:line="240" w:lineRule="auto"/>
+        <w:rPr>
+          <w:rFonts w:ascii="Times New Roman" w:eastAsia="Times New Roman" w:hAnsi="Times New Roman" w:cs="Times New Roman"/>
+          <w:sz w:val="24"/>
+          <w:szCs w:val="24"/>
+          <w:lang w:eastAsia="en-IN"/>
+        </w:rPr>
+      </w:pPr>
+      <w:r>
+        <w:rPr>
+          <w:rFonts w:ascii="Times New Roman" w:eastAsia="Times New Roman" w:hAnsi="Times New Roman" w:cs="Times New Roman"/>
+          <w:sz w:val="24"/>
+          <w:szCs w:val="24"/>
+          <w:lang w:eastAsia="en-IN"/>
+        </w:rPr>
+        <w:lastRenderedPageBreak/>
+        <w:pict w14:anchorId="25AD16A6">
+          <v:rect id="_x0000_i1043" style="width:0;height:1.5pt" o:hralign="center" o:hrstd="t" o:hr="t" fillcolor="#a0a0a0" stroked="f"/>
+        </w:pict>
+      </w:r>
+    </w:p>
+    <w:p>
+      <w:pPr>
+        <w:spacing w:before="100" w:beforeAutospacing="1" w:after="100" w:afterAutospacing="1" w:line="240" w:lineRule="auto"/>
+        <w:outlineLvl w:val="0"/>
+        <w:rPr>
+          <w:rFonts w:ascii="Times New Roman" w:eastAsia="Times New Roman" w:hAnsi="Times New Roman" w:cs="Times New Roman"/>
+          <w:b/>
+          <w:bCs/>
+          <w:kern w:val="36"/>
+          <w:sz w:val="48"/>
+          <w:szCs w:val="48"/>
+          <w:lang w:eastAsia="en-IN"/>
+        </w:rPr>
+      </w:pPr>
+      <w:r>
+        <w:rPr>
+          <w:rFonts w:ascii="Segoe UI Emoji" w:eastAsia="Times New Roman" w:hAnsi="Segoe UI Emoji" w:cs="Segoe UI Emoji"/>
+          <w:b/>
+          <w:bCs/>
+          <w:kern w:val="36"/>
+          <w:sz w:val="48"/>
+          <w:szCs w:val="48"/>
+          <w:lang w:eastAsia="en-IN"/>
+        </w:rPr>
+        <w:t>📊</w:t>
+      </w:r>
+      <w:r>
+        <w:rPr>
+          <w:rFonts w:ascii="Times New Roman" w:eastAsia="Times New Roman" w:hAnsi="Times New Roman" w:cs="Times New Roman"/>
+          <w:b/>
+          <w:bCs/>
+          <w:kern w:val="36"/>
+          <w:sz w:val="48"/>
+          <w:szCs w:val="48"/>
+          <w:lang w:eastAsia="en-IN"/>
+        </w:rPr>
+        <w:t xml:space="preserve"> SECTION 14: Frequency Harder+ (10)</w:t>
+      </w:r>
+    </w:p>
+    <w:p>
+      <w:pPr>
+        <w:numPr>
+          <w:ilvl w:val="0"/>
+          <w:numId w:val="25"/>
+        </w:numPr>
+        <w:spacing w:before="100" w:beforeAutospacing="1" w:after="100" w:afterAutospacing="1" w:line="240" w:lineRule="auto"/>
+        <w:rPr>
+          <w:rFonts w:ascii="Times New Roman" w:eastAsia="Times New Roman" w:hAnsi="Times New Roman" w:cs="Times New Roman"/>
+          <w:sz w:val="24"/>
+          <w:szCs w:val="24"/>
+          <w:lang w:eastAsia="en-IN"/>
+        </w:rPr>
+      </w:pPr>
+      <w:r>
+        <w:rPr>
+          <w:rFonts w:ascii="Times New Roman" w:eastAsia="Times New Roman" w:hAnsi="Times New Roman" w:cs="Times New Roman"/>
+          <w:sz w:val="24"/>
+          <w:szCs w:val="24"/>
+          <w:lang w:eastAsia="en-IN"/>
+        </w:rPr>
+        <w:t xml:space="preserve">Find first element appearing exactly 3 times </w:t>
+      </w:r>
+    </w:p>
+    <w:p>
+      <w:pPr>
+        <w:numPr>
+          <w:ilvl w:val="0"/>
+          <w:numId w:val="25"/>
+        </w:numPr>
+        <w:spacing w:before="100" w:beforeAutospacing="1" w:after="100" w:afterAutospacing="1" w:line="240" w:lineRule="auto"/>
+        <w:rPr>
+          <w:rFonts w:ascii="Times New Roman" w:eastAsia="Times New Roman" w:hAnsi="Times New Roman" w:cs="Times New Roman"/>
+          <w:sz w:val="24"/>
+          <w:szCs w:val="24"/>
+          <w:lang w:eastAsia="en-IN"/>
+        </w:rPr>
+      </w:pPr>
+      <w:r>
+        <w:rPr>
+          <w:rFonts w:ascii="Times New Roman" w:eastAsia="Times New Roman" w:hAnsi="Times New Roman" w:cs="Times New Roman"/>
+          <w:sz w:val="24"/>
+          <w:szCs w:val="24"/>
+          <w:lang w:eastAsia="en-IN"/>
+        </w:rPr>
+        <w:t xml:space="preserve">Find last element appearing odd number of times </w:t>
+      </w:r>
+    </w:p>
+    <w:p>
+      <w:pPr>
+        <w:numPr>
+          <w:ilvl w:val="0"/>
+          <w:numId w:val="25"/>
+        </w:numPr>
+        <w:spacing w:before="100" w:beforeAutospacing="1" w:after="100" w:afterAutospacing="1" w:line="240" w:lineRule="auto"/>
+        <w:rPr>
+          <w:rFonts w:ascii="Times New Roman" w:eastAsia="Times New Roman" w:hAnsi="Times New Roman" w:cs="Times New Roman"/>
+          <w:sz w:val="24"/>
+          <w:szCs w:val="24"/>
+          <w:lang w:eastAsia="en-IN"/>
+        </w:rPr>
+      </w:pPr>
+      <w:r>
+        <w:rPr>
+          <w:rFonts w:ascii="Times New Roman" w:eastAsia="Times New Roman" w:hAnsi="Times New Roman" w:cs="Times New Roman"/>
+          <w:sz w:val="24"/>
+          <w:szCs w:val="24"/>
+          <w:lang w:eastAsia="en-IN"/>
+        </w:rPr>
+        <w:t xml:space="preserve">Find all elements whose frequency &gt; average frequency </w:t>
+      </w:r>
+    </w:p>
+    <w:p>
+      <w:pPr>
+        <w:numPr>
+          <w:ilvl w:val="0"/>
+          <w:numId w:val="25"/>
+        </w:numPr>
+        <w:spacing w:before="100" w:beforeAutospacing="1" w:after="100" w:afterAutospacing="1" w:line="240" w:lineRule="auto"/>
+        <w:rPr>
+          <w:rFonts w:ascii="Times New Roman" w:eastAsia="Times New Roman" w:hAnsi="Times New Roman" w:cs="Times New Roman"/>
+          <w:sz w:val="24"/>
+          <w:szCs w:val="24"/>
+          <w:lang w:eastAsia="en-IN"/>
+        </w:rPr>
+      </w:pPr>
+      <w:r>
+        <w:rPr>
+          <w:rFonts w:ascii="Times New Roman" w:eastAsia="Times New Roman" w:hAnsi="Times New Roman" w:cs="Times New Roman"/>
+          <w:sz w:val="24"/>
+          <w:szCs w:val="24"/>
+          <w:lang w:eastAsia="en-IN"/>
+        </w:rPr>
+        <w:t xml:space="preserve">Replace elements with their rank by frequency </w:t>
+      </w:r>
+    </w:p>
+    <w:p>
+      <w:pPr>
+        <w:numPr>
+          <w:ilvl w:val="0"/>
+          <w:numId w:val="25"/>
+        </w:numPr>
+        <w:spacing w:before="100" w:beforeAutospacing="1" w:after="100" w:afterAutospacing="1" w:line="240" w:lineRule="auto"/>
+        <w:rPr>
+          <w:rFonts w:ascii="Times New Roman" w:eastAsia="Times New Roman" w:hAnsi="Times New Roman" w:cs="Times New Roman"/>
+          <w:sz w:val="24"/>
+          <w:szCs w:val="24"/>
+          <w:lang w:eastAsia="en-IN"/>
+        </w:rPr>
+      </w:pPr>
+      <w:r>
+        <w:rPr>
+          <w:rFonts w:ascii="Times New Roman" w:eastAsia="Times New Roman" w:hAnsi="Times New Roman" w:cs="Times New Roman"/>
+          <w:sz w:val="24"/>
+          <w:szCs w:val="24"/>
+          <w:lang w:eastAsia="en-IN"/>
+        </w:rPr>
+        <w:t xml:space="preserve">Remove least frequent elements </w:t>
+      </w:r>
+    </w:p>
+    <w:p>
+      <w:pPr>
+        <w:numPr>
+          <w:ilvl w:val="0"/>
+          <w:numId w:val="25"/>
+        </w:numPr>
+        <w:spacing w:before="100" w:beforeAutospacing="1" w:after="100" w:afterAutospacing="1" w:line="240" w:lineRule="auto"/>
+        <w:rPr>
+          <w:rFonts w:ascii="Times New Roman" w:eastAsia="Times New Roman" w:hAnsi="Times New Roman" w:cs="Times New Roman"/>
+          <w:sz w:val="24"/>
+          <w:szCs w:val="24"/>
+          <w:lang w:eastAsia="en-IN"/>
+        </w:rPr>
+      </w:pPr>
+      <w:r>
+        <w:rPr>
+          <w:rFonts w:ascii="Times New Roman" w:eastAsia="Times New Roman" w:hAnsi="Times New Roman" w:cs="Times New Roman"/>
+          <w:sz w:val="24"/>
+          <w:szCs w:val="24"/>
+          <w:lang w:eastAsia="en-IN"/>
+        </w:rPr>
+        <w:t xml:space="preserve">Keep only most frequent elements </w:t>
+      </w:r>
+    </w:p>
+    <w:p>
+      <w:pPr>
+        <w:numPr>
+          <w:ilvl w:val="0"/>
+          <w:numId w:val="25"/>
+        </w:numPr>
+        <w:spacing w:before="100" w:beforeAutospacing="1" w:after="100" w:afterAutospacing="1" w:line="240" w:lineRule="auto"/>
+        <w:rPr>
+          <w:rFonts w:ascii="Times New Roman" w:eastAsia="Times New Roman" w:hAnsi="Times New Roman" w:cs="Times New Roman"/>
+          <w:sz w:val="24"/>
+          <w:szCs w:val="24"/>
+          <w:lang w:eastAsia="en-IN"/>
+        </w:rPr>
+      </w:pPr>
+      <w:r>
+        <w:rPr>
+          <w:rFonts w:ascii="Times New Roman" w:eastAsia="Times New Roman" w:hAnsi="Times New Roman" w:cs="Times New Roman"/>
+          <w:sz w:val="24"/>
+          <w:szCs w:val="24"/>
+          <w:lang w:eastAsia="en-IN"/>
+        </w:rPr>
+        <w:t xml:space="preserve">Find element with unique frequency </w:t>
+      </w:r>
+    </w:p>
+    <w:p>
+      <w:pPr>
+        <w:numPr>
+          <w:ilvl w:val="0"/>
+          <w:numId w:val="25"/>
+        </w:numPr>
+        <w:spacing w:before="100" w:beforeAutospacing="1" w:after="100" w:afterAutospacing="1" w:line="240" w:lineRule="auto"/>
+        <w:rPr>
+          <w:rFonts w:ascii="Times New Roman" w:eastAsia="Times New Roman" w:hAnsi="Times New Roman" w:cs="Times New Roman"/>
+          <w:sz w:val="24"/>
+          <w:szCs w:val="24"/>
+          <w:lang w:eastAsia="en-IN"/>
+        </w:rPr>
+      </w:pPr>
+      <w:r>
+        <w:rPr>
+          <w:rFonts w:ascii="Times New Roman" w:eastAsia="Times New Roman" w:hAnsi="Times New Roman" w:cs="Times New Roman"/>
+          <w:sz w:val="24"/>
+          <w:szCs w:val="24"/>
+          <w:lang w:eastAsia="en-IN"/>
+        </w:rPr>
+        <w:t xml:space="preserve">Count values whose frequency equals the value itself </w:t>
+      </w:r>
+    </w:p>
+    <w:p>
+      <w:pPr>
+        <w:numPr>
+          <w:ilvl w:val="0"/>
+          <w:numId w:val="25"/>
+        </w:numPr>
+        <w:spacing w:before="100" w:beforeAutospacing="1" w:after="100" w:afterAutospacing="1" w:line="240" w:lineRule="auto"/>
+        <w:rPr>
+          <w:rFonts w:ascii="Times New Roman" w:eastAsia="Times New Roman" w:hAnsi="Times New Roman" w:cs="Times New Roman"/>
+          <w:sz w:val="24"/>
+          <w:szCs w:val="24"/>
+          <w:lang w:eastAsia="en-IN"/>
+        </w:rPr>
+      </w:pPr>
+      <w:r>
+        <w:rPr>
+          <w:rFonts w:ascii="Times New Roman" w:eastAsia="Times New Roman" w:hAnsi="Times New Roman" w:cs="Times New Roman"/>
+          <w:sz w:val="24"/>
+          <w:szCs w:val="24"/>
+          <w:lang w:eastAsia="en-IN"/>
+        </w:rPr>
+        <w:t xml:space="preserve">Find longest streak of even numbers </w:t>
+      </w:r>
+    </w:p>
+    <w:p>
+      <w:pPr>
+        <w:numPr>
+          <w:ilvl w:val="0"/>
+          <w:numId w:val="25"/>
+        </w:numPr>
+        <w:spacing w:before="100" w:beforeAutospacing="1" w:after="100" w:afterAutospacing="1" w:line="240" w:lineRule="auto"/>
+        <w:rPr>
+          <w:rFonts w:ascii="Times New Roman" w:eastAsia="Times New Roman" w:hAnsi="Times New Roman" w:cs="Times New Roman"/>
+          <w:sz w:val="24"/>
+          <w:szCs w:val="24"/>
+          <w:lang w:eastAsia="en-IN"/>
+        </w:rPr>
+      </w:pPr>
+      <w:r>
+        <w:rPr>
+          <w:rFonts w:ascii="Times New Roman" w:eastAsia="Times New Roman" w:hAnsi="Times New Roman" w:cs="Times New Roman"/>
+          <w:sz w:val="24"/>
+          <w:szCs w:val="24"/>
+          <w:lang w:eastAsia="en-IN"/>
+        </w:rPr>
+        <w:t xml:space="preserve">Find longest streak where values alternate </w:t>
+      </w:r>
+    </w:p>
+    <w:p>
+      <w:pPr>
+        <w:spacing w:after="0" w:line="240" w:lineRule="auto"/>
+        <w:rPr>
+          <w:rFonts w:ascii="Times New Roman" w:eastAsia="Times New Roman" w:hAnsi="Times New Roman" w:cs="Times New Roman"/>
+          <w:sz w:val="24"/>
+          <w:szCs w:val="24"/>
+          <w:lang w:eastAsia="en-IN"/>
+        </w:rPr>
+      </w:pPr>
+      <w:r>
+        <w:rPr>
+          <w:rFonts w:ascii="Times New Roman" w:eastAsia="Times New Roman" w:hAnsi="Times New Roman" w:cs="Times New Roman"/>
+          <w:sz w:val="24"/>
+          <w:szCs w:val="24"/>
+          <w:lang w:eastAsia="en-IN"/>
+        </w:rPr>
+        <w:pict w14:anchorId="7C4A9F1D">
+          <v:rect id="_x0000_i1044" style="width:0;height:1.5pt" o:hralign="center" o:hrstd="t" o:hr="t" fillcolor="#a0a0a0" stroked="f"/>
+        </w:pict>
+      </w:r>
+    </w:p>
+    <w:p>
+      <w:pPr>
+        <w:spacing w:before="100" w:beforeAutospacing="1" w:after="100" w:afterAutospacing="1" w:line="240" w:lineRule="auto"/>
+        <w:outlineLvl w:val="0"/>
+        <w:rPr>
+          <w:rFonts w:ascii="Times New Roman" w:eastAsia="Times New Roman" w:hAnsi="Times New Roman" w:cs="Times New Roman"/>
+          <w:b/>
+          <w:bCs/>
+          <w:kern w:val="36"/>
+          <w:sz w:val="48"/>
+          <w:szCs w:val="48"/>
+          <w:lang w:eastAsia="en-IN"/>
+        </w:rPr>
+      </w:pPr>
+      <w:r>
+        <w:rPr>
+          <w:rFonts w:ascii="Segoe UI Emoji" w:eastAsia="Times New Roman" w:hAnsi="Segoe UI Emoji" w:cs="Segoe UI Emoji"/>
+          <w:b/>
+          <w:bCs/>
+          <w:kern w:val="36"/>
+          <w:sz w:val="48"/>
+          <w:szCs w:val="48"/>
+          <w:lang w:eastAsia="en-IN"/>
+        </w:rPr>
+        <w:t>🔁</w:t>
+      </w:r>
+      <w:r>
+        <w:rPr>
+          <w:rFonts w:ascii="Times New Roman" w:eastAsia="Times New Roman" w:hAnsi="Times New Roman" w:cs="Times New Roman"/>
+          <w:b/>
+          <w:bCs/>
+          <w:kern w:val="36"/>
+          <w:sz w:val="48"/>
+          <w:szCs w:val="48"/>
+          <w:lang w:eastAsia="en-IN"/>
+        </w:rPr>
+        <w:t xml:space="preserve"> SECTION 15: Rearrangement++ (10)</w:t>
+      </w:r>
+    </w:p>
+    <w:p>
+      <w:pPr>
+        <w:numPr>
+          <w:ilvl w:val="0"/>
+          <w:numId w:val="26"/>
+        </w:numPr>
+        <w:spacing w:before="100" w:beforeAutospacing="1" w:after="100" w:afterAutospacing="1" w:line="240" w:lineRule="auto"/>
+        <w:rPr>
+          <w:rFonts w:ascii="Times New Roman" w:eastAsia="Times New Roman" w:hAnsi="Times New Roman" w:cs="Times New Roman"/>
+          <w:sz w:val="24"/>
+          <w:szCs w:val="24"/>
+          <w:lang w:eastAsia="en-IN"/>
+        </w:rPr>
+      </w:pPr>
+      <w:r>
+        <w:rPr>
+          <w:rFonts w:ascii="Times New Roman" w:eastAsia="Times New Roman" w:hAnsi="Times New Roman" w:cs="Times New Roman"/>
+          <w:sz w:val="24"/>
+          <w:szCs w:val="24"/>
+          <w:lang w:eastAsia="en-IN"/>
+        </w:rPr>
+        <w:t xml:space="preserve">Move all prime numbers to front </w:t>
+      </w:r>
+    </w:p>
+    <w:p>
+      <w:pPr>
+        <w:numPr>
+          <w:ilvl w:val="0"/>
+          <w:numId w:val="26"/>
+        </w:numPr>
+        <w:spacing w:before="100" w:beforeAutospacing="1" w:after="100" w:afterAutospacing="1" w:line="240" w:lineRule="auto"/>
+        <w:rPr>
+          <w:rFonts w:ascii="Times New Roman" w:eastAsia="Times New Roman" w:hAnsi="Times New Roman" w:cs="Times New Roman"/>
+          <w:sz w:val="24"/>
+          <w:szCs w:val="24"/>
+          <w:lang w:eastAsia="en-IN"/>
+        </w:rPr>
+      </w:pPr>
+      <w:r>
+        <w:rPr>
+          <w:rFonts w:ascii="Times New Roman" w:eastAsia="Times New Roman" w:hAnsi="Times New Roman" w:cs="Times New Roman"/>
+          <w:sz w:val="24"/>
+          <w:szCs w:val="24"/>
+          <w:lang w:eastAsia="en-IN"/>
+        </w:rPr>
+        <w:t xml:space="preserve">Move all palindrome numbers to end </w:t>
+      </w:r>
+    </w:p>
+    <w:p>
+      <w:pPr>
+        <w:numPr>
+          <w:ilvl w:val="0"/>
+          <w:numId w:val="26"/>
+        </w:numPr>
+        <w:spacing w:before="100" w:beforeAutospacing="1" w:after="100" w:afterAutospacing="1" w:line="240" w:lineRule="auto"/>
+        <w:rPr>
+          <w:rFonts w:ascii="Times New Roman" w:eastAsia="Times New Roman" w:hAnsi="Times New Roman" w:cs="Times New Roman"/>
+          <w:sz w:val="24"/>
+          <w:szCs w:val="24"/>
+          <w:lang w:eastAsia="en-IN"/>
+        </w:rPr>
+      </w:pPr>
+      <w:r>
+        <w:rPr>
+          <w:rFonts w:ascii="Times New Roman" w:eastAsia="Times New Roman" w:hAnsi="Times New Roman" w:cs="Times New Roman"/>
+          <w:sz w:val="24"/>
+          <w:szCs w:val="24"/>
+          <w:lang w:eastAsia="en-IN"/>
+        </w:rPr>
+        <w:t xml:space="preserve">Arrange numbers by digit count ascending </w:t>
+      </w:r>
+    </w:p>
+    <w:p>
+      <w:pPr>
+        <w:numPr>
+          <w:ilvl w:val="0"/>
+          <w:numId w:val="26"/>
+        </w:numPr>
+        <w:spacing w:before="100" w:beforeAutospacing="1" w:after="100" w:afterAutospacing="1" w:line="240" w:lineRule="auto"/>
+        <w:rPr>
+          <w:rFonts w:ascii="Times New Roman" w:eastAsia="Times New Roman" w:hAnsi="Times New Roman" w:cs="Times New Roman"/>
+          <w:sz w:val="24"/>
+          <w:szCs w:val="24"/>
+          <w:lang w:eastAsia="en-IN"/>
+        </w:rPr>
+      </w:pPr>
+      <w:r>
+        <w:rPr>
+          <w:rFonts w:ascii="Times New Roman" w:eastAsia="Times New Roman" w:hAnsi="Times New Roman" w:cs="Times New Roman"/>
+          <w:sz w:val="24"/>
+          <w:szCs w:val="24"/>
+          <w:lang w:eastAsia="en-IN"/>
+        </w:rPr>
+        <w:t xml:space="preserve">Reverse only prime elements </w:t>
+      </w:r>
+    </w:p>
+    <w:p>
+      <w:pPr>
+        <w:numPr>
+          <w:ilvl w:val="0"/>
+          <w:numId w:val="26"/>
+        </w:numPr>
+        <w:spacing w:before="100" w:beforeAutospacing="1" w:after="100" w:afterAutospacing="1" w:line="240" w:lineRule="auto"/>
+        <w:rPr>
+          <w:rFonts w:ascii="Times New Roman" w:eastAsia="Times New Roman" w:hAnsi="Times New Roman" w:cs="Times New Roman"/>
+          <w:sz w:val="24"/>
+          <w:szCs w:val="24"/>
+          <w:lang w:eastAsia="en-IN"/>
+        </w:rPr>
+      </w:pPr>
+      <w:r>
+        <w:rPr>
+          <w:rFonts w:ascii="Times New Roman" w:eastAsia="Times New Roman" w:hAnsi="Times New Roman" w:cs="Times New Roman"/>
+          <w:sz w:val="24"/>
+          <w:szCs w:val="24"/>
+          <w:lang w:eastAsia="en-IN"/>
+        </w:rPr>
+        <w:t xml:space="preserve">Sort only odd elements, keep even positions same </w:t>
+      </w:r>
+    </w:p>
+    <w:p>
+      <w:pPr>
+        <w:numPr>
+          <w:ilvl w:val="0"/>
+          <w:numId w:val="26"/>
+        </w:numPr>
+        <w:spacing w:before="100" w:beforeAutospacing="1" w:after="100" w:afterAutospacing="1" w:line="240" w:lineRule="auto"/>
+        <w:rPr>
+          <w:rFonts w:ascii="Times New Roman" w:eastAsia="Times New Roman" w:hAnsi="Times New Roman" w:cs="Times New Roman"/>
+          <w:sz w:val="24"/>
+          <w:szCs w:val="24"/>
+          <w:lang w:eastAsia="en-IN"/>
+        </w:rPr>
+      </w:pPr>
+      <w:r>
+        <w:rPr>
+          <w:rFonts w:ascii="Times New Roman" w:eastAsia="Times New Roman" w:hAnsi="Times New Roman" w:cs="Times New Roman"/>
+          <w:sz w:val="24"/>
+          <w:szCs w:val="24"/>
+          <w:lang w:eastAsia="en-IN"/>
+        </w:rPr>
+        <w:t xml:space="preserve">Rotate list left by count of zeros </w:t>
+      </w:r>
+    </w:p>
+    <w:p>
+      <w:pPr>
+        <w:numPr>
+          <w:ilvl w:val="0"/>
+          <w:numId w:val="26"/>
+        </w:numPr>
+        <w:spacing w:before="100" w:beforeAutospacing="1" w:after="100" w:afterAutospacing="1" w:line="240" w:lineRule="auto"/>
+        <w:rPr>
+          <w:rFonts w:ascii="Times New Roman" w:eastAsia="Times New Roman" w:hAnsi="Times New Roman" w:cs="Times New Roman"/>
+          <w:sz w:val="24"/>
+          <w:szCs w:val="24"/>
+          <w:lang w:eastAsia="en-IN"/>
+        </w:rPr>
+      </w:pPr>
+      <w:r>
+        <w:rPr>
+          <w:rFonts w:ascii="Times New Roman" w:eastAsia="Times New Roman" w:hAnsi="Times New Roman" w:cs="Times New Roman"/>
+          <w:sz w:val="24"/>
+          <w:szCs w:val="24"/>
+          <w:lang w:eastAsia="en-IN"/>
+        </w:rPr>
+        <w:t xml:space="preserve">Rotate list right by largest element value </w:t>
+      </w:r>
+    </w:p>
+    <w:p>
+      <w:pPr>
+        <w:numPr>
+          <w:ilvl w:val="0"/>
+          <w:numId w:val="26"/>
+        </w:numPr>
+        <w:spacing w:before="100" w:beforeAutospacing="1" w:after="100" w:afterAutospacing="1" w:line="240" w:lineRule="auto"/>
+        <w:rPr>
+          <w:rFonts w:ascii="Times New Roman" w:eastAsia="Times New Roman" w:hAnsi="Times New Roman" w:cs="Times New Roman"/>
+          <w:sz w:val="24"/>
+          <w:szCs w:val="24"/>
+          <w:lang w:eastAsia="en-IN"/>
+        </w:rPr>
+      </w:pPr>
+      <w:r>
+        <w:rPr>
+          <w:rFonts w:ascii="Times New Roman" w:eastAsia="Times New Roman" w:hAnsi="Times New Roman" w:cs="Times New Roman"/>
+          <w:sz w:val="24"/>
+          <w:szCs w:val="24"/>
+          <w:lang w:eastAsia="en-IN"/>
+        </w:rPr>
+        <w:t xml:space="preserve">Place smallest at first, largest at second, repeat </w:t>
+      </w:r>
+    </w:p>
+    <w:p>
+      <w:pPr>
+        <w:numPr>
+          <w:ilvl w:val="0"/>
+          <w:numId w:val="26"/>
+        </w:numPr>
+        <w:spacing w:before="100" w:beforeAutospacing="1" w:after="100" w:afterAutospacing="1" w:line="240" w:lineRule="auto"/>
+        <w:rPr>
+          <w:rFonts w:ascii="Times New Roman" w:eastAsia="Times New Roman" w:hAnsi="Times New Roman" w:cs="Times New Roman"/>
+          <w:sz w:val="24"/>
+          <w:szCs w:val="24"/>
+          <w:lang w:eastAsia="en-IN"/>
+        </w:rPr>
+      </w:pPr>
+      <w:r>
+        <w:rPr>
+          <w:rFonts w:ascii="Times New Roman" w:eastAsia="Times New Roman" w:hAnsi="Times New Roman" w:cs="Times New Roman"/>
+          <w:sz w:val="24"/>
+          <w:szCs w:val="24"/>
+          <w:lang w:eastAsia="en-IN"/>
+        </w:rPr>
+        <w:t xml:space="preserve">Rearrange by distance from average </w:t>
+      </w:r>
+    </w:p>
+    <w:p>
+      <w:pPr>
+        <w:numPr>
+          <w:ilvl w:val="0"/>
+          <w:numId w:val="26"/>
+        </w:numPr>
+        <w:spacing w:before="100" w:beforeAutospacing="1" w:after="100" w:afterAutospacing="1" w:line="240" w:lineRule="auto"/>
+        <w:rPr>
+          <w:rFonts w:ascii="Times New Roman" w:eastAsia="Times New Roman" w:hAnsi="Times New Roman" w:cs="Times New Roman"/>
+          <w:sz w:val="24"/>
+          <w:szCs w:val="24"/>
+          <w:lang w:eastAsia="en-IN"/>
+        </w:rPr>
+      </w:pPr>
+      <w:r>
+        <w:rPr>
+          <w:rFonts w:ascii="Times New Roman" w:eastAsia="Times New Roman" w:hAnsi="Times New Roman" w:cs="Times New Roman"/>
+          <w:sz w:val="24"/>
+          <w:szCs w:val="24"/>
+          <w:lang w:eastAsia="en-IN"/>
+        </w:rPr>
+        <w:t xml:space="preserve">Merge two lists alternately, extras at end </w:t>
       </w:r>
     </w:p>
     <w:p>
@@ -7854,6 +9045,119 @@
     </w:lvl>
   </w:abstractNum>
   <w:abstractNum w:abstractNumId="11" w15:restartNumberingAfterBreak="0">
+    <w:nsid w:val="49FE5753"/>
+    <w:multiLevelType w:val="multilevel"/>
+    <w:tmpl w:val="84D43C52"/>
+    <w:lvl w:ilvl="0">
+      <w:start w:val="121"/>
+      <w:numFmt w:val="decimal"/>
+      <w:lvlText w:val="%1."/>
+      <w:lvlJc w:val="left"/>
+      <w:pPr>
+        <w:tabs>
+          <w:tab w:val="num" w:pos="720"/>
+        </w:tabs>
+        <w:ind w:left="720" w:hanging="360"/>
+      </w:pPr>
+    </w:lvl>
+    <w:lvl w:ilvl="1" w:tentative="1">
+      <w:start w:val="1"/>
+      <w:numFmt w:val="decimal"/>
+      <w:lvlText w:val="%2."/>
+      <w:lvlJc w:val="left"/>
+      <w:pPr>
+        <w:tabs>
+          <w:tab w:val="num" w:pos="1440"/>
+        </w:tabs>
+        <w:ind w:left="1440" w:hanging="360"/>
+      </w:pPr>
+    </w:lvl>
+    <w:lvl w:ilvl="2" w:tentative="1">
+      <w:start w:val="1"/>
+      <w:numFmt w:val="decimal"/>
+      <w:lvlText w:val="%3."/>
+      <w:lvlJc w:val="left"/>
+      <w:pPr>
+        <w:tabs>
+          <w:tab w:val="num" w:pos="2160"/>
+        </w:tabs>
+        <w:ind w:left="2160" w:hanging="360"/>
+      </w:pPr>
+    </w:lvl>
+    <w:lvl w:ilvl="3" w:tentative="1">
+      <w:start w:val="1"/>
+      <w:numFmt w:val="decimal"/>
+      <w:lvlText w:val="%4."/>
+      <w:lvlJc w:val="left"/>
+      <w:pPr>
+        <w:tabs>
+          <w:tab w:val="num" w:pos="2880"/>
+        </w:tabs>
+        <w:ind w:left="2880" w:hanging="360"/>
+      </w:pPr>
+    </w:lvl>
+    <w:lvl w:ilvl="4" w:tentative="1">
+      <w:start w:val="1"/>
+      <w:numFmt w:val="decimal"/>
+      <w:lvlText w:val="%5."/>
+      <w:lvlJc w:val="left"/>
+      <w:pPr>
+        <w:tabs>
+          <w:tab w:val="num" w:pos="3600"/>
+        </w:tabs>
+        <w:ind w:left="3600" w:hanging="360"/>
+      </w:pPr>
+    </w:lvl>
+    <w:lvl w:ilvl="5" w:tentative="1">
+      <w:start w:val="1"/>
+      <w:numFmt w:val="decimal"/>
+      <w:lvlText w:val="%6."/>
+      <w:lvlJc w:val="left"/>
+      <w:pPr>
+        <w:tabs>
+          <w:tab w:val="num" w:pos="4320"/>
+        </w:tabs>
+        <w:ind w:left="4320" w:hanging="360"/>
+      </w:pPr>
+    </w:lvl>
+    <w:lvl w:ilvl="6" w:tentative="1">
+      <w:start w:val="1"/>
+      <w:numFmt w:val="decimal"/>
+      <w:lvlText w:val="%7."/>
+      <w:lvlJc w:val="left"/>
+      <w:pPr>
+        <w:tabs>
+          <w:tab w:val="num" w:pos="5040"/>
+        </w:tabs>
+        <w:ind w:left="5040" w:hanging="360"/>
+      </w:pPr>
+    </w:lvl>
+    <w:lvl w:ilvl="7" w:tentative="1">
+      <w:start w:val="1"/>
+      <w:numFmt w:val="decimal"/>
+      <w:lvlText w:val="%8."/>
+      <w:lvlJc w:val="left"/>
+      <w:pPr>
+        <w:tabs>
+          <w:tab w:val="num" w:pos="5760"/>
+        </w:tabs>
+        <w:ind w:left="5760" w:hanging="360"/>
+      </w:pPr>
+    </w:lvl>
+    <w:lvl w:ilvl="8" w:tentative="1">
+      <w:start w:val="1"/>
+      <w:numFmt w:val="decimal"/>
+      <w:lvlText w:val="%9."/>
+      <w:lvlJc w:val="left"/>
+      <w:pPr>
+        <w:tabs>
+          <w:tab w:val="num" w:pos="6480"/>
+        </w:tabs>
+        <w:ind w:left="6480" w:hanging="360"/>
+      </w:pPr>
+    </w:lvl>
+  </w:abstractNum>
+  <w:abstractNum w:abstractNumId="12" w15:restartNumberingAfterBreak="0">
     <w:nsid w:val="4CD43958"/>
     <w:multiLevelType w:val="multilevel"/>
     <w:tmpl w:val="504CCF98"/>
@@ -7966,7 +9270,7 @@
       </w:pPr>
     </w:lvl>
   </w:abstractNum>
-  <w:abstractNum w:abstractNumId="12" w15:restartNumberingAfterBreak="0">
+  <w:abstractNum w:abstractNumId="13" w15:restartNumberingAfterBreak="0">
     <w:nsid w:val="4F506DC9"/>
     <w:multiLevelType w:val="multilevel"/>
     <w:tmpl w:val="F85ECA2C"/>
@@ -8079,7 +9383,7 @@
       </w:pPr>
     </w:lvl>
   </w:abstractNum>
-  <w:abstractNum w:abstractNumId="13" w15:restartNumberingAfterBreak="0">
+  <w:abstractNum w:abstractNumId="14" w15:restartNumberingAfterBreak="0">
     <w:nsid w:val="5161492E"/>
     <w:multiLevelType w:val="multilevel"/>
     <w:tmpl w:val="72F45346"/>
@@ -8192,7 +9496,7 @@
       </w:pPr>
     </w:lvl>
   </w:abstractNum>
-  <w:abstractNum w:abstractNumId="14" w15:restartNumberingAfterBreak="0">
+  <w:abstractNum w:abstractNumId="15" w15:restartNumberingAfterBreak="0">
     <w:nsid w:val="55100965"/>
     <w:multiLevelType w:val="multilevel"/>
     <w:tmpl w:val="34EA45D4"/>
@@ -8305,7 +9609,7 @@
       </w:pPr>
     </w:lvl>
   </w:abstractNum>
-  <w:abstractNum w:abstractNumId="15" w15:restartNumberingAfterBreak="0">
+  <w:abstractNum w:abstractNumId="16" w15:restartNumberingAfterBreak="0">
     <w:nsid w:val="571344D7"/>
     <w:multiLevelType w:val="multilevel"/>
     <w:tmpl w:val="779ADC6A"/>
@@ -8418,7 +9722,7 @@
       </w:pPr>
     </w:lvl>
   </w:abstractNum>
-  <w:abstractNum w:abstractNumId="16" w15:restartNumberingAfterBreak="0">
+  <w:abstractNum w:abstractNumId="17" w15:restartNumberingAfterBreak="0">
     <w:nsid w:val="57150D4C"/>
     <w:multiLevelType w:val="multilevel"/>
     <w:tmpl w:val="7D7C7D28"/>
@@ -8531,7 +9835,7 @@
       </w:pPr>
     </w:lvl>
   </w:abstractNum>
-  <w:abstractNum w:abstractNumId="17" w15:restartNumberingAfterBreak="0">
+  <w:abstractNum w:abstractNumId="18" w15:restartNumberingAfterBreak="0">
     <w:nsid w:val="5A430A2F"/>
     <w:multiLevelType w:val="multilevel"/>
     <w:tmpl w:val="9A5A194A"/>
@@ -8644,7 +9948,346 @@
       </w:pPr>
     </w:lvl>
   </w:abstractNum>
-  <w:abstractNum w:abstractNumId="18" w15:restartNumberingAfterBreak="0">
+  <w:abstractNum w:abstractNumId="19" w15:restartNumberingAfterBreak="0">
+    <w:nsid w:val="5D3636CC"/>
+    <w:multiLevelType w:val="multilevel"/>
+    <w:tmpl w:val="D59ECE6A"/>
+    <w:lvl w:ilvl="0">
+      <w:start w:val="131"/>
+      <w:numFmt w:val="decimal"/>
+      <w:lvlText w:val="%1."/>
+      <w:lvlJc w:val="left"/>
+      <w:pPr>
+        <w:tabs>
+          <w:tab w:val="num" w:pos="720"/>
+        </w:tabs>
+        <w:ind w:left="720" w:hanging="360"/>
+      </w:pPr>
+    </w:lvl>
+    <w:lvl w:ilvl="1" w:tentative="1">
+      <w:start w:val="1"/>
+      <w:numFmt w:val="decimal"/>
+      <w:lvlText w:val="%2."/>
+      <w:lvlJc w:val="left"/>
+      <w:pPr>
+        <w:tabs>
+          <w:tab w:val="num" w:pos="1440"/>
+        </w:tabs>
+        <w:ind w:left="1440" w:hanging="360"/>
+      </w:pPr>
+    </w:lvl>
+    <w:lvl w:ilvl="2" w:tentative="1">
+      <w:start w:val="1"/>
+      <w:numFmt w:val="decimal"/>
+      <w:lvlText w:val="%3."/>
+      <w:lvlJc w:val="left"/>
+      <w:pPr>
+        <w:tabs>
+          <w:tab w:val="num" w:pos="2160"/>
+        </w:tabs>
+        <w:ind w:left="2160" w:hanging="360"/>
+      </w:pPr>
+    </w:lvl>
+    <w:lvl w:ilvl="3" w:tentative="1">
+      <w:start w:val="1"/>
+      <w:numFmt w:val="decimal"/>
+      <w:lvlText w:val="%4."/>
+      <w:lvlJc w:val="left"/>
+      <w:pPr>
+        <w:tabs>
+          <w:tab w:val="num" w:pos="2880"/>
+        </w:tabs>
+        <w:ind w:left="2880" w:hanging="360"/>
+      </w:pPr>
+    </w:lvl>
+    <w:lvl w:ilvl="4" w:tentative="1">
+      <w:start w:val="1"/>
+      <w:numFmt w:val="decimal"/>
+      <w:lvlText w:val="%5."/>
+      <w:lvlJc w:val="left"/>
+      <w:pPr>
+        <w:tabs>
+          <w:tab w:val="num" w:pos="3600"/>
+        </w:tabs>
+        <w:ind w:left="3600" w:hanging="360"/>
+      </w:pPr>
+    </w:lvl>
+    <w:lvl w:ilvl="5" w:tentative="1">
+      <w:start w:val="1"/>
+      <w:numFmt w:val="decimal"/>
+      <w:lvlText w:val="%6."/>
+      <w:lvlJc w:val="left"/>
+      <w:pPr>
+        <w:tabs>
+          <w:tab w:val="num" w:pos="4320"/>
+        </w:tabs>
+        <w:ind w:left="4320" w:hanging="360"/>
+      </w:pPr>
+    </w:lvl>
+    <w:lvl w:ilvl="6" w:tentative="1">
+      <w:start w:val="1"/>
+      <w:numFmt w:val="decimal"/>
+      <w:lvlText w:val="%7."/>
+      <w:lvlJc w:val="left"/>
+      <w:pPr>
+        <w:tabs>
+          <w:tab w:val="num" w:pos="5040"/>
+        </w:tabs>
+        <w:ind w:left="5040" w:hanging="360"/>
+      </w:pPr>
+    </w:lvl>
+    <w:lvl w:ilvl="7" w:tentative="1">
+      <w:start w:val="1"/>
+      <w:numFmt w:val="decimal"/>
+      <w:lvlText w:val="%8."/>
+      <w:lvlJc w:val="left"/>
+      <w:pPr>
+        <w:tabs>
+          <w:tab w:val="num" w:pos="5760"/>
+        </w:tabs>
+        <w:ind w:left="5760" w:hanging="360"/>
+      </w:pPr>
+    </w:lvl>
+    <w:lvl w:ilvl="8" w:tentative="1">
+      <w:start w:val="1"/>
+      <w:numFmt w:val="decimal"/>
+      <w:lvlText w:val="%9."/>
+      <w:lvlJc w:val="left"/>
+      <w:pPr>
+        <w:tabs>
+          <w:tab w:val="num" w:pos="6480"/>
+        </w:tabs>
+        <w:ind w:left="6480" w:hanging="360"/>
+      </w:pPr>
+    </w:lvl>
+  </w:abstractNum>
+  <w:abstractNum w:abstractNumId="20" w15:restartNumberingAfterBreak="0">
+    <w:nsid w:val="5FEB0BE7"/>
+    <w:multiLevelType w:val="multilevel"/>
+    <w:tmpl w:val="A68E42C8"/>
+    <w:lvl w:ilvl="0">
+      <w:start w:val="141"/>
+      <w:numFmt w:val="decimal"/>
+      <w:lvlText w:val="%1."/>
+      <w:lvlJc w:val="left"/>
+      <w:pPr>
+        <w:tabs>
+          <w:tab w:val="num" w:pos="720"/>
+        </w:tabs>
+        <w:ind w:left="720" w:hanging="360"/>
+      </w:pPr>
+    </w:lvl>
+    <w:lvl w:ilvl="1" w:tentative="1">
+      <w:start w:val="1"/>
+      <w:numFmt w:val="decimal"/>
+      <w:lvlText w:val="%2."/>
+      <w:lvlJc w:val="left"/>
+      <w:pPr>
+        <w:tabs>
+          <w:tab w:val="num" w:pos="1440"/>
+        </w:tabs>
+        <w:ind w:left="1440" w:hanging="360"/>
+      </w:pPr>
+    </w:lvl>
+    <w:lvl w:ilvl="2" w:tentative="1">
+      <w:start w:val="1"/>
+      <w:numFmt w:val="decimal"/>
+      <w:lvlText w:val="%3."/>
+      <w:lvlJc w:val="left"/>
+      <w:pPr>
+        <w:tabs>
+          <w:tab w:val="num" w:pos="2160"/>
+        </w:tabs>
+        <w:ind w:left="2160" w:hanging="360"/>
+      </w:pPr>
+    </w:lvl>
+    <w:lvl w:ilvl="3" w:tentative="1">
+      <w:start w:val="1"/>
+      <w:numFmt w:val="decimal"/>
+      <w:lvlText w:val="%4."/>
+      <w:lvlJc w:val="left"/>
+      <w:pPr>
+        <w:tabs>
+          <w:tab w:val="num" w:pos="2880"/>
+        </w:tabs>
+        <w:ind w:left="2880" w:hanging="360"/>
+      </w:pPr>
+    </w:lvl>
+    <w:lvl w:ilvl="4" w:tentative="1">
+      <w:start w:val="1"/>
+      <w:numFmt w:val="decimal"/>
+      <w:lvlText w:val="%5."/>
+      <w:lvlJc w:val="left"/>
+      <w:pPr>
+        <w:tabs>
+          <w:tab w:val="num" w:pos="3600"/>
+        </w:tabs>
+        <w:ind w:left="3600" w:hanging="360"/>
+      </w:pPr>
+    </w:lvl>
+    <w:lvl w:ilvl="5" w:tentative="1">
+      <w:start w:val="1"/>
+      <w:numFmt w:val="decimal"/>
+      <w:lvlText w:val="%6."/>
+      <w:lvlJc w:val="left"/>
+      <w:pPr>
+        <w:tabs>
+          <w:tab w:val="num" w:pos="4320"/>
+        </w:tabs>
+        <w:ind w:left="4320" w:hanging="360"/>
+      </w:pPr>
+    </w:lvl>
+    <w:lvl w:ilvl="6" w:tentative="1">
+      <w:start w:val="1"/>
+      <w:numFmt w:val="decimal"/>
+      <w:lvlText w:val="%7."/>
+      <w:lvlJc w:val="left"/>
+      <w:pPr>
+        <w:tabs>
+          <w:tab w:val="num" w:pos="5040"/>
+        </w:tabs>
+        <w:ind w:left="5040" w:hanging="360"/>
+      </w:pPr>
+    </w:lvl>
+    <w:lvl w:ilvl="7" w:tentative="1">
+      <w:start w:val="1"/>
+      <w:numFmt w:val="decimal"/>
+      <w:lvlText w:val="%8."/>
+      <w:lvlJc w:val="left"/>
+      <w:pPr>
+        <w:tabs>
+          <w:tab w:val="num" w:pos="5760"/>
+        </w:tabs>
+        <w:ind w:left="5760" w:hanging="360"/>
+      </w:pPr>
+    </w:lvl>
+    <w:lvl w:ilvl="8" w:tentative="1">
+      <w:start w:val="1"/>
+      <w:numFmt w:val="decimal"/>
+      <w:lvlText w:val="%9."/>
+      <w:lvlJc w:val="left"/>
+      <w:pPr>
+        <w:tabs>
+          <w:tab w:val="num" w:pos="6480"/>
+        </w:tabs>
+        <w:ind w:left="6480" w:hanging="360"/>
+      </w:pPr>
+    </w:lvl>
+  </w:abstractNum>
+  <w:abstractNum w:abstractNumId="21" w15:restartNumberingAfterBreak="0">
+    <w:nsid w:val="64D17517"/>
+    <w:multiLevelType w:val="multilevel"/>
+    <w:tmpl w:val="AAA27246"/>
+    <w:lvl w:ilvl="0">
+      <w:start w:val="111"/>
+      <w:numFmt w:val="decimal"/>
+      <w:lvlText w:val="%1."/>
+      <w:lvlJc w:val="left"/>
+      <w:pPr>
+        <w:tabs>
+          <w:tab w:val="num" w:pos="720"/>
+        </w:tabs>
+        <w:ind w:left="720" w:hanging="360"/>
+      </w:pPr>
+    </w:lvl>
+    <w:lvl w:ilvl="1" w:tentative="1">
+      <w:start w:val="1"/>
+      <w:numFmt w:val="decimal"/>
+      <w:lvlText w:val="%2."/>
+      <w:lvlJc w:val="left"/>
+      <w:pPr>
+        <w:tabs>
+          <w:tab w:val="num" w:pos="1440"/>
+        </w:tabs>
+        <w:ind w:left="1440" w:hanging="360"/>
+      </w:pPr>
+    </w:lvl>
+    <w:lvl w:ilvl="2" w:tentative="1">
+      <w:start w:val="1"/>
+      <w:numFmt w:val="decimal"/>
+      <w:lvlText w:val="%3."/>
+      <w:lvlJc w:val="left"/>
+      <w:pPr>
+        <w:tabs>
+          <w:tab w:val="num" w:pos="2160"/>
+        </w:tabs>
+        <w:ind w:left="2160" w:hanging="360"/>
+      </w:pPr>
+    </w:lvl>
+    <w:lvl w:ilvl="3" w:tentative="1">
+      <w:start w:val="1"/>
+      <w:numFmt w:val="decimal"/>
+      <w:lvlText w:val="%4."/>
+      <w:lvlJc w:val="left"/>
+      <w:pPr>
+        <w:tabs>
+          <w:tab w:val="num" w:pos="2880"/>
+        </w:tabs>
+        <w:ind w:left="2880" w:hanging="360"/>
+      </w:pPr>
+    </w:lvl>
+    <w:lvl w:ilvl="4" w:tentative="1">
+      <w:start w:val="1"/>
+      <w:numFmt w:val="decimal"/>
+      <w:lvlText w:val="%5."/>
+      <w:lvlJc w:val="left"/>
+      <w:pPr>
+        <w:tabs>
+          <w:tab w:val="num" w:pos="3600"/>
+        </w:tabs>
+        <w:ind w:left="3600" w:hanging="360"/>
+      </w:pPr>
+    </w:lvl>
+    <w:lvl w:ilvl="5" w:tentative="1">
+      <w:start w:val="1"/>
+      <w:numFmt w:val="decimal"/>
+      <w:lvlText w:val="%6."/>
+      <w:lvlJc w:val="left"/>
+      <w:pPr>
+        <w:tabs>
+          <w:tab w:val="num" w:pos="4320"/>
+        </w:tabs>
+        <w:ind w:left="4320" w:hanging="360"/>
+      </w:pPr>
+    </w:lvl>
+    <w:lvl w:ilvl="6" w:tentative="1">
+      <w:start w:val="1"/>
+      <w:numFmt w:val="decimal"/>
+      <w:lvlText w:val="%7."/>
+      <w:lvlJc w:val="left"/>
+      <w:pPr>
+        <w:tabs>
+          <w:tab w:val="num" w:pos="5040"/>
+        </w:tabs>
+        <w:ind w:left="5040" w:hanging="360"/>
+      </w:pPr>
+    </w:lvl>
+    <w:lvl w:ilvl="7" w:tentative="1">
+      <w:start w:val="1"/>
+      <w:numFmt w:val="decimal"/>
+      <w:lvlText w:val="%8."/>
+      <w:lvlJc w:val="left"/>
+      <w:pPr>
+        <w:tabs>
+          <w:tab w:val="num" w:pos="5760"/>
+        </w:tabs>
+        <w:ind w:left="5760" w:hanging="360"/>
+      </w:pPr>
+    </w:lvl>
+    <w:lvl w:ilvl="8" w:tentative="1">
+      <w:start w:val="1"/>
+      <w:numFmt w:val="decimal"/>
+      <w:lvlText w:val="%9."/>
+      <w:lvlJc w:val="left"/>
+      <w:pPr>
+        <w:tabs>
+          <w:tab w:val="num" w:pos="6480"/>
+        </w:tabs>
+        <w:ind w:left="6480" w:hanging="360"/>
+      </w:pPr>
+    </w:lvl>
+  </w:abstractNum>
+  <w:abstractNum w:abstractNumId="22" w15:restartNumberingAfterBreak="0">
     <w:nsid w:val="671A2D3C"/>
     <w:multiLevelType w:val="multilevel"/>
     <w:tmpl w:val="08CCF390"/>
@@ -8757,7 +10400,7 @@
       </w:pPr>
     </w:lvl>
   </w:abstractNum>
-  <w:abstractNum w:abstractNumId="19" w15:restartNumberingAfterBreak="0">
+  <w:abstractNum w:abstractNumId="23" w15:restartNumberingAfterBreak="0">
     <w:nsid w:val="7113410A"/>
     <w:multiLevelType w:val="multilevel"/>
     <w:tmpl w:val="DE1A1D10"/>
@@ -8870,7 +10513,7 @@
       </w:pPr>
     </w:lvl>
   </w:abstractNum>
-  <w:abstractNum w:abstractNumId="20" w15:restartNumberingAfterBreak="0">
+  <w:abstractNum w:abstractNumId="24" w15:restartNumberingAfterBreak="0">
     <w:nsid w:val="75AB7240"/>
     <w:multiLevelType w:val="multilevel"/>
     <w:tmpl w:val="A36E4B52"/>
@@ -8983,7 +10626,7 @@
       </w:pPr>
     </w:lvl>
   </w:abstractNum>
-  <w:abstractNum w:abstractNumId="21" w15:restartNumberingAfterBreak="0">
+  <w:abstractNum w:abstractNumId="25" w15:restartNumberingAfterBreak="0">
     <w:nsid w:val="77622AAB"/>
     <w:multiLevelType w:val="multilevel"/>
     <w:tmpl w:val="1F4C1644"/>
@@ -9097,31 +10740,31 @@
     </w:lvl>
   </w:abstractNum>
   <w:num w:numId="1" w16cid:durableId="1588339734">
-    <w:abstractNumId w:val="16"/>
+    <w:abstractNumId w:val="17"/>
   </w:num>
   <w:num w:numId="2" w16cid:durableId="692658137">
-    <w:abstractNumId w:val="12"/>
+    <w:abstractNumId w:val="13"/>
   </w:num>
   <w:num w:numId="3" w16cid:durableId="12341963">
-    <w:abstractNumId w:val="18"/>
+    <w:abstractNumId w:val="22"/>
   </w:num>
   <w:num w:numId="4" w16cid:durableId="119764994">
     <w:abstractNumId w:val="10"/>
   </w:num>
   <w:num w:numId="5" w16cid:durableId="1023359414">
-    <w:abstractNumId w:val="11"/>
+    <w:abstractNumId w:val="12"/>
   </w:num>
   <w:num w:numId="6" w16cid:durableId="889147386">
     <w:abstractNumId w:val="7"/>
   </w:num>
   <w:num w:numId="7" w16cid:durableId="1634021261">
-    <w:abstractNumId w:val="20"/>
+    <w:abstractNumId w:val="24"/>
   </w:num>
   <w:num w:numId="8" w16cid:durableId="1786463881">
     <w:abstractNumId w:val="8"/>
   </w:num>
   <w:num w:numId="9" w16cid:durableId="1189492275">
-    <w:abstractNumId w:val="19"/>
+    <w:abstractNumId w:val="23"/>
   </w:num>
   <w:num w:numId="10" w16cid:durableId="241372221">
     <w:abstractNumId w:val="3"/>
@@ -9136,31 +10779,43 @@
     <w:abstractNumId w:val="2"/>
   </w:num>
   <w:num w:numId="14" w16cid:durableId="1935088252">
-    <w:abstractNumId w:val="21"/>
+    <w:abstractNumId w:val="25"/>
   </w:num>
   <w:num w:numId="15" w16cid:durableId="1312515592">
-    <w:abstractNumId w:val="15"/>
+    <w:abstractNumId w:val="16"/>
   </w:num>
   <w:num w:numId="16" w16cid:durableId="353117394">
     <w:abstractNumId w:val="1"/>
   </w:num>
   <w:num w:numId="17" w16cid:durableId="1408458454">
-    <w:abstractNumId w:val="13"/>
+    <w:abstractNumId w:val="14"/>
   </w:num>
   <w:num w:numId="18" w16cid:durableId="1208445440">
     <w:abstractNumId w:val="0"/>
   </w:num>
   <w:num w:numId="19" w16cid:durableId="1173300445">
-    <w:abstractNumId w:val="17"/>
+    <w:abstractNumId w:val="18"/>
   </w:num>
   <w:num w:numId="20" w16cid:durableId="1850291706">
     <w:abstractNumId w:val="4"/>
   </w:num>
   <w:num w:numId="21" w16cid:durableId="117797350">
-    <w:abstractNumId w:val="14"/>
+    <w:abstractNumId w:val="15"/>
   </w:num>
   <w:num w:numId="22" w16cid:durableId="1517423048">
     <w:abstractNumId w:val="9"/>
+  </w:num>
+  <w:num w:numId="23" w16cid:durableId="745683943">
+    <w:abstractNumId w:val="21"/>
+  </w:num>
+  <w:num w:numId="24" w16cid:durableId="1449278979">
+    <w:abstractNumId w:val="11"/>
+  </w:num>
+  <w:num w:numId="25" w16cid:durableId="698749488">
+    <w:abstractNumId w:val="19"/>
+  </w:num>
+  <w:num w:numId="26" w16cid:durableId="1718503042">
+    <w:abstractNumId w:val="20"/>
   </w:num>
 </w:numbering>
 </file>

--- a/list ques.docx
+++ b/list ques.docx
@@ -7748,6 +7748,9 @@
           <w:ilvl w:val="0"/>
           <w:numId w:val="26"/>
         </w:numPr>
+        <w:pBdr>
+          <w:bottom w:val="double" w:sz="6" w:space="1" w:color="auto"/>
+        </w:pBdr>
         <w:spacing w:before="100" w:beforeAutospacing="1" w:after="100" w:afterAutospacing="1" w:line="240" w:lineRule="auto"/>
         <w:rPr>
           <w:rFonts w:ascii="Times New Roman" w:eastAsia="Times New Roman" w:hAnsi="Times New Roman" w:cs="Times New Roman"/>
@@ -7765,6 +7768,899 @@
         </w:rPr>
         <w:t xml:space="preserve">Merge two lists alternately, extras at end </w:t>
       </w:r>
+    </w:p>
+    <w:p>
+      <w:pPr>
+        <w:spacing w:before="100" w:beforeAutospacing="1" w:after="100" w:afterAutospacing="1" w:line="240" w:lineRule="auto"/>
+        <w:outlineLvl w:val="0"/>
+        <w:rPr>
+          <w:rFonts w:ascii="Times New Roman" w:eastAsia="Times New Roman" w:hAnsi="Times New Roman" w:cs="Times New Roman"/>
+          <w:b/>
+          <w:bCs/>
+          <w:kern w:val="36"/>
+          <w:sz w:val="48"/>
+          <w:szCs w:val="48"/>
+          <w:lang w:eastAsia="en-IN"/>
+        </w:rPr>
+      </w:pPr>
+      <w:r>
+        <w:rPr>
+          <w:rFonts w:ascii="Segoe UI Emoji" w:eastAsia="Times New Roman" w:hAnsi="Segoe UI Emoji" w:cs="Segoe UI Emoji"/>
+          <w:b/>
+          <w:bCs/>
+          <w:kern w:val="36"/>
+          <w:sz w:val="48"/>
+          <w:szCs w:val="48"/>
+          <w:lang w:eastAsia="en-IN"/>
+        </w:rPr>
+        <w:t>🧩</w:t>
+      </w:r>
+      <w:r>
+        <w:rPr>
+          <w:rFonts w:ascii="Times New Roman" w:eastAsia="Times New Roman" w:hAnsi="Times New Roman" w:cs="Times New Roman"/>
+          <w:b/>
+          <w:bCs/>
+          <w:kern w:val="36"/>
+          <w:sz w:val="48"/>
+          <w:szCs w:val="48"/>
+          <w:lang w:eastAsia="en-IN"/>
+        </w:rPr>
+        <w:t xml:space="preserve"> SECTION 14: Smart Filtering+++ (10)</w:t>
+      </w:r>
+    </w:p>
+    <w:p>
+      <w:pPr>
+        <w:numPr>
+          <w:ilvl w:val="0"/>
+          <w:numId w:val="27"/>
+        </w:numPr>
+        <w:spacing w:before="100" w:beforeAutospacing="1" w:after="100" w:afterAutospacing="1" w:line="240" w:lineRule="auto"/>
+        <w:rPr>
+          <w:rFonts w:ascii="Times New Roman" w:eastAsia="Times New Roman" w:hAnsi="Times New Roman" w:cs="Times New Roman"/>
+          <w:sz w:val="24"/>
+          <w:szCs w:val="24"/>
+          <w:lang w:eastAsia="en-IN"/>
+        </w:rPr>
+      </w:pPr>
+      <w:r>
+        <w:rPr>
+          <w:rFonts w:ascii="Times New Roman" w:eastAsia="Times New Roman" w:hAnsi="Times New Roman" w:cs="Times New Roman"/>
+          <w:sz w:val="24"/>
+          <w:szCs w:val="24"/>
+          <w:lang w:eastAsia="en-IN"/>
+        </w:rPr>
+        <w:t xml:space="preserve">Keep only numbers whose sum of prime digits is even </w:t>
+      </w:r>
+    </w:p>
+    <w:p>
+      <w:pPr>
+        <w:numPr>
+          <w:ilvl w:val="0"/>
+          <w:numId w:val="27"/>
+        </w:numPr>
+        <w:spacing w:before="100" w:beforeAutospacing="1" w:after="100" w:afterAutospacing="1" w:line="240" w:lineRule="auto"/>
+        <w:rPr>
+          <w:rFonts w:ascii="Times New Roman" w:eastAsia="Times New Roman" w:hAnsi="Times New Roman" w:cs="Times New Roman"/>
+          <w:sz w:val="24"/>
+          <w:szCs w:val="24"/>
+          <w:lang w:eastAsia="en-IN"/>
+        </w:rPr>
+      </w:pPr>
+      <w:r>
+        <w:rPr>
+          <w:rFonts w:ascii="Times New Roman" w:eastAsia="Times New Roman" w:hAnsi="Times New Roman" w:cs="Times New Roman"/>
+          <w:sz w:val="24"/>
+          <w:szCs w:val="24"/>
+          <w:lang w:eastAsia="en-IN"/>
+        </w:rPr>
+        <w:t xml:space="preserve">Remove numbers whose largest digit equals smallest digit </w:t>
+      </w:r>
+    </w:p>
+    <w:p>
+      <w:pPr>
+        <w:numPr>
+          <w:ilvl w:val="0"/>
+          <w:numId w:val="27"/>
+        </w:numPr>
+        <w:spacing w:before="100" w:beforeAutospacing="1" w:after="100" w:afterAutospacing="1" w:line="240" w:lineRule="auto"/>
+        <w:rPr>
+          <w:rFonts w:ascii="Times New Roman" w:eastAsia="Times New Roman" w:hAnsi="Times New Roman" w:cs="Times New Roman"/>
+          <w:sz w:val="24"/>
+          <w:szCs w:val="24"/>
+          <w:lang w:eastAsia="en-IN"/>
+        </w:rPr>
+      </w:pPr>
+      <w:r>
+        <w:rPr>
+          <w:rFonts w:ascii="Times New Roman" w:eastAsia="Times New Roman" w:hAnsi="Times New Roman" w:cs="Times New Roman"/>
+          <w:sz w:val="24"/>
+          <w:szCs w:val="24"/>
+          <w:lang w:eastAsia="en-IN"/>
+        </w:rPr>
+        <w:t xml:space="preserve">Keep only numbers divisible by sum of their digits </w:t>
+      </w:r>
+    </w:p>
+    <w:p>
+      <w:pPr>
+        <w:numPr>
+          <w:ilvl w:val="0"/>
+          <w:numId w:val="27"/>
+        </w:numPr>
+        <w:spacing w:before="100" w:beforeAutospacing="1" w:after="100" w:afterAutospacing="1" w:line="240" w:lineRule="auto"/>
+        <w:rPr>
+          <w:rFonts w:ascii="Times New Roman" w:eastAsia="Times New Roman" w:hAnsi="Times New Roman" w:cs="Times New Roman"/>
+          <w:sz w:val="24"/>
+          <w:szCs w:val="24"/>
+          <w:lang w:eastAsia="en-IN"/>
+        </w:rPr>
+      </w:pPr>
+      <w:r>
+        <w:rPr>
+          <w:rFonts w:ascii="Times New Roman" w:eastAsia="Times New Roman" w:hAnsi="Times New Roman" w:cs="Times New Roman"/>
+          <w:sz w:val="24"/>
+          <w:szCs w:val="24"/>
+          <w:lang w:eastAsia="en-IN"/>
+        </w:rPr>
+        <w:t xml:space="preserve">Remove numbers whose reverse is prime </w:t>
+      </w:r>
+    </w:p>
+    <w:p>
+      <w:pPr>
+        <w:numPr>
+          <w:ilvl w:val="0"/>
+          <w:numId w:val="27"/>
+        </w:numPr>
+        <w:spacing w:before="100" w:beforeAutospacing="1" w:after="100" w:afterAutospacing="1" w:line="240" w:lineRule="auto"/>
+        <w:rPr>
+          <w:rFonts w:ascii="Times New Roman" w:eastAsia="Times New Roman" w:hAnsi="Times New Roman" w:cs="Times New Roman"/>
+          <w:sz w:val="24"/>
+          <w:szCs w:val="24"/>
+          <w:lang w:eastAsia="en-IN"/>
+        </w:rPr>
+      </w:pPr>
+      <w:r>
+        <w:rPr>
+          <w:rFonts w:ascii="Times New Roman" w:eastAsia="Times New Roman" w:hAnsi="Times New Roman" w:cs="Times New Roman"/>
+          <w:sz w:val="24"/>
+          <w:szCs w:val="24"/>
+          <w:lang w:eastAsia="en-IN"/>
+        </w:rPr>
+        <w:t xml:space="preserve">Replace negatives whose count of odd digits is even with absolute value </w:t>
+      </w:r>
+    </w:p>
+    <w:p>
+      <w:pPr>
+        <w:numPr>
+          <w:ilvl w:val="0"/>
+          <w:numId w:val="27"/>
+        </w:numPr>
+        <w:spacing w:before="100" w:beforeAutospacing="1" w:after="100" w:afterAutospacing="1" w:line="240" w:lineRule="auto"/>
+        <w:rPr>
+          <w:rFonts w:ascii="Times New Roman" w:eastAsia="Times New Roman" w:hAnsi="Times New Roman" w:cs="Times New Roman"/>
+          <w:sz w:val="24"/>
+          <w:szCs w:val="24"/>
+          <w:lang w:eastAsia="en-IN"/>
+        </w:rPr>
+      </w:pPr>
+      <w:r>
+        <w:rPr>
+          <w:rFonts w:ascii="Times New Roman" w:eastAsia="Times New Roman" w:hAnsi="Times New Roman" w:cs="Times New Roman"/>
+          <w:sz w:val="24"/>
+          <w:szCs w:val="24"/>
+          <w:lang w:eastAsia="en-IN"/>
+        </w:rPr>
+        <w:t xml:space="preserve">Keep only numbers whose binary form ends with 1 and has exactly 2 ones </w:t>
+      </w:r>
+    </w:p>
+    <w:p>
+      <w:pPr>
+        <w:numPr>
+          <w:ilvl w:val="0"/>
+          <w:numId w:val="27"/>
+        </w:numPr>
+        <w:spacing w:before="100" w:beforeAutospacing="1" w:after="100" w:afterAutospacing="1" w:line="240" w:lineRule="auto"/>
+        <w:rPr>
+          <w:rFonts w:ascii="Times New Roman" w:eastAsia="Times New Roman" w:hAnsi="Times New Roman" w:cs="Times New Roman"/>
+          <w:sz w:val="24"/>
+          <w:szCs w:val="24"/>
+          <w:lang w:eastAsia="en-IN"/>
+        </w:rPr>
+      </w:pPr>
+      <w:r>
+        <w:rPr>
+          <w:rFonts w:ascii="Times New Roman" w:eastAsia="Times New Roman" w:hAnsi="Times New Roman" w:cs="Times New Roman"/>
+          <w:sz w:val="24"/>
+          <w:szCs w:val="24"/>
+          <w:lang w:eastAsia="en-IN"/>
+        </w:rPr>
+        <w:t xml:space="preserve">Remove elements whose index is prime and value is even </w:t>
+      </w:r>
+    </w:p>
+    <w:p>
+      <w:pPr>
+        <w:numPr>
+          <w:ilvl w:val="0"/>
+          <w:numId w:val="27"/>
+        </w:numPr>
+        <w:spacing w:before="100" w:beforeAutospacing="1" w:after="100" w:afterAutospacing="1" w:line="240" w:lineRule="auto"/>
+        <w:rPr>
+          <w:rFonts w:ascii="Times New Roman" w:eastAsia="Times New Roman" w:hAnsi="Times New Roman" w:cs="Times New Roman"/>
+          <w:sz w:val="24"/>
+          <w:szCs w:val="24"/>
+          <w:lang w:eastAsia="en-IN"/>
+        </w:rPr>
+      </w:pPr>
+      <w:r>
+        <w:rPr>
+          <w:rFonts w:ascii="Times New Roman" w:eastAsia="Times New Roman" w:hAnsi="Times New Roman" w:cs="Times New Roman"/>
+          <w:sz w:val="24"/>
+          <w:szCs w:val="24"/>
+          <w:lang w:eastAsia="en-IN"/>
+        </w:rPr>
+        <w:t xml:space="preserve">Keep only numbers appearing more than average frequency </w:t>
+      </w:r>
+    </w:p>
+    <w:p>
+      <w:pPr>
+        <w:numPr>
+          <w:ilvl w:val="0"/>
+          <w:numId w:val="27"/>
+        </w:numPr>
+        <w:spacing w:before="100" w:beforeAutospacing="1" w:after="100" w:afterAutospacing="1" w:line="240" w:lineRule="auto"/>
+        <w:rPr>
+          <w:rFonts w:ascii="Times New Roman" w:eastAsia="Times New Roman" w:hAnsi="Times New Roman" w:cs="Times New Roman"/>
+          <w:sz w:val="24"/>
+          <w:szCs w:val="24"/>
+          <w:lang w:eastAsia="en-IN"/>
+        </w:rPr>
+      </w:pPr>
+      <w:r>
+        <w:rPr>
+          <w:rFonts w:ascii="Times New Roman" w:eastAsia="Times New Roman" w:hAnsi="Times New Roman" w:cs="Times New Roman"/>
+          <w:sz w:val="24"/>
+          <w:szCs w:val="24"/>
+          <w:lang w:eastAsia="en-IN"/>
+        </w:rPr>
+        <w:t xml:space="preserve">Remove numbers whose count of factors is odd </w:t>
+      </w:r>
+    </w:p>
+    <w:p>
+      <w:pPr>
+        <w:numPr>
+          <w:ilvl w:val="0"/>
+          <w:numId w:val="27"/>
+        </w:numPr>
+        <w:spacing w:before="100" w:beforeAutospacing="1" w:after="100" w:afterAutospacing="1" w:line="240" w:lineRule="auto"/>
+        <w:rPr>
+          <w:rFonts w:ascii="Times New Roman" w:eastAsia="Times New Roman" w:hAnsi="Times New Roman" w:cs="Times New Roman"/>
+          <w:sz w:val="24"/>
+          <w:szCs w:val="24"/>
+          <w:lang w:eastAsia="en-IN"/>
+        </w:rPr>
+      </w:pPr>
+      <w:r>
+        <w:rPr>
+          <w:rFonts w:ascii="Times New Roman" w:eastAsia="Times New Roman" w:hAnsi="Times New Roman" w:cs="Times New Roman"/>
+          <w:sz w:val="24"/>
+          <w:szCs w:val="24"/>
+          <w:lang w:eastAsia="en-IN"/>
+        </w:rPr>
+        <w:t xml:space="preserve">Count numbers whose reverse is greater than original </w:t>
+      </w:r>
+    </w:p>
+    <w:p>
+      <w:pPr>
+        <w:spacing w:after="0" w:line="240" w:lineRule="auto"/>
+        <w:rPr>
+          <w:rFonts w:ascii="Times New Roman" w:eastAsia="Times New Roman" w:hAnsi="Times New Roman" w:cs="Times New Roman"/>
+          <w:sz w:val="24"/>
+          <w:szCs w:val="24"/>
+          <w:lang w:eastAsia="en-IN"/>
+        </w:rPr>
+      </w:pPr>
+      <w:r>
+        <w:rPr>
+          <w:rFonts w:ascii="Times New Roman" w:eastAsia="Times New Roman" w:hAnsi="Times New Roman" w:cs="Times New Roman"/>
+          <w:sz w:val="24"/>
+          <w:szCs w:val="24"/>
+          <w:lang w:eastAsia="en-IN"/>
+        </w:rPr>
+        <w:pict w14:anchorId="001ED690">
+          <v:rect id="_x0000_i1045" style="width:0;height:1.5pt" o:hralign="center" o:hrstd="t" o:hr="t" fillcolor="#a0a0a0" stroked="f"/>
+        </w:pict>
+      </w:r>
+    </w:p>
+    <w:p>
+      <w:pPr>
+        <w:spacing w:before="100" w:beforeAutospacing="1" w:after="100" w:afterAutospacing="1" w:line="240" w:lineRule="auto"/>
+        <w:outlineLvl w:val="0"/>
+        <w:rPr>
+          <w:rFonts w:ascii="Times New Roman" w:eastAsia="Times New Roman" w:hAnsi="Times New Roman" w:cs="Times New Roman"/>
+          <w:b/>
+          <w:bCs/>
+          <w:kern w:val="36"/>
+          <w:sz w:val="48"/>
+          <w:szCs w:val="48"/>
+          <w:lang w:eastAsia="en-IN"/>
+        </w:rPr>
+      </w:pPr>
+      <w:r>
+        <w:rPr>
+          <w:rFonts w:ascii="Segoe UI Emoji" w:eastAsia="Times New Roman" w:hAnsi="Segoe UI Emoji" w:cs="Segoe UI Emoji"/>
+          <w:b/>
+          <w:bCs/>
+          <w:kern w:val="36"/>
+          <w:sz w:val="48"/>
+          <w:szCs w:val="48"/>
+          <w:lang w:eastAsia="en-IN"/>
+        </w:rPr>
+        <w:lastRenderedPageBreak/>
+        <w:t>🔄</w:t>
+      </w:r>
+      <w:r>
+        <w:rPr>
+          <w:rFonts w:ascii="Times New Roman" w:eastAsia="Times New Roman" w:hAnsi="Times New Roman" w:cs="Times New Roman"/>
+          <w:b/>
+          <w:bCs/>
+          <w:kern w:val="36"/>
+          <w:sz w:val="48"/>
+          <w:szCs w:val="48"/>
+          <w:lang w:eastAsia="en-IN"/>
+        </w:rPr>
+        <w:t xml:space="preserve"> SECTION 15: Transform Logic+++ (10)</w:t>
+      </w:r>
+    </w:p>
+    <w:p>
+      <w:pPr>
+        <w:numPr>
+          <w:ilvl w:val="0"/>
+          <w:numId w:val="28"/>
+        </w:numPr>
+        <w:spacing w:before="100" w:beforeAutospacing="1" w:after="100" w:afterAutospacing="1" w:line="240" w:lineRule="auto"/>
+        <w:rPr>
+          <w:rFonts w:ascii="Times New Roman" w:eastAsia="Times New Roman" w:hAnsi="Times New Roman" w:cs="Times New Roman"/>
+          <w:sz w:val="24"/>
+          <w:szCs w:val="24"/>
+          <w:lang w:eastAsia="en-IN"/>
+        </w:rPr>
+      </w:pPr>
+      <w:r>
+        <w:rPr>
+          <w:rFonts w:ascii="Times New Roman" w:eastAsia="Times New Roman" w:hAnsi="Times New Roman" w:cs="Times New Roman"/>
+          <w:sz w:val="24"/>
+          <w:szCs w:val="24"/>
+          <w:lang w:eastAsia="en-IN"/>
+        </w:rPr>
+        <w:t xml:space="preserve">Replace each element with third largest digit </w:t>
+      </w:r>
+    </w:p>
+    <w:p>
+      <w:pPr>
+        <w:numPr>
+          <w:ilvl w:val="0"/>
+          <w:numId w:val="28"/>
+        </w:numPr>
+        <w:spacing w:before="100" w:beforeAutospacing="1" w:after="100" w:afterAutospacing="1" w:line="240" w:lineRule="auto"/>
+        <w:rPr>
+          <w:rFonts w:ascii="Times New Roman" w:eastAsia="Times New Roman" w:hAnsi="Times New Roman" w:cs="Times New Roman"/>
+          <w:sz w:val="24"/>
+          <w:szCs w:val="24"/>
+          <w:lang w:eastAsia="en-IN"/>
+        </w:rPr>
+      </w:pPr>
+      <w:r>
+        <w:rPr>
+          <w:rFonts w:ascii="Times New Roman" w:eastAsia="Times New Roman" w:hAnsi="Times New Roman" w:cs="Times New Roman"/>
+          <w:sz w:val="24"/>
+          <w:szCs w:val="24"/>
+          <w:lang w:eastAsia="en-IN"/>
+        </w:rPr>
+        <w:t xml:space="preserve">Replace each element with third smallest digit </w:t>
+      </w:r>
+    </w:p>
+    <w:p>
+      <w:pPr>
+        <w:numPr>
+          <w:ilvl w:val="0"/>
+          <w:numId w:val="28"/>
+        </w:numPr>
+        <w:spacing w:before="100" w:beforeAutospacing="1" w:after="100" w:afterAutospacing="1" w:line="240" w:lineRule="auto"/>
+        <w:rPr>
+          <w:rFonts w:ascii="Times New Roman" w:eastAsia="Times New Roman" w:hAnsi="Times New Roman" w:cs="Times New Roman"/>
+          <w:sz w:val="24"/>
+          <w:szCs w:val="24"/>
+          <w:lang w:eastAsia="en-IN"/>
+        </w:rPr>
+      </w:pPr>
+      <w:r>
+        <w:rPr>
+          <w:rFonts w:ascii="Times New Roman" w:eastAsia="Times New Roman" w:hAnsi="Times New Roman" w:cs="Times New Roman"/>
+          <w:sz w:val="24"/>
+          <w:szCs w:val="24"/>
+          <w:lang w:eastAsia="en-IN"/>
+        </w:rPr>
+        <w:t xml:space="preserve">Replace each element with sum of composite digits </w:t>
+      </w:r>
+    </w:p>
+    <w:p>
+      <w:pPr>
+        <w:numPr>
+          <w:ilvl w:val="0"/>
+          <w:numId w:val="28"/>
+        </w:numPr>
+        <w:spacing w:before="100" w:beforeAutospacing="1" w:after="100" w:afterAutospacing="1" w:line="240" w:lineRule="auto"/>
+        <w:rPr>
+          <w:rFonts w:ascii="Times New Roman" w:eastAsia="Times New Roman" w:hAnsi="Times New Roman" w:cs="Times New Roman"/>
+          <w:sz w:val="24"/>
+          <w:szCs w:val="24"/>
+          <w:lang w:eastAsia="en-IN"/>
+        </w:rPr>
+      </w:pPr>
+      <w:r>
+        <w:rPr>
+          <w:rFonts w:ascii="Times New Roman" w:eastAsia="Times New Roman" w:hAnsi="Times New Roman" w:cs="Times New Roman"/>
+          <w:sz w:val="24"/>
+          <w:szCs w:val="24"/>
+          <w:lang w:eastAsia="en-IN"/>
+        </w:rPr>
+        <w:t xml:space="preserve">Replace each element with product of prime digits </w:t>
+      </w:r>
+    </w:p>
+    <w:p>
+      <w:pPr>
+        <w:numPr>
+          <w:ilvl w:val="0"/>
+          <w:numId w:val="28"/>
+        </w:numPr>
+        <w:spacing w:before="100" w:beforeAutospacing="1" w:after="100" w:afterAutospacing="1" w:line="240" w:lineRule="auto"/>
+        <w:rPr>
+          <w:rFonts w:ascii="Times New Roman" w:eastAsia="Times New Roman" w:hAnsi="Times New Roman" w:cs="Times New Roman"/>
+          <w:sz w:val="24"/>
+          <w:szCs w:val="24"/>
+          <w:lang w:eastAsia="en-IN"/>
+        </w:rPr>
+      </w:pPr>
+      <w:r>
+        <w:rPr>
+          <w:rFonts w:ascii="Times New Roman" w:eastAsia="Times New Roman" w:hAnsi="Times New Roman" w:cs="Times New Roman"/>
+          <w:sz w:val="24"/>
+          <w:szCs w:val="24"/>
+          <w:lang w:eastAsia="en-IN"/>
+        </w:rPr>
+        <w:t xml:space="preserve">Replace each element with difference of largest and second largest digit </w:t>
+      </w:r>
+    </w:p>
+    <w:p>
+      <w:pPr>
+        <w:numPr>
+          <w:ilvl w:val="0"/>
+          <w:numId w:val="28"/>
+        </w:numPr>
+        <w:spacing w:before="100" w:beforeAutospacing="1" w:after="100" w:afterAutospacing="1" w:line="240" w:lineRule="auto"/>
+        <w:rPr>
+          <w:rFonts w:ascii="Times New Roman" w:eastAsia="Times New Roman" w:hAnsi="Times New Roman" w:cs="Times New Roman"/>
+          <w:sz w:val="24"/>
+          <w:szCs w:val="24"/>
+          <w:lang w:eastAsia="en-IN"/>
+        </w:rPr>
+      </w:pPr>
+      <w:r>
+        <w:rPr>
+          <w:rFonts w:ascii="Times New Roman" w:eastAsia="Times New Roman" w:hAnsi="Times New Roman" w:cs="Times New Roman"/>
+          <w:sz w:val="24"/>
+          <w:szCs w:val="24"/>
+          <w:lang w:eastAsia="en-IN"/>
+        </w:rPr>
+        <w:t xml:space="preserve">Replace each element with nearest cube number </w:t>
+      </w:r>
+    </w:p>
+    <w:p>
+      <w:pPr>
+        <w:numPr>
+          <w:ilvl w:val="0"/>
+          <w:numId w:val="28"/>
+        </w:numPr>
+        <w:spacing w:before="100" w:beforeAutospacing="1" w:after="100" w:afterAutospacing="1" w:line="240" w:lineRule="auto"/>
+        <w:rPr>
+          <w:rFonts w:ascii="Times New Roman" w:eastAsia="Times New Roman" w:hAnsi="Times New Roman" w:cs="Times New Roman"/>
+          <w:sz w:val="24"/>
+          <w:szCs w:val="24"/>
+          <w:lang w:eastAsia="en-IN"/>
+        </w:rPr>
+      </w:pPr>
+      <w:r>
+        <w:rPr>
+          <w:rFonts w:ascii="Times New Roman" w:eastAsia="Times New Roman" w:hAnsi="Times New Roman" w:cs="Times New Roman"/>
+          <w:sz w:val="24"/>
+          <w:szCs w:val="24"/>
+          <w:lang w:eastAsia="en-IN"/>
+        </w:rPr>
+        <w:t xml:space="preserve">Replace each element with count of odd factors </w:t>
+      </w:r>
+    </w:p>
+    <w:p>
+      <w:pPr>
+        <w:numPr>
+          <w:ilvl w:val="0"/>
+          <w:numId w:val="28"/>
+        </w:numPr>
+        <w:spacing w:before="100" w:beforeAutospacing="1" w:after="100" w:afterAutospacing="1" w:line="240" w:lineRule="auto"/>
+        <w:rPr>
+          <w:rFonts w:ascii="Times New Roman" w:eastAsia="Times New Roman" w:hAnsi="Times New Roman" w:cs="Times New Roman"/>
+          <w:sz w:val="24"/>
+          <w:szCs w:val="24"/>
+          <w:lang w:eastAsia="en-IN"/>
+        </w:rPr>
+      </w:pPr>
+      <w:r>
+        <w:rPr>
+          <w:rFonts w:ascii="Times New Roman" w:eastAsia="Times New Roman" w:hAnsi="Times New Roman" w:cs="Times New Roman"/>
+          <w:sz w:val="24"/>
+          <w:szCs w:val="24"/>
+          <w:lang w:eastAsia="en-IN"/>
+        </w:rPr>
+        <w:t xml:space="preserve">Replace each element with smallest factor greater than 1 </w:t>
+      </w:r>
+    </w:p>
+    <w:p>
+      <w:pPr>
+        <w:numPr>
+          <w:ilvl w:val="0"/>
+          <w:numId w:val="28"/>
+        </w:numPr>
+        <w:spacing w:before="100" w:beforeAutospacing="1" w:after="100" w:afterAutospacing="1" w:line="240" w:lineRule="auto"/>
+        <w:rPr>
+          <w:rFonts w:ascii="Times New Roman" w:eastAsia="Times New Roman" w:hAnsi="Times New Roman" w:cs="Times New Roman"/>
+          <w:sz w:val="24"/>
+          <w:szCs w:val="24"/>
+          <w:lang w:eastAsia="en-IN"/>
+        </w:rPr>
+      </w:pPr>
+      <w:r>
+        <w:rPr>
+          <w:rFonts w:ascii="Times New Roman" w:eastAsia="Times New Roman" w:hAnsi="Times New Roman" w:cs="Times New Roman"/>
+          <w:sz w:val="24"/>
+          <w:szCs w:val="24"/>
+          <w:lang w:eastAsia="en-IN"/>
+        </w:rPr>
+        <w:t xml:space="preserve">Replace each element with sum of digits of reverse(number) </w:t>
+      </w:r>
+    </w:p>
+    <w:p>
+      <w:pPr>
+        <w:numPr>
+          <w:ilvl w:val="0"/>
+          <w:numId w:val="28"/>
+        </w:numPr>
+        <w:spacing w:before="100" w:beforeAutospacing="1" w:after="100" w:afterAutospacing="1" w:line="240" w:lineRule="auto"/>
+        <w:rPr>
+          <w:rFonts w:ascii="Times New Roman" w:eastAsia="Times New Roman" w:hAnsi="Times New Roman" w:cs="Times New Roman"/>
+          <w:sz w:val="24"/>
+          <w:szCs w:val="24"/>
+          <w:lang w:eastAsia="en-IN"/>
+        </w:rPr>
+      </w:pPr>
+      <w:r>
+        <w:rPr>
+          <w:rFonts w:ascii="Times New Roman" w:eastAsia="Times New Roman" w:hAnsi="Times New Roman" w:cs="Times New Roman"/>
+          <w:sz w:val="24"/>
+          <w:szCs w:val="24"/>
+          <w:lang w:eastAsia="en-IN"/>
+        </w:rPr>
+        <w:t xml:space="preserve">Replace each element with count of digits greater than average digit </w:t>
+      </w:r>
+    </w:p>
+    <w:p>
+      <w:pPr>
+        <w:spacing w:after="0" w:line="240" w:lineRule="auto"/>
+        <w:rPr>
+          <w:rFonts w:ascii="Times New Roman" w:eastAsia="Times New Roman" w:hAnsi="Times New Roman" w:cs="Times New Roman"/>
+          <w:sz w:val="24"/>
+          <w:szCs w:val="24"/>
+          <w:lang w:eastAsia="en-IN"/>
+        </w:rPr>
+      </w:pPr>
+      <w:r>
+        <w:rPr>
+          <w:rFonts w:ascii="Times New Roman" w:eastAsia="Times New Roman" w:hAnsi="Times New Roman" w:cs="Times New Roman"/>
+          <w:sz w:val="24"/>
+          <w:szCs w:val="24"/>
+          <w:lang w:eastAsia="en-IN"/>
+        </w:rPr>
+        <w:pict w14:anchorId="3A19FBC0">
+          <v:rect id="_x0000_i1046" style="width:0;height:1.5pt" o:hralign="center" o:hrstd="t" o:hr="t" fillcolor="#a0a0a0" stroked="f"/>
+        </w:pict>
+      </w:r>
+    </w:p>
+    <w:p>
+      <w:pPr>
+        <w:spacing w:before="100" w:beforeAutospacing="1" w:after="100" w:afterAutospacing="1" w:line="240" w:lineRule="auto"/>
+        <w:outlineLvl w:val="0"/>
+        <w:rPr>
+          <w:rFonts w:ascii="Times New Roman" w:eastAsia="Times New Roman" w:hAnsi="Times New Roman" w:cs="Times New Roman"/>
+          <w:b/>
+          <w:bCs/>
+          <w:kern w:val="36"/>
+          <w:sz w:val="48"/>
+          <w:szCs w:val="48"/>
+          <w:lang w:eastAsia="en-IN"/>
+        </w:rPr>
+      </w:pPr>
+      <w:r>
+        <w:rPr>
+          <w:rFonts w:ascii="Segoe UI Emoji" w:eastAsia="Times New Roman" w:hAnsi="Segoe UI Emoji" w:cs="Segoe UI Emoji"/>
+          <w:b/>
+          <w:bCs/>
+          <w:kern w:val="36"/>
+          <w:sz w:val="48"/>
+          <w:szCs w:val="48"/>
+          <w:lang w:eastAsia="en-IN"/>
+        </w:rPr>
+        <w:t>📊</w:t>
+      </w:r>
+      <w:r>
+        <w:rPr>
+          <w:rFonts w:ascii="Times New Roman" w:eastAsia="Times New Roman" w:hAnsi="Times New Roman" w:cs="Times New Roman"/>
+          <w:b/>
+          <w:bCs/>
+          <w:kern w:val="36"/>
+          <w:sz w:val="48"/>
+          <w:szCs w:val="48"/>
+          <w:lang w:eastAsia="en-IN"/>
+        </w:rPr>
+        <w:t xml:space="preserve"> SECTION 16: Frequency + Rearrangement Harder (10)</w:t>
+      </w:r>
+    </w:p>
+    <w:p>
+      <w:pPr>
+        <w:numPr>
+          <w:ilvl w:val="0"/>
+          <w:numId w:val="29"/>
+        </w:numPr>
+        <w:spacing w:before="100" w:beforeAutospacing="1" w:after="100" w:afterAutospacing="1" w:line="240" w:lineRule="auto"/>
+        <w:rPr>
+          <w:rFonts w:ascii="Times New Roman" w:eastAsia="Times New Roman" w:hAnsi="Times New Roman" w:cs="Times New Roman"/>
+          <w:sz w:val="24"/>
+          <w:szCs w:val="24"/>
+          <w:lang w:eastAsia="en-IN"/>
+        </w:rPr>
+      </w:pPr>
+      <w:r>
+        <w:rPr>
+          <w:rFonts w:ascii="Times New Roman" w:eastAsia="Times New Roman" w:hAnsi="Times New Roman" w:cs="Times New Roman"/>
+          <w:sz w:val="24"/>
+          <w:szCs w:val="24"/>
+          <w:lang w:eastAsia="en-IN"/>
+        </w:rPr>
+        <w:t xml:space="preserve">Find first element whose frequency is odd and &gt; average frequency </w:t>
+      </w:r>
+    </w:p>
+    <w:p>
+      <w:pPr>
+        <w:numPr>
+          <w:ilvl w:val="0"/>
+          <w:numId w:val="29"/>
+        </w:numPr>
+        <w:spacing w:before="100" w:beforeAutospacing="1" w:after="100" w:afterAutospacing="1" w:line="240" w:lineRule="auto"/>
+        <w:rPr>
+          <w:rFonts w:ascii="Times New Roman" w:eastAsia="Times New Roman" w:hAnsi="Times New Roman" w:cs="Times New Roman"/>
+          <w:sz w:val="24"/>
+          <w:szCs w:val="24"/>
+          <w:lang w:eastAsia="en-IN"/>
+        </w:rPr>
+      </w:pPr>
+      <w:r>
+        <w:rPr>
+          <w:rFonts w:ascii="Times New Roman" w:eastAsia="Times New Roman" w:hAnsi="Times New Roman" w:cs="Times New Roman"/>
+          <w:sz w:val="24"/>
+          <w:szCs w:val="24"/>
+          <w:lang w:eastAsia="en-IN"/>
+        </w:rPr>
+        <w:t xml:space="preserve">Replace elements with reverse rank by frequency </w:t>
+      </w:r>
+    </w:p>
+    <w:p>
+      <w:pPr>
+        <w:numPr>
+          <w:ilvl w:val="0"/>
+          <w:numId w:val="29"/>
+        </w:numPr>
+        <w:spacing w:before="100" w:beforeAutospacing="1" w:after="100" w:afterAutospacing="1" w:line="240" w:lineRule="auto"/>
+        <w:rPr>
+          <w:rFonts w:ascii="Times New Roman" w:eastAsia="Times New Roman" w:hAnsi="Times New Roman" w:cs="Times New Roman"/>
+          <w:sz w:val="24"/>
+          <w:szCs w:val="24"/>
+          <w:lang w:eastAsia="en-IN"/>
+        </w:rPr>
+      </w:pPr>
+      <w:r>
+        <w:rPr>
+          <w:rFonts w:ascii="Times New Roman" w:eastAsia="Times New Roman" w:hAnsi="Times New Roman" w:cs="Times New Roman"/>
+          <w:sz w:val="24"/>
+          <w:szCs w:val="24"/>
+          <w:lang w:eastAsia="en-IN"/>
+        </w:rPr>
+        <w:t xml:space="preserve">Remove second repeating element only </w:t>
+      </w:r>
+    </w:p>
+    <w:p>
+      <w:pPr>
+        <w:numPr>
+          <w:ilvl w:val="0"/>
+          <w:numId w:val="29"/>
+        </w:numPr>
+        <w:spacing w:before="100" w:beforeAutospacing="1" w:after="100" w:afterAutospacing="1" w:line="240" w:lineRule="auto"/>
+        <w:rPr>
+          <w:rFonts w:ascii="Times New Roman" w:eastAsia="Times New Roman" w:hAnsi="Times New Roman" w:cs="Times New Roman"/>
+          <w:sz w:val="24"/>
+          <w:szCs w:val="24"/>
+          <w:lang w:eastAsia="en-IN"/>
+        </w:rPr>
+      </w:pPr>
+      <w:r>
+        <w:rPr>
+          <w:rFonts w:ascii="Times New Roman" w:eastAsia="Times New Roman" w:hAnsi="Times New Roman" w:cs="Times New Roman"/>
+          <w:sz w:val="24"/>
+          <w:szCs w:val="24"/>
+          <w:lang w:eastAsia="en-IN"/>
+        </w:rPr>
+        <w:t xml:space="preserve">Find longest streak of prime numbers </w:t>
+      </w:r>
+    </w:p>
+    <w:p>
+      <w:pPr>
+        <w:numPr>
+          <w:ilvl w:val="0"/>
+          <w:numId w:val="29"/>
+        </w:numPr>
+        <w:spacing w:before="100" w:beforeAutospacing="1" w:after="100" w:afterAutospacing="1" w:line="240" w:lineRule="auto"/>
+        <w:rPr>
+          <w:rFonts w:ascii="Times New Roman" w:eastAsia="Times New Roman" w:hAnsi="Times New Roman" w:cs="Times New Roman"/>
+          <w:sz w:val="24"/>
+          <w:szCs w:val="24"/>
+          <w:lang w:eastAsia="en-IN"/>
+        </w:rPr>
+      </w:pPr>
+      <w:r>
+        <w:rPr>
+          <w:rFonts w:ascii="Times New Roman" w:eastAsia="Times New Roman" w:hAnsi="Times New Roman" w:cs="Times New Roman"/>
+          <w:sz w:val="24"/>
+          <w:szCs w:val="24"/>
+          <w:lang w:eastAsia="en-IN"/>
+        </w:rPr>
+        <w:t xml:space="preserve">Find longest streak where digits sum increases </w:t>
+      </w:r>
+    </w:p>
+    <w:p>
+      <w:pPr>
+        <w:numPr>
+          <w:ilvl w:val="0"/>
+          <w:numId w:val="29"/>
+        </w:numPr>
+        <w:spacing w:before="100" w:beforeAutospacing="1" w:after="100" w:afterAutospacing="1" w:line="240" w:lineRule="auto"/>
+        <w:rPr>
+          <w:rFonts w:ascii="Times New Roman" w:eastAsia="Times New Roman" w:hAnsi="Times New Roman" w:cs="Times New Roman"/>
+          <w:sz w:val="24"/>
+          <w:szCs w:val="24"/>
+          <w:lang w:eastAsia="en-IN"/>
+        </w:rPr>
+      </w:pPr>
+      <w:r>
+        <w:rPr>
+          <w:rFonts w:ascii="Times New Roman" w:eastAsia="Times New Roman" w:hAnsi="Times New Roman" w:cs="Times New Roman"/>
+          <w:sz w:val="24"/>
+          <w:szCs w:val="24"/>
+          <w:lang w:eastAsia="en-IN"/>
+        </w:rPr>
+        <w:t xml:space="preserve">Move all elements with even frequency to front </w:t>
+      </w:r>
+    </w:p>
+    <w:p>
+      <w:pPr>
+        <w:numPr>
+          <w:ilvl w:val="0"/>
+          <w:numId w:val="29"/>
+        </w:numPr>
+        <w:spacing w:before="100" w:beforeAutospacing="1" w:after="100" w:afterAutospacing="1" w:line="240" w:lineRule="auto"/>
+        <w:rPr>
+          <w:rFonts w:ascii="Times New Roman" w:eastAsia="Times New Roman" w:hAnsi="Times New Roman" w:cs="Times New Roman"/>
+          <w:sz w:val="24"/>
+          <w:szCs w:val="24"/>
+          <w:lang w:eastAsia="en-IN"/>
+        </w:rPr>
+      </w:pPr>
+      <w:r>
+        <w:rPr>
+          <w:rFonts w:ascii="Times New Roman" w:eastAsia="Times New Roman" w:hAnsi="Times New Roman" w:cs="Times New Roman"/>
+          <w:sz w:val="24"/>
+          <w:szCs w:val="24"/>
+          <w:lang w:eastAsia="en-IN"/>
+        </w:rPr>
+        <w:t xml:space="preserve">Sort only repeated elements, keep unique positions same </w:t>
+      </w:r>
+    </w:p>
+    <w:p>
+      <w:pPr>
+        <w:numPr>
+          <w:ilvl w:val="0"/>
+          <w:numId w:val="29"/>
+        </w:numPr>
+        <w:spacing w:before="100" w:beforeAutospacing="1" w:after="100" w:afterAutospacing="1" w:line="240" w:lineRule="auto"/>
+        <w:rPr>
+          <w:rFonts w:ascii="Times New Roman" w:eastAsia="Times New Roman" w:hAnsi="Times New Roman" w:cs="Times New Roman"/>
+          <w:sz w:val="24"/>
+          <w:szCs w:val="24"/>
+          <w:lang w:eastAsia="en-IN"/>
+        </w:rPr>
+      </w:pPr>
+      <w:r>
+        <w:rPr>
+          <w:rFonts w:ascii="Times New Roman" w:eastAsia="Times New Roman" w:hAnsi="Times New Roman" w:cs="Times New Roman"/>
+          <w:sz w:val="24"/>
+          <w:szCs w:val="24"/>
+          <w:lang w:eastAsia="en-IN"/>
+        </w:rPr>
+        <w:t xml:space="preserve">Replace each streak start with 9 </w:t>
+      </w:r>
+    </w:p>
+    <w:p>
+      <w:pPr>
+        <w:numPr>
+          <w:ilvl w:val="0"/>
+          <w:numId w:val="29"/>
+        </w:numPr>
+        <w:spacing w:before="100" w:beforeAutospacing="1" w:after="100" w:afterAutospacing="1" w:line="240" w:lineRule="auto"/>
+        <w:rPr>
+          <w:rFonts w:ascii="Times New Roman" w:eastAsia="Times New Roman" w:hAnsi="Times New Roman" w:cs="Times New Roman"/>
+          <w:sz w:val="24"/>
+          <w:szCs w:val="24"/>
+          <w:lang w:eastAsia="en-IN"/>
+        </w:rPr>
+      </w:pPr>
+      <w:r>
+        <w:rPr>
+          <w:rFonts w:ascii="Times New Roman" w:eastAsia="Times New Roman" w:hAnsi="Times New Roman" w:cs="Times New Roman"/>
+          <w:sz w:val="24"/>
+          <w:szCs w:val="24"/>
+          <w:lang w:eastAsia="en-IN"/>
+        </w:rPr>
+        <w:t xml:space="preserve">Replace each streak end with 8 </w:t>
+      </w:r>
+    </w:p>
+    <w:p>
+      <w:pPr>
+        <w:numPr>
+          <w:ilvl w:val="0"/>
+          <w:numId w:val="29"/>
+        </w:numPr>
+        <w:spacing w:before="100" w:beforeAutospacing="1" w:after="100" w:afterAutospacing="1" w:line="240" w:lineRule="auto"/>
+        <w:rPr>
+          <w:rFonts w:ascii="Times New Roman" w:eastAsia="Times New Roman" w:hAnsi="Times New Roman" w:cs="Times New Roman"/>
+          <w:sz w:val="24"/>
+          <w:szCs w:val="24"/>
+          <w:lang w:eastAsia="en-IN"/>
+        </w:rPr>
+      </w:pPr>
+      <w:r>
+        <w:rPr>
+          <w:rFonts w:ascii="Times New Roman" w:eastAsia="Times New Roman" w:hAnsi="Times New Roman" w:cs="Times New Roman"/>
+          <w:sz w:val="24"/>
+          <w:szCs w:val="24"/>
+          <w:lang w:eastAsia="en-IN"/>
+        </w:rPr>
+        <w:t>Rearrange by frequency descending, value ascending on tie</w:t>
+      </w:r>
+    </w:p>
+    <w:p>
+      <w:pPr>
+        <w:spacing w:before="100" w:beforeAutospacing="1" w:after="100" w:afterAutospacing="1" w:line="240" w:lineRule="auto"/>
+        <w:rPr>
+          <w:rFonts w:ascii="Times New Roman" w:eastAsia="Times New Roman" w:hAnsi="Times New Roman" w:cs="Times New Roman"/>
+          <w:sz w:val="24"/>
+          <w:szCs w:val="24"/>
+          <w:lang w:eastAsia="en-IN"/>
+        </w:rPr>
+      </w:pPr>
     </w:p>
     <w:p>
       <w:pPr>
@@ -7802,6 +8698,119 @@
 <file path=word/numbering.xml><?xml version="1.0" encoding="utf-8"?>
 <w:numbering xmlns:wpc="http://schemas.microsoft.com/office/word/2010/wordprocessingCanvas" xmlns:cx="http://schemas.microsoft.com/office/drawing/2014/chartex" xmlns:cx1="http://schemas.microsoft.com/office/drawing/2015/9/8/chartex" xmlns:cx2="http://schemas.microsoft.com/office/drawing/2015/10/21/chartex" xmlns:cx3="http://schemas.microsoft.com/office/drawing/2016/5/9/chartex" xmlns:cx4="http://schemas.microsoft.com/office/drawing/2016/5/10/chartex" xmlns:cx5="http://schemas.microsoft.com/office/drawing/2016/5/11/chartex" xmlns:cx6="http://schemas.microsoft.com/office/drawing/2016/5/12/chartex" xmlns:cx7="http://schemas.microsoft.com/office/drawing/2016/5/13/chartex" xmlns:cx8="http://schemas.microsoft.com/office/drawing/2016/5/14/chartex" xmlns:mc="http://schemas.openxmlformats.org/markup-compatibility/2006" xmlns:aink="http://schemas.microsoft.com/office/drawing/2016/ink" xmlns:am3d="http://schemas.microsoft.com/office/drawing/2017/model3d" xmlns:o="urn:schemas-microsoft-com:office:office" xmlns:oel="http://schemas.microsoft.com/office/2019/extlst" xmlns:r="http://schemas.openxmlformats.org/officeDocument/2006/relationships" xmlns:m="http://schemas.openxmlformats.org/officeDocument/2006/math" xmlns:v="urn:schemas-microsoft-com:vml" xmlns:wp14="http://schemas.microsoft.com/office/word/2010/wordprocessingDrawing" xmlns:wp="http://schemas.openxmlformats.org/drawingml/2006/wordprocessingDrawing" xmlns:w10="urn:schemas-microsoft-com:office:word" xmlns:w="http://schemas.openxmlformats.org/wordprocessingml/2006/main" xmlns:w14="http://schemas.microsoft.com/office/word/2010/wordml" xmlns:w15="http://schemas.microsoft.com/office/word/2012/wordml" xmlns:w16cex="http://schemas.microsoft.com/office/word/2018/wordml/cex" xmlns:w16cid="http://schemas.microsoft.com/office/word/2016/wordml/cid" xmlns:w16="http://schemas.microsoft.com/office/word/2018/wordml" xmlns:w16sdtdh="http://schemas.microsoft.com/office/word/2020/wordml/sdtdatahash" xmlns:w16se="http://schemas.microsoft.com/office/word/2015/wordml/symex" xmlns:wpg="http://schemas.microsoft.com/office/word/2010/wordprocessingGroup" xmlns:wpi="http://schemas.microsoft.com/office/word/2010/wordprocessingInk" xmlns:wne="http://schemas.microsoft.com/office/word/2006/wordml" xmlns:wps="http://schemas.microsoft.com/office/word/2010/wordprocessingShape" mc:Ignorable="w14 w15 w16se w16cid w16 w16cex w16sdtdh wp14">
   <w:abstractNum w:abstractNumId="0" w15:restartNumberingAfterBreak="0">
+    <w:nsid w:val="048472B1"/>
+    <w:multiLevelType w:val="multilevel"/>
+    <w:tmpl w:val="5C9E70E4"/>
+    <w:lvl w:ilvl="0">
+      <w:start w:val="141"/>
+      <w:numFmt w:val="decimal"/>
+      <w:lvlText w:val="%1."/>
+      <w:lvlJc w:val="left"/>
+      <w:pPr>
+        <w:tabs>
+          <w:tab w:val="num" w:pos="720"/>
+        </w:tabs>
+        <w:ind w:left="720" w:hanging="360"/>
+      </w:pPr>
+    </w:lvl>
+    <w:lvl w:ilvl="1" w:tentative="1">
+      <w:start w:val="1"/>
+      <w:numFmt w:val="decimal"/>
+      <w:lvlText w:val="%2."/>
+      <w:lvlJc w:val="left"/>
+      <w:pPr>
+        <w:tabs>
+          <w:tab w:val="num" w:pos="1440"/>
+        </w:tabs>
+        <w:ind w:left="1440" w:hanging="360"/>
+      </w:pPr>
+    </w:lvl>
+    <w:lvl w:ilvl="2" w:tentative="1">
+      <w:start w:val="1"/>
+      <w:numFmt w:val="decimal"/>
+      <w:lvlText w:val="%3."/>
+      <w:lvlJc w:val="left"/>
+      <w:pPr>
+        <w:tabs>
+          <w:tab w:val="num" w:pos="2160"/>
+        </w:tabs>
+        <w:ind w:left="2160" w:hanging="360"/>
+      </w:pPr>
+    </w:lvl>
+    <w:lvl w:ilvl="3" w:tentative="1">
+      <w:start w:val="1"/>
+      <w:numFmt w:val="decimal"/>
+      <w:lvlText w:val="%4."/>
+      <w:lvlJc w:val="left"/>
+      <w:pPr>
+        <w:tabs>
+          <w:tab w:val="num" w:pos="2880"/>
+        </w:tabs>
+        <w:ind w:left="2880" w:hanging="360"/>
+      </w:pPr>
+    </w:lvl>
+    <w:lvl w:ilvl="4" w:tentative="1">
+      <w:start w:val="1"/>
+      <w:numFmt w:val="decimal"/>
+      <w:lvlText w:val="%5."/>
+      <w:lvlJc w:val="left"/>
+      <w:pPr>
+        <w:tabs>
+          <w:tab w:val="num" w:pos="3600"/>
+        </w:tabs>
+        <w:ind w:left="3600" w:hanging="360"/>
+      </w:pPr>
+    </w:lvl>
+    <w:lvl w:ilvl="5" w:tentative="1">
+      <w:start w:val="1"/>
+      <w:numFmt w:val="decimal"/>
+      <w:lvlText w:val="%6."/>
+      <w:lvlJc w:val="left"/>
+      <w:pPr>
+        <w:tabs>
+          <w:tab w:val="num" w:pos="4320"/>
+        </w:tabs>
+        <w:ind w:left="4320" w:hanging="360"/>
+      </w:pPr>
+    </w:lvl>
+    <w:lvl w:ilvl="6" w:tentative="1">
+      <w:start w:val="1"/>
+      <w:numFmt w:val="decimal"/>
+      <w:lvlText w:val="%7."/>
+      <w:lvlJc w:val="left"/>
+      <w:pPr>
+        <w:tabs>
+          <w:tab w:val="num" w:pos="5040"/>
+        </w:tabs>
+        <w:ind w:left="5040" w:hanging="360"/>
+      </w:pPr>
+    </w:lvl>
+    <w:lvl w:ilvl="7" w:tentative="1">
+      <w:start w:val="1"/>
+      <w:numFmt w:val="decimal"/>
+      <w:lvlText w:val="%8."/>
+      <w:lvlJc w:val="left"/>
+      <w:pPr>
+        <w:tabs>
+          <w:tab w:val="num" w:pos="5760"/>
+        </w:tabs>
+        <w:ind w:left="5760" w:hanging="360"/>
+      </w:pPr>
+    </w:lvl>
+    <w:lvl w:ilvl="8" w:tentative="1">
+      <w:start w:val="1"/>
+      <w:numFmt w:val="decimal"/>
+      <w:lvlText w:val="%9."/>
+      <w:lvlJc w:val="left"/>
+      <w:pPr>
+        <w:tabs>
+          <w:tab w:val="num" w:pos="6480"/>
+        </w:tabs>
+        <w:ind w:left="6480" w:hanging="360"/>
+      </w:pPr>
+    </w:lvl>
+  </w:abstractNum>
+  <w:abstractNum w:abstractNumId="1" w15:restartNumberingAfterBreak="0">
     <w:nsid w:val="0CB82C27"/>
     <w:multiLevelType w:val="multilevel"/>
     <w:tmpl w:val="1F58F986"/>
@@ -7914,7 +8923,7 @@
       </w:pPr>
     </w:lvl>
   </w:abstractNum>
-  <w:abstractNum w:abstractNumId="1" w15:restartNumberingAfterBreak="0">
+  <w:abstractNum w:abstractNumId="2" w15:restartNumberingAfterBreak="0">
     <w:nsid w:val="173E5570"/>
     <w:multiLevelType w:val="multilevel"/>
     <w:tmpl w:val="E01C319A"/>
@@ -8027,7 +9036,7 @@
       </w:pPr>
     </w:lvl>
   </w:abstractNum>
-  <w:abstractNum w:abstractNumId="2" w15:restartNumberingAfterBreak="0">
+  <w:abstractNum w:abstractNumId="3" w15:restartNumberingAfterBreak="0">
     <w:nsid w:val="1EA71ED0"/>
     <w:multiLevelType w:val="multilevel"/>
     <w:tmpl w:val="8ED02D38"/>
@@ -8140,7 +9149,7 @@
       </w:pPr>
     </w:lvl>
   </w:abstractNum>
-  <w:abstractNum w:abstractNumId="3" w15:restartNumberingAfterBreak="0">
+  <w:abstractNum w:abstractNumId="4" w15:restartNumberingAfterBreak="0">
     <w:nsid w:val="22C46298"/>
     <w:multiLevelType w:val="multilevel"/>
     <w:tmpl w:val="602000B4"/>
@@ -8253,7 +9262,120 @@
       </w:pPr>
     </w:lvl>
   </w:abstractNum>
-  <w:abstractNum w:abstractNumId="4" w15:restartNumberingAfterBreak="0">
+  <w:abstractNum w:abstractNumId="5" w15:restartNumberingAfterBreak="0">
+    <w:nsid w:val="251C679B"/>
+    <w:multiLevelType w:val="multilevel"/>
+    <w:tmpl w:val="C3DEBDC0"/>
+    <w:lvl w:ilvl="0">
+      <w:start w:val="151"/>
+      <w:numFmt w:val="decimal"/>
+      <w:lvlText w:val="%1."/>
+      <w:lvlJc w:val="left"/>
+      <w:pPr>
+        <w:tabs>
+          <w:tab w:val="num" w:pos="720"/>
+        </w:tabs>
+        <w:ind w:left="720" w:hanging="360"/>
+      </w:pPr>
+    </w:lvl>
+    <w:lvl w:ilvl="1" w:tentative="1">
+      <w:start w:val="1"/>
+      <w:numFmt w:val="decimal"/>
+      <w:lvlText w:val="%2."/>
+      <w:lvlJc w:val="left"/>
+      <w:pPr>
+        <w:tabs>
+          <w:tab w:val="num" w:pos="1440"/>
+        </w:tabs>
+        <w:ind w:left="1440" w:hanging="360"/>
+      </w:pPr>
+    </w:lvl>
+    <w:lvl w:ilvl="2" w:tentative="1">
+      <w:start w:val="1"/>
+      <w:numFmt w:val="decimal"/>
+      <w:lvlText w:val="%3."/>
+      <w:lvlJc w:val="left"/>
+      <w:pPr>
+        <w:tabs>
+          <w:tab w:val="num" w:pos="2160"/>
+        </w:tabs>
+        <w:ind w:left="2160" w:hanging="360"/>
+      </w:pPr>
+    </w:lvl>
+    <w:lvl w:ilvl="3" w:tentative="1">
+      <w:start w:val="1"/>
+      <w:numFmt w:val="decimal"/>
+      <w:lvlText w:val="%4."/>
+      <w:lvlJc w:val="left"/>
+      <w:pPr>
+        <w:tabs>
+          <w:tab w:val="num" w:pos="2880"/>
+        </w:tabs>
+        <w:ind w:left="2880" w:hanging="360"/>
+      </w:pPr>
+    </w:lvl>
+    <w:lvl w:ilvl="4" w:tentative="1">
+      <w:start w:val="1"/>
+      <w:numFmt w:val="decimal"/>
+      <w:lvlText w:val="%5."/>
+      <w:lvlJc w:val="left"/>
+      <w:pPr>
+        <w:tabs>
+          <w:tab w:val="num" w:pos="3600"/>
+        </w:tabs>
+        <w:ind w:left="3600" w:hanging="360"/>
+      </w:pPr>
+    </w:lvl>
+    <w:lvl w:ilvl="5" w:tentative="1">
+      <w:start w:val="1"/>
+      <w:numFmt w:val="decimal"/>
+      <w:lvlText w:val="%6."/>
+      <w:lvlJc w:val="left"/>
+      <w:pPr>
+        <w:tabs>
+          <w:tab w:val="num" w:pos="4320"/>
+        </w:tabs>
+        <w:ind w:left="4320" w:hanging="360"/>
+      </w:pPr>
+    </w:lvl>
+    <w:lvl w:ilvl="6" w:tentative="1">
+      <w:start w:val="1"/>
+      <w:numFmt w:val="decimal"/>
+      <w:lvlText w:val="%7."/>
+      <w:lvlJc w:val="left"/>
+      <w:pPr>
+        <w:tabs>
+          <w:tab w:val="num" w:pos="5040"/>
+        </w:tabs>
+        <w:ind w:left="5040" w:hanging="360"/>
+      </w:pPr>
+    </w:lvl>
+    <w:lvl w:ilvl="7" w:tentative="1">
+      <w:start w:val="1"/>
+      <w:numFmt w:val="decimal"/>
+      <w:lvlText w:val="%8."/>
+      <w:lvlJc w:val="left"/>
+      <w:pPr>
+        <w:tabs>
+          <w:tab w:val="num" w:pos="5760"/>
+        </w:tabs>
+        <w:ind w:left="5760" w:hanging="360"/>
+      </w:pPr>
+    </w:lvl>
+    <w:lvl w:ilvl="8" w:tentative="1">
+      <w:start w:val="1"/>
+      <w:numFmt w:val="decimal"/>
+      <w:lvlText w:val="%9."/>
+      <w:lvlJc w:val="left"/>
+      <w:pPr>
+        <w:tabs>
+          <w:tab w:val="num" w:pos="6480"/>
+        </w:tabs>
+        <w:ind w:left="6480" w:hanging="360"/>
+      </w:pPr>
+    </w:lvl>
+  </w:abstractNum>
+  <w:abstractNum w:abstractNumId="6" w15:restartNumberingAfterBreak="0">
     <w:nsid w:val="28561AB6"/>
     <w:multiLevelType w:val="multilevel"/>
     <w:tmpl w:val="C862061A"/>
@@ -8366,7 +9488,7 @@
       </w:pPr>
     </w:lvl>
   </w:abstractNum>
-  <w:abstractNum w:abstractNumId="5" w15:restartNumberingAfterBreak="0">
+  <w:abstractNum w:abstractNumId="7" w15:restartNumberingAfterBreak="0">
     <w:nsid w:val="2B7200C1"/>
     <w:multiLevelType w:val="multilevel"/>
     <w:tmpl w:val="1C484E04"/>
@@ -8479,7 +9601,7 @@
       </w:pPr>
     </w:lvl>
   </w:abstractNum>
-  <w:abstractNum w:abstractNumId="6" w15:restartNumberingAfterBreak="0">
+  <w:abstractNum w:abstractNumId="8" w15:restartNumberingAfterBreak="0">
     <w:nsid w:val="31BD6030"/>
     <w:multiLevelType w:val="multilevel"/>
     <w:tmpl w:val="9CAC134A"/>
@@ -8592,7 +9714,7 @@
       </w:pPr>
     </w:lvl>
   </w:abstractNum>
-  <w:abstractNum w:abstractNumId="7" w15:restartNumberingAfterBreak="0">
+  <w:abstractNum w:abstractNumId="9" w15:restartNumberingAfterBreak="0">
     <w:nsid w:val="37F32B7D"/>
     <w:multiLevelType w:val="multilevel"/>
     <w:tmpl w:val="07964106"/>
@@ -8705,7 +9827,7 @@
       </w:pPr>
     </w:lvl>
   </w:abstractNum>
-  <w:abstractNum w:abstractNumId="8" w15:restartNumberingAfterBreak="0">
+  <w:abstractNum w:abstractNumId="10" w15:restartNumberingAfterBreak="0">
     <w:nsid w:val="441B748A"/>
     <w:multiLevelType w:val="multilevel"/>
     <w:tmpl w:val="5972D522"/>
@@ -8818,7 +9940,7 @@
       </w:pPr>
     </w:lvl>
   </w:abstractNum>
-  <w:abstractNum w:abstractNumId="9" w15:restartNumberingAfterBreak="0">
+  <w:abstractNum w:abstractNumId="11" w15:restartNumberingAfterBreak="0">
     <w:nsid w:val="45562793"/>
     <w:multiLevelType w:val="multilevel"/>
     <w:tmpl w:val="CF4EA162"/>
@@ -8931,7 +10053,7 @@
       </w:pPr>
     </w:lvl>
   </w:abstractNum>
-  <w:abstractNum w:abstractNumId="10" w15:restartNumberingAfterBreak="0">
+  <w:abstractNum w:abstractNumId="12" w15:restartNumberingAfterBreak="0">
     <w:nsid w:val="47177CAE"/>
     <w:multiLevelType w:val="multilevel"/>
     <w:tmpl w:val="FA726AD2"/>
@@ -9044,7 +10166,7 @@
       </w:pPr>
     </w:lvl>
   </w:abstractNum>
-  <w:abstractNum w:abstractNumId="11" w15:restartNumberingAfterBreak="0">
+  <w:abstractNum w:abstractNumId="13" w15:restartNumberingAfterBreak="0">
     <w:nsid w:val="49FE5753"/>
     <w:multiLevelType w:val="multilevel"/>
     <w:tmpl w:val="84D43C52"/>
@@ -9157,7 +10279,7 @@
       </w:pPr>
     </w:lvl>
   </w:abstractNum>
-  <w:abstractNum w:abstractNumId="12" w15:restartNumberingAfterBreak="0">
+  <w:abstractNum w:abstractNumId="14" w15:restartNumberingAfterBreak="0">
     <w:nsid w:val="4CD43958"/>
     <w:multiLevelType w:val="multilevel"/>
     <w:tmpl w:val="504CCF98"/>
@@ -9270,7 +10392,7 @@
       </w:pPr>
     </w:lvl>
   </w:abstractNum>
-  <w:abstractNum w:abstractNumId="13" w15:restartNumberingAfterBreak="0">
+  <w:abstractNum w:abstractNumId="15" w15:restartNumberingAfterBreak="0">
     <w:nsid w:val="4F506DC9"/>
     <w:multiLevelType w:val="multilevel"/>
     <w:tmpl w:val="F85ECA2C"/>
@@ -9383,7 +10505,7 @@
       </w:pPr>
     </w:lvl>
   </w:abstractNum>
-  <w:abstractNum w:abstractNumId="14" w15:restartNumberingAfterBreak="0">
+  <w:abstractNum w:abstractNumId="16" w15:restartNumberingAfterBreak="0">
     <w:nsid w:val="5161492E"/>
     <w:multiLevelType w:val="multilevel"/>
     <w:tmpl w:val="72F45346"/>
@@ -9496,7 +10618,7 @@
       </w:pPr>
     </w:lvl>
   </w:abstractNum>
-  <w:abstractNum w:abstractNumId="15" w15:restartNumberingAfterBreak="0">
+  <w:abstractNum w:abstractNumId="17" w15:restartNumberingAfterBreak="0">
     <w:nsid w:val="55100965"/>
     <w:multiLevelType w:val="multilevel"/>
     <w:tmpl w:val="34EA45D4"/>
@@ -9609,7 +10731,7 @@
       </w:pPr>
     </w:lvl>
   </w:abstractNum>
-  <w:abstractNum w:abstractNumId="16" w15:restartNumberingAfterBreak="0">
+  <w:abstractNum w:abstractNumId="18" w15:restartNumberingAfterBreak="0">
     <w:nsid w:val="571344D7"/>
     <w:multiLevelType w:val="multilevel"/>
     <w:tmpl w:val="779ADC6A"/>
@@ -9722,7 +10844,7 @@
       </w:pPr>
     </w:lvl>
   </w:abstractNum>
-  <w:abstractNum w:abstractNumId="17" w15:restartNumberingAfterBreak="0">
+  <w:abstractNum w:abstractNumId="19" w15:restartNumberingAfterBreak="0">
     <w:nsid w:val="57150D4C"/>
     <w:multiLevelType w:val="multilevel"/>
     <w:tmpl w:val="7D7C7D28"/>
@@ -9835,7 +10957,7 @@
       </w:pPr>
     </w:lvl>
   </w:abstractNum>
-  <w:abstractNum w:abstractNumId="18" w15:restartNumberingAfterBreak="0">
+  <w:abstractNum w:abstractNumId="20" w15:restartNumberingAfterBreak="0">
     <w:nsid w:val="5A430A2F"/>
     <w:multiLevelType w:val="multilevel"/>
     <w:tmpl w:val="9A5A194A"/>
@@ -9948,7 +11070,7 @@
       </w:pPr>
     </w:lvl>
   </w:abstractNum>
-  <w:abstractNum w:abstractNumId="19" w15:restartNumberingAfterBreak="0">
+  <w:abstractNum w:abstractNumId="21" w15:restartNumberingAfterBreak="0">
     <w:nsid w:val="5D3636CC"/>
     <w:multiLevelType w:val="multilevel"/>
     <w:tmpl w:val="D59ECE6A"/>
@@ -10061,7 +11183,120 @@
       </w:pPr>
     </w:lvl>
   </w:abstractNum>
-  <w:abstractNum w:abstractNumId="20" w15:restartNumberingAfterBreak="0">
+  <w:abstractNum w:abstractNumId="22" w15:restartNumberingAfterBreak="0">
+    <w:nsid w:val="5D9F6614"/>
+    <w:multiLevelType w:val="multilevel"/>
+    <w:tmpl w:val="CF3239E8"/>
+    <w:lvl w:ilvl="0">
+      <w:start w:val="131"/>
+      <w:numFmt w:val="decimal"/>
+      <w:lvlText w:val="%1."/>
+      <w:lvlJc w:val="left"/>
+      <w:pPr>
+        <w:tabs>
+          <w:tab w:val="num" w:pos="720"/>
+        </w:tabs>
+        <w:ind w:left="720" w:hanging="360"/>
+      </w:pPr>
+    </w:lvl>
+    <w:lvl w:ilvl="1" w:tentative="1">
+      <w:start w:val="1"/>
+      <w:numFmt w:val="decimal"/>
+      <w:lvlText w:val="%2."/>
+      <w:lvlJc w:val="left"/>
+      <w:pPr>
+        <w:tabs>
+          <w:tab w:val="num" w:pos="1440"/>
+        </w:tabs>
+        <w:ind w:left="1440" w:hanging="360"/>
+      </w:pPr>
+    </w:lvl>
+    <w:lvl w:ilvl="2" w:tentative="1">
+      <w:start w:val="1"/>
+      <w:numFmt w:val="decimal"/>
+      <w:lvlText w:val="%3."/>
+      <w:lvlJc w:val="left"/>
+      <w:pPr>
+        <w:tabs>
+          <w:tab w:val="num" w:pos="2160"/>
+        </w:tabs>
+        <w:ind w:left="2160" w:hanging="360"/>
+      </w:pPr>
+    </w:lvl>
+    <w:lvl w:ilvl="3" w:tentative="1">
+      <w:start w:val="1"/>
+      <w:numFmt w:val="decimal"/>
+      <w:lvlText w:val="%4."/>
+      <w:lvlJc w:val="left"/>
+      <w:pPr>
+        <w:tabs>
+          <w:tab w:val="num" w:pos="2880"/>
+        </w:tabs>
+        <w:ind w:left="2880" w:hanging="360"/>
+      </w:pPr>
+    </w:lvl>
+    <w:lvl w:ilvl="4" w:tentative="1">
+      <w:start w:val="1"/>
+      <w:numFmt w:val="decimal"/>
+      <w:lvlText w:val="%5."/>
+      <w:lvlJc w:val="left"/>
+      <w:pPr>
+        <w:tabs>
+          <w:tab w:val="num" w:pos="3600"/>
+        </w:tabs>
+        <w:ind w:left="3600" w:hanging="360"/>
+      </w:pPr>
+    </w:lvl>
+    <w:lvl w:ilvl="5" w:tentative="1">
+      <w:start w:val="1"/>
+      <w:numFmt w:val="decimal"/>
+      <w:lvlText w:val="%6."/>
+      <w:lvlJc w:val="left"/>
+      <w:pPr>
+        <w:tabs>
+          <w:tab w:val="num" w:pos="4320"/>
+        </w:tabs>
+        <w:ind w:left="4320" w:hanging="360"/>
+      </w:pPr>
+    </w:lvl>
+    <w:lvl w:ilvl="6" w:tentative="1">
+      <w:start w:val="1"/>
+      <w:numFmt w:val="decimal"/>
+      <w:lvlText w:val="%7."/>
+      <w:lvlJc w:val="left"/>
+      <w:pPr>
+        <w:tabs>
+          <w:tab w:val="num" w:pos="5040"/>
+        </w:tabs>
+        <w:ind w:left="5040" w:hanging="360"/>
+      </w:pPr>
+    </w:lvl>
+    <w:lvl w:ilvl="7" w:tentative="1">
+      <w:start w:val="1"/>
+      <w:numFmt w:val="decimal"/>
+      <w:lvlText w:val="%8."/>
+      <w:lvlJc w:val="left"/>
+      <w:pPr>
+        <w:tabs>
+          <w:tab w:val="num" w:pos="5760"/>
+        </w:tabs>
+        <w:ind w:left="5760" w:hanging="360"/>
+      </w:pPr>
+    </w:lvl>
+    <w:lvl w:ilvl="8" w:tentative="1">
+      <w:start w:val="1"/>
+      <w:numFmt w:val="decimal"/>
+      <w:lvlText w:val="%9."/>
+      <w:lvlJc w:val="left"/>
+      <w:pPr>
+        <w:tabs>
+          <w:tab w:val="num" w:pos="6480"/>
+        </w:tabs>
+        <w:ind w:left="6480" w:hanging="360"/>
+      </w:pPr>
+    </w:lvl>
+  </w:abstractNum>
+  <w:abstractNum w:abstractNumId="23" w15:restartNumberingAfterBreak="0">
     <w:nsid w:val="5FEB0BE7"/>
     <w:multiLevelType w:val="multilevel"/>
     <w:tmpl w:val="A68E42C8"/>
@@ -10174,7 +11409,7 @@
       </w:pPr>
     </w:lvl>
   </w:abstractNum>
-  <w:abstractNum w:abstractNumId="21" w15:restartNumberingAfterBreak="0">
+  <w:abstractNum w:abstractNumId="24" w15:restartNumberingAfterBreak="0">
     <w:nsid w:val="64D17517"/>
     <w:multiLevelType w:val="multilevel"/>
     <w:tmpl w:val="AAA27246"/>
@@ -10287,7 +11522,7 @@
       </w:pPr>
     </w:lvl>
   </w:abstractNum>
-  <w:abstractNum w:abstractNumId="22" w15:restartNumberingAfterBreak="0">
+  <w:abstractNum w:abstractNumId="25" w15:restartNumberingAfterBreak="0">
     <w:nsid w:val="671A2D3C"/>
     <w:multiLevelType w:val="multilevel"/>
     <w:tmpl w:val="08CCF390"/>
@@ -10400,7 +11635,7 @@
       </w:pPr>
     </w:lvl>
   </w:abstractNum>
-  <w:abstractNum w:abstractNumId="23" w15:restartNumberingAfterBreak="0">
+  <w:abstractNum w:abstractNumId="26" w15:restartNumberingAfterBreak="0">
     <w:nsid w:val="7113410A"/>
     <w:multiLevelType w:val="multilevel"/>
     <w:tmpl w:val="DE1A1D10"/>
@@ -10513,7 +11748,7 @@
       </w:pPr>
     </w:lvl>
   </w:abstractNum>
-  <w:abstractNum w:abstractNumId="24" w15:restartNumberingAfterBreak="0">
+  <w:abstractNum w:abstractNumId="27" w15:restartNumberingAfterBreak="0">
     <w:nsid w:val="75AB7240"/>
     <w:multiLevelType w:val="multilevel"/>
     <w:tmpl w:val="A36E4B52"/>
@@ -10626,7 +11861,7 @@
       </w:pPr>
     </w:lvl>
   </w:abstractNum>
-  <w:abstractNum w:abstractNumId="25" w15:restartNumberingAfterBreak="0">
+  <w:abstractNum w:abstractNumId="28" w15:restartNumberingAfterBreak="0">
     <w:nsid w:val="77622AAB"/>
     <w:multiLevelType w:val="multilevel"/>
     <w:tmpl w:val="1F4C1644"/>
@@ -10740,82 +11975,91 @@
     </w:lvl>
   </w:abstractNum>
   <w:num w:numId="1" w16cid:durableId="1588339734">
+    <w:abstractNumId w:val="19"/>
+  </w:num>
+  <w:num w:numId="2" w16cid:durableId="692658137">
+    <w:abstractNumId w:val="15"/>
+  </w:num>
+  <w:num w:numId="3" w16cid:durableId="12341963">
+    <w:abstractNumId w:val="25"/>
+  </w:num>
+  <w:num w:numId="4" w16cid:durableId="119764994">
+    <w:abstractNumId w:val="12"/>
+  </w:num>
+  <w:num w:numId="5" w16cid:durableId="1023359414">
+    <w:abstractNumId w:val="14"/>
+  </w:num>
+  <w:num w:numId="6" w16cid:durableId="889147386">
+    <w:abstractNumId w:val="9"/>
+  </w:num>
+  <w:num w:numId="7" w16cid:durableId="1634021261">
+    <w:abstractNumId w:val="27"/>
+  </w:num>
+  <w:num w:numId="8" w16cid:durableId="1786463881">
+    <w:abstractNumId w:val="10"/>
+  </w:num>
+  <w:num w:numId="9" w16cid:durableId="1189492275">
+    <w:abstractNumId w:val="26"/>
+  </w:num>
+  <w:num w:numId="10" w16cid:durableId="241372221">
+    <w:abstractNumId w:val="4"/>
+  </w:num>
+  <w:num w:numId="11" w16cid:durableId="820971072">
+    <w:abstractNumId w:val="8"/>
+  </w:num>
+  <w:num w:numId="12" w16cid:durableId="2063751056">
+    <w:abstractNumId w:val="7"/>
+  </w:num>
+  <w:num w:numId="13" w16cid:durableId="1687050131">
+    <w:abstractNumId w:val="3"/>
+  </w:num>
+  <w:num w:numId="14" w16cid:durableId="1935088252">
+    <w:abstractNumId w:val="28"/>
+  </w:num>
+  <w:num w:numId="15" w16cid:durableId="1312515592">
+    <w:abstractNumId w:val="18"/>
+  </w:num>
+  <w:num w:numId="16" w16cid:durableId="353117394">
+    <w:abstractNumId w:val="2"/>
+  </w:num>
+  <w:num w:numId="17" w16cid:durableId="1408458454">
+    <w:abstractNumId w:val="16"/>
+  </w:num>
+  <w:num w:numId="18" w16cid:durableId="1208445440">
+    <w:abstractNumId w:val="1"/>
+  </w:num>
+  <w:num w:numId="19" w16cid:durableId="1173300445">
+    <w:abstractNumId w:val="20"/>
+  </w:num>
+  <w:num w:numId="20" w16cid:durableId="1850291706">
+    <w:abstractNumId w:val="6"/>
+  </w:num>
+  <w:num w:numId="21" w16cid:durableId="117797350">
     <w:abstractNumId w:val="17"/>
   </w:num>
-  <w:num w:numId="2" w16cid:durableId="692658137">
+  <w:num w:numId="22" w16cid:durableId="1517423048">
+    <w:abstractNumId w:val="11"/>
+  </w:num>
+  <w:num w:numId="23" w16cid:durableId="745683943">
+    <w:abstractNumId w:val="24"/>
+  </w:num>
+  <w:num w:numId="24" w16cid:durableId="1449278979">
     <w:abstractNumId w:val="13"/>
   </w:num>
-  <w:num w:numId="3" w16cid:durableId="12341963">
+  <w:num w:numId="25" w16cid:durableId="698749488">
+    <w:abstractNumId w:val="21"/>
+  </w:num>
+  <w:num w:numId="26" w16cid:durableId="1718503042">
+    <w:abstractNumId w:val="23"/>
+  </w:num>
+  <w:num w:numId="27" w16cid:durableId="132911623">
     <w:abstractNumId w:val="22"/>
   </w:num>
-  <w:num w:numId="4" w16cid:durableId="119764994">
-    <w:abstractNumId w:val="10"/>
-  </w:num>
-  <w:num w:numId="5" w16cid:durableId="1023359414">
-    <w:abstractNumId w:val="12"/>
-  </w:num>
-  <w:num w:numId="6" w16cid:durableId="889147386">
-    <w:abstractNumId w:val="7"/>
-  </w:num>
-  <w:num w:numId="7" w16cid:durableId="1634021261">
-    <w:abstractNumId w:val="24"/>
-  </w:num>
-  <w:num w:numId="8" w16cid:durableId="1786463881">
-    <w:abstractNumId w:val="8"/>
-  </w:num>
-  <w:num w:numId="9" w16cid:durableId="1189492275">
-    <w:abstractNumId w:val="23"/>
-  </w:num>
-  <w:num w:numId="10" w16cid:durableId="241372221">
-    <w:abstractNumId w:val="3"/>
-  </w:num>
-  <w:num w:numId="11" w16cid:durableId="820971072">
-    <w:abstractNumId w:val="6"/>
-  </w:num>
-  <w:num w:numId="12" w16cid:durableId="2063751056">
-    <w:abstractNumId w:val="5"/>
-  </w:num>
-  <w:num w:numId="13" w16cid:durableId="1687050131">
-    <w:abstractNumId w:val="2"/>
-  </w:num>
-  <w:num w:numId="14" w16cid:durableId="1935088252">
-    <w:abstractNumId w:val="25"/>
-  </w:num>
-  <w:num w:numId="15" w16cid:durableId="1312515592">
-    <w:abstractNumId w:val="16"/>
-  </w:num>
-  <w:num w:numId="16" w16cid:durableId="353117394">
-    <w:abstractNumId w:val="1"/>
-  </w:num>
-  <w:num w:numId="17" w16cid:durableId="1408458454">
-    <w:abstractNumId w:val="14"/>
-  </w:num>
-  <w:num w:numId="18" w16cid:durableId="1208445440">
+  <w:num w:numId="28" w16cid:durableId="1433629224">
     <w:abstractNumId w:val="0"/>
   </w:num>
-  <w:num w:numId="19" w16cid:durableId="1173300445">
-    <w:abstractNumId w:val="18"/>
-  </w:num>
-  <w:num w:numId="20" w16cid:durableId="1850291706">
-    <w:abstractNumId w:val="4"/>
-  </w:num>
-  <w:num w:numId="21" w16cid:durableId="117797350">
-    <w:abstractNumId w:val="15"/>
-  </w:num>
-  <w:num w:numId="22" w16cid:durableId="1517423048">
-    <w:abstractNumId w:val="9"/>
-  </w:num>
-  <w:num w:numId="23" w16cid:durableId="745683943">
-    <w:abstractNumId w:val="21"/>
-  </w:num>
-  <w:num w:numId="24" w16cid:durableId="1449278979">
-    <w:abstractNumId w:val="11"/>
-  </w:num>
-  <w:num w:numId="25" w16cid:durableId="698749488">
-    <w:abstractNumId w:val="19"/>
-  </w:num>
-  <w:num w:numId="26" w16cid:durableId="1718503042">
-    <w:abstractNumId w:val="20"/>
+  <w:num w:numId="29" w16cid:durableId="833959632">
+    <w:abstractNumId w:val="5"/>
   </w:num>
 </w:numbering>
 </file>

--- a/list ques.docx
+++ b/list ques.docx
@@ -8650,6 +8650,1562 @@
         </w:rPr>
         <w:t>Rearrange by frequency descending, value ascending on tie</w:t>
       </w:r>
+    </w:p>
+    <w:p>
+      <w:pPr>
+        <w:spacing w:before="100" w:beforeAutospacing="1" w:after="100" w:afterAutospacing="1" w:line="240" w:lineRule="auto"/>
+        <w:rPr>
+          <w:rFonts w:ascii="Times New Roman" w:eastAsia="Times New Roman" w:hAnsi="Times New Roman" w:cs="Times New Roman"/>
+          <w:sz w:val="24"/>
+          <w:szCs w:val="24"/>
+          <w:lang w:eastAsia="en-IN"/>
+        </w:rPr>
+      </w:pPr>
+      <w:r>
+        <w:rPr>
+          <w:rFonts w:ascii="Times New Roman" w:eastAsia="Times New Roman" w:hAnsi="Times New Roman" w:cs="Times New Roman"/>
+          <w:sz w:val="24"/>
+          <w:szCs w:val="24"/>
+          <w:lang w:eastAsia="en-IN"/>
+        </w:rPr>
+        <w:t>================================================================</w:t>
+      </w:r>
+    </w:p>
+    <w:p>
+      <w:pPr>
+        <w:spacing w:before="100" w:beforeAutospacing="1" w:after="100" w:afterAutospacing="1" w:line="240" w:lineRule="auto"/>
+        <w:outlineLvl w:val="0"/>
+        <w:rPr>
+          <w:rFonts w:ascii="Times New Roman" w:eastAsia="Times New Roman" w:hAnsi="Times New Roman" w:cs="Times New Roman"/>
+          <w:b/>
+          <w:bCs/>
+          <w:kern w:val="36"/>
+          <w:sz w:val="48"/>
+          <w:szCs w:val="48"/>
+          <w:lang w:eastAsia="en-IN"/>
+        </w:rPr>
+      </w:pPr>
+      <w:r>
+        <w:rPr>
+          <w:rFonts w:ascii="Segoe UI Emoji" w:eastAsia="Times New Roman" w:hAnsi="Segoe UI Emoji" w:cs="Segoe UI Emoji"/>
+          <w:b/>
+          <w:bCs/>
+          <w:kern w:val="36"/>
+          <w:sz w:val="48"/>
+          <w:szCs w:val="48"/>
+          <w:lang w:eastAsia="en-IN"/>
+        </w:rPr>
+        <w:t>🔄</w:t>
+      </w:r>
+      <w:r>
+        <w:rPr>
+          <w:rFonts w:ascii="Times New Roman" w:eastAsia="Times New Roman" w:hAnsi="Times New Roman" w:cs="Times New Roman"/>
+          <w:b/>
+          <w:bCs/>
+          <w:kern w:val="36"/>
+          <w:sz w:val="48"/>
+          <w:szCs w:val="48"/>
+          <w:lang w:eastAsia="en-IN"/>
+        </w:rPr>
+        <w:t xml:space="preserve"> SECTION 3: Transform &amp; Replace (10)</w:t>
+      </w:r>
+    </w:p>
+    <w:p>
+      <w:pPr>
+        <w:numPr>
+          <w:ilvl w:val="0"/>
+          <w:numId w:val="30"/>
+        </w:numPr>
+        <w:spacing w:before="100" w:beforeAutospacing="1" w:after="100" w:afterAutospacing="1" w:line="240" w:lineRule="auto"/>
+        <w:rPr>
+          <w:rFonts w:ascii="Times New Roman" w:eastAsia="Times New Roman" w:hAnsi="Times New Roman" w:cs="Times New Roman"/>
+          <w:sz w:val="24"/>
+          <w:szCs w:val="24"/>
+          <w:lang w:eastAsia="en-IN"/>
+        </w:rPr>
+      </w:pPr>
+      <w:r>
+        <w:rPr>
+          <w:rFonts w:ascii="Times New Roman" w:eastAsia="Times New Roman" w:hAnsi="Times New Roman" w:cs="Times New Roman"/>
+          <w:sz w:val="24"/>
+          <w:szCs w:val="24"/>
+          <w:lang w:eastAsia="en-IN"/>
+        </w:rPr>
+        <w:t xml:space="preserve">Replace each element with double value </w:t>
+      </w:r>
+    </w:p>
+    <w:p>
+      <w:pPr>
+        <w:numPr>
+          <w:ilvl w:val="0"/>
+          <w:numId w:val="30"/>
+        </w:numPr>
+        <w:spacing w:before="100" w:beforeAutospacing="1" w:after="100" w:afterAutospacing="1" w:line="240" w:lineRule="auto"/>
+        <w:rPr>
+          <w:rFonts w:ascii="Times New Roman" w:eastAsia="Times New Roman" w:hAnsi="Times New Roman" w:cs="Times New Roman"/>
+          <w:sz w:val="24"/>
+          <w:szCs w:val="24"/>
+          <w:lang w:eastAsia="en-IN"/>
+        </w:rPr>
+      </w:pPr>
+      <w:r>
+        <w:rPr>
+          <w:rFonts w:ascii="Times New Roman" w:eastAsia="Times New Roman" w:hAnsi="Times New Roman" w:cs="Times New Roman"/>
+          <w:sz w:val="24"/>
+          <w:szCs w:val="24"/>
+          <w:lang w:eastAsia="en-IN"/>
+        </w:rPr>
+        <w:t xml:space="preserve">Replace each element with half value </w:t>
+      </w:r>
+    </w:p>
+    <w:p>
+      <w:pPr>
+        <w:numPr>
+          <w:ilvl w:val="0"/>
+          <w:numId w:val="30"/>
+        </w:numPr>
+        <w:spacing w:before="100" w:beforeAutospacing="1" w:after="100" w:afterAutospacing="1" w:line="240" w:lineRule="auto"/>
+        <w:rPr>
+          <w:rFonts w:ascii="Times New Roman" w:eastAsia="Times New Roman" w:hAnsi="Times New Roman" w:cs="Times New Roman"/>
+          <w:sz w:val="24"/>
+          <w:szCs w:val="24"/>
+          <w:lang w:eastAsia="en-IN"/>
+        </w:rPr>
+      </w:pPr>
+      <w:r>
+        <w:rPr>
+          <w:rFonts w:ascii="Times New Roman" w:eastAsia="Times New Roman" w:hAnsi="Times New Roman" w:cs="Times New Roman"/>
+          <w:sz w:val="24"/>
+          <w:szCs w:val="24"/>
+          <w:lang w:eastAsia="en-IN"/>
+        </w:rPr>
+        <w:t xml:space="preserve">Replace each element with sum of digits </w:t>
+      </w:r>
+    </w:p>
+    <w:p>
+      <w:pPr>
+        <w:numPr>
+          <w:ilvl w:val="0"/>
+          <w:numId w:val="30"/>
+        </w:numPr>
+        <w:spacing w:before="100" w:beforeAutospacing="1" w:after="100" w:afterAutospacing="1" w:line="240" w:lineRule="auto"/>
+        <w:rPr>
+          <w:rFonts w:ascii="Times New Roman" w:eastAsia="Times New Roman" w:hAnsi="Times New Roman" w:cs="Times New Roman"/>
+          <w:sz w:val="24"/>
+          <w:szCs w:val="24"/>
+          <w:lang w:eastAsia="en-IN"/>
+        </w:rPr>
+      </w:pPr>
+      <w:r>
+        <w:rPr>
+          <w:rFonts w:ascii="Times New Roman" w:eastAsia="Times New Roman" w:hAnsi="Times New Roman" w:cs="Times New Roman"/>
+          <w:sz w:val="24"/>
+          <w:szCs w:val="24"/>
+          <w:lang w:eastAsia="en-IN"/>
+        </w:rPr>
+        <w:t xml:space="preserve">Replace each element with reverse of digits </w:t>
+      </w:r>
+    </w:p>
+    <w:p>
+      <w:pPr>
+        <w:numPr>
+          <w:ilvl w:val="0"/>
+          <w:numId w:val="30"/>
+        </w:numPr>
+        <w:spacing w:before="100" w:beforeAutospacing="1" w:after="100" w:afterAutospacing="1" w:line="240" w:lineRule="auto"/>
+        <w:rPr>
+          <w:rFonts w:ascii="Times New Roman" w:eastAsia="Times New Roman" w:hAnsi="Times New Roman" w:cs="Times New Roman"/>
+          <w:sz w:val="24"/>
+          <w:szCs w:val="24"/>
+          <w:lang w:eastAsia="en-IN"/>
+        </w:rPr>
+      </w:pPr>
+      <w:r>
+        <w:rPr>
+          <w:rFonts w:ascii="Times New Roman" w:eastAsia="Times New Roman" w:hAnsi="Times New Roman" w:cs="Times New Roman"/>
+          <w:sz w:val="24"/>
+          <w:szCs w:val="24"/>
+          <w:lang w:eastAsia="en-IN"/>
+        </w:rPr>
+        <w:t xml:space="preserve">Replace even numbers with next even number </w:t>
+      </w:r>
+    </w:p>
+    <w:p>
+      <w:pPr>
+        <w:numPr>
+          <w:ilvl w:val="0"/>
+          <w:numId w:val="30"/>
+        </w:numPr>
+        <w:spacing w:before="100" w:beforeAutospacing="1" w:after="100" w:afterAutospacing="1" w:line="240" w:lineRule="auto"/>
+        <w:rPr>
+          <w:rFonts w:ascii="Times New Roman" w:eastAsia="Times New Roman" w:hAnsi="Times New Roman" w:cs="Times New Roman"/>
+          <w:sz w:val="24"/>
+          <w:szCs w:val="24"/>
+          <w:lang w:eastAsia="en-IN"/>
+        </w:rPr>
+      </w:pPr>
+      <w:r>
+        <w:rPr>
+          <w:rFonts w:ascii="Times New Roman" w:eastAsia="Times New Roman" w:hAnsi="Times New Roman" w:cs="Times New Roman"/>
+          <w:sz w:val="24"/>
+          <w:szCs w:val="24"/>
+          <w:lang w:eastAsia="en-IN"/>
+        </w:rPr>
+        <w:t xml:space="preserve">Replace odd numbers with previous odd number </w:t>
+      </w:r>
+    </w:p>
+    <w:p>
+      <w:pPr>
+        <w:numPr>
+          <w:ilvl w:val="0"/>
+          <w:numId w:val="30"/>
+        </w:numPr>
+        <w:spacing w:before="100" w:beforeAutospacing="1" w:after="100" w:afterAutospacing="1" w:line="240" w:lineRule="auto"/>
+        <w:rPr>
+          <w:rFonts w:ascii="Times New Roman" w:eastAsia="Times New Roman" w:hAnsi="Times New Roman" w:cs="Times New Roman"/>
+          <w:sz w:val="24"/>
+          <w:szCs w:val="24"/>
+          <w:lang w:eastAsia="en-IN"/>
+        </w:rPr>
+      </w:pPr>
+      <w:r>
+        <w:rPr>
+          <w:rFonts w:ascii="Times New Roman" w:eastAsia="Times New Roman" w:hAnsi="Times New Roman" w:cs="Times New Roman"/>
+          <w:sz w:val="24"/>
+          <w:szCs w:val="24"/>
+          <w:lang w:eastAsia="en-IN"/>
+        </w:rPr>
+        <w:t xml:space="preserve">Replace each element with max of list </w:t>
+      </w:r>
+    </w:p>
+    <w:p>
+      <w:pPr>
+        <w:numPr>
+          <w:ilvl w:val="0"/>
+          <w:numId w:val="30"/>
+        </w:numPr>
+        <w:spacing w:before="100" w:beforeAutospacing="1" w:after="100" w:afterAutospacing="1" w:line="240" w:lineRule="auto"/>
+        <w:rPr>
+          <w:rFonts w:ascii="Times New Roman" w:eastAsia="Times New Roman" w:hAnsi="Times New Roman" w:cs="Times New Roman"/>
+          <w:sz w:val="24"/>
+          <w:szCs w:val="24"/>
+          <w:lang w:eastAsia="en-IN"/>
+        </w:rPr>
+      </w:pPr>
+      <w:r>
+        <w:rPr>
+          <w:rFonts w:ascii="Times New Roman" w:eastAsia="Times New Roman" w:hAnsi="Times New Roman" w:cs="Times New Roman"/>
+          <w:sz w:val="24"/>
+          <w:szCs w:val="24"/>
+          <w:lang w:eastAsia="en-IN"/>
+        </w:rPr>
+        <w:t xml:space="preserve">Replace each element with min of list </w:t>
+      </w:r>
+    </w:p>
+    <w:p>
+      <w:pPr>
+        <w:numPr>
+          <w:ilvl w:val="0"/>
+          <w:numId w:val="30"/>
+        </w:numPr>
+        <w:spacing w:before="100" w:beforeAutospacing="1" w:after="100" w:afterAutospacing="1" w:line="240" w:lineRule="auto"/>
+        <w:rPr>
+          <w:rFonts w:ascii="Times New Roman" w:eastAsia="Times New Roman" w:hAnsi="Times New Roman" w:cs="Times New Roman"/>
+          <w:sz w:val="24"/>
+          <w:szCs w:val="24"/>
+          <w:lang w:eastAsia="en-IN"/>
+        </w:rPr>
+      </w:pPr>
+      <w:r>
+        <w:rPr>
+          <w:rFonts w:ascii="Times New Roman" w:eastAsia="Times New Roman" w:hAnsi="Times New Roman" w:cs="Times New Roman"/>
+          <w:sz w:val="24"/>
+          <w:szCs w:val="24"/>
+          <w:lang w:eastAsia="en-IN"/>
+        </w:rPr>
+        <w:t xml:space="preserve">Replace each element with count of digits </w:t>
+      </w:r>
+    </w:p>
+    <w:p>
+      <w:pPr>
+        <w:numPr>
+          <w:ilvl w:val="0"/>
+          <w:numId w:val="30"/>
+        </w:numPr>
+        <w:spacing w:before="100" w:beforeAutospacing="1" w:after="100" w:afterAutospacing="1" w:line="240" w:lineRule="auto"/>
+        <w:rPr>
+          <w:rFonts w:ascii="Times New Roman" w:eastAsia="Times New Roman" w:hAnsi="Times New Roman" w:cs="Times New Roman"/>
+          <w:sz w:val="24"/>
+          <w:szCs w:val="24"/>
+          <w:lang w:eastAsia="en-IN"/>
+        </w:rPr>
+      </w:pPr>
+      <w:r>
+        <w:rPr>
+          <w:rFonts w:ascii="Times New Roman" w:eastAsia="Times New Roman" w:hAnsi="Times New Roman" w:cs="Times New Roman"/>
+          <w:sz w:val="24"/>
+          <w:szCs w:val="24"/>
+          <w:lang w:eastAsia="en-IN"/>
+        </w:rPr>
+        <w:t xml:space="preserve">Replace each element with factorial (small </w:t>
+      </w:r>
+      <w:proofErr w:type="spellStart"/>
+      <w:r>
+        <w:rPr>
+          <w:rFonts w:ascii="Times New Roman" w:eastAsia="Times New Roman" w:hAnsi="Times New Roman" w:cs="Times New Roman"/>
+          <w:sz w:val="24"/>
+          <w:szCs w:val="24"/>
+          <w:lang w:eastAsia="en-IN"/>
+        </w:rPr>
+        <w:t>nums</w:t>
+      </w:r>
+      <w:proofErr w:type="spellEnd"/>
+      <w:r>
+        <w:rPr>
+          <w:rFonts w:ascii="Times New Roman" w:eastAsia="Times New Roman" w:hAnsi="Times New Roman" w:cs="Times New Roman"/>
+          <w:sz w:val="24"/>
+          <w:szCs w:val="24"/>
+          <w:lang w:eastAsia="en-IN"/>
+        </w:rPr>
+        <w:t xml:space="preserve"> only) </w:t>
+      </w:r>
+    </w:p>
+    <w:p>
+      <w:pPr>
+        <w:spacing w:after="0" w:line="240" w:lineRule="auto"/>
+        <w:rPr>
+          <w:rFonts w:ascii="Times New Roman" w:eastAsia="Times New Roman" w:hAnsi="Times New Roman" w:cs="Times New Roman"/>
+          <w:sz w:val="24"/>
+          <w:szCs w:val="24"/>
+          <w:lang w:eastAsia="en-IN"/>
+        </w:rPr>
+      </w:pPr>
+      <w:r>
+        <w:rPr>
+          <w:rFonts w:ascii="Times New Roman" w:eastAsia="Times New Roman" w:hAnsi="Times New Roman" w:cs="Times New Roman"/>
+          <w:sz w:val="24"/>
+          <w:szCs w:val="24"/>
+          <w:lang w:eastAsia="en-IN"/>
+        </w:rPr>
+        <w:pict w14:anchorId="07D3D87F">
+          <v:rect id="_x0000_i1047" style="width:0;height:1.5pt" o:hralign="center" o:hrstd="t" o:hr="t" fillcolor="#a0a0a0" stroked="f"/>
+        </w:pict>
+      </w:r>
+    </w:p>
+    <w:p>
+      <w:pPr>
+        <w:spacing w:before="100" w:beforeAutospacing="1" w:after="100" w:afterAutospacing="1" w:line="240" w:lineRule="auto"/>
+        <w:outlineLvl w:val="0"/>
+        <w:rPr>
+          <w:rFonts w:ascii="Times New Roman" w:eastAsia="Times New Roman" w:hAnsi="Times New Roman" w:cs="Times New Roman"/>
+          <w:b/>
+          <w:bCs/>
+          <w:kern w:val="36"/>
+          <w:sz w:val="48"/>
+          <w:szCs w:val="48"/>
+          <w:lang w:eastAsia="en-IN"/>
+        </w:rPr>
+      </w:pPr>
+      <w:r>
+        <w:rPr>
+          <w:rFonts w:ascii="Segoe UI Emoji" w:eastAsia="Times New Roman" w:hAnsi="Segoe UI Emoji" w:cs="Segoe UI Emoji"/>
+          <w:b/>
+          <w:bCs/>
+          <w:kern w:val="36"/>
+          <w:sz w:val="48"/>
+          <w:szCs w:val="48"/>
+          <w:lang w:eastAsia="en-IN"/>
+        </w:rPr>
+        <w:lastRenderedPageBreak/>
+        <w:t>🔢</w:t>
+      </w:r>
+      <w:r>
+        <w:rPr>
+          <w:rFonts w:ascii="Times New Roman" w:eastAsia="Times New Roman" w:hAnsi="Times New Roman" w:cs="Times New Roman"/>
+          <w:b/>
+          <w:bCs/>
+          <w:kern w:val="36"/>
+          <w:sz w:val="48"/>
+          <w:szCs w:val="48"/>
+          <w:lang w:eastAsia="en-IN"/>
+        </w:rPr>
+        <w:t xml:space="preserve"> SECTION 4: Frequency Mastery (10)</w:t>
+      </w:r>
+    </w:p>
+    <w:p>
+      <w:pPr>
+        <w:numPr>
+          <w:ilvl w:val="0"/>
+          <w:numId w:val="31"/>
+        </w:numPr>
+        <w:spacing w:before="100" w:beforeAutospacing="1" w:after="100" w:afterAutospacing="1" w:line="240" w:lineRule="auto"/>
+        <w:rPr>
+          <w:rFonts w:ascii="Times New Roman" w:eastAsia="Times New Roman" w:hAnsi="Times New Roman" w:cs="Times New Roman"/>
+          <w:sz w:val="24"/>
+          <w:szCs w:val="24"/>
+          <w:lang w:eastAsia="en-IN"/>
+        </w:rPr>
+      </w:pPr>
+      <w:r>
+        <w:rPr>
+          <w:rFonts w:ascii="Times New Roman" w:eastAsia="Times New Roman" w:hAnsi="Times New Roman" w:cs="Times New Roman"/>
+          <w:sz w:val="24"/>
+          <w:szCs w:val="24"/>
+          <w:lang w:eastAsia="en-IN"/>
+        </w:rPr>
+        <w:t xml:space="preserve">Find all elements with highest frequency </w:t>
+      </w:r>
+    </w:p>
+    <w:p>
+      <w:pPr>
+        <w:numPr>
+          <w:ilvl w:val="0"/>
+          <w:numId w:val="31"/>
+        </w:numPr>
+        <w:spacing w:before="100" w:beforeAutospacing="1" w:after="100" w:afterAutospacing="1" w:line="240" w:lineRule="auto"/>
+        <w:rPr>
+          <w:rFonts w:ascii="Times New Roman" w:eastAsia="Times New Roman" w:hAnsi="Times New Roman" w:cs="Times New Roman"/>
+          <w:sz w:val="24"/>
+          <w:szCs w:val="24"/>
+          <w:lang w:eastAsia="en-IN"/>
+        </w:rPr>
+      </w:pPr>
+      <w:r>
+        <w:rPr>
+          <w:rFonts w:ascii="Times New Roman" w:eastAsia="Times New Roman" w:hAnsi="Times New Roman" w:cs="Times New Roman"/>
+          <w:sz w:val="24"/>
+          <w:szCs w:val="24"/>
+          <w:lang w:eastAsia="en-IN"/>
+        </w:rPr>
+        <w:t xml:space="preserve">Find all elements with lowest frequency </w:t>
+      </w:r>
+    </w:p>
+    <w:p>
+      <w:pPr>
+        <w:numPr>
+          <w:ilvl w:val="0"/>
+          <w:numId w:val="31"/>
+        </w:numPr>
+        <w:spacing w:before="100" w:beforeAutospacing="1" w:after="100" w:afterAutospacing="1" w:line="240" w:lineRule="auto"/>
+        <w:rPr>
+          <w:rFonts w:ascii="Times New Roman" w:eastAsia="Times New Roman" w:hAnsi="Times New Roman" w:cs="Times New Roman"/>
+          <w:sz w:val="24"/>
+          <w:szCs w:val="24"/>
+          <w:lang w:eastAsia="en-IN"/>
+        </w:rPr>
+      </w:pPr>
+      <w:r>
+        <w:rPr>
+          <w:rFonts w:ascii="Times New Roman" w:eastAsia="Times New Roman" w:hAnsi="Times New Roman" w:cs="Times New Roman"/>
+          <w:sz w:val="24"/>
+          <w:szCs w:val="24"/>
+          <w:lang w:eastAsia="en-IN"/>
+        </w:rPr>
+        <w:t xml:space="preserve">Count how many values occur exactly twice </w:t>
+      </w:r>
+    </w:p>
+    <w:p>
+      <w:pPr>
+        <w:numPr>
+          <w:ilvl w:val="0"/>
+          <w:numId w:val="31"/>
+        </w:numPr>
+        <w:spacing w:before="100" w:beforeAutospacing="1" w:after="100" w:afterAutospacing="1" w:line="240" w:lineRule="auto"/>
+        <w:rPr>
+          <w:rFonts w:ascii="Times New Roman" w:eastAsia="Times New Roman" w:hAnsi="Times New Roman" w:cs="Times New Roman"/>
+          <w:sz w:val="24"/>
+          <w:szCs w:val="24"/>
+          <w:lang w:eastAsia="en-IN"/>
+        </w:rPr>
+      </w:pPr>
+      <w:r>
+        <w:rPr>
+          <w:rFonts w:ascii="Times New Roman" w:eastAsia="Times New Roman" w:hAnsi="Times New Roman" w:cs="Times New Roman"/>
+          <w:sz w:val="24"/>
+          <w:szCs w:val="24"/>
+          <w:lang w:eastAsia="en-IN"/>
+        </w:rPr>
+        <w:t xml:space="preserve">Count how many values occur exactly thrice </w:t>
+      </w:r>
+    </w:p>
+    <w:p>
+      <w:pPr>
+        <w:numPr>
+          <w:ilvl w:val="0"/>
+          <w:numId w:val="31"/>
+        </w:numPr>
+        <w:spacing w:before="100" w:beforeAutospacing="1" w:after="100" w:afterAutospacing="1" w:line="240" w:lineRule="auto"/>
+        <w:rPr>
+          <w:rFonts w:ascii="Times New Roman" w:eastAsia="Times New Roman" w:hAnsi="Times New Roman" w:cs="Times New Roman"/>
+          <w:sz w:val="24"/>
+          <w:szCs w:val="24"/>
+          <w:lang w:eastAsia="en-IN"/>
+        </w:rPr>
+      </w:pPr>
+      <w:r>
+        <w:rPr>
+          <w:rFonts w:ascii="Times New Roman" w:eastAsia="Times New Roman" w:hAnsi="Times New Roman" w:cs="Times New Roman"/>
+          <w:sz w:val="24"/>
+          <w:szCs w:val="24"/>
+          <w:lang w:eastAsia="en-IN"/>
+        </w:rPr>
+        <w:t xml:space="preserve">Print elements appearing odd number of times </w:t>
+      </w:r>
+    </w:p>
+    <w:p>
+      <w:pPr>
+        <w:numPr>
+          <w:ilvl w:val="0"/>
+          <w:numId w:val="31"/>
+        </w:numPr>
+        <w:spacing w:before="100" w:beforeAutospacing="1" w:after="100" w:afterAutospacing="1" w:line="240" w:lineRule="auto"/>
+        <w:rPr>
+          <w:rFonts w:ascii="Times New Roman" w:eastAsia="Times New Roman" w:hAnsi="Times New Roman" w:cs="Times New Roman"/>
+          <w:sz w:val="24"/>
+          <w:szCs w:val="24"/>
+          <w:lang w:eastAsia="en-IN"/>
+        </w:rPr>
+      </w:pPr>
+      <w:r>
+        <w:rPr>
+          <w:rFonts w:ascii="Times New Roman" w:eastAsia="Times New Roman" w:hAnsi="Times New Roman" w:cs="Times New Roman"/>
+          <w:sz w:val="24"/>
+          <w:szCs w:val="24"/>
+          <w:lang w:eastAsia="en-IN"/>
+        </w:rPr>
+        <w:t xml:space="preserve">Print elements appearing even number of times </w:t>
+      </w:r>
+    </w:p>
+    <w:p>
+      <w:pPr>
+        <w:numPr>
+          <w:ilvl w:val="0"/>
+          <w:numId w:val="31"/>
+        </w:numPr>
+        <w:spacing w:before="100" w:beforeAutospacing="1" w:after="100" w:afterAutospacing="1" w:line="240" w:lineRule="auto"/>
+        <w:rPr>
+          <w:rFonts w:ascii="Times New Roman" w:eastAsia="Times New Roman" w:hAnsi="Times New Roman" w:cs="Times New Roman"/>
+          <w:sz w:val="24"/>
+          <w:szCs w:val="24"/>
+          <w:lang w:eastAsia="en-IN"/>
+        </w:rPr>
+      </w:pPr>
+      <w:r>
+        <w:rPr>
+          <w:rFonts w:ascii="Times New Roman" w:eastAsia="Times New Roman" w:hAnsi="Times New Roman" w:cs="Times New Roman"/>
+          <w:sz w:val="24"/>
+          <w:szCs w:val="24"/>
+          <w:lang w:eastAsia="en-IN"/>
+        </w:rPr>
+        <w:t xml:space="preserve">Find first repeating element </w:t>
+      </w:r>
+    </w:p>
+    <w:p>
+      <w:pPr>
+        <w:numPr>
+          <w:ilvl w:val="0"/>
+          <w:numId w:val="31"/>
+        </w:numPr>
+        <w:spacing w:before="100" w:beforeAutospacing="1" w:after="100" w:afterAutospacing="1" w:line="240" w:lineRule="auto"/>
+        <w:rPr>
+          <w:rFonts w:ascii="Times New Roman" w:eastAsia="Times New Roman" w:hAnsi="Times New Roman" w:cs="Times New Roman"/>
+          <w:sz w:val="24"/>
+          <w:szCs w:val="24"/>
+          <w:lang w:eastAsia="en-IN"/>
+        </w:rPr>
+      </w:pPr>
+      <w:r>
+        <w:rPr>
+          <w:rFonts w:ascii="Times New Roman" w:eastAsia="Times New Roman" w:hAnsi="Times New Roman" w:cs="Times New Roman"/>
+          <w:sz w:val="24"/>
+          <w:szCs w:val="24"/>
+          <w:lang w:eastAsia="en-IN"/>
+        </w:rPr>
+        <w:t xml:space="preserve">Find last repeating element </w:t>
+      </w:r>
+    </w:p>
+    <w:p>
+      <w:pPr>
+        <w:numPr>
+          <w:ilvl w:val="0"/>
+          <w:numId w:val="31"/>
+        </w:numPr>
+        <w:spacing w:before="100" w:beforeAutospacing="1" w:after="100" w:afterAutospacing="1" w:line="240" w:lineRule="auto"/>
+        <w:rPr>
+          <w:rFonts w:ascii="Times New Roman" w:eastAsia="Times New Roman" w:hAnsi="Times New Roman" w:cs="Times New Roman"/>
+          <w:sz w:val="24"/>
+          <w:szCs w:val="24"/>
+          <w:lang w:eastAsia="en-IN"/>
+        </w:rPr>
+      </w:pPr>
+      <w:r>
+        <w:rPr>
+          <w:rFonts w:ascii="Times New Roman" w:eastAsia="Times New Roman" w:hAnsi="Times New Roman" w:cs="Times New Roman"/>
+          <w:sz w:val="24"/>
+          <w:szCs w:val="24"/>
+          <w:lang w:eastAsia="en-IN"/>
+        </w:rPr>
+        <w:t xml:space="preserve">Find first unique element </w:t>
+      </w:r>
+    </w:p>
+    <w:p>
+      <w:pPr>
+        <w:numPr>
+          <w:ilvl w:val="0"/>
+          <w:numId w:val="31"/>
+        </w:numPr>
+        <w:spacing w:before="100" w:beforeAutospacing="1" w:after="100" w:afterAutospacing="1" w:line="240" w:lineRule="auto"/>
+        <w:rPr>
+          <w:rFonts w:ascii="Times New Roman" w:eastAsia="Times New Roman" w:hAnsi="Times New Roman" w:cs="Times New Roman"/>
+          <w:sz w:val="24"/>
+          <w:szCs w:val="24"/>
+          <w:lang w:eastAsia="en-IN"/>
+        </w:rPr>
+      </w:pPr>
+      <w:r>
+        <w:rPr>
+          <w:rFonts w:ascii="Times New Roman" w:eastAsia="Times New Roman" w:hAnsi="Times New Roman" w:cs="Times New Roman"/>
+          <w:sz w:val="24"/>
+          <w:szCs w:val="24"/>
+          <w:lang w:eastAsia="en-IN"/>
+        </w:rPr>
+        <w:t xml:space="preserve">Find last unique element </w:t>
+      </w:r>
+    </w:p>
+    <w:p>
+      <w:pPr>
+        <w:spacing w:after="0" w:line="240" w:lineRule="auto"/>
+        <w:rPr>
+          <w:rFonts w:ascii="Times New Roman" w:eastAsia="Times New Roman" w:hAnsi="Times New Roman" w:cs="Times New Roman"/>
+          <w:sz w:val="24"/>
+          <w:szCs w:val="24"/>
+          <w:lang w:eastAsia="en-IN"/>
+        </w:rPr>
+      </w:pPr>
+      <w:r>
+        <w:rPr>
+          <w:rFonts w:ascii="Times New Roman" w:eastAsia="Times New Roman" w:hAnsi="Times New Roman" w:cs="Times New Roman"/>
+          <w:sz w:val="24"/>
+          <w:szCs w:val="24"/>
+          <w:lang w:eastAsia="en-IN"/>
+        </w:rPr>
+        <w:pict w14:anchorId="65252440">
+          <v:rect id="_x0000_i1048" style="width:0;height:1.5pt" o:hralign="center" o:hrstd="t" o:hr="t" fillcolor="#a0a0a0" stroked="f"/>
+        </w:pict>
+      </w:r>
+    </w:p>
+    <w:p>
+      <w:pPr>
+        <w:spacing w:before="100" w:beforeAutospacing="1" w:after="100" w:afterAutospacing="1" w:line="240" w:lineRule="auto"/>
+        <w:outlineLvl w:val="0"/>
+        <w:rPr>
+          <w:rFonts w:ascii="Times New Roman" w:eastAsia="Times New Roman" w:hAnsi="Times New Roman" w:cs="Times New Roman"/>
+          <w:b/>
+          <w:bCs/>
+          <w:kern w:val="36"/>
+          <w:sz w:val="48"/>
+          <w:szCs w:val="48"/>
+          <w:lang w:eastAsia="en-IN"/>
+        </w:rPr>
+      </w:pPr>
+      <w:r>
+        <w:rPr>
+          <w:rFonts w:ascii="Segoe UI Emoji" w:eastAsia="Times New Roman" w:hAnsi="Segoe UI Emoji" w:cs="Segoe UI Emoji"/>
+          <w:b/>
+          <w:bCs/>
+          <w:kern w:val="36"/>
+          <w:sz w:val="48"/>
+          <w:szCs w:val="48"/>
+          <w:lang w:eastAsia="en-IN"/>
+        </w:rPr>
+        <w:t>🔁</w:t>
+      </w:r>
+      <w:r>
+        <w:rPr>
+          <w:rFonts w:ascii="Times New Roman" w:eastAsia="Times New Roman" w:hAnsi="Times New Roman" w:cs="Times New Roman"/>
+          <w:b/>
+          <w:bCs/>
+          <w:kern w:val="36"/>
+          <w:sz w:val="48"/>
+          <w:szCs w:val="48"/>
+          <w:lang w:eastAsia="en-IN"/>
+        </w:rPr>
+        <w:t xml:space="preserve"> SECTION 5: Rearrangement &amp; Order (10)</w:t>
+      </w:r>
+    </w:p>
+    <w:p>
+      <w:pPr>
+        <w:numPr>
+          <w:ilvl w:val="0"/>
+          <w:numId w:val="32"/>
+        </w:numPr>
+        <w:spacing w:before="100" w:beforeAutospacing="1" w:after="100" w:afterAutospacing="1" w:line="240" w:lineRule="auto"/>
+        <w:rPr>
+          <w:rFonts w:ascii="Times New Roman" w:eastAsia="Times New Roman" w:hAnsi="Times New Roman" w:cs="Times New Roman"/>
+          <w:sz w:val="24"/>
+          <w:szCs w:val="24"/>
+          <w:lang w:eastAsia="en-IN"/>
+        </w:rPr>
+      </w:pPr>
+      <w:r>
+        <w:rPr>
+          <w:rFonts w:ascii="Times New Roman" w:eastAsia="Times New Roman" w:hAnsi="Times New Roman" w:cs="Times New Roman"/>
+          <w:sz w:val="24"/>
+          <w:szCs w:val="24"/>
+          <w:lang w:eastAsia="en-IN"/>
+        </w:rPr>
+        <w:t xml:space="preserve">Rotate left by 2 positions </w:t>
+      </w:r>
+    </w:p>
+    <w:p>
+      <w:pPr>
+        <w:numPr>
+          <w:ilvl w:val="0"/>
+          <w:numId w:val="32"/>
+        </w:numPr>
+        <w:spacing w:before="100" w:beforeAutospacing="1" w:after="100" w:afterAutospacing="1" w:line="240" w:lineRule="auto"/>
+        <w:rPr>
+          <w:rFonts w:ascii="Times New Roman" w:eastAsia="Times New Roman" w:hAnsi="Times New Roman" w:cs="Times New Roman"/>
+          <w:sz w:val="24"/>
+          <w:szCs w:val="24"/>
+          <w:lang w:eastAsia="en-IN"/>
+        </w:rPr>
+      </w:pPr>
+      <w:r>
+        <w:rPr>
+          <w:rFonts w:ascii="Times New Roman" w:eastAsia="Times New Roman" w:hAnsi="Times New Roman" w:cs="Times New Roman"/>
+          <w:sz w:val="24"/>
+          <w:szCs w:val="24"/>
+          <w:lang w:eastAsia="en-IN"/>
+        </w:rPr>
+        <w:t xml:space="preserve">Rotate right by 2 positions </w:t>
+      </w:r>
+    </w:p>
+    <w:p>
+      <w:pPr>
+        <w:numPr>
+          <w:ilvl w:val="0"/>
+          <w:numId w:val="32"/>
+        </w:numPr>
+        <w:spacing w:before="100" w:beforeAutospacing="1" w:after="100" w:afterAutospacing="1" w:line="240" w:lineRule="auto"/>
+        <w:rPr>
+          <w:rFonts w:ascii="Times New Roman" w:eastAsia="Times New Roman" w:hAnsi="Times New Roman" w:cs="Times New Roman"/>
+          <w:sz w:val="24"/>
+          <w:szCs w:val="24"/>
+          <w:lang w:eastAsia="en-IN"/>
+        </w:rPr>
+      </w:pPr>
+      <w:r>
+        <w:rPr>
+          <w:rFonts w:ascii="Times New Roman" w:eastAsia="Times New Roman" w:hAnsi="Times New Roman" w:cs="Times New Roman"/>
+          <w:sz w:val="24"/>
+          <w:szCs w:val="24"/>
+          <w:lang w:eastAsia="en-IN"/>
+        </w:rPr>
+        <w:t xml:space="preserve">Reverse only first half of list </w:t>
+      </w:r>
+    </w:p>
+    <w:p>
+      <w:pPr>
+        <w:numPr>
+          <w:ilvl w:val="0"/>
+          <w:numId w:val="32"/>
+        </w:numPr>
+        <w:spacing w:before="100" w:beforeAutospacing="1" w:after="100" w:afterAutospacing="1" w:line="240" w:lineRule="auto"/>
+        <w:rPr>
+          <w:rFonts w:ascii="Times New Roman" w:eastAsia="Times New Roman" w:hAnsi="Times New Roman" w:cs="Times New Roman"/>
+          <w:sz w:val="24"/>
+          <w:szCs w:val="24"/>
+          <w:lang w:eastAsia="en-IN"/>
+        </w:rPr>
+      </w:pPr>
+      <w:r>
+        <w:rPr>
+          <w:rFonts w:ascii="Times New Roman" w:eastAsia="Times New Roman" w:hAnsi="Times New Roman" w:cs="Times New Roman"/>
+          <w:sz w:val="24"/>
+          <w:szCs w:val="24"/>
+          <w:lang w:eastAsia="en-IN"/>
+        </w:rPr>
+        <w:t xml:space="preserve">Reverse only second half of list </w:t>
+      </w:r>
+    </w:p>
+    <w:p>
+      <w:pPr>
+        <w:numPr>
+          <w:ilvl w:val="0"/>
+          <w:numId w:val="32"/>
+        </w:numPr>
+        <w:spacing w:before="100" w:beforeAutospacing="1" w:after="100" w:afterAutospacing="1" w:line="240" w:lineRule="auto"/>
+        <w:rPr>
+          <w:rFonts w:ascii="Times New Roman" w:eastAsia="Times New Roman" w:hAnsi="Times New Roman" w:cs="Times New Roman"/>
+          <w:sz w:val="24"/>
+          <w:szCs w:val="24"/>
+          <w:lang w:eastAsia="en-IN"/>
+        </w:rPr>
+      </w:pPr>
+      <w:r>
+        <w:rPr>
+          <w:rFonts w:ascii="Times New Roman" w:eastAsia="Times New Roman" w:hAnsi="Times New Roman" w:cs="Times New Roman"/>
+          <w:sz w:val="24"/>
+          <w:szCs w:val="24"/>
+          <w:lang w:eastAsia="en-IN"/>
+        </w:rPr>
+        <w:t xml:space="preserve">Put all even numbers first, odd later </w:t>
+      </w:r>
+    </w:p>
+    <w:p>
+      <w:pPr>
+        <w:numPr>
+          <w:ilvl w:val="0"/>
+          <w:numId w:val="32"/>
+        </w:numPr>
+        <w:spacing w:before="100" w:beforeAutospacing="1" w:after="100" w:afterAutospacing="1" w:line="240" w:lineRule="auto"/>
+        <w:rPr>
+          <w:rFonts w:ascii="Times New Roman" w:eastAsia="Times New Roman" w:hAnsi="Times New Roman" w:cs="Times New Roman"/>
+          <w:sz w:val="24"/>
+          <w:szCs w:val="24"/>
+          <w:lang w:eastAsia="en-IN"/>
+        </w:rPr>
+      </w:pPr>
+      <w:r>
+        <w:rPr>
+          <w:rFonts w:ascii="Times New Roman" w:eastAsia="Times New Roman" w:hAnsi="Times New Roman" w:cs="Times New Roman"/>
+          <w:sz w:val="24"/>
+          <w:szCs w:val="24"/>
+          <w:lang w:eastAsia="en-IN"/>
+        </w:rPr>
+        <w:t xml:space="preserve">Put all odd numbers first, even later </w:t>
+      </w:r>
+    </w:p>
+    <w:p>
+      <w:pPr>
+        <w:numPr>
+          <w:ilvl w:val="0"/>
+          <w:numId w:val="32"/>
+        </w:numPr>
+        <w:spacing w:before="100" w:beforeAutospacing="1" w:after="100" w:afterAutospacing="1" w:line="240" w:lineRule="auto"/>
+        <w:rPr>
+          <w:rFonts w:ascii="Times New Roman" w:eastAsia="Times New Roman" w:hAnsi="Times New Roman" w:cs="Times New Roman"/>
+          <w:sz w:val="24"/>
+          <w:szCs w:val="24"/>
+          <w:lang w:eastAsia="en-IN"/>
+        </w:rPr>
+      </w:pPr>
+      <w:r>
+        <w:rPr>
+          <w:rFonts w:ascii="Times New Roman" w:eastAsia="Times New Roman" w:hAnsi="Times New Roman" w:cs="Times New Roman"/>
+          <w:sz w:val="24"/>
+          <w:szCs w:val="24"/>
+          <w:lang w:eastAsia="en-IN"/>
+        </w:rPr>
+        <w:t xml:space="preserve">Arrange positives first, negatives later </w:t>
+      </w:r>
+    </w:p>
+    <w:p>
+      <w:pPr>
+        <w:numPr>
+          <w:ilvl w:val="0"/>
+          <w:numId w:val="32"/>
+        </w:numPr>
+        <w:spacing w:before="100" w:beforeAutospacing="1" w:after="100" w:afterAutospacing="1" w:line="240" w:lineRule="auto"/>
+        <w:rPr>
+          <w:rFonts w:ascii="Times New Roman" w:eastAsia="Times New Roman" w:hAnsi="Times New Roman" w:cs="Times New Roman"/>
+          <w:sz w:val="24"/>
+          <w:szCs w:val="24"/>
+          <w:lang w:eastAsia="en-IN"/>
+        </w:rPr>
+      </w:pPr>
+      <w:r>
+        <w:rPr>
+          <w:rFonts w:ascii="Times New Roman" w:eastAsia="Times New Roman" w:hAnsi="Times New Roman" w:cs="Times New Roman"/>
+          <w:sz w:val="24"/>
+          <w:szCs w:val="24"/>
+          <w:lang w:eastAsia="en-IN"/>
+        </w:rPr>
+        <w:t xml:space="preserve">Arrange negatives first, positives later </w:t>
+      </w:r>
+    </w:p>
+    <w:p>
+      <w:pPr>
+        <w:numPr>
+          <w:ilvl w:val="0"/>
+          <w:numId w:val="32"/>
+        </w:numPr>
+        <w:spacing w:before="100" w:beforeAutospacing="1" w:after="100" w:afterAutospacing="1" w:line="240" w:lineRule="auto"/>
+        <w:rPr>
+          <w:rFonts w:ascii="Times New Roman" w:eastAsia="Times New Roman" w:hAnsi="Times New Roman" w:cs="Times New Roman"/>
+          <w:sz w:val="24"/>
+          <w:szCs w:val="24"/>
+          <w:lang w:eastAsia="en-IN"/>
+        </w:rPr>
+      </w:pPr>
+      <w:r>
+        <w:rPr>
+          <w:rFonts w:ascii="Times New Roman" w:eastAsia="Times New Roman" w:hAnsi="Times New Roman" w:cs="Times New Roman"/>
+          <w:sz w:val="24"/>
+          <w:szCs w:val="24"/>
+          <w:lang w:eastAsia="en-IN"/>
+        </w:rPr>
+        <w:t xml:space="preserve">Merge two sorted lists into one sorted list </w:t>
+      </w:r>
+    </w:p>
+    <w:p>
+      <w:pPr>
+        <w:numPr>
+          <w:ilvl w:val="0"/>
+          <w:numId w:val="32"/>
+        </w:numPr>
+        <w:spacing w:before="100" w:beforeAutospacing="1" w:after="100" w:afterAutospacing="1" w:line="240" w:lineRule="auto"/>
+        <w:rPr>
+          <w:rFonts w:ascii="Times New Roman" w:eastAsia="Times New Roman" w:hAnsi="Times New Roman" w:cs="Times New Roman"/>
+          <w:sz w:val="24"/>
+          <w:szCs w:val="24"/>
+          <w:lang w:eastAsia="en-IN"/>
+        </w:rPr>
+      </w:pPr>
+      <w:r>
+        <w:rPr>
+          <w:rFonts w:ascii="Times New Roman" w:eastAsia="Times New Roman" w:hAnsi="Times New Roman" w:cs="Times New Roman"/>
+          <w:sz w:val="24"/>
+          <w:szCs w:val="24"/>
+          <w:lang w:eastAsia="en-IN"/>
+        </w:rPr>
+        <w:t xml:space="preserve">Find union of two lists </w:t>
+      </w:r>
+    </w:p>
+    <w:p>
+      <w:pPr>
+        <w:spacing w:after="0" w:line="240" w:lineRule="auto"/>
+        <w:rPr>
+          <w:rFonts w:ascii="Times New Roman" w:eastAsia="Times New Roman" w:hAnsi="Times New Roman" w:cs="Times New Roman"/>
+          <w:sz w:val="24"/>
+          <w:szCs w:val="24"/>
+          <w:lang w:eastAsia="en-IN"/>
+        </w:rPr>
+      </w:pPr>
+      <w:r>
+        <w:rPr>
+          <w:rFonts w:ascii="Times New Roman" w:eastAsia="Times New Roman" w:hAnsi="Times New Roman" w:cs="Times New Roman"/>
+          <w:sz w:val="24"/>
+          <w:szCs w:val="24"/>
+          <w:lang w:eastAsia="en-IN"/>
+        </w:rPr>
+        <w:pict w14:anchorId="5CEC9A38">
+          <v:rect id="_x0000_i1049" style="width:0;height:1.5pt" o:hralign="center" o:hrstd="t" o:hr="t" fillcolor="#a0a0a0" stroked="f"/>
+        </w:pict>
+      </w:r>
+    </w:p>
+    <w:p>
+      <w:pPr>
+        <w:spacing w:before="100" w:beforeAutospacing="1" w:after="100" w:afterAutospacing="1" w:line="240" w:lineRule="auto"/>
+        <w:outlineLvl w:val="0"/>
+        <w:rPr>
+          <w:rFonts w:ascii="Times New Roman" w:eastAsia="Times New Roman" w:hAnsi="Times New Roman" w:cs="Times New Roman"/>
+          <w:b/>
+          <w:bCs/>
+          <w:kern w:val="36"/>
+          <w:sz w:val="48"/>
+          <w:szCs w:val="48"/>
+          <w:lang w:eastAsia="en-IN"/>
+        </w:rPr>
+      </w:pPr>
+      <w:r>
+        <w:rPr>
+          <w:rFonts w:ascii="Segoe UI Emoji" w:eastAsia="Times New Roman" w:hAnsi="Segoe UI Emoji" w:cs="Segoe UI Emoji"/>
+          <w:b/>
+          <w:bCs/>
+          <w:kern w:val="36"/>
+          <w:sz w:val="48"/>
+          <w:szCs w:val="48"/>
+          <w:lang w:eastAsia="en-IN"/>
+        </w:rPr>
+        <w:t>🧠</w:t>
+      </w:r>
+      <w:r>
+        <w:rPr>
+          <w:rFonts w:ascii="Times New Roman" w:eastAsia="Times New Roman" w:hAnsi="Times New Roman" w:cs="Times New Roman"/>
+          <w:b/>
+          <w:bCs/>
+          <w:kern w:val="36"/>
+          <w:sz w:val="48"/>
+          <w:szCs w:val="48"/>
+          <w:lang w:eastAsia="en-IN"/>
+        </w:rPr>
+        <w:t xml:space="preserve"> SECTION 6: Logic &amp; Thinking (10)</w:t>
+      </w:r>
+    </w:p>
+    <w:p>
+      <w:pPr>
+        <w:numPr>
+          <w:ilvl w:val="0"/>
+          <w:numId w:val="33"/>
+        </w:numPr>
+        <w:spacing w:before="100" w:beforeAutospacing="1" w:after="100" w:afterAutospacing="1" w:line="240" w:lineRule="auto"/>
+        <w:rPr>
+          <w:rFonts w:ascii="Times New Roman" w:eastAsia="Times New Roman" w:hAnsi="Times New Roman" w:cs="Times New Roman"/>
+          <w:sz w:val="24"/>
+          <w:szCs w:val="24"/>
+          <w:lang w:eastAsia="en-IN"/>
+        </w:rPr>
+      </w:pPr>
+      <w:r>
+        <w:rPr>
+          <w:rFonts w:ascii="Times New Roman" w:eastAsia="Times New Roman" w:hAnsi="Times New Roman" w:cs="Times New Roman"/>
+          <w:sz w:val="24"/>
+          <w:szCs w:val="24"/>
+          <w:lang w:eastAsia="en-IN"/>
+        </w:rPr>
+        <w:t xml:space="preserve">Check if list is sorted ascending </w:t>
+      </w:r>
+    </w:p>
+    <w:p>
+      <w:pPr>
+        <w:numPr>
+          <w:ilvl w:val="0"/>
+          <w:numId w:val="33"/>
+        </w:numPr>
+        <w:spacing w:before="100" w:beforeAutospacing="1" w:after="100" w:afterAutospacing="1" w:line="240" w:lineRule="auto"/>
+        <w:rPr>
+          <w:rFonts w:ascii="Times New Roman" w:eastAsia="Times New Roman" w:hAnsi="Times New Roman" w:cs="Times New Roman"/>
+          <w:sz w:val="24"/>
+          <w:szCs w:val="24"/>
+          <w:lang w:eastAsia="en-IN"/>
+        </w:rPr>
+      </w:pPr>
+      <w:r>
+        <w:rPr>
+          <w:rFonts w:ascii="Times New Roman" w:eastAsia="Times New Roman" w:hAnsi="Times New Roman" w:cs="Times New Roman"/>
+          <w:sz w:val="24"/>
+          <w:szCs w:val="24"/>
+          <w:lang w:eastAsia="en-IN"/>
+        </w:rPr>
+        <w:t xml:space="preserve">Check if list is sorted descending </w:t>
+      </w:r>
+    </w:p>
+    <w:p>
+      <w:pPr>
+        <w:numPr>
+          <w:ilvl w:val="0"/>
+          <w:numId w:val="33"/>
+        </w:numPr>
+        <w:spacing w:before="100" w:beforeAutospacing="1" w:after="100" w:afterAutospacing="1" w:line="240" w:lineRule="auto"/>
+        <w:rPr>
+          <w:rFonts w:ascii="Times New Roman" w:eastAsia="Times New Roman" w:hAnsi="Times New Roman" w:cs="Times New Roman"/>
+          <w:sz w:val="24"/>
+          <w:szCs w:val="24"/>
+          <w:lang w:eastAsia="en-IN"/>
+        </w:rPr>
+      </w:pPr>
+      <w:r>
+        <w:rPr>
+          <w:rFonts w:ascii="Times New Roman" w:eastAsia="Times New Roman" w:hAnsi="Times New Roman" w:cs="Times New Roman"/>
+          <w:sz w:val="24"/>
+          <w:szCs w:val="24"/>
+          <w:lang w:eastAsia="en-IN"/>
+        </w:rPr>
+        <w:t xml:space="preserve">Find missing number from 1 to n </w:t>
+      </w:r>
+    </w:p>
+    <w:p>
+      <w:pPr>
+        <w:numPr>
+          <w:ilvl w:val="0"/>
+          <w:numId w:val="33"/>
+        </w:numPr>
+        <w:spacing w:before="100" w:beforeAutospacing="1" w:after="100" w:afterAutospacing="1" w:line="240" w:lineRule="auto"/>
+        <w:rPr>
+          <w:rFonts w:ascii="Times New Roman" w:eastAsia="Times New Roman" w:hAnsi="Times New Roman" w:cs="Times New Roman"/>
+          <w:sz w:val="24"/>
+          <w:szCs w:val="24"/>
+          <w:lang w:eastAsia="en-IN"/>
+        </w:rPr>
+      </w:pPr>
+      <w:r>
+        <w:rPr>
+          <w:rFonts w:ascii="Times New Roman" w:eastAsia="Times New Roman" w:hAnsi="Times New Roman" w:cs="Times New Roman"/>
+          <w:sz w:val="24"/>
+          <w:szCs w:val="24"/>
+          <w:lang w:eastAsia="en-IN"/>
+        </w:rPr>
+        <w:t xml:space="preserve">Find repeated number from 1 to n </w:t>
+      </w:r>
+    </w:p>
+    <w:p>
+      <w:pPr>
+        <w:numPr>
+          <w:ilvl w:val="0"/>
+          <w:numId w:val="33"/>
+        </w:numPr>
+        <w:spacing w:before="100" w:beforeAutospacing="1" w:after="100" w:afterAutospacing="1" w:line="240" w:lineRule="auto"/>
+        <w:rPr>
+          <w:rFonts w:ascii="Times New Roman" w:eastAsia="Times New Roman" w:hAnsi="Times New Roman" w:cs="Times New Roman"/>
+          <w:sz w:val="24"/>
+          <w:szCs w:val="24"/>
+          <w:lang w:eastAsia="en-IN"/>
+        </w:rPr>
+      </w:pPr>
+      <w:r>
+        <w:rPr>
+          <w:rFonts w:ascii="Times New Roman" w:eastAsia="Times New Roman" w:hAnsi="Times New Roman" w:cs="Times New Roman"/>
+          <w:sz w:val="24"/>
+          <w:szCs w:val="24"/>
+          <w:lang w:eastAsia="en-IN"/>
+        </w:rPr>
+        <w:t xml:space="preserve">Find pair with maximum sum </w:t>
+      </w:r>
+    </w:p>
+    <w:p>
+      <w:pPr>
+        <w:numPr>
+          <w:ilvl w:val="0"/>
+          <w:numId w:val="33"/>
+        </w:numPr>
+        <w:spacing w:before="100" w:beforeAutospacing="1" w:after="100" w:afterAutospacing="1" w:line="240" w:lineRule="auto"/>
+        <w:rPr>
+          <w:rFonts w:ascii="Times New Roman" w:eastAsia="Times New Roman" w:hAnsi="Times New Roman" w:cs="Times New Roman"/>
+          <w:sz w:val="24"/>
+          <w:szCs w:val="24"/>
+          <w:lang w:eastAsia="en-IN"/>
+        </w:rPr>
+      </w:pPr>
+      <w:r>
+        <w:rPr>
+          <w:rFonts w:ascii="Times New Roman" w:eastAsia="Times New Roman" w:hAnsi="Times New Roman" w:cs="Times New Roman"/>
+          <w:sz w:val="24"/>
+          <w:szCs w:val="24"/>
+          <w:lang w:eastAsia="en-IN"/>
+        </w:rPr>
+        <w:t xml:space="preserve">Find pair with minimum sum </w:t>
+      </w:r>
+    </w:p>
+    <w:p>
+      <w:pPr>
+        <w:numPr>
+          <w:ilvl w:val="0"/>
+          <w:numId w:val="33"/>
+        </w:numPr>
+        <w:spacing w:before="100" w:beforeAutospacing="1" w:after="100" w:afterAutospacing="1" w:line="240" w:lineRule="auto"/>
+        <w:rPr>
+          <w:rFonts w:ascii="Times New Roman" w:eastAsia="Times New Roman" w:hAnsi="Times New Roman" w:cs="Times New Roman"/>
+          <w:sz w:val="24"/>
+          <w:szCs w:val="24"/>
+          <w:lang w:eastAsia="en-IN"/>
+        </w:rPr>
+      </w:pPr>
+      <w:r>
+        <w:rPr>
+          <w:rFonts w:ascii="Times New Roman" w:eastAsia="Times New Roman" w:hAnsi="Times New Roman" w:cs="Times New Roman"/>
+          <w:sz w:val="24"/>
+          <w:szCs w:val="24"/>
+          <w:lang w:eastAsia="en-IN"/>
+        </w:rPr>
+        <w:t xml:space="preserve">Find subarray with maximum sum (basic </w:t>
+      </w:r>
+      <w:proofErr w:type="spellStart"/>
+      <w:r>
+        <w:rPr>
+          <w:rFonts w:ascii="Times New Roman" w:eastAsia="Times New Roman" w:hAnsi="Times New Roman" w:cs="Times New Roman"/>
+          <w:sz w:val="24"/>
+          <w:szCs w:val="24"/>
+          <w:lang w:eastAsia="en-IN"/>
+        </w:rPr>
+        <w:t>Kadane</w:t>
+      </w:r>
+      <w:proofErr w:type="spellEnd"/>
+      <w:r>
+        <w:rPr>
+          <w:rFonts w:ascii="Times New Roman" w:eastAsia="Times New Roman" w:hAnsi="Times New Roman" w:cs="Times New Roman"/>
+          <w:sz w:val="24"/>
+          <w:szCs w:val="24"/>
+          <w:lang w:eastAsia="en-IN"/>
+        </w:rPr>
+        <w:t xml:space="preserve"> intro) </w:t>
+      </w:r>
+    </w:p>
+    <w:p>
+      <w:pPr>
+        <w:numPr>
+          <w:ilvl w:val="0"/>
+          <w:numId w:val="33"/>
+        </w:numPr>
+        <w:spacing w:before="100" w:beforeAutospacing="1" w:after="100" w:afterAutospacing="1" w:line="240" w:lineRule="auto"/>
+        <w:rPr>
+          <w:rFonts w:ascii="Times New Roman" w:eastAsia="Times New Roman" w:hAnsi="Times New Roman" w:cs="Times New Roman"/>
+          <w:sz w:val="24"/>
+          <w:szCs w:val="24"/>
+          <w:lang w:eastAsia="en-IN"/>
+        </w:rPr>
+      </w:pPr>
+      <w:r>
+        <w:rPr>
+          <w:rFonts w:ascii="Times New Roman" w:eastAsia="Times New Roman" w:hAnsi="Times New Roman" w:cs="Times New Roman"/>
+          <w:sz w:val="24"/>
+          <w:szCs w:val="24"/>
+          <w:lang w:eastAsia="en-IN"/>
+        </w:rPr>
+        <w:t xml:space="preserve">Find subarray with minimum sum </w:t>
+      </w:r>
+    </w:p>
+    <w:p>
+      <w:pPr>
+        <w:numPr>
+          <w:ilvl w:val="0"/>
+          <w:numId w:val="33"/>
+        </w:numPr>
+        <w:spacing w:before="100" w:beforeAutospacing="1" w:after="100" w:afterAutospacing="1" w:line="240" w:lineRule="auto"/>
+        <w:rPr>
+          <w:rFonts w:ascii="Times New Roman" w:eastAsia="Times New Roman" w:hAnsi="Times New Roman" w:cs="Times New Roman"/>
+          <w:sz w:val="24"/>
+          <w:szCs w:val="24"/>
+          <w:lang w:eastAsia="en-IN"/>
+        </w:rPr>
+      </w:pPr>
+      <w:r>
+        <w:rPr>
+          <w:rFonts w:ascii="Times New Roman" w:eastAsia="Times New Roman" w:hAnsi="Times New Roman" w:cs="Times New Roman"/>
+          <w:sz w:val="24"/>
+          <w:szCs w:val="24"/>
+          <w:lang w:eastAsia="en-IN"/>
+        </w:rPr>
+        <w:t xml:space="preserve">Find leaders in array (greater than right side) </w:t>
+      </w:r>
+    </w:p>
+    <w:p>
+      <w:pPr>
+        <w:numPr>
+          <w:ilvl w:val="0"/>
+          <w:numId w:val="33"/>
+        </w:numPr>
+        <w:spacing w:before="100" w:beforeAutospacing="1" w:after="100" w:afterAutospacing="1" w:line="240" w:lineRule="auto"/>
+        <w:rPr>
+          <w:rFonts w:ascii="Times New Roman" w:eastAsia="Times New Roman" w:hAnsi="Times New Roman" w:cs="Times New Roman"/>
+          <w:sz w:val="24"/>
+          <w:szCs w:val="24"/>
+          <w:lang w:eastAsia="en-IN"/>
+        </w:rPr>
+      </w:pPr>
+      <w:r>
+        <w:rPr>
+          <w:rFonts w:ascii="Times New Roman" w:eastAsia="Times New Roman" w:hAnsi="Times New Roman" w:cs="Times New Roman"/>
+          <w:sz w:val="24"/>
+          <w:szCs w:val="24"/>
+          <w:lang w:eastAsia="en-IN"/>
+        </w:rPr>
+        <w:t xml:space="preserve">Find majority element (&gt; n/2 times) </w:t>
+      </w:r>
+    </w:p>
+    <w:p>
+      <w:pPr>
+        <w:spacing w:after="0" w:line="240" w:lineRule="auto"/>
+        <w:rPr>
+          <w:rFonts w:ascii="Times New Roman" w:eastAsia="Times New Roman" w:hAnsi="Times New Roman" w:cs="Times New Roman"/>
+          <w:sz w:val="24"/>
+          <w:szCs w:val="24"/>
+          <w:lang w:eastAsia="en-IN"/>
+        </w:rPr>
+      </w:pPr>
+      <w:r>
+        <w:rPr>
+          <w:rFonts w:ascii="Times New Roman" w:eastAsia="Times New Roman" w:hAnsi="Times New Roman" w:cs="Times New Roman"/>
+          <w:sz w:val="24"/>
+          <w:szCs w:val="24"/>
+          <w:lang w:eastAsia="en-IN"/>
+        </w:rPr>
+        <w:pict w14:anchorId="7BE5308E">
+          <v:rect id="_x0000_i1050" style="width:0;height:1.5pt" o:hralign="center" o:hrstd="t" o:hr="t" fillcolor="#a0a0a0" stroked="f"/>
+        </w:pict>
+      </w:r>
+    </w:p>
+    <w:p>
+      <w:pPr>
+        <w:spacing w:before="100" w:beforeAutospacing="1" w:after="100" w:afterAutospacing="1" w:line="240" w:lineRule="auto"/>
+        <w:outlineLvl w:val="0"/>
+        <w:rPr>
+          <w:rFonts w:ascii="Times New Roman" w:eastAsia="Times New Roman" w:hAnsi="Times New Roman" w:cs="Times New Roman"/>
+          <w:b/>
+          <w:bCs/>
+          <w:kern w:val="36"/>
+          <w:sz w:val="48"/>
+          <w:szCs w:val="48"/>
+          <w:lang w:eastAsia="en-IN"/>
+        </w:rPr>
+      </w:pPr>
+      <w:r>
+        <w:rPr>
+          <w:rFonts w:ascii="Segoe UI Emoji" w:eastAsia="Times New Roman" w:hAnsi="Segoe UI Emoji" w:cs="Segoe UI Emoji"/>
+          <w:b/>
+          <w:bCs/>
+          <w:kern w:val="36"/>
+          <w:sz w:val="48"/>
+          <w:szCs w:val="48"/>
+          <w:lang w:eastAsia="en-IN"/>
+        </w:rPr>
+        <w:lastRenderedPageBreak/>
+        <w:t>💎</w:t>
+      </w:r>
+      <w:r>
+        <w:rPr>
+          <w:rFonts w:ascii="Times New Roman" w:eastAsia="Times New Roman" w:hAnsi="Times New Roman" w:cs="Times New Roman"/>
+          <w:b/>
+          <w:bCs/>
+          <w:kern w:val="36"/>
+          <w:sz w:val="48"/>
+          <w:szCs w:val="48"/>
+          <w:lang w:eastAsia="en-IN"/>
+        </w:rPr>
+        <w:t xml:space="preserve"> BONUS +2 LEVEL (If you want real challenge)</w:t>
+      </w:r>
+    </w:p>
+    <w:p>
+      <w:pPr>
+        <w:numPr>
+          <w:ilvl w:val="0"/>
+          <w:numId w:val="34"/>
+        </w:numPr>
+        <w:spacing w:before="100" w:beforeAutospacing="1" w:after="100" w:afterAutospacing="1" w:line="240" w:lineRule="auto"/>
+        <w:rPr>
+          <w:rFonts w:ascii="Times New Roman" w:eastAsia="Times New Roman" w:hAnsi="Times New Roman" w:cs="Times New Roman"/>
+          <w:sz w:val="24"/>
+          <w:szCs w:val="24"/>
+          <w:lang w:eastAsia="en-IN"/>
+        </w:rPr>
+      </w:pPr>
+      <w:r>
+        <w:rPr>
+          <w:rFonts w:ascii="Times New Roman" w:eastAsia="Times New Roman" w:hAnsi="Times New Roman" w:cs="Times New Roman"/>
+          <w:sz w:val="24"/>
+          <w:szCs w:val="24"/>
+          <w:lang w:eastAsia="en-IN"/>
+        </w:rPr>
+        <w:t xml:space="preserve">Find all subarrays with sum = k </w:t>
+      </w:r>
+    </w:p>
+    <w:p>
+      <w:pPr>
+        <w:numPr>
+          <w:ilvl w:val="0"/>
+          <w:numId w:val="34"/>
+        </w:numPr>
+        <w:spacing w:before="100" w:beforeAutospacing="1" w:after="100" w:afterAutospacing="1" w:line="240" w:lineRule="auto"/>
+        <w:rPr>
+          <w:rFonts w:ascii="Times New Roman" w:eastAsia="Times New Roman" w:hAnsi="Times New Roman" w:cs="Times New Roman"/>
+          <w:sz w:val="24"/>
+          <w:szCs w:val="24"/>
+          <w:lang w:eastAsia="en-IN"/>
+        </w:rPr>
+      </w:pPr>
+      <w:r>
+        <w:rPr>
+          <w:rFonts w:ascii="Times New Roman" w:eastAsia="Times New Roman" w:hAnsi="Times New Roman" w:cs="Times New Roman"/>
+          <w:sz w:val="24"/>
+          <w:szCs w:val="24"/>
+          <w:lang w:eastAsia="en-IN"/>
+        </w:rPr>
+        <w:t xml:space="preserve">Find longest subarray with equal 0s and 1s </w:t>
+      </w:r>
+    </w:p>
+    <w:p>
+      <w:pPr>
+        <w:numPr>
+          <w:ilvl w:val="0"/>
+          <w:numId w:val="34"/>
+        </w:numPr>
+        <w:spacing w:before="100" w:beforeAutospacing="1" w:after="100" w:afterAutospacing="1" w:line="240" w:lineRule="auto"/>
+        <w:rPr>
+          <w:rFonts w:ascii="Times New Roman" w:eastAsia="Times New Roman" w:hAnsi="Times New Roman" w:cs="Times New Roman"/>
+          <w:sz w:val="24"/>
+          <w:szCs w:val="24"/>
+          <w:lang w:eastAsia="en-IN"/>
+        </w:rPr>
+      </w:pPr>
+      <w:r>
+        <w:rPr>
+          <w:rFonts w:ascii="Times New Roman" w:eastAsia="Times New Roman" w:hAnsi="Times New Roman" w:cs="Times New Roman"/>
+          <w:sz w:val="24"/>
+          <w:szCs w:val="24"/>
+          <w:lang w:eastAsia="en-IN"/>
+        </w:rPr>
+        <w:t xml:space="preserve">Find next permutation </w:t>
+      </w:r>
+    </w:p>
+    <w:p>
+      <w:pPr>
+        <w:numPr>
+          <w:ilvl w:val="0"/>
+          <w:numId w:val="34"/>
+        </w:numPr>
+        <w:spacing w:before="100" w:beforeAutospacing="1" w:after="100" w:afterAutospacing="1" w:line="240" w:lineRule="auto"/>
+        <w:rPr>
+          <w:rFonts w:ascii="Times New Roman" w:eastAsia="Times New Roman" w:hAnsi="Times New Roman" w:cs="Times New Roman"/>
+          <w:sz w:val="24"/>
+          <w:szCs w:val="24"/>
+          <w:lang w:eastAsia="en-IN"/>
+        </w:rPr>
+      </w:pPr>
+      <w:r>
+        <w:rPr>
+          <w:rFonts w:ascii="Times New Roman" w:eastAsia="Times New Roman" w:hAnsi="Times New Roman" w:cs="Times New Roman"/>
+          <w:sz w:val="24"/>
+          <w:szCs w:val="24"/>
+          <w:lang w:eastAsia="en-IN"/>
+        </w:rPr>
+        <w:t xml:space="preserve">Find trapping rain water </w:t>
+      </w:r>
+    </w:p>
+    <w:p>
+      <w:pPr>
+        <w:numPr>
+          <w:ilvl w:val="0"/>
+          <w:numId w:val="34"/>
+        </w:numPr>
+        <w:spacing w:before="100" w:beforeAutospacing="1" w:after="100" w:afterAutospacing="1" w:line="240" w:lineRule="auto"/>
+        <w:rPr>
+          <w:rFonts w:ascii="Times New Roman" w:eastAsia="Times New Roman" w:hAnsi="Times New Roman" w:cs="Times New Roman"/>
+          <w:sz w:val="24"/>
+          <w:szCs w:val="24"/>
+          <w:lang w:eastAsia="en-IN"/>
+        </w:rPr>
+      </w:pPr>
+      <w:r>
+        <w:rPr>
+          <w:rFonts w:ascii="Times New Roman" w:eastAsia="Times New Roman" w:hAnsi="Times New Roman" w:cs="Times New Roman"/>
+          <w:sz w:val="24"/>
+          <w:szCs w:val="24"/>
+          <w:lang w:eastAsia="en-IN"/>
+        </w:rPr>
+        <w:t xml:space="preserve">Find stock buy/sell max profit </w:t>
+      </w:r>
+    </w:p>
+    <w:p>
+      <w:pPr>
+        <w:numPr>
+          <w:ilvl w:val="0"/>
+          <w:numId w:val="34"/>
+        </w:numPr>
+        <w:spacing w:before="100" w:beforeAutospacing="1" w:after="100" w:afterAutospacing="1" w:line="240" w:lineRule="auto"/>
+        <w:rPr>
+          <w:rFonts w:ascii="Times New Roman" w:eastAsia="Times New Roman" w:hAnsi="Times New Roman" w:cs="Times New Roman"/>
+          <w:sz w:val="24"/>
+          <w:szCs w:val="24"/>
+          <w:lang w:eastAsia="en-IN"/>
+        </w:rPr>
+      </w:pPr>
+      <w:r>
+        <w:rPr>
+          <w:rFonts w:ascii="Times New Roman" w:eastAsia="Times New Roman" w:hAnsi="Times New Roman" w:cs="Times New Roman"/>
+          <w:sz w:val="24"/>
+          <w:szCs w:val="24"/>
+          <w:lang w:eastAsia="en-IN"/>
+        </w:rPr>
+        <w:t xml:space="preserve">Find product except self </w:t>
+      </w:r>
+    </w:p>
+    <w:p>
+      <w:pPr>
+        <w:numPr>
+          <w:ilvl w:val="0"/>
+          <w:numId w:val="34"/>
+        </w:numPr>
+        <w:spacing w:before="100" w:beforeAutospacing="1" w:after="100" w:afterAutospacing="1" w:line="240" w:lineRule="auto"/>
+        <w:rPr>
+          <w:rFonts w:ascii="Times New Roman" w:eastAsia="Times New Roman" w:hAnsi="Times New Roman" w:cs="Times New Roman"/>
+          <w:sz w:val="24"/>
+          <w:szCs w:val="24"/>
+          <w:lang w:eastAsia="en-IN"/>
+        </w:rPr>
+      </w:pPr>
+      <w:r>
+        <w:rPr>
+          <w:rFonts w:ascii="Times New Roman" w:eastAsia="Times New Roman" w:hAnsi="Times New Roman" w:cs="Times New Roman"/>
+          <w:sz w:val="24"/>
+          <w:szCs w:val="24"/>
+          <w:lang w:eastAsia="en-IN"/>
+        </w:rPr>
+        <w:t xml:space="preserve">Find longest consecutive sequence </w:t>
+      </w:r>
+    </w:p>
+    <w:p>
+      <w:pPr>
+        <w:numPr>
+          <w:ilvl w:val="0"/>
+          <w:numId w:val="34"/>
+        </w:numPr>
+        <w:spacing w:before="100" w:beforeAutospacing="1" w:after="100" w:afterAutospacing="1" w:line="240" w:lineRule="auto"/>
+        <w:rPr>
+          <w:rFonts w:ascii="Times New Roman" w:eastAsia="Times New Roman" w:hAnsi="Times New Roman" w:cs="Times New Roman"/>
+          <w:sz w:val="24"/>
+          <w:szCs w:val="24"/>
+          <w:lang w:eastAsia="en-IN"/>
+        </w:rPr>
+      </w:pPr>
+      <w:r>
+        <w:rPr>
+          <w:rFonts w:ascii="Times New Roman" w:eastAsia="Times New Roman" w:hAnsi="Times New Roman" w:cs="Times New Roman"/>
+          <w:sz w:val="24"/>
+          <w:szCs w:val="24"/>
+          <w:lang w:eastAsia="en-IN"/>
+        </w:rPr>
+        <w:t xml:space="preserve">Find duplicate without extra space </w:t>
+      </w:r>
+    </w:p>
+    <w:p>
+      <w:pPr>
+        <w:numPr>
+          <w:ilvl w:val="0"/>
+          <w:numId w:val="34"/>
+        </w:numPr>
+        <w:spacing w:before="100" w:beforeAutospacing="1" w:after="100" w:afterAutospacing="1" w:line="240" w:lineRule="auto"/>
+        <w:rPr>
+          <w:rFonts w:ascii="Times New Roman" w:eastAsia="Times New Roman" w:hAnsi="Times New Roman" w:cs="Times New Roman"/>
+          <w:sz w:val="24"/>
+          <w:szCs w:val="24"/>
+          <w:lang w:eastAsia="en-IN"/>
+        </w:rPr>
+      </w:pPr>
+      <w:r>
+        <w:rPr>
+          <w:rFonts w:ascii="Times New Roman" w:eastAsia="Times New Roman" w:hAnsi="Times New Roman" w:cs="Times New Roman"/>
+          <w:sz w:val="24"/>
+          <w:szCs w:val="24"/>
+          <w:lang w:eastAsia="en-IN"/>
+        </w:rPr>
+        <w:t xml:space="preserve">Find median of two sorted arrays </w:t>
+      </w:r>
+    </w:p>
+    <w:p>
+      <w:pPr>
+        <w:numPr>
+          <w:ilvl w:val="0"/>
+          <w:numId w:val="34"/>
+        </w:numPr>
+        <w:spacing w:before="100" w:beforeAutospacing="1" w:after="100" w:afterAutospacing="1" w:line="240" w:lineRule="auto"/>
+        <w:rPr>
+          <w:rFonts w:ascii="Times New Roman" w:eastAsia="Times New Roman" w:hAnsi="Times New Roman" w:cs="Times New Roman"/>
+          <w:sz w:val="24"/>
+          <w:szCs w:val="24"/>
+          <w:lang w:eastAsia="en-IN"/>
+        </w:rPr>
+      </w:pPr>
+      <w:r>
+        <w:rPr>
+          <w:rFonts w:ascii="Times New Roman" w:eastAsia="Times New Roman" w:hAnsi="Times New Roman" w:cs="Times New Roman"/>
+          <w:sz w:val="24"/>
+          <w:szCs w:val="24"/>
+          <w:lang w:eastAsia="en-IN"/>
+        </w:rPr>
+        <w:t xml:space="preserve">Merge overlapping intervals </w:t>
+      </w:r>
+    </w:p>
+    <w:p>
+      <w:pPr>
+        <w:spacing w:before="100" w:beforeAutospacing="1" w:after="100" w:afterAutospacing="1" w:line="240" w:lineRule="auto"/>
+        <w:rPr>
+          <w:rFonts w:ascii="Times New Roman" w:eastAsia="Times New Roman" w:hAnsi="Times New Roman" w:cs="Times New Roman"/>
+          <w:sz w:val="24"/>
+          <w:szCs w:val="24"/>
+          <w:lang w:eastAsia="en-IN"/>
+        </w:rPr>
+      </w:pPr>
     </w:p>
     <w:p>
       <w:pPr>
@@ -8811,6 +10367,119 @@
     </w:lvl>
   </w:abstractNum>
   <w:abstractNum w:abstractNumId="1" w15:restartNumberingAfterBreak="0">
+    <w:nsid w:val="0A0D4590"/>
+    <w:multiLevelType w:val="multilevel"/>
+    <w:tmpl w:val="CE483766"/>
+    <w:lvl w:ilvl="0">
+      <w:start w:val="21"/>
+      <w:numFmt w:val="decimal"/>
+      <w:lvlText w:val="%1."/>
+      <w:lvlJc w:val="left"/>
+      <w:pPr>
+        <w:tabs>
+          <w:tab w:val="num" w:pos="720"/>
+        </w:tabs>
+        <w:ind w:left="720" w:hanging="360"/>
+      </w:pPr>
+    </w:lvl>
+    <w:lvl w:ilvl="1" w:tentative="1">
+      <w:start w:val="1"/>
+      <w:numFmt w:val="decimal"/>
+      <w:lvlText w:val="%2."/>
+      <w:lvlJc w:val="left"/>
+      <w:pPr>
+        <w:tabs>
+          <w:tab w:val="num" w:pos="1440"/>
+        </w:tabs>
+        <w:ind w:left="1440" w:hanging="360"/>
+      </w:pPr>
+    </w:lvl>
+    <w:lvl w:ilvl="2" w:tentative="1">
+      <w:start w:val="1"/>
+      <w:numFmt w:val="decimal"/>
+      <w:lvlText w:val="%3."/>
+      <w:lvlJc w:val="left"/>
+      <w:pPr>
+        <w:tabs>
+          <w:tab w:val="num" w:pos="2160"/>
+        </w:tabs>
+        <w:ind w:left="2160" w:hanging="360"/>
+      </w:pPr>
+    </w:lvl>
+    <w:lvl w:ilvl="3" w:tentative="1">
+      <w:start w:val="1"/>
+      <w:numFmt w:val="decimal"/>
+      <w:lvlText w:val="%4."/>
+      <w:lvlJc w:val="left"/>
+      <w:pPr>
+        <w:tabs>
+          <w:tab w:val="num" w:pos="2880"/>
+        </w:tabs>
+        <w:ind w:left="2880" w:hanging="360"/>
+      </w:pPr>
+    </w:lvl>
+    <w:lvl w:ilvl="4" w:tentative="1">
+      <w:start w:val="1"/>
+      <w:numFmt w:val="decimal"/>
+      <w:lvlText w:val="%5."/>
+      <w:lvlJc w:val="left"/>
+      <w:pPr>
+        <w:tabs>
+          <w:tab w:val="num" w:pos="3600"/>
+        </w:tabs>
+        <w:ind w:left="3600" w:hanging="360"/>
+      </w:pPr>
+    </w:lvl>
+    <w:lvl w:ilvl="5" w:tentative="1">
+      <w:start w:val="1"/>
+      <w:numFmt w:val="decimal"/>
+      <w:lvlText w:val="%6."/>
+      <w:lvlJc w:val="left"/>
+      <w:pPr>
+        <w:tabs>
+          <w:tab w:val="num" w:pos="4320"/>
+        </w:tabs>
+        <w:ind w:left="4320" w:hanging="360"/>
+      </w:pPr>
+    </w:lvl>
+    <w:lvl w:ilvl="6" w:tentative="1">
+      <w:start w:val="1"/>
+      <w:numFmt w:val="decimal"/>
+      <w:lvlText w:val="%7."/>
+      <w:lvlJc w:val="left"/>
+      <w:pPr>
+        <w:tabs>
+          <w:tab w:val="num" w:pos="5040"/>
+        </w:tabs>
+        <w:ind w:left="5040" w:hanging="360"/>
+      </w:pPr>
+    </w:lvl>
+    <w:lvl w:ilvl="7" w:tentative="1">
+      <w:start w:val="1"/>
+      <w:numFmt w:val="decimal"/>
+      <w:lvlText w:val="%8."/>
+      <w:lvlJc w:val="left"/>
+      <w:pPr>
+        <w:tabs>
+          <w:tab w:val="num" w:pos="5760"/>
+        </w:tabs>
+        <w:ind w:left="5760" w:hanging="360"/>
+      </w:pPr>
+    </w:lvl>
+    <w:lvl w:ilvl="8" w:tentative="1">
+      <w:start w:val="1"/>
+      <w:numFmt w:val="decimal"/>
+      <w:lvlText w:val="%9."/>
+      <w:lvlJc w:val="left"/>
+      <w:pPr>
+        <w:tabs>
+          <w:tab w:val="num" w:pos="6480"/>
+        </w:tabs>
+        <w:ind w:left="6480" w:hanging="360"/>
+      </w:pPr>
+    </w:lvl>
+  </w:abstractNum>
+  <w:abstractNum w:abstractNumId="2" w15:restartNumberingAfterBreak="0">
     <w:nsid w:val="0CB82C27"/>
     <w:multiLevelType w:val="multilevel"/>
     <w:tmpl w:val="1F58F986"/>
@@ -8923,7 +10592,7 @@
       </w:pPr>
     </w:lvl>
   </w:abstractNum>
-  <w:abstractNum w:abstractNumId="2" w15:restartNumberingAfterBreak="0">
+  <w:abstractNum w:abstractNumId="3" w15:restartNumberingAfterBreak="0">
     <w:nsid w:val="173E5570"/>
     <w:multiLevelType w:val="multilevel"/>
     <w:tmpl w:val="E01C319A"/>
@@ -9036,7 +10705,7 @@
       </w:pPr>
     </w:lvl>
   </w:abstractNum>
-  <w:abstractNum w:abstractNumId="3" w15:restartNumberingAfterBreak="0">
+  <w:abstractNum w:abstractNumId="4" w15:restartNumberingAfterBreak="0">
     <w:nsid w:val="1EA71ED0"/>
     <w:multiLevelType w:val="multilevel"/>
     <w:tmpl w:val="8ED02D38"/>
@@ -9149,7 +10818,7 @@
       </w:pPr>
     </w:lvl>
   </w:abstractNum>
-  <w:abstractNum w:abstractNumId="4" w15:restartNumberingAfterBreak="0">
+  <w:abstractNum w:abstractNumId="5" w15:restartNumberingAfterBreak="0">
     <w:nsid w:val="22C46298"/>
     <w:multiLevelType w:val="multilevel"/>
     <w:tmpl w:val="602000B4"/>
@@ -9262,7 +10931,7 @@
       </w:pPr>
     </w:lvl>
   </w:abstractNum>
-  <w:abstractNum w:abstractNumId="5" w15:restartNumberingAfterBreak="0">
+  <w:abstractNum w:abstractNumId="6" w15:restartNumberingAfterBreak="0">
     <w:nsid w:val="251C679B"/>
     <w:multiLevelType w:val="multilevel"/>
     <w:tmpl w:val="C3DEBDC0"/>
@@ -9375,7 +11044,7 @@
       </w:pPr>
     </w:lvl>
   </w:abstractNum>
-  <w:abstractNum w:abstractNumId="6" w15:restartNumberingAfterBreak="0">
+  <w:abstractNum w:abstractNumId="7" w15:restartNumberingAfterBreak="0">
     <w:nsid w:val="28561AB6"/>
     <w:multiLevelType w:val="multilevel"/>
     <w:tmpl w:val="C862061A"/>
@@ -9488,7 +11157,7 @@
       </w:pPr>
     </w:lvl>
   </w:abstractNum>
-  <w:abstractNum w:abstractNumId="7" w15:restartNumberingAfterBreak="0">
+  <w:abstractNum w:abstractNumId="8" w15:restartNumberingAfterBreak="0">
     <w:nsid w:val="2B7200C1"/>
     <w:multiLevelType w:val="multilevel"/>
     <w:tmpl w:val="1C484E04"/>
@@ -9601,7 +11270,7 @@
       </w:pPr>
     </w:lvl>
   </w:abstractNum>
-  <w:abstractNum w:abstractNumId="8" w15:restartNumberingAfterBreak="0">
+  <w:abstractNum w:abstractNumId="9" w15:restartNumberingAfterBreak="0">
     <w:nsid w:val="31BD6030"/>
     <w:multiLevelType w:val="multilevel"/>
     <w:tmpl w:val="9CAC134A"/>
@@ -9714,7 +11383,120 @@
       </w:pPr>
     </w:lvl>
   </w:abstractNum>
-  <w:abstractNum w:abstractNumId="9" w15:restartNumberingAfterBreak="0">
+  <w:abstractNum w:abstractNumId="10" w15:restartNumberingAfterBreak="0">
+    <w:nsid w:val="36FF19C3"/>
+    <w:multiLevelType w:val="multilevel"/>
+    <w:tmpl w:val="1464A9BC"/>
+    <w:lvl w:ilvl="0">
+      <w:start w:val="31"/>
+      <w:numFmt w:val="decimal"/>
+      <w:lvlText w:val="%1."/>
+      <w:lvlJc w:val="left"/>
+      <w:pPr>
+        <w:tabs>
+          <w:tab w:val="num" w:pos="720"/>
+        </w:tabs>
+        <w:ind w:left="720" w:hanging="360"/>
+      </w:pPr>
+    </w:lvl>
+    <w:lvl w:ilvl="1" w:tentative="1">
+      <w:start w:val="1"/>
+      <w:numFmt w:val="decimal"/>
+      <w:lvlText w:val="%2."/>
+      <w:lvlJc w:val="left"/>
+      <w:pPr>
+        <w:tabs>
+          <w:tab w:val="num" w:pos="1440"/>
+        </w:tabs>
+        <w:ind w:left="1440" w:hanging="360"/>
+      </w:pPr>
+    </w:lvl>
+    <w:lvl w:ilvl="2" w:tentative="1">
+      <w:start w:val="1"/>
+      <w:numFmt w:val="decimal"/>
+      <w:lvlText w:val="%3."/>
+      <w:lvlJc w:val="left"/>
+      <w:pPr>
+        <w:tabs>
+          <w:tab w:val="num" w:pos="2160"/>
+        </w:tabs>
+        <w:ind w:left="2160" w:hanging="360"/>
+      </w:pPr>
+    </w:lvl>
+    <w:lvl w:ilvl="3" w:tentative="1">
+      <w:start w:val="1"/>
+      <w:numFmt w:val="decimal"/>
+      <w:lvlText w:val="%4."/>
+      <w:lvlJc w:val="left"/>
+      <w:pPr>
+        <w:tabs>
+          <w:tab w:val="num" w:pos="2880"/>
+        </w:tabs>
+        <w:ind w:left="2880" w:hanging="360"/>
+      </w:pPr>
+    </w:lvl>
+    <w:lvl w:ilvl="4" w:tentative="1">
+      <w:start w:val="1"/>
+      <w:numFmt w:val="decimal"/>
+      <w:lvlText w:val="%5."/>
+      <w:lvlJc w:val="left"/>
+      <w:pPr>
+        <w:tabs>
+          <w:tab w:val="num" w:pos="3600"/>
+        </w:tabs>
+        <w:ind w:left="3600" w:hanging="360"/>
+      </w:pPr>
+    </w:lvl>
+    <w:lvl w:ilvl="5" w:tentative="1">
+      <w:start w:val="1"/>
+      <w:numFmt w:val="decimal"/>
+      <w:lvlText w:val="%6."/>
+      <w:lvlJc w:val="left"/>
+      <w:pPr>
+        <w:tabs>
+          <w:tab w:val="num" w:pos="4320"/>
+        </w:tabs>
+        <w:ind w:left="4320" w:hanging="360"/>
+      </w:pPr>
+    </w:lvl>
+    <w:lvl w:ilvl="6" w:tentative="1">
+      <w:start w:val="1"/>
+      <w:numFmt w:val="decimal"/>
+      <w:lvlText w:val="%7."/>
+      <w:lvlJc w:val="left"/>
+      <w:pPr>
+        <w:tabs>
+          <w:tab w:val="num" w:pos="5040"/>
+        </w:tabs>
+        <w:ind w:left="5040" w:hanging="360"/>
+      </w:pPr>
+    </w:lvl>
+    <w:lvl w:ilvl="7" w:tentative="1">
+      <w:start w:val="1"/>
+      <w:numFmt w:val="decimal"/>
+      <w:lvlText w:val="%8."/>
+      <w:lvlJc w:val="left"/>
+      <w:pPr>
+        <w:tabs>
+          <w:tab w:val="num" w:pos="5760"/>
+        </w:tabs>
+        <w:ind w:left="5760" w:hanging="360"/>
+      </w:pPr>
+    </w:lvl>
+    <w:lvl w:ilvl="8" w:tentative="1">
+      <w:start w:val="1"/>
+      <w:numFmt w:val="decimal"/>
+      <w:lvlText w:val="%9."/>
+      <w:lvlJc w:val="left"/>
+      <w:pPr>
+        <w:tabs>
+          <w:tab w:val="num" w:pos="6480"/>
+        </w:tabs>
+        <w:ind w:left="6480" w:hanging="360"/>
+      </w:pPr>
+    </w:lvl>
+  </w:abstractNum>
+  <w:abstractNum w:abstractNumId="11" w15:restartNumberingAfterBreak="0">
     <w:nsid w:val="37F32B7D"/>
     <w:multiLevelType w:val="multilevel"/>
     <w:tmpl w:val="07964106"/>
@@ -9827,7 +11609,7 @@
       </w:pPr>
     </w:lvl>
   </w:abstractNum>
-  <w:abstractNum w:abstractNumId="10" w15:restartNumberingAfterBreak="0">
+  <w:abstractNum w:abstractNumId="12" w15:restartNumberingAfterBreak="0">
     <w:nsid w:val="441B748A"/>
     <w:multiLevelType w:val="multilevel"/>
     <w:tmpl w:val="5972D522"/>
@@ -9940,7 +11722,7 @@
       </w:pPr>
     </w:lvl>
   </w:abstractNum>
-  <w:abstractNum w:abstractNumId="11" w15:restartNumberingAfterBreak="0">
+  <w:abstractNum w:abstractNumId="13" w15:restartNumberingAfterBreak="0">
     <w:nsid w:val="45562793"/>
     <w:multiLevelType w:val="multilevel"/>
     <w:tmpl w:val="CF4EA162"/>
@@ -10053,7 +11835,7 @@
       </w:pPr>
     </w:lvl>
   </w:abstractNum>
-  <w:abstractNum w:abstractNumId="12" w15:restartNumberingAfterBreak="0">
+  <w:abstractNum w:abstractNumId="14" w15:restartNumberingAfterBreak="0">
     <w:nsid w:val="47177CAE"/>
     <w:multiLevelType w:val="multilevel"/>
     <w:tmpl w:val="FA726AD2"/>
@@ -10166,7 +11948,7 @@
       </w:pPr>
     </w:lvl>
   </w:abstractNum>
-  <w:abstractNum w:abstractNumId="13" w15:restartNumberingAfterBreak="0">
+  <w:abstractNum w:abstractNumId="15" w15:restartNumberingAfterBreak="0">
     <w:nsid w:val="49FE5753"/>
     <w:multiLevelType w:val="multilevel"/>
     <w:tmpl w:val="84D43C52"/>
@@ -10279,7 +12061,7 @@
       </w:pPr>
     </w:lvl>
   </w:abstractNum>
-  <w:abstractNum w:abstractNumId="14" w15:restartNumberingAfterBreak="0">
+  <w:abstractNum w:abstractNumId="16" w15:restartNumberingAfterBreak="0">
     <w:nsid w:val="4CD43958"/>
     <w:multiLevelType w:val="multilevel"/>
     <w:tmpl w:val="504CCF98"/>
@@ -10392,7 +12174,7 @@
       </w:pPr>
     </w:lvl>
   </w:abstractNum>
-  <w:abstractNum w:abstractNumId="15" w15:restartNumberingAfterBreak="0">
+  <w:abstractNum w:abstractNumId="17" w15:restartNumberingAfterBreak="0">
     <w:nsid w:val="4F506DC9"/>
     <w:multiLevelType w:val="multilevel"/>
     <w:tmpl w:val="F85ECA2C"/>
@@ -10505,7 +12287,7 @@
       </w:pPr>
     </w:lvl>
   </w:abstractNum>
-  <w:abstractNum w:abstractNumId="16" w15:restartNumberingAfterBreak="0">
+  <w:abstractNum w:abstractNumId="18" w15:restartNumberingAfterBreak="0">
     <w:nsid w:val="5161492E"/>
     <w:multiLevelType w:val="multilevel"/>
     <w:tmpl w:val="72F45346"/>
@@ -10618,7 +12400,7 @@
       </w:pPr>
     </w:lvl>
   </w:abstractNum>
-  <w:abstractNum w:abstractNumId="17" w15:restartNumberingAfterBreak="0">
+  <w:abstractNum w:abstractNumId="19" w15:restartNumberingAfterBreak="0">
     <w:nsid w:val="55100965"/>
     <w:multiLevelType w:val="multilevel"/>
     <w:tmpl w:val="34EA45D4"/>
@@ -10731,7 +12513,7 @@
       </w:pPr>
     </w:lvl>
   </w:abstractNum>
-  <w:abstractNum w:abstractNumId="18" w15:restartNumberingAfterBreak="0">
+  <w:abstractNum w:abstractNumId="20" w15:restartNumberingAfterBreak="0">
     <w:nsid w:val="571344D7"/>
     <w:multiLevelType w:val="multilevel"/>
     <w:tmpl w:val="779ADC6A"/>
@@ -10844,7 +12626,7 @@
       </w:pPr>
     </w:lvl>
   </w:abstractNum>
-  <w:abstractNum w:abstractNumId="19" w15:restartNumberingAfterBreak="0">
+  <w:abstractNum w:abstractNumId="21" w15:restartNumberingAfterBreak="0">
     <w:nsid w:val="57150D4C"/>
     <w:multiLevelType w:val="multilevel"/>
     <w:tmpl w:val="7D7C7D28"/>
@@ -10957,7 +12739,7 @@
       </w:pPr>
     </w:lvl>
   </w:abstractNum>
-  <w:abstractNum w:abstractNumId="20" w15:restartNumberingAfterBreak="0">
+  <w:abstractNum w:abstractNumId="22" w15:restartNumberingAfterBreak="0">
     <w:nsid w:val="5A430A2F"/>
     <w:multiLevelType w:val="multilevel"/>
     <w:tmpl w:val="9A5A194A"/>
@@ -11070,7 +12852,7 @@
       </w:pPr>
     </w:lvl>
   </w:abstractNum>
-  <w:abstractNum w:abstractNumId="21" w15:restartNumberingAfterBreak="0">
+  <w:abstractNum w:abstractNumId="23" w15:restartNumberingAfterBreak="0">
     <w:nsid w:val="5D3636CC"/>
     <w:multiLevelType w:val="multilevel"/>
     <w:tmpl w:val="D59ECE6A"/>
@@ -11183,7 +12965,7 @@
       </w:pPr>
     </w:lvl>
   </w:abstractNum>
-  <w:abstractNum w:abstractNumId="22" w15:restartNumberingAfterBreak="0">
+  <w:abstractNum w:abstractNumId="24" w15:restartNumberingAfterBreak="0">
     <w:nsid w:val="5D9F6614"/>
     <w:multiLevelType w:val="multilevel"/>
     <w:tmpl w:val="CF3239E8"/>
@@ -11296,7 +13078,7 @@
       </w:pPr>
     </w:lvl>
   </w:abstractNum>
-  <w:abstractNum w:abstractNumId="23" w15:restartNumberingAfterBreak="0">
+  <w:abstractNum w:abstractNumId="25" w15:restartNumberingAfterBreak="0">
     <w:nsid w:val="5FEB0BE7"/>
     <w:multiLevelType w:val="multilevel"/>
     <w:tmpl w:val="A68E42C8"/>
@@ -11409,7 +13191,120 @@
       </w:pPr>
     </w:lvl>
   </w:abstractNum>
-  <w:abstractNum w:abstractNumId="24" w15:restartNumberingAfterBreak="0">
+  <w:abstractNum w:abstractNumId="26" w15:restartNumberingAfterBreak="0">
+    <w:nsid w:val="61013D0C"/>
+    <w:multiLevelType w:val="multilevel"/>
+    <w:tmpl w:val="67581774"/>
+    <w:lvl w:ilvl="0">
+      <w:start w:val="41"/>
+      <w:numFmt w:val="decimal"/>
+      <w:lvlText w:val="%1."/>
+      <w:lvlJc w:val="left"/>
+      <w:pPr>
+        <w:tabs>
+          <w:tab w:val="num" w:pos="720"/>
+        </w:tabs>
+        <w:ind w:left="720" w:hanging="360"/>
+      </w:pPr>
+    </w:lvl>
+    <w:lvl w:ilvl="1" w:tentative="1">
+      <w:start w:val="1"/>
+      <w:numFmt w:val="decimal"/>
+      <w:lvlText w:val="%2."/>
+      <w:lvlJc w:val="left"/>
+      <w:pPr>
+        <w:tabs>
+          <w:tab w:val="num" w:pos="1440"/>
+        </w:tabs>
+        <w:ind w:left="1440" w:hanging="360"/>
+      </w:pPr>
+    </w:lvl>
+    <w:lvl w:ilvl="2" w:tentative="1">
+      <w:start w:val="1"/>
+      <w:numFmt w:val="decimal"/>
+      <w:lvlText w:val="%3."/>
+      <w:lvlJc w:val="left"/>
+      <w:pPr>
+        <w:tabs>
+          <w:tab w:val="num" w:pos="2160"/>
+        </w:tabs>
+        <w:ind w:left="2160" w:hanging="360"/>
+      </w:pPr>
+    </w:lvl>
+    <w:lvl w:ilvl="3" w:tentative="1">
+      <w:start w:val="1"/>
+      <w:numFmt w:val="decimal"/>
+      <w:lvlText w:val="%4."/>
+      <w:lvlJc w:val="left"/>
+      <w:pPr>
+        <w:tabs>
+          <w:tab w:val="num" w:pos="2880"/>
+        </w:tabs>
+        <w:ind w:left="2880" w:hanging="360"/>
+      </w:pPr>
+    </w:lvl>
+    <w:lvl w:ilvl="4" w:tentative="1">
+      <w:start w:val="1"/>
+      <w:numFmt w:val="decimal"/>
+      <w:lvlText w:val="%5."/>
+      <w:lvlJc w:val="left"/>
+      <w:pPr>
+        <w:tabs>
+          <w:tab w:val="num" w:pos="3600"/>
+        </w:tabs>
+        <w:ind w:left="3600" w:hanging="360"/>
+      </w:pPr>
+    </w:lvl>
+    <w:lvl w:ilvl="5" w:tentative="1">
+      <w:start w:val="1"/>
+      <w:numFmt w:val="decimal"/>
+      <w:lvlText w:val="%6."/>
+      <w:lvlJc w:val="left"/>
+      <w:pPr>
+        <w:tabs>
+          <w:tab w:val="num" w:pos="4320"/>
+        </w:tabs>
+        <w:ind w:left="4320" w:hanging="360"/>
+      </w:pPr>
+    </w:lvl>
+    <w:lvl w:ilvl="6" w:tentative="1">
+      <w:start w:val="1"/>
+      <w:numFmt w:val="decimal"/>
+      <w:lvlText w:val="%7."/>
+      <w:lvlJc w:val="left"/>
+      <w:pPr>
+        <w:tabs>
+          <w:tab w:val="num" w:pos="5040"/>
+        </w:tabs>
+        <w:ind w:left="5040" w:hanging="360"/>
+      </w:pPr>
+    </w:lvl>
+    <w:lvl w:ilvl="7" w:tentative="1">
+      <w:start w:val="1"/>
+      <w:numFmt w:val="decimal"/>
+      <w:lvlText w:val="%8."/>
+      <w:lvlJc w:val="left"/>
+      <w:pPr>
+        <w:tabs>
+          <w:tab w:val="num" w:pos="5760"/>
+        </w:tabs>
+        <w:ind w:left="5760" w:hanging="360"/>
+      </w:pPr>
+    </w:lvl>
+    <w:lvl w:ilvl="8" w:tentative="1">
+      <w:start w:val="1"/>
+      <w:numFmt w:val="decimal"/>
+      <w:lvlText w:val="%9."/>
+      <w:lvlJc w:val="left"/>
+      <w:pPr>
+        <w:tabs>
+          <w:tab w:val="num" w:pos="6480"/>
+        </w:tabs>
+        <w:ind w:left="6480" w:hanging="360"/>
+      </w:pPr>
+    </w:lvl>
+  </w:abstractNum>
+  <w:abstractNum w:abstractNumId="27" w15:restartNumberingAfterBreak="0">
     <w:nsid w:val="64D17517"/>
     <w:multiLevelType w:val="multilevel"/>
     <w:tmpl w:val="AAA27246"/>
@@ -11522,7 +13417,7 @@
       </w:pPr>
     </w:lvl>
   </w:abstractNum>
-  <w:abstractNum w:abstractNumId="25" w15:restartNumberingAfterBreak="0">
+  <w:abstractNum w:abstractNumId="28" w15:restartNumberingAfterBreak="0">
     <w:nsid w:val="671A2D3C"/>
     <w:multiLevelType w:val="multilevel"/>
     <w:tmpl w:val="08CCF390"/>
@@ -11635,7 +13530,7 @@
       </w:pPr>
     </w:lvl>
   </w:abstractNum>
-  <w:abstractNum w:abstractNumId="26" w15:restartNumberingAfterBreak="0">
+  <w:abstractNum w:abstractNumId="29" w15:restartNumberingAfterBreak="0">
     <w:nsid w:val="7113410A"/>
     <w:multiLevelType w:val="multilevel"/>
     <w:tmpl w:val="DE1A1D10"/>
@@ -11748,7 +13643,7 @@
       </w:pPr>
     </w:lvl>
   </w:abstractNum>
-  <w:abstractNum w:abstractNumId="27" w15:restartNumberingAfterBreak="0">
+  <w:abstractNum w:abstractNumId="30" w15:restartNumberingAfterBreak="0">
     <w:nsid w:val="75AB7240"/>
     <w:multiLevelType w:val="multilevel"/>
     <w:tmpl w:val="A36E4B52"/>
@@ -11861,7 +13756,7 @@
       </w:pPr>
     </w:lvl>
   </w:abstractNum>
-  <w:abstractNum w:abstractNumId="28" w15:restartNumberingAfterBreak="0">
+  <w:abstractNum w:abstractNumId="31" w15:restartNumberingAfterBreak="0">
     <w:nsid w:val="77622AAB"/>
     <w:multiLevelType w:val="multilevel"/>
     <w:tmpl w:val="1F4C1644"/>
@@ -11974,92 +13869,333 @@
       </w:pPr>
     </w:lvl>
   </w:abstractNum>
+  <w:abstractNum w:abstractNumId="32" w15:restartNumberingAfterBreak="0">
+    <w:nsid w:val="794B7211"/>
+    <w:multiLevelType w:val="multilevel"/>
+    <w:tmpl w:val="A2668E2A"/>
+    <w:lvl w:ilvl="0">
+      <w:start w:val="51"/>
+      <w:numFmt w:val="decimal"/>
+      <w:lvlText w:val="%1."/>
+      <w:lvlJc w:val="left"/>
+      <w:pPr>
+        <w:tabs>
+          <w:tab w:val="num" w:pos="720"/>
+        </w:tabs>
+        <w:ind w:left="720" w:hanging="360"/>
+      </w:pPr>
+    </w:lvl>
+    <w:lvl w:ilvl="1" w:tentative="1">
+      <w:start w:val="1"/>
+      <w:numFmt w:val="decimal"/>
+      <w:lvlText w:val="%2."/>
+      <w:lvlJc w:val="left"/>
+      <w:pPr>
+        <w:tabs>
+          <w:tab w:val="num" w:pos="1440"/>
+        </w:tabs>
+        <w:ind w:left="1440" w:hanging="360"/>
+      </w:pPr>
+    </w:lvl>
+    <w:lvl w:ilvl="2" w:tentative="1">
+      <w:start w:val="1"/>
+      <w:numFmt w:val="decimal"/>
+      <w:lvlText w:val="%3."/>
+      <w:lvlJc w:val="left"/>
+      <w:pPr>
+        <w:tabs>
+          <w:tab w:val="num" w:pos="2160"/>
+        </w:tabs>
+        <w:ind w:left="2160" w:hanging="360"/>
+      </w:pPr>
+    </w:lvl>
+    <w:lvl w:ilvl="3" w:tentative="1">
+      <w:start w:val="1"/>
+      <w:numFmt w:val="decimal"/>
+      <w:lvlText w:val="%4."/>
+      <w:lvlJc w:val="left"/>
+      <w:pPr>
+        <w:tabs>
+          <w:tab w:val="num" w:pos="2880"/>
+        </w:tabs>
+        <w:ind w:left="2880" w:hanging="360"/>
+      </w:pPr>
+    </w:lvl>
+    <w:lvl w:ilvl="4" w:tentative="1">
+      <w:start w:val="1"/>
+      <w:numFmt w:val="decimal"/>
+      <w:lvlText w:val="%5."/>
+      <w:lvlJc w:val="left"/>
+      <w:pPr>
+        <w:tabs>
+          <w:tab w:val="num" w:pos="3600"/>
+        </w:tabs>
+        <w:ind w:left="3600" w:hanging="360"/>
+      </w:pPr>
+    </w:lvl>
+    <w:lvl w:ilvl="5" w:tentative="1">
+      <w:start w:val="1"/>
+      <w:numFmt w:val="decimal"/>
+      <w:lvlText w:val="%6."/>
+      <w:lvlJc w:val="left"/>
+      <w:pPr>
+        <w:tabs>
+          <w:tab w:val="num" w:pos="4320"/>
+        </w:tabs>
+        <w:ind w:left="4320" w:hanging="360"/>
+      </w:pPr>
+    </w:lvl>
+    <w:lvl w:ilvl="6" w:tentative="1">
+      <w:start w:val="1"/>
+      <w:numFmt w:val="decimal"/>
+      <w:lvlText w:val="%7."/>
+      <w:lvlJc w:val="left"/>
+      <w:pPr>
+        <w:tabs>
+          <w:tab w:val="num" w:pos="5040"/>
+        </w:tabs>
+        <w:ind w:left="5040" w:hanging="360"/>
+      </w:pPr>
+    </w:lvl>
+    <w:lvl w:ilvl="7" w:tentative="1">
+      <w:start w:val="1"/>
+      <w:numFmt w:val="decimal"/>
+      <w:lvlText w:val="%8."/>
+      <w:lvlJc w:val="left"/>
+      <w:pPr>
+        <w:tabs>
+          <w:tab w:val="num" w:pos="5760"/>
+        </w:tabs>
+        <w:ind w:left="5760" w:hanging="360"/>
+      </w:pPr>
+    </w:lvl>
+    <w:lvl w:ilvl="8" w:tentative="1">
+      <w:start w:val="1"/>
+      <w:numFmt w:val="decimal"/>
+      <w:lvlText w:val="%9."/>
+      <w:lvlJc w:val="left"/>
+      <w:pPr>
+        <w:tabs>
+          <w:tab w:val="num" w:pos="6480"/>
+        </w:tabs>
+        <w:ind w:left="6480" w:hanging="360"/>
+      </w:pPr>
+    </w:lvl>
+  </w:abstractNum>
+  <w:abstractNum w:abstractNumId="33" w15:restartNumberingAfterBreak="0">
+    <w:nsid w:val="7EE85DD2"/>
+    <w:multiLevelType w:val="multilevel"/>
+    <w:tmpl w:val="1BA4E6D2"/>
+    <w:lvl w:ilvl="0">
+      <w:start w:val="61"/>
+      <w:numFmt w:val="decimal"/>
+      <w:lvlText w:val="%1."/>
+      <w:lvlJc w:val="left"/>
+      <w:pPr>
+        <w:tabs>
+          <w:tab w:val="num" w:pos="720"/>
+        </w:tabs>
+        <w:ind w:left="720" w:hanging="360"/>
+      </w:pPr>
+    </w:lvl>
+    <w:lvl w:ilvl="1" w:tentative="1">
+      <w:start w:val="1"/>
+      <w:numFmt w:val="decimal"/>
+      <w:lvlText w:val="%2."/>
+      <w:lvlJc w:val="left"/>
+      <w:pPr>
+        <w:tabs>
+          <w:tab w:val="num" w:pos="1440"/>
+        </w:tabs>
+        <w:ind w:left="1440" w:hanging="360"/>
+      </w:pPr>
+    </w:lvl>
+    <w:lvl w:ilvl="2" w:tentative="1">
+      <w:start w:val="1"/>
+      <w:numFmt w:val="decimal"/>
+      <w:lvlText w:val="%3."/>
+      <w:lvlJc w:val="left"/>
+      <w:pPr>
+        <w:tabs>
+          <w:tab w:val="num" w:pos="2160"/>
+        </w:tabs>
+        <w:ind w:left="2160" w:hanging="360"/>
+      </w:pPr>
+    </w:lvl>
+    <w:lvl w:ilvl="3" w:tentative="1">
+      <w:start w:val="1"/>
+      <w:numFmt w:val="decimal"/>
+      <w:lvlText w:val="%4."/>
+      <w:lvlJc w:val="left"/>
+      <w:pPr>
+        <w:tabs>
+          <w:tab w:val="num" w:pos="2880"/>
+        </w:tabs>
+        <w:ind w:left="2880" w:hanging="360"/>
+      </w:pPr>
+    </w:lvl>
+    <w:lvl w:ilvl="4" w:tentative="1">
+      <w:start w:val="1"/>
+      <w:numFmt w:val="decimal"/>
+      <w:lvlText w:val="%5."/>
+      <w:lvlJc w:val="left"/>
+      <w:pPr>
+        <w:tabs>
+          <w:tab w:val="num" w:pos="3600"/>
+        </w:tabs>
+        <w:ind w:left="3600" w:hanging="360"/>
+      </w:pPr>
+    </w:lvl>
+    <w:lvl w:ilvl="5" w:tentative="1">
+      <w:start w:val="1"/>
+      <w:numFmt w:val="decimal"/>
+      <w:lvlText w:val="%6."/>
+      <w:lvlJc w:val="left"/>
+      <w:pPr>
+        <w:tabs>
+          <w:tab w:val="num" w:pos="4320"/>
+        </w:tabs>
+        <w:ind w:left="4320" w:hanging="360"/>
+      </w:pPr>
+    </w:lvl>
+    <w:lvl w:ilvl="6" w:tentative="1">
+      <w:start w:val="1"/>
+      <w:numFmt w:val="decimal"/>
+      <w:lvlText w:val="%7."/>
+      <w:lvlJc w:val="left"/>
+      <w:pPr>
+        <w:tabs>
+          <w:tab w:val="num" w:pos="5040"/>
+        </w:tabs>
+        <w:ind w:left="5040" w:hanging="360"/>
+      </w:pPr>
+    </w:lvl>
+    <w:lvl w:ilvl="7" w:tentative="1">
+      <w:start w:val="1"/>
+      <w:numFmt w:val="decimal"/>
+      <w:lvlText w:val="%8."/>
+      <w:lvlJc w:val="left"/>
+      <w:pPr>
+        <w:tabs>
+          <w:tab w:val="num" w:pos="5760"/>
+        </w:tabs>
+        <w:ind w:left="5760" w:hanging="360"/>
+      </w:pPr>
+    </w:lvl>
+    <w:lvl w:ilvl="8" w:tentative="1">
+      <w:start w:val="1"/>
+      <w:numFmt w:val="decimal"/>
+      <w:lvlText w:val="%9."/>
+      <w:lvlJc w:val="left"/>
+      <w:pPr>
+        <w:tabs>
+          <w:tab w:val="num" w:pos="6480"/>
+        </w:tabs>
+        <w:ind w:left="6480" w:hanging="360"/>
+      </w:pPr>
+    </w:lvl>
+  </w:abstractNum>
   <w:num w:numId="1" w16cid:durableId="1588339734">
+    <w:abstractNumId w:val="21"/>
+  </w:num>
+  <w:num w:numId="2" w16cid:durableId="692658137">
+    <w:abstractNumId w:val="17"/>
+  </w:num>
+  <w:num w:numId="3" w16cid:durableId="12341963">
+    <w:abstractNumId w:val="28"/>
+  </w:num>
+  <w:num w:numId="4" w16cid:durableId="119764994">
+    <w:abstractNumId w:val="14"/>
+  </w:num>
+  <w:num w:numId="5" w16cid:durableId="1023359414">
+    <w:abstractNumId w:val="16"/>
+  </w:num>
+  <w:num w:numId="6" w16cid:durableId="889147386">
+    <w:abstractNumId w:val="11"/>
+  </w:num>
+  <w:num w:numId="7" w16cid:durableId="1634021261">
+    <w:abstractNumId w:val="30"/>
+  </w:num>
+  <w:num w:numId="8" w16cid:durableId="1786463881">
+    <w:abstractNumId w:val="12"/>
+  </w:num>
+  <w:num w:numId="9" w16cid:durableId="1189492275">
+    <w:abstractNumId w:val="29"/>
+  </w:num>
+  <w:num w:numId="10" w16cid:durableId="241372221">
+    <w:abstractNumId w:val="5"/>
+  </w:num>
+  <w:num w:numId="11" w16cid:durableId="820971072">
+    <w:abstractNumId w:val="9"/>
+  </w:num>
+  <w:num w:numId="12" w16cid:durableId="2063751056">
+    <w:abstractNumId w:val="8"/>
+  </w:num>
+  <w:num w:numId="13" w16cid:durableId="1687050131">
+    <w:abstractNumId w:val="4"/>
+  </w:num>
+  <w:num w:numId="14" w16cid:durableId="1935088252">
+    <w:abstractNumId w:val="31"/>
+  </w:num>
+  <w:num w:numId="15" w16cid:durableId="1312515592">
+    <w:abstractNumId w:val="20"/>
+  </w:num>
+  <w:num w:numId="16" w16cid:durableId="353117394">
+    <w:abstractNumId w:val="3"/>
+  </w:num>
+  <w:num w:numId="17" w16cid:durableId="1408458454">
+    <w:abstractNumId w:val="18"/>
+  </w:num>
+  <w:num w:numId="18" w16cid:durableId="1208445440">
+    <w:abstractNumId w:val="2"/>
+  </w:num>
+  <w:num w:numId="19" w16cid:durableId="1173300445">
+    <w:abstractNumId w:val="22"/>
+  </w:num>
+  <w:num w:numId="20" w16cid:durableId="1850291706">
+    <w:abstractNumId w:val="7"/>
+  </w:num>
+  <w:num w:numId="21" w16cid:durableId="117797350">
     <w:abstractNumId w:val="19"/>
   </w:num>
-  <w:num w:numId="2" w16cid:durableId="692658137">
+  <w:num w:numId="22" w16cid:durableId="1517423048">
+    <w:abstractNumId w:val="13"/>
+  </w:num>
+  <w:num w:numId="23" w16cid:durableId="745683943">
+    <w:abstractNumId w:val="27"/>
+  </w:num>
+  <w:num w:numId="24" w16cid:durableId="1449278979">
     <w:abstractNumId w:val="15"/>
   </w:num>
-  <w:num w:numId="3" w16cid:durableId="12341963">
+  <w:num w:numId="25" w16cid:durableId="698749488">
+    <w:abstractNumId w:val="23"/>
+  </w:num>
+  <w:num w:numId="26" w16cid:durableId="1718503042">
     <w:abstractNumId w:val="25"/>
   </w:num>
-  <w:num w:numId="4" w16cid:durableId="119764994">
-    <w:abstractNumId w:val="12"/>
-  </w:num>
-  <w:num w:numId="5" w16cid:durableId="1023359414">
-    <w:abstractNumId w:val="14"/>
-  </w:num>
-  <w:num w:numId="6" w16cid:durableId="889147386">
-    <w:abstractNumId w:val="9"/>
-  </w:num>
-  <w:num w:numId="7" w16cid:durableId="1634021261">
-    <w:abstractNumId w:val="27"/>
-  </w:num>
-  <w:num w:numId="8" w16cid:durableId="1786463881">
-    <w:abstractNumId w:val="10"/>
-  </w:num>
-  <w:num w:numId="9" w16cid:durableId="1189492275">
-    <w:abstractNumId w:val="26"/>
-  </w:num>
-  <w:num w:numId="10" w16cid:durableId="241372221">
-    <w:abstractNumId w:val="4"/>
-  </w:num>
-  <w:num w:numId="11" w16cid:durableId="820971072">
-    <w:abstractNumId w:val="8"/>
-  </w:num>
-  <w:num w:numId="12" w16cid:durableId="2063751056">
-    <w:abstractNumId w:val="7"/>
-  </w:num>
-  <w:num w:numId="13" w16cid:durableId="1687050131">
-    <w:abstractNumId w:val="3"/>
-  </w:num>
-  <w:num w:numId="14" w16cid:durableId="1935088252">
-    <w:abstractNumId w:val="28"/>
-  </w:num>
-  <w:num w:numId="15" w16cid:durableId="1312515592">
-    <w:abstractNumId w:val="18"/>
-  </w:num>
-  <w:num w:numId="16" w16cid:durableId="353117394">
-    <w:abstractNumId w:val="2"/>
-  </w:num>
-  <w:num w:numId="17" w16cid:durableId="1408458454">
-    <w:abstractNumId w:val="16"/>
-  </w:num>
-  <w:num w:numId="18" w16cid:durableId="1208445440">
-    <w:abstractNumId w:val="1"/>
-  </w:num>
-  <w:num w:numId="19" w16cid:durableId="1173300445">
-    <w:abstractNumId w:val="20"/>
-  </w:num>
-  <w:num w:numId="20" w16cid:durableId="1850291706">
-    <w:abstractNumId w:val="6"/>
-  </w:num>
-  <w:num w:numId="21" w16cid:durableId="117797350">
-    <w:abstractNumId w:val="17"/>
-  </w:num>
-  <w:num w:numId="22" w16cid:durableId="1517423048">
-    <w:abstractNumId w:val="11"/>
-  </w:num>
-  <w:num w:numId="23" w16cid:durableId="745683943">
+  <w:num w:numId="27" w16cid:durableId="132911623">
     <w:abstractNumId w:val="24"/>
-  </w:num>
-  <w:num w:numId="24" w16cid:durableId="1449278979">
-    <w:abstractNumId w:val="13"/>
-  </w:num>
-  <w:num w:numId="25" w16cid:durableId="698749488">
-    <w:abstractNumId w:val="21"/>
-  </w:num>
-  <w:num w:numId="26" w16cid:durableId="1718503042">
-    <w:abstractNumId w:val="23"/>
-  </w:num>
-  <w:num w:numId="27" w16cid:durableId="132911623">
-    <w:abstractNumId w:val="22"/>
   </w:num>
   <w:num w:numId="28" w16cid:durableId="1433629224">
     <w:abstractNumId w:val="0"/>
   </w:num>
   <w:num w:numId="29" w16cid:durableId="833959632">
-    <w:abstractNumId w:val="5"/>
+    <w:abstractNumId w:val="6"/>
+  </w:num>
+  <w:num w:numId="30" w16cid:durableId="385227083">
+    <w:abstractNumId w:val="1"/>
+  </w:num>
+  <w:num w:numId="31" w16cid:durableId="235668788">
+    <w:abstractNumId w:val="10"/>
+  </w:num>
+  <w:num w:numId="32" w16cid:durableId="1496069767">
+    <w:abstractNumId w:val="26"/>
+  </w:num>
+  <w:num w:numId="33" w16cid:durableId="282348991">
+    <w:abstractNumId w:val="32"/>
+  </w:num>
+  <w:num w:numId="34" w16cid:durableId="1333337993">
+    <w:abstractNumId w:val="33"/>
   </w:num>
 </w:numbering>
 </file>

--- a/list ques.docx
+++ b/list ques.docx
@@ -10209,6 +10209,1336 @@
     </w:p>
     <w:p>
       <w:pPr>
+        <w:spacing w:before="100" w:beforeAutospacing="1" w:after="100" w:afterAutospacing="1" w:line="240" w:lineRule="auto"/>
+        <w:rPr>
+          <w:rFonts w:ascii="Times New Roman" w:eastAsia="Times New Roman" w:hAnsi="Times New Roman" w:cs="Times New Roman"/>
+          <w:sz w:val="24"/>
+          <w:szCs w:val="24"/>
+          <w:lang w:eastAsia="en-IN"/>
+        </w:rPr>
+      </w:pPr>
+    </w:p>
+    <w:p>
+      <w:pPr>
+        <w:numPr>
+          <w:ilvl w:val="0"/>
+          <w:numId w:val="35"/>
+        </w:numPr>
+        <w:spacing w:before="100" w:beforeAutospacing="1" w:after="100" w:afterAutospacing="1" w:line="240" w:lineRule="auto"/>
+        <w:rPr>
+          <w:rFonts w:ascii="Times New Roman" w:eastAsia="Times New Roman" w:hAnsi="Times New Roman" w:cs="Times New Roman"/>
+          <w:sz w:val="24"/>
+          <w:szCs w:val="24"/>
+          <w:lang w:eastAsia="en-IN"/>
+        </w:rPr>
+      </w:pPr>
+      <w:r>
+        <w:rPr>
+          <w:rFonts w:ascii="Times New Roman" w:eastAsia="Times New Roman" w:hAnsi="Times New Roman" w:cs="Times New Roman"/>
+          <w:sz w:val="24"/>
+          <w:szCs w:val="24"/>
+          <w:lang w:eastAsia="en-IN"/>
+        </w:rPr>
+        <w:t xml:space="preserve">Find fourth largest element </w:t>
+      </w:r>
+    </w:p>
+    <w:p>
+      <w:pPr>
+        <w:numPr>
+          <w:ilvl w:val="0"/>
+          <w:numId w:val="35"/>
+        </w:numPr>
+        <w:spacing w:before="100" w:beforeAutospacing="1" w:after="100" w:afterAutospacing="1" w:line="240" w:lineRule="auto"/>
+        <w:rPr>
+          <w:rFonts w:ascii="Times New Roman" w:eastAsia="Times New Roman" w:hAnsi="Times New Roman" w:cs="Times New Roman"/>
+          <w:sz w:val="24"/>
+          <w:szCs w:val="24"/>
+          <w:lang w:eastAsia="en-IN"/>
+        </w:rPr>
+      </w:pPr>
+      <w:r>
+        <w:rPr>
+          <w:rFonts w:ascii="Times New Roman" w:eastAsia="Times New Roman" w:hAnsi="Times New Roman" w:cs="Times New Roman"/>
+          <w:sz w:val="24"/>
+          <w:szCs w:val="24"/>
+          <w:lang w:eastAsia="en-IN"/>
+        </w:rPr>
+        <w:t xml:space="preserve">Find fourth smallest element </w:t>
+      </w:r>
+    </w:p>
+    <w:p>
+      <w:pPr>
+        <w:numPr>
+          <w:ilvl w:val="0"/>
+          <w:numId w:val="35"/>
+        </w:numPr>
+        <w:spacing w:before="100" w:beforeAutospacing="1" w:after="100" w:afterAutospacing="1" w:line="240" w:lineRule="auto"/>
+        <w:rPr>
+          <w:rFonts w:ascii="Times New Roman" w:eastAsia="Times New Roman" w:hAnsi="Times New Roman" w:cs="Times New Roman"/>
+          <w:sz w:val="24"/>
+          <w:szCs w:val="24"/>
+          <w:lang w:eastAsia="en-IN"/>
+        </w:rPr>
+      </w:pPr>
+      <w:r>
+        <w:rPr>
+          <w:rFonts w:ascii="Times New Roman" w:eastAsia="Times New Roman" w:hAnsi="Times New Roman" w:cs="Times New Roman"/>
+          <w:sz w:val="24"/>
+          <w:szCs w:val="24"/>
+          <w:lang w:eastAsia="en-IN"/>
+        </w:rPr>
+        <w:t xml:space="preserve">Find difference between sum of max 2 and min 2 elements </w:t>
+      </w:r>
+    </w:p>
+    <w:p>
+      <w:pPr>
+        <w:numPr>
+          <w:ilvl w:val="0"/>
+          <w:numId w:val="35"/>
+        </w:numPr>
+        <w:spacing w:before="100" w:beforeAutospacing="1" w:after="100" w:afterAutospacing="1" w:line="240" w:lineRule="auto"/>
+        <w:rPr>
+          <w:rFonts w:ascii="Times New Roman" w:eastAsia="Times New Roman" w:hAnsi="Times New Roman" w:cs="Times New Roman"/>
+          <w:sz w:val="24"/>
+          <w:szCs w:val="24"/>
+          <w:lang w:eastAsia="en-IN"/>
+        </w:rPr>
+      </w:pPr>
+      <w:r>
+        <w:rPr>
+          <w:rFonts w:ascii="Times New Roman" w:eastAsia="Times New Roman" w:hAnsi="Times New Roman" w:cs="Times New Roman"/>
+          <w:sz w:val="24"/>
+          <w:szCs w:val="24"/>
+          <w:lang w:eastAsia="en-IN"/>
+        </w:rPr>
+        <w:t xml:space="preserve">Find sum of numbers divisible by both 2 and 3 </w:t>
+      </w:r>
+    </w:p>
+    <w:p>
+      <w:pPr>
+        <w:numPr>
+          <w:ilvl w:val="0"/>
+          <w:numId w:val="35"/>
+        </w:numPr>
+        <w:spacing w:before="100" w:beforeAutospacing="1" w:after="100" w:afterAutospacing="1" w:line="240" w:lineRule="auto"/>
+        <w:rPr>
+          <w:rFonts w:ascii="Times New Roman" w:eastAsia="Times New Roman" w:hAnsi="Times New Roman" w:cs="Times New Roman"/>
+          <w:sz w:val="24"/>
+          <w:szCs w:val="24"/>
+          <w:lang w:eastAsia="en-IN"/>
+        </w:rPr>
+      </w:pPr>
+      <w:r>
+        <w:rPr>
+          <w:rFonts w:ascii="Times New Roman" w:eastAsia="Times New Roman" w:hAnsi="Times New Roman" w:cs="Times New Roman"/>
+          <w:sz w:val="24"/>
+          <w:szCs w:val="24"/>
+          <w:lang w:eastAsia="en-IN"/>
+        </w:rPr>
+        <w:t xml:space="preserve">Find sum of absolute values of negative numbers </w:t>
+      </w:r>
+    </w:p>
+    <w:p>
+      <w:pPr>
+        <w:numPr>
+          <w:ilvl w:val="0"/>
+          <w:numId w:val="35"/>
+        </w:numPr>
+        <w:spacing w:before="100" w:beforeAutospacing="1" w:after="100" w:afterAutospacing="1" w:line="240" w:lineRule="auto"/>
+        <w:rPr>
+          <w:rFonts w:ascii="Times New Roman" w:eastAsia="Times New Roman" w:hAnsi="Times New Roman" w:cs="Times New Roman"/>
+          <w:sz w:val="24"/>
+          <w:szCs w:val="24"/>
+          <w:lang w:eastAsia="en-IN"/>
+        </w:rPr>
+      </w:pPr>
+      <w:r>
+        <w:rPr>
+          <w:rFonts w:ascii="Times New Roman" w:eastAsia="Times New Roman" w:hAnsi="Times New Roman" w:cs="Times New Roman"/>
+          <w:sz w:val="24"/>
+          <w:szCs w:val="24"/>
+          <w:lang w:eastAsia="en-IN"/>
+        </w:rPr>
+        <w:t xml:space="preserve">Count perfect square numbers in list </w:t>
+      </w:r>
+    </w:p>
+    <w:p>
+      <w:pPr>
+        <w:numPr>
+          <w:ilvl w:val="0"/>
+          <w:numId w:val="35"/>
+        </w:numPr>
+        <w:spacing w:before="100" w:beforeAutospacing="1" w:after="100" w:afterAutospacing="1" w:line="240" w:lineRule="auto"/>
+        <w:rPr>
+          <w:rFonts w:ascii="Times New Roman" w:eastAsia="Times New Roman" w:hAnsi="Times New Roman" w:cs="Times New Roman"/>
+          <w:sz w:val="24"/>
+          <w:szCs w:val="24"/>
+          <w:lang w:eastAsia="en-IN"/>
+        </w:rPr>
+      </w:pPr>
+      <w:r>
+        <w:rPr>
+          <w:rFonts w:ascii="Times New Roman" w:eastAsia="Times New Roman" w:hAnsi="Times New Roman" w:cs="Times New Roman"/>
+          <w:sz w:val="24"/>
+          <w:szCs w:val="24"/>
+          <w:lang w:eastAsia="en-IN"/>
+        </w:rPr>
+        <w:t xml:space="preserve">Count numbers having exactly 3 divisors </w:t>
+      </w:r>
+    </w:p>
+    <w:p>
+      <w:pPr>
+        <w:numPr>
+          <w:ilvl w:val="0"/>
+          <w:numId w:val="35"/>
+        </w:numPr>
+        <w:spacing w:before="100" w:beforeAutospacing="1" w:after="100" w:afterAutospacing="1" w:line="240" w:lineRule="auto"/>
+        <w:rPr>
+          <w:rFonts w:ascii="Times New Roman" w:eastAsia="Times New Roman" w:hAnsi="Times New Roman" w:cs="Times New Roman"/>
+          <w:sz w:val="24"/>
+          <w:szCs w:val="24"/>
+          <w:lang w:eastAsia="en-IN"/>
+        </w:rPr>
+      </w:pPr>
+      <w:r>
+        <w:rPr>
+          <w:rFonts w:ascii="Times New Roman" w:eastAsia="Times New Roman" w:hAnsi="Times New Roman" w:cs="Times New Roman"/>
+          <w:sz w:val="24"/>
+          <w:szCs w:val="24"/>
+          <w:lang w:eastAsia="en-IN"/>
+        </w:rPr>
+        <w:t xml:space="preserve">Find average of prime numbers only </w:t>
+      </w:r>
+    </w:p>
+    <w:p>
+      <w:pPr>
+        <w:numPr>
+          <w:ilvl w:val="0"/>
+          <w:numId w:val="35"/>
+        </w:numPr>
+        <w:spacing w:before="100" w:beforeAutospacing="1" w:after="100" w:afterAutospacing="1" w:line="240" w:lineRule="auto"/>
+        <w:rPr>
+          <w:rFonts w:ascii="Times New Roman" w:eastAsia="Times New Roman" w:hAnsi="Times New Roman" w:cs="Times New Roman"/>
+          <w:sz w:val="24"/>
+          <w:szCs w:val="24"/>
+          <w:lang w:eastAsia="en-IN"/>
+        </w:rPr>
+      </w:pPr>
+      <w:r>
+        <w:rPr>
+          <w:rFonts w:ascii="Times New Roman" w:eastAsia="Times New Roman" w:hAnsi="Times New Roman" w:cs="Times New Roman"/>
+          <w:sz w:val="24"/>
+          <w:szCs w:val="24"/>
+          <w:lang w:eastAsia="en-IN"/>
+        </w:rPr>
+        <w:t xml:space="preserve">Find average of composite numbers only </w:t>
+      </w:r>
+    </w:p>
+    <w:p>
+      <w:pPr>
+        <w:numPr>
+          <w:ilvl w:val="0"/>
+          <w:numId w:val="35"/>
+        </w:numPr>
+        <w:spacing w:before="100" w:beforeAutospacing="1" w:after="100" w:afterAutospacing="1" w:line="240" w:lineRule="auto"/>
+        <w:rPr>
+          <w:rFonts w:ascii="Times New Roman" w:eastAsia="Times New Roman" w:hAnsi="Times New Roman" w:cs="Times New Roman"/>
+          <w:sz w:val="24"/>
+          <w:szCs w:val="24"/>
+          <w:lang w:eastAsia="en-IN"/>
+        </w:rPr>
+      </w:pPr>
+      <w:r>
+        <w:rPr>
+          <w:rFonts w:ascii="Times New Roman" w:eastAsia="Times New Roman" w:hAnsi="Times New Roman" w:cs="Times New Roman"/>
+          <w:sz w:val="24"/>
+          <w:szCs w:val="24"/>
+          <w:lang w:eastAsia="en-IN"/>
+        </w:rPr>
+        <w:t xml:space="preserve">Print elements nearest to average </w:t>
+      </w:r>
+    </w:p>
+    <w:p>
+      <w:pPr>
+        <w:pStyle w:val="Heading1"/>
+      </w:pPr>
+      <w:r>
+        <w:rPr>
+          <w:rFonts w:ascii="Segoe UI Emoji" w:hAnsi="Segoe UI Emoji" w:cs="Segoe UI Emoji"/>
+        </w:rPr>
+        <w:t>🔁</w:t>
+      </w:r>
+      <w:r>
+        <w:t xml:space="preserve"> SECTION 2: Smarter Filtering (10)</w:t>
+      </w:r>
+    </w:p>
+    <w:p>
+      <w:pPr>
+        <w:numPr>
+          <w:ilvl w:val="0"/>
+          <w:numId w:val="36"/>
+        </w:numPr>
+        <w:spacing w:before="100" w:beforeAutospacing="1" w:after="100" w:afterAutospacing="1"/>
+      </w:pPr>
+      <w:r>
+        <w:t xml:space="preserve">Print elements greater than left </w:t>
+      </w:r>
+      <w:proofErr w:type="spellStart"/>
+      <w:r>
+        <w:t>neighbor</w:t>
+      </w:r>
+      <w:proofErr w:type="spellEnd"/>
+      <w:r>
+        <w:t xml:space="preserve"> only </w:t>
+      </w:r>
+    </w:p>
+    <w:p>
+      <w:pPr>
+        <w:numPr>
+          <w:ilvl w:val="0"/>
+          <w:numId w:val="36"/>
+        </w:numPr>
+        <w:spacing w:before="100" w:beforeAutospacing="1" w:after="100" w:afterAutospacing="1"/>
+      </w:pPr>
+      <w:r>
+        <w:t xml:space="preserve">Print elements smaller than right </w:t>
+      </w:r>
+      <w:proofErr w:type="spellStart"/>
+      <w:r>
+        <w:t>neighbor</w:t>
+      </w:r>
+      <w:proofErr w:type="spellEnd"/>
+      <w:r>
+        <w:t xml:space="preserve"> only </w:t>
+      </w:r>
+    </w:p>
+    <w:p>
+      <w:pPr>
+        <w:numPr>
+          <w:ilvl w:val="0"/>
+          <w:numId w:val="36"/>
+        </w:numPr>
+        <w:spacing w:before="100" w:beforeAutospacing="1" w:after="100" w:afterAutospacing="1"/>
+      </w:pPr>
+      <w:r>
+        <w:t xml:space="preserve">Remove only first duplicate occurrence of each repeated value </w:t>
+      </w:r>
+    </w:p>
+    <w:p>
+      <w:pPr>
+        <w:numPr>
+          <w:ilvl w:val="0"/>
+          <w:numId w:val="36"/>
+        </w:numPr>
+        <w:spacing w:before="100" w:beforeAutospacing="1" w:after="100" w:afterAutospacing="1"/>
+      </w:pPr>
+      <w:r>
+        <w:t xml:space="preserve">Keep only values appearing exactly twice </w:t>
+      </w:r>
+    </w:p>
+    <w:p>
+      <w:pPr>
+        <w:numPr>
+          <w:ilvl w:val="0"/>
+          <w:numId w:val="36"/>
+        </w:numPr>
+        <w:spacing w:before="100" w:beforeAutospacing="1" w:after="100" w:afterAutospacing="1"/>
+      </w:pPr>
+      <w:r>
+        <w:t xml:space="preserve">Replace multiples of both 2 and 5 with 10 </w:t>
+      </w:r>
+    </w:p>
+    <w:p>
+      <w:pPr>
+        <w:numPr>
+          <w:ilvl w:val="0"/>
+          <w:numId w:val="36"/>
+        </w:numPr>
+        <w:spacing w:before="100" w:beforeAutospacing="1" w:after="100" w:afterAutospacing="1"/>
+      </w:pPr>
+      <w:r>
+        <w:t xml:space="preserve">Replace numbers divisible by 3 or 5 with -1 </w:t>
+      </w:r>
+    </w:p>
+    <w:p>
+      <w:pPr>
+        <w:numPr>
+          <w:ilvl w:val="0"/>
+          <w:numId w:val="36"/>
+        </w:numPr>
+        <w:spacing w:before="100" w:beforeAutospacing="1" w:after="100" w:afterAutospacing="1"/>
+      </w:pPr>
+      <w:r>
+        <w:t xml:space="preserve">Keep only composite numbers </w:t>
+      </w:r>
+    </w:p>
+    <w:p>
+      <w:pPr>
+        <w:numPr>
+          <w:ilvl w:val="0"/>
+          <w:numId w:val="36"/>
+        </w:numPr>
+        <w:spacing w:before="100" w:beforeAutospacing="1" w:after="100" w:afterAutospacing="1"/>
+      </w:pPr>
+      <w:r>
+        <w:t xml:space="preserve">Remove composite numbers </w:t>
+      </w:r>
+    </w:p>
+    <w:p>
+      <w:pPr>
+        <w:numPr>
+          <w:ilvl w:val="0"/>
+          <w:numId w:val="36"/>
+        </w:numPr>
+        <w:spacing w:before="100" w:beforeAutospacing="1" w:after="100" w:afterAutospacing="1"/>
+      </w:pPr>
+      <w:r>
+        <w:t xml:space="preserve">Replace negative even numbers with 0 </w:t>
+      </w:r>
+    </w:p>
+    <w:p>
+      <w:pPr>
+        <w:numPr>
+          <w:ilvl w:val="0"/>
+          <w:numId w:val="36"/>
+        </w:numPr>
+        <w:spacing w:before="100" w:beforeAutospacing="1" w:after="100" w:afterAutospacing="1"/>
+      </w:pPr>
+      <w:r>
+        <w:t xml:space="preserve">Count numbers outside range 10 to 50 </w:t>
+      </w:r>
+    </w:p>
+    <w:p>
+      <w:pPr>
+        <w:spacing w:after="0"/>
+      </w:pPr>
+      <w:r>
+        <w:pict w14:anchorId="3C28A492">
+          <v:rect id="_x0000_i1051" style="width:0;height:1.5pt" o:hralign="center" o:hrstd="t" o:hr="t" fillcolor="#a0a0a0" stroked="f"/>
+        </w:pict>
+      </w:r>
+    </w:p>
+    <w:p>
+      <w:pPr>
+        <w:pStyle w:val="Heading1"/>
+      </w:pPr>
+      <w:r>
+        <w:rPr>
+          <w:rFonts w:ascii="Segoe UI Emoji" w:hAnsi="Segoe UI Emoji" w:cs="Segoe UI Emoji"/>
+        </w:rPr>
+        <w:lastRenderedPageBreak/>
+        <w:t>🔄</w:t>
+      </w:r>
+      <w:r>
+        <w:t xml:space="preserve"> SECTION 3: Deeper Transformations (10)</w:t>
+      </w:r>
+    </w:p>
+    <w:p>
+      <w:pPr>
+        <w:numPr>
+          <w:ilvl w:val="0"/>
+          <w:numId w:val="37"/>
+        </w:numPr>
+        <w:spacing w:before="100" w:beforeAutospacing="1" w:after="100" w:afterAutospacing="1"/>
+      </w:pPr>
+      <w:r>
+        <w:t xml:space="preserve">Replace each element with triple value </w:t>
+      </w:r>
+    </w:p>
+    <w:p>
+      <w:pPr>
+        <w:numPr>
+          <w:ilvl w:val="0"/>
+          <w:numId w:val="37"/>
+        </w:numPr>
+        <w:spacing w:before="100" w:beforeAutospacing="1" w:after="100" w:afterAutospacing="1"/>
+      </w:pPr>
+      <w:r>
+        <w:t xml:space="preserve">Replace each element with square root (perfect squares only) </w:t>
+      </w:r>
+    </w:p>
+    <w:p>
+      <w:pPr>
+        <w:numPr>
+          <w:ilvl w:val="0"/>
+          <w:numId w:val="37"/>
+        </w:numPr>
+        <w:spacing w:before="100" w:beforeAutospacing="1" w:after="100" w:afterAutospacing="1"/>
+      </w:pPr>
+      <w:r>
+        <w:t xml:space="preserve">Replace each element with product of digits </w:t>
+      </w:r>
+    </w:p>
+    <w:p>
+      <w:pPr>
+        <w:numPr>
+          <w:ilvl w:val="0"/>
+          <w:numId w:val="37"/>
+        </w:numPr>
+        <w:spacing w:before="100" w:beforeAutospacing="1" w:after="100" w:afterAutospacing="1"/>
+      </w:pPr>
+      <w:r>
+        <w:t xml:space="preserve">Replace each element with sorted digits </w:t>
+      </w:r>
+    </w:p>
+    <w:p>
+      <w:pPr>
+        <w:numPr>
+          <w:ilvl w:val="0"/>
+          <w:numId w:val="37"/>
+        </w:numPr>
+        <w:spacing w:before="100" w:beforeAutospacing="1" w:after="100" w:afterAutospacing="1"/>
+      </w:pPr>
+      <w:r>
+        <w:t xml:space="preserve">Replace even numbers with previous even number </w:t>
+      </w:r>
+    </w:p>
+    <w:p>
+      <w:pPr>
+        <w:numPr>
+          <w:ilvl w:val="0"/>
+          <w:numId w:val="37"/>
+        </w:numPr>
+        <w:spacing w:before="100" w:beforeAutospacing="1" w:after="100" w:afterAutospacing="1"/>
+      </w:pPr>
+      <w:r>
+        <w:t xml:space="preserve">Replace odd numbers with next odd number </w:t>
+      </w:r>
+    </w:p>
+    <w:p>
+      <w:pPr>
+        <w:numPr>
+          <w:ilvl w:val="0"/>
+          <w:numId w:val="37"/>
+        </w:numPr>
+        <w:spacing w:before="100" w:beforeAutospacing="1" w:after="100" w:afterAutospacing="1"/>
+      </w:pPr>
+      <w:r>
+        <w:t xml:space="preserve">Replace each element with distance from max </w:t>
+      </w:r>
+    </w:p>
+    <w:p>
+      <w:pPr>
+        <w:numPr>
+          <w:ilvl w:val="0"/>
+          <w:numId w:val="37"/>
+        </w:numPr>
+        <w:spacing w:before="100" w:beforeAutospacing="1" w:after="100" w:afterAutospacing="1"/>
+      </w:pPr>
+      <w:r>
+        <w:t xml:space="preserve">Replace each element with distance from min </w:t>
+      </w:r>
+    </w:p>
+    <w:p>
+      <w:pPr>
+        <w:numPr>
+          <w:ilvl w:val="0"/>
+          <w:numId w:val="37"/>
+        </w:numPr>
+        <w:spacing w:before="100" w:beforeAutospacing="1" w:after="100" w:afterAutospacing="1"/>
+      </w:pPr>
+      <w:r>
+        <w:t xml:space="preserve">Replace each element with number of factors </w:t>
+      </w:r>
+    </w:p>
+    <w:p>
+      <w:pPr>
+        <w:numPr>
+          <w:ilvl w:val="0"/>
+          <w:numId w:val="37"/>
+        </w:numPr>
+        <w:spacing w:before="100" w:beforeAutospacing="1" w:after="100" w:afterAutospacing="1"/>
+      </w:pPr>
+      <w:r>
+        <w:t xml:space="preserve">Replace each element with sum of factorial of digits </w:t>
+      </w:r>
+    </w:p>
+    <w:p>
+      <w:pPr>
+        <w:spacing w:after="0"/>
+      </w:pPr>
+      <w:r>
+        <w:pict w14:anchorId="7E3E4356">
+          <v:rect id="_x0000_i1052" style="width:0;height:1.5pt" o:hralign="center" o:hrstd="t" o:hr="t" fillcolor="#a0a0a0" stroked="f"/>
+        </w:pict>
+      </w:r>
+    </w:p>
+    <w:p>
+      <w:pPr>
+        <w:pStyle w:val="Heading1"/>
+      </w:pPr>
+      <w:r>
+        <w:rPr>
+          <w:rFonts w:ascii="Segoe UI Emoji" w:hAnsi="Segoe UI Emoji" w:cs="Segoe UI Emoji"/>
+        </w:rPr>
+        <w:t>🔢</w:t>
+      </w:r>
+      <w:r>
+        <w:t xml:space="preserve"> SECTION 4: Frequency Expert (10)</w:t>
+      </w:r>
+    </w:p>
+    <w:p>
+      <w:pPr>
+        <w:numPr>
+          <w:ilvl w:val="0"/>
+          <w:numId w:val="38"/>
+        </w:numPr>
+        <w:spacing w:before="100" w:beforeAutospacing="1" w:after="100" w:afterAutospacing="1"/>
+      </w:pPr>
+      <w:r>
+        <w:t xml:space="preserve">Find elements with second highest frequency </w:t>
+      </w:r>
+    </w:p>
+    <w:p>
+      <w:pPr>
+        <w:numPr>
+          <w:ilvl w:val="0"/>
+          <w:numId w:val="38"/>
+        </w:numPr>
+        <w:spacing w:before="100" w:beforeAutospacing="1" w:after="100" w:afterAutospacing="1"/>
+      </w:pPr>
+      <w:r>
+        <w:t xml:space="preserve">Find elements with second lowest frequency </w:t>
+      </w:r>
+    </w:p>
+    <w:p>
+      <w:pPr>
+        <w:numPr>
+          <w:ilvl w:val="0"/>
+          <w:numId w:val="38"/>
+        </w:numPr>
+        <w:spacing w:before="100" w:beforeAutospacing="1" w:after="100" w:afterAutospacing="1"/>
+      </w:pPr>
+      <w:r>
+        <w:t xml:space="preserve">Count values occurring more than twice </w:t>
+      </w:r>
+    </w:p>
+    <w:p>
+      <w:pPr>
+        <w:numPr>
+          <w:ilvl w:val="0"/>
+          <w:numId w:val="38"/>
+        </w:numPr>
+        <w:spacing w:before="100" w:beforeAutospacing="1" w:after="100" w:afterAutospacing="1"/>
+      </w:pPr>
+      <w:r>
+        <w:t xml:space="preserve">Count values occurring only once </w:t>
+      </w:r>
+    </w:p>
+    <w:p>
+      <w:pPr>
+        <w:numPr>
+          <w:ilvl w:val="0"/>
+          <w:numId w:val="38"/>
+        </w:numPr>
+        <w:spacing w:before="100" w:beforeAutospacing="1" w:after="100" w:afterAutospacing="1"/>
+      </w:pPr>
+      <w:r>
+        <w:t xml:space="preserve">Print values whose frequency is prime </w:t>
+      </w:r>
+    </w:p>
+    <w:p>
+      <w:pPr>
+        <w:numPr>
+          <w:ilvl w:val="0"/>
+          <w:numId w:val="38"/>
+        </w:numPr>
+        <w:spacing w:before="100" w:beforeAutospacing="1" w:after="100" w:afterAutospacing="1"/>
+      </w:pPr>
+      <w:r>
+        <w:t xml:space="preserve">Print values whose frequency is even and &gt; 1 </w:t>
+      </w:r>
+    </w:p>
+    <w:p>
+      <w:pPr>
+        <w:numPr>
+          <w:ilvl w:val="0"/>
+          <w:numId w:val="38"/>
+        </w:numPr>
+        <w:spacing w:before="100" w:beforeAutospacing="1" w:after="100" w:afterAutospacing="1"/>
+      </w:pPr>
+      <w:r>
+        <w:t xml:space="preserve">Find first element repeating exactly twice </w:t>
+      </w:r>
+    </w:p>
+    <w:p>
+      <w:pPr>
+        <w:numPr>
+          <w:ilvl w:val="0"/>
+          <w:numId w:val="38"/>
+        </w:numPr>
+        <w:spacing w:before="100" w:beforeAutospacing="1" w:after="100" w:afterAutospacing="1"/>
+      </w:pPr>
+      <w:r>
+        <w:t xml:space="preserve">Find last element repeating exactly twice </w:t>
+      </w:r>
+    </w:p>
+    <w:p>
+      <w:pPr>
+        <w:numPr>
+          <w:ilvl w:val="0"/>
+          <w:numId w:val="38"/>
+        </w:numPr>
+        <w:spacing w:before="100" w:beforeAutospacing="1" w:after="100" w:afterAutospacing="1"/>
+      </w:pPr>
+      <w:r>
+        <w:t xml:space="preserve">Find first element with highest frequency </w:t>
+      </w:r>
+    </w:p>
+    <w:p>
+      <w:pPr>
+        <w:numPr>
+          <w:ilvl w:val="0"/>
+          <w:numId w:val="38"/>
+        </w:numPr>
+        <w:spacing w:before="100" w:beforeAutospacing="1" w:after="100" w:afterAutospacing="1"/>
+      </w:pPr>
+      <w:r>
+        <w:t xml:space="preserve">Find last element with highest frequency </w:t>
+      </w:r>
+    </w:p>
+    <w:p>
+      <w:pPr>
+        <w:spacing w:after="0"/>
+      </w:pPr>
+      <w:r>
+        <w:pict w14:anchorId="35AA3354">
+          <v:rect id="_x0000_i1053" style="width:0;height:1.5pt" o:hralign="center" o:hrstd="t" o:hr="t" fillcolor="#a0a0a0" stroked="f"/>
+        </w:pict>
+      </w:r>
+    </w:p>
+    <w:p>
+      <w:pPr>
+        <w:pStyle w:val="Heading1"/>
+      </w:pPr>
+      <w:r>
+        <w:rPr>
+          <w:rFonts w:ascii="Segoe UI Emoji" w:hAnsi="Segoe UI Emoji" w:cs="Segoe UI Emoji"/>
+        </w:rPr>
+        <w:t>🔁</w:t>
+      </w:r>
+      <w:r>
+        <w:t xml:space="preserve"> SECTION 5: Rearrangement Pro (10)</w:t>
+      </w:r>
+    </w:p>
+    <w:p>
+      <w:pPr>
+        <w:numPr>
+          <w:ilvl w:val="0"/>
+          <w:numId w:val="39"/>
+        </w:numPr>
+        <w:spacing w:before="100" w:beforeAutospacing="1" w:after="100" w:afterAutospacing="1"/>
+      </w:pPr>
+      <w:r>
+        <w:t xml:space="preserve">Rotate left by k positions without slicing </w:t>
+      </w:r>
+    </w:p>
+    <w:p>
+      <w:pPr>
+        <w:numPr>
+          <w:ilvl w:val="0"/>
+          <w:numId w:val="39"/>
+        </w:numPr>
+        <w:spacing w:before="100" w:beforeAutospacing="1" w:after="100" w:afterAutospacing="1"/>
+      </w:pPr>
+      <w:r>
+        <w:t xml:space="preserve">Rotate right by k positions without slicing </w:t>
+      </w:r>
+    </w:p>
+    <w:p>
+      <w:pPr>
+        <w:numPr>
+          <w:ilvl w:val="0"/>
+          <w:numId w:val="39"/>
+        </w:numPr>
+        <w:spacing w:before="100" w:beforeAutospacing="1" w:after="100" w:afterAutospacing="1"/>
+      </w:pPr>
+      <w:r>
+        <w:t xml:space="preserve">Reverse every group of 3 elements </w:t>
+      </w:r>
+    </w:p>
+    <w:p>
+      <w:pPr>
+        <w:numPr>
+          <w:ilvl w:val="0"/>
+          <w:numId w:val="39"/>
+        </w:numPr>
+        <w:spacing w:before="100" w:beforeAutospacing="1" w:after="100" w:afterAutospacing="1"/>
+      </w:pPr>
+      <w:r>
+        <w:t xml:space="preserve">Reverse alternate groups of 2 elements </w:t>
+      </w:r>
+    </w:p>
+    <w:p>
+      <w:pPr>
+        <w:numPr>
+          <w:ilvl w:val="0"/>
+          <w:numId w:val="39"/>
+        </w:numPr>
+        <w:spacing w:before="100" w:beforeAutospacing="1" w:after="100" w:afterAutospacing="1"/>
+      </w:pPr>
+      <w:r>
+        <w:t xml:space="preserve">Arrange even numbers ascending, odd numbers descending </w:t>
+      </w:r>
+    </w:p>
+    <w:p>
+      <w:pPr>
+        <w:numPr>
+          <w:ilvl w:val="0"/>
+          <w:numId w:val="39"/>
+        </w:numPr>
+        <w:spacing w:before="100" w:beforeAutospacing="1" w:after="100" w:afterAutospacing="1"/>
+      </w:pPr>
+      <w:r>
+        <w:t xml:space="preserve">Arrange odd numbers ascending, even numbers descending </w:t>
+      </w:r>
+    </w:p>
+    <w:p>
+      <w:pPr>
+        <w:numPr>
+          <w:ilvl w:val="0"/>
+          <w:numId w:val="39"/>
+        </w:numPr>
+        <w:spacing w:before="100" w:beforeAutospacing="1" w:after="100" w:afterAutospacing="1"/>
+      </w:pPr>
+      <w:r>
+        <w:t xml:space="preserve">Move all positives to end while preserving order </w:t>
+      </w:r>
+    </w:p>
+    <w:p>
+      <w:pPr>
+        <w:numPr>
+          <w:ilvl w:val="0"/>
+          <w:numId w:val="39"/>
+        </w:numPr>
+        <w:spacing w:before="100" w:beforeAutospacing="1" w:after="100" w:afterAutospacing="1"/>
+      </w:pPr>
+      <w:r>
+        <w:t xml:space="preserve">Move all negatives to end while preserving order </w:t>
+      </w:r>
+    </w:p>
+    <w:p>
+      <w:pPr>
+        <w:numPr>
+          <w:ilvl w:val="0"/>
+          <w:numId w:val="39"/>
+        </w:numPr>
+        <w:spacing w:before="100" w:beforeAutospacing="1" w:after="100" w:afterAutospacing="1"/>
+      </w:pPr>
+      <w:r>
+        <w:t xml:space="preserve">Merge two unsorted lists into one sorted list </w:t>
+      </w:r>
+    </w:p>
+    <w:p>
+      <w:pPr>
+        <w:numPr>
+          <w:ilvl w:val="0"/>
+          <w:numId w:val="39"/>
+        </w:numPr>
+        <w:spacing w:before="100" w:beforeAutospacing="1" w:after="100" w:afterAutospacing="1"/>
+      </w:pPr>
+      <w:r>
+        <w:t xml:space="preserve">Find symmetric difference of two lists </w:t>
+      </w:r>
+    </w:p>
+    <w:p>
+      <w:pPr>
+        <w:spacing w:after="0"/>
+      </w:pPr>
+      <w:r>
+        <w:lastRenderedPageBreak/>
+        <w:pict w14:anchorId="5D7FE55F">
+          <v:rect id="_x0000_i1054" style="width:0;height:1.5pt" o:hralign="center" o:hrstd="t" o:hr="t" fillcolor="#a0a0a0" stroked="f"/>
+        </w:pict>
+      </w:r>
+    </w:p>
+    <w:p>
+      <w:pPr>
+        <w:pStyle w:val="Heading1"/>
+      </w:pPr>
+      <w:r>
+        <w:rPr>
+          <w:rFonts w:ascii="Segoe UI Emoji" w:hAnsi="Segoe UI Emoji" w:cs="Segoe UI Emoji"/>
+        </w:rPr>
+        <w:t>🧠</w:t>
+      </w:r>
+      <w:r>
+        <w:t xml:space="preserve"> SECTION 6: Logic Builder (10)</w:t>
+      </w:r>
+    </w:p>
+    <w:p>
+      <w:pPr>
+        <w:numPr>
+          <w:ilvl w:val="0"/>
+          <w:numId w:val="40"/>
+        </w:numPr>
+        <w:spacing w:before="100" w:beforeAutospacing="1" w:after="100" w:afterAutospacing="1"/>
+      </w:pPr>
+      <w:r>
+        <w:t xml:space="preserve">Check if list can become sorted by one swap </w:t>
+      </w:r>
+    </w:p>
+    <w:p>
+      <w:pPr>
+        <w:numPr>
+          <w:ilvl w:val="0"/>
+          <w:numId w:val="40"/>
+        </w:numPr>
+        <w:spacing w:before="100" w:beforeAutospacing="1" w:after="100" w:afterAutospacing="1"/>
+      </w:pPr>
+      <w:r>
+        <w:t xml:space="preserve">Find pair whose sum is closest to zero </w:t>
+      </w:r>
+    </w:p>
+    <w:p>
+      <w:pPr>
+        <w:numPr>
+          <w:ilvl w:val="0"/>
+          <w:numId w:val="40"/>
+        </w:numPr>
+        <w:spacing w:before="100" w:beforeAutospacing="1" w:after="100" w:afterAutospacing="1"/>
+      </w:pPr>
+      <w:r>
+        <w:t xml:space="preserve">Find all triplets with sum = 0 </w:t>
+      </w:r>
+    </w:p>
+    <w:p>
+      <w:pPr>
+        <w:numPr>
+          <w:ilvl w:val="0"/>
+          <w:numId w:val="40"/>
+        </w:numPr>
+        <w:spacing w:before="100" w:beforeAutospacing="1" w:after="100" w:afterAutospacing="1"/>
+      </w:pPr>
+      <w:r>
+        <w:t xml:space="preserve">Find maximum product of any two elements </w:t>
+      </w:r>
+    </w:p>
+    <w:p>
+      <w:pPr>
+        <w:numPr>
+          <w:ilvl w:val="0"/>
+          <w:numId w:val="40"/>
+        </w:numPr>
+        <w:spacing w:before="100" w:beforeAutospacing="1" w:after="100" w:afterAutospacing="1"/>
+      </w:pPr>
+      <w:r>
+        <w:t xml:space="preserve">Find minimum product of any two elements </w:t>
+      </w:r>
+    </w:p>
+    <w:p>
+      <w:pPr>
+        <w:numPr>
+          <w:ilvl w:val="0"/>
+          <w:numId w:val="40"/>
+        </w:numPr>
+        <w:spacing w:before="100" w:beforeAutospacing="1" w:after="100" w:afterAutospacing="1"/>
+      </w:pPr>
+      <w:r>
+        <w:t xml:space="preserve">Find longest consecutive increasing subarray </w:t>
+      </w:r>
+    </w:p>
+    <w:p>
+      <w:pPr>
+        <w:numPr>
+          <w:ilvl w:val="0"/>
+          <w:numId w:val="40"/>
+        </w:numPr>
+        <w:spacing w:before="100" w:beforeAutospacing="1" w:after="100" w:afterAutospacing="1"/>
+      </w:pPr>
+      <w:r>
+        <w:t xml:space="preserve">Find longest consecutive decreasing subarray </w:t>
+      </w:r>
+    </w:p>
+    <w:p>
+      <w:pPr>
+        <w:numPr>
+          <w:ilvl w:val="0"/>
+          <w:numId w:val="40"/>
+        </w:numPr>
+        <w:spacing w:before="100" w:beforeAutospacing="1" w:after="100" w:afterAutospacing="1"/>
+      </w:pPr>
+      <w:r>
+        <w:t xml:space="preserve">Replace each element with next smaller element </w:t>
+      </w:r>
+    </w:p>
+    <w:p>
+      <w:pPr>
+        <w:numPr>
+          <w:ilvl w:val="0"/>
+          <w:numId w:val="40"/>
+        </w:numPr>
+        <w:spacing w:before="100" w:beforeAutospacing="1" w:after="100" w:afterAutospacing="1"/>
+      </w:pPr>
+      <w:r>
+        <w:t xml:space="preserve">Replace each element with previous greater element </w:t>
+      </w:r>
+    </w:p>
+    <w:p>
+      <w:pPr>
+        <w:numPr>
+          <w:ilvl w:val="0"/>
+          <w:numId w:val="40"/>
+        </w:numPr>
+        <w:spacing w:before="100" w:beforeAutospacing="1" w:after="100" w:afterAutospacing="1"/>
+      </w:pPr>
+      <w:r>
+        <w:t xml:space="preserve">Find all equilibrium indices </w:t>
+      </w:r>
+    </w:p>
+    <w:p>
+      <w:pPr>
+        <w:spacing w:after="0"/>
+      </w:pPr>
+      <w:r>
+        <w:pict w14:anchorId="0E8F4EC6">
+          <v:rect id="_x0000_i1055" style="width:0;height:1.5pt" o:hralign="center" o:hrstd="t" o:hr="t" fillcolor="#a0a0a0" stroked="f"/>
+        </w:pict>
+      </w:r>
+    </w:p>
+    <w:p>
+      <w:pPr>
+        <w:pStyle w:val="Heading1"/>
+      </w:pPr>
+      <w:r>
+        <w:rPr>
+          <w:rFonts w:ascii="Segoe UI Emoji" w:hAnsi="Segoe UI Emoji" w:cs="Segoe UI Emoji"/>
+        </w:rPr>
+        <w:t>💎</w:t>
+      </w:r>
+      <w:r>
+        <w:t xml:space="preserve"> BONUS INTERVIEW LEVEL</w:t>
+      </w:r>
+    </w:p>
+    <w:p>
+      <w:pPr>
+        <w:numPr>
+          <w:ilvl w:val="0"/>
+          <w:numId w:val="41"/>
+        </w:numPr>
+        <w:spacing w:before="100" w:beforeAutospacing="1" w:after="100" w:afterAutospacing="1"/>
+      </w:pPr>
+      <w:r>
+        <w:t xml:space="preserve">Find duplicate using Floyd cycle method </w:t>
+      </w:r>
+    </w:p>
+    <w:p>
+      <w:pPr>
+        <w:numPr>
+          <w:ilvl w:val="0"/>
+          <w:numId w:val="41"/>
+        </w:numPr>
+        <w:spacing w:before="100" w:beforeAutospacing="1" w:after="100" w:afterAutospacing="1"/>
+      </w:pPr>
+      <w:r>
+        <w:t xml:space="preserve">Find median of unsorted list without sorting fully </w:t>
+      </w:r>
+    </w:p>
+    <w:p>
+      <w:pPr>
+        <w:numPr>
+          <w:ilvl w:val="0"/>
+          <w:numId w:val="41"/>
+        </w:numPr>
+        <w:spacing w:before="100" w:beforeAutospacing="1" w:after="100" w:afterAutospacing="1"/>
+      </w:pPr>
+      <w:r>
+        <w:t xml:space="preserve">Find kth largest element efficiently </w:t>
+      </w:r>
+    </w:p>
+    <w:p>
+      <w:pPr>
+        <w:numPr>
+          <w:ilvl w:val="0"/>
+          <w:numId w:val="41"/>
+        </w:numPr>
+        <w:spacing w:before="100" w:beforeAutospacing="1" w:after="100" w:afterAutospacing="1"/>
+      </w:pPr>
+      <w:r>
+        <w:t xml:space="preserve">Find sliding window maximum </w:t>
+      </w:r>
+    </w:p>
+    <w:p>
+      <w:pPr>
+        <w:numPr>
+          <w:ilvl w:val="0"/>
+          <w:numId w:val="41"/>
+        </w:numPr>
+        <w:spacing w:before="100" w:beforeAutospacing="1" w:after="100" w:afterAutospacing="1"/>
+      </w:pPr>
+      <w:r>
+        <w:t xml:space="preserve">Find longest subarray with sum = k </w:t>
+      </w:r>
+    </w:p>
+    <w:p>
+      <w:pPr>
+        <w:numPr>
+          <w:ilvl w:val="0"/>
+          <w:numId w:val="41"/>
+        </w:numPr>
+        <w:spacing w:before="100" w:beforeAutospacing="1" w:after="100" w:afterAutospacing="1"/>
+      </w:pPr>
+      <w:r>
+        <w:t xml:space="preserve">Find smallest missing positive number </w:t>
+      </w:r>
+    </w:p>
+    <w:p>
+      <w:pPr>
+        <w:numPr>
+          <w:ilvl w:val="0"/>
+          <w:numId w:val="41"/>
+        </w:numPr>
+        <w:spacing w:before="100" w:beforeAutospacing="1" w:after="100" w:afterAutospacing="1"/>
+      </w:pPr>
+      <w:r>
+        <w:t xml:space="preserve">Rearrange positives and negatives alternately </w:t>
+      </w:r>
+    </w:p>
+    <w:p>
+      <w:pPr>
+        <w:numPr>
+          <w:ilvl w:val="0"/>
+          <w:numId w:val="41"/>
+        </w:numPr>
+        <w:spacing w:before="100" w:beforeAutospacing="1" w:after="100" w:afterAutospacing="1"/>
+      </w:pPr>
+      <w:r>
+        <w:t xml:space="preserve">Find inversion count </w:t>
+      </w:r>
+    </w:p>
+    <w:p>
+      <w:pPr>
+        <w:numPr>
+          <w:ilvl w:val="0"/>
+          <w:numId w:val="41"/>
+        </w:numPr>
+        <w:spacing w:before="100" w:beforeAutospacing="1" w:after="100" w:afterAutospacing="1"/>
+      </w:pPr>
+      <w:r>
+        <w:t xml:space="preserve">Merge intervals </w:t>
+      </w:r>
+    </w:p>
+    <w:p>
+      <w:pPr>
+        <w:numPr>
+          <w:ilvl w:val="0"/>
+          <w:numId w:val="41"/>
+        </w:numPr>
+        <w:spacing w:before="100" w:beforeAutospacing="1" w:after="100" w:afterAutospacing="1"/>
+      </w:pPr>
+      <w:r>
+        <w:t xml:space="preserve">Find maximum circular subarray sum </w:t>
+      </w:r>
+    </w:p>
+    <w:p>
+      <w:pPr>
+        <w:spacing w:after="0"/>
+      </w:pPr>
+      <w:r>
+        <w:pict w14:anchorId="2ACDAC91">
+          <v:rect id="_x0000_i1056" style="width:0;height:1.5pt" o:hralign="center" o:hrstd="t" o:hr="t" fillcolor="#a0a0a0" stroked="f"/>
+        </w:pict>
+      </w:r>
+    </w:p>
+    <w:p>
+      <w:pPr>
+        <w:pStyle w:val="Heading1"/>
+      </w:pPr>
+      <w:r>
+        <w:rPr>
+          <w:rFonts w:ascii="Segoe UI Emoji" w:hAnsi="Segoe UI Emoji" w:cs="Segoe UI Emoji"/>
+        </w:rPr>
+        <w:t>🎯</w:t>
+      </w:r>
+      <w:r>
+        <w:t xml:space="preserve"> My Honest Advice</w:t>
+      </w:r>
+    </w:p>
+    <w:p>
+      <w:pPr>
+        <w:pStyle w:val="NormalWeb"/>
+      </w:pPr>
+      <w:r>
+        <w:t>If you solve:</w:t>
+      </w:r>
+    </w:p>
+    <w:p>
+      <w:pPr>
+        <w:numPr>
+          <w:ilvl w:val="0"/>
+          <w:numId w:val="42"/>
+        </w:numPr>
+        <w:spacing w:before="100" w:beforeAutospacing="1" w:after="100" w:afterAutospacing="1"/>
+      </w:pPr>
+      <w:r>
+        <w:t xml:space="preserve">previous set </w:t>
+      </w:r>
+    </w:p>
+    <w:p>
+      <w:pPr>
+        <w:numPr>
+          <w:ilvl w:val="0"/>
+          <w:numId w:val="42"/>
+        </w:numPr>
+        <w:spacing w:before="100" w:beforeAutospacing="1" w:after="100" w:afterAutospacing="1"/>
+      </w:pPr>
+      <w:r>
+        <w:t xml:space="preserve">this set </w:t>
+      </w:r>
+    </w:p>
+    <w:p>
+      <w:pPr>
+        <w:numPr>
+          <w:ilvl w:val="0"/>
+          <w:numId w:val="42"/>
+        </w:numPr>
+        <w:spacing w:before="100" w:beforeAutospacing="1" w:after="100" w:afterAutospacing="1"/>
+      </w:pPr>
+      <w:r>
+        <w:t xml:space="preserve">and explain your logic aloud </w:t>
+      </w:r>
+    </w:p>
+    <w:p>
+      <w:pPr>
+        <w:pStyle w:val="NormalWeb"/>
+      </w:pPr>
+      <w:r>
+        <w:t>…you’ll be ahead of many freshers.</w:t>
+      </w:r>
+    </w:p>
+    <w:p>
+      <w:pPr>
+        <w:pStyle w:val="Heading1"/>
+      </w:pPr>
+      <w:r>
+        <w:rPr>
+          <w:rFonts w:ascii="Segoe UI Emoji" w:hAnsi="Segoe UI Emoji" w:cs="Segoe UI Emoji"/>
+        </w:rPr>
+        <w:t>🔥</w:t>
+      </w:r>
+      <w:r>
+        <w:t xml:space="preserve"> Next Options I Can Build </w:t>
+      </w:r>
+      <w:proofErr w:type="gramStart"/>
+      <w:r>
+        <w:t>For</w:t>
+      </w:r>
+      <w:proofErr w:type="gramEnd"/>
+      <w:r>
+        <w:t xml:space="preserve"> You</w:t>
+      </w:r>
+    </w:p>
+    <w:p>
+      <w:pPr>
+        <w:pStyle w:val="Heading2"/>
+      </w:pPr>
+      <w:r>
+        <w:rPr>
+          <w:rFonts w:ascii="Segoe UI Emoji" w:hAnsi="Segoe UI Emoji" w:cs="Segoe UI Emoji"/>
+        </w:rPr>
+        <w:lastRenderedPageBreak/>
+        <w:t>🐍</w:t>
+      </w:r>
+      <w:r>
+        <w:t xml:space="preserve"> Python solutions for all 70</w:t>
+      </w:r>
+    </w:p>
+    <w:p>
+      <w:pPr>
+        <w:pStyle w:val="Heading2"/>
+      </w:pPr>
+      <w:r>
+        <w:rPr>
+          <w:rFonts w:ascii="Segoe UI Emoji" w:hAnsi="Segoe UI Emoji" w:cs="Segoe UI Emoji"/>
+        </w:rPr>
+        <w:t>📘</w:t>
+      </w:r>
+      <w:r>
+        <w:t xml:space="preserve"> Topic-wise roadmap</w:t>
+      </w:r>
+    </w:p>
+    <w:p>
+      <w:pPr>
+        <w:pStyle w:val="Heading2"/>
+      </w:pPr>
+      <w:r>
+        <w:rPr>
+          <w:rFonts w:ascii="Segoe UI Emoji" w:hAnsi="Segoe UI Emoji" w:cs="Segoe UI Emoji"/>
+        </w:rPr>
+        <w:t>💼</w:t>
+      </w:r>
+      <w:r>
+        <w:t xml:space="preserve"> Placement interview set</w:t>
+      </w:r>
+    </w:p>
+    <w:p>
+      <w:pPr>
+        <w:pStyle w:val="Heading2"/>
+      </w:pPr>
+      <w:r>
+        <w:rPr>
+          <w:rFonts w:ascii="Segoe UI Emoji" w:hAnsi="Segoe UI Emoji" w:cs="Segoe UI Emoji"/>
+        </w:rPr>
+        <w:t>⏱️</w:t>
+      </w:r>
+      <w:r>
+        <w:t xml:space="preserve"> Timed mock test version</w:t>
+      </w:r>
+    </w:p>
+    <w:p>
+      <w:pPr>
+        <w:pStyle w:val="Heading2"/>
+      </w:pPr>
+      <w:r>
+        <w:rPr>
+          <w:rFonts w:ascii="Segoe UI Emoji" w:hAnsi="Segoe UI Emoji" w:cs="Segoe UI Emoji"/>
+        </w:rPr>
+        <w:t>🧠</w:t>
+      </w:r>
+      <w:r>
+        <w:t xml:space="preserve"> </w:t>
+      </w:r>
+      <w:proofErr w:type="spellStart"/>
+      <w:r>
+        <w:t>LeetCode</w:t>
+      </w:r>
+      <w:proofErr w:type="spellEnd"/>
+      <w:r>
+        <w:t>-style upgrade set</w:t>
+      </w:r>
+    </w:p>
+    <w:p>
+      <w:pPr>
+        <w:pStyle w:val="NormalWeb"/>
+      </w:pPr>
+      <w:r>
+        <w:t xml:space="preserve">Just say </w:t>
+      </w:r>
+      <w:r>
+        <w:rPr>
+          <w:rStyle w:val="Strong"/>
+        </w:rPr>
+        <w:t>solutions</w:t>
+      </w:r>
+      <w:r>
+        <w:t xml:space="preserve"> or </w:t>
+      </w:r>
+      <w:r>
+        <w:rPr>
+          <w:rStyle w:val="Strong"/>
+        </w:rPr>
+        <w:t>next level again</w:t>
+      </w:r>
+      <w:r>
+        <w:t>.</w:t>
+      </w:r>
+    </w:p>
+    <w:p>
+      <w:pPr>
+        <w:numPr>
+          <w:ilvl w:val="0"/>
+          <w:numId w:val="35"/>
+        </w:numPr>
         <w:spacing w:before="100" w:beforeAutospacing="1" w:after="100" w:afterAutospacing="1" w:line="240" w:lineRule="auto"/>
         <w:rPr>
           <w:rFonts w:ascii="Times New Roman" w:eastAsia="Times New Roman" w:hAnsi="Times New Roman" w:cs="Times New Roman"/>
@@ -10367,6 +11697,119 @@
     </w:lvl>
   </w:abstractNum>
   <w:abstractNum w:abstractNumId="1" w15:restartNumberingAfterBreak="0">
+    <w:nsid w:val="05385C95"/>
+    <w:multiLevelType w:val="multilevel"/>
+    <w:tmpl w:val="02CA5EC4"/>
+    <w:lvl w:ilvl="0">
+      <w:start w:val="11"/>
+      <w:numFmt w:val="decimal"/>
+      <w:lvlText w:val="%1."/>
+      <w:lvlJc w:val="left"/>
+      <w:pPr>
+        <w:tabs>
+          <w:tab w:val="num" w:pos="720"/>
+        </w:tabs>
+        <w:ind w:left="720" w:hanging="360"/>
+      </w:pPr>
+    </w:lvl>
+    <w:lvl w:ilvl="1" w:tentative="1">
+      <w:start w:val="1"/>
+      <w:numFmt w:val="decimal"/>
+      <w:lvlText w:val="%2."/>
+      <w:lvlJc w:val="left"/>
+      <w:pPr>
+        <w:tabs>
+          <w:tab w:val="num" w:pos="1440"/>
+        </w:tabs>
+        <w:ind w:left="1440" w:hanging="360"/>
+      </w:pPr>
+    </w:lvl>
+    <w:lvl w:ilvl="2" w:tentative="1">
+      <w:start w:val="1"/>
+      <w:numFmt w:val="decimal"/>
+      <w:lvlText w:val="%3."/>
+      <w:lvlJc w:val="left"/>
+      <w:pPr>
+        <w:tabs>
+          <w:tab w:val="num" w:pos="2160"/>
+        </w:tabs>
+        <w:ind w:left="2160" w:hanging="360"/>
+      </w:pPr>
+    </w:lvl>
+    <w:lvl w:ilvl="3" w:tentative="1">
+      <w:start w:val="1"/>
+      <w:numFmt w:val="decimal"/>
+      <w:lvlText w:val="%4."/>
+      <w:lvlJc w:val="left"/>
+      <w:pPr>
+        <w:tabs>
+          <w:tab w:val="num" w:pos="2880"/>
+        </w:tabs>
+        <w:ind w:left="2880" w:hanging="360"/>
+      </w:pPr>
+    </w:lvl>
+    <w:lvl w:ilvl="4" w:tentative="1">
+      <w:start w:val="1"/>
+      <w:numFmt w:val="decimal"/>
+      <w:lvlText w:val="%5."/>
+      <w:lvlJc w:val="left"/>
+      <w:pPr>
+        <w:tabs>
+          <w:tab w:val="num" w:pos="3600"/>
+        </w:tabs>
+        <w:ind w:left="3600" w:hanging="360"/>
+      </w:pPr>
+    </w:lvl>
+    <w:lvl w:ilvl="5" w:tentative="1">
+      <w:start w:val="1"/>
+      <w:numFmt w:val="decimal"/>
+      <w:lvlText w:val="%6."/>
+      <w:lvlJc w:val="left"/>
+      <w:pPr>
+        <w:tabs>
+          <w:tab w:val="num" w:pos="4320"/>
+        </w:tabs>
+        <w:ind w:left="4320" w:hanging="360"/>
+      </w:pPr>
+    </w:lvl>
+    <w:lvl w:ilvl="6" w:tentative="1">
+      <w:start w:val="1"/>
+      <w:numFmt w:val="decimal"/>
+      <w:lvlText w:val="%7."/>
+      <w:lvlJc w:val="left"/>
+      <w:pPr>
+        <w:tabs>
+          <w:tab w:val="num" w:pos="5040"/>
+        </w:tabs>
+        <w:ind w:left="5040" w:hanging="360"/>
+      </w:pPr>
+    </w:lvl>
+    <w:lvl w:ilvl="7" w:tentative="1">
+      <w:start w:val="1"/>
+      <w:numFmt w:val="decimal"/>
+      <w:lvlText w:val="%8."/>
+      <w:lvlJc w:val="left"/>
+      <w:pPr>
+        <w:tabs>
+          <w:tab w:val="num" w:pos="5760"/>
+        </w:tabs>
+        <w:ind w:left="5760" w:hanging="360"/>
+      </w:pPr>
+    </w:lvl>
+    <w:lvl w:ilvl="8" w:tentative="1">
+      <w:start w:val="1"/>
+      <w:numFmt w:val="decimal"/>
+      <w:lvlText w:val="%9."/>
+      <w:lvlJc w:val="left"/>
+      <w:pPr>
+        <w:tabs>
+          <w:tab w:val="num" w:pos="6480"/>
+        </w:tabs>
+        <w:ind w:left="6480" w:hanging="360"/>
+      </w:pPr>
+    </w:lvl>
+  </w:abstractNum>
+  <w:abstractNum w:abstractNumId="2" w15:restartNumberingAfterBreak="0">
     <w:nsid w:val="0A0D4590"/>
     <w:multiLevelType w:val="multilevel"/>
     <w:tmpl w:val="CE483766"/>
@@ -10479,7 +11922,7 @@
       </w:pPr>
     </w:lvl>
   </w:abstractNum>
-  <w:abstractNum w:abstractNumId="2" w15:restartNumberingAfterBreak="0">
+  <w:abstractNum w:abstractNumId="3" w15:restartNumberingAfterBreak="0">
     <w:nsid w:val="0CB82C27"/>
     <w:multiLevelType w:val="multilevel"/>
     <w:tmpl w:val="1F58F986"/>
@@ -10592,7 +12035,7 @@
       </w:pPr>
     </w:lvl>
   </w:abstractNum>
-  <w:abstractNum w:abstractNumId="3" w15:restartNumberingAfterBreak="0">
+  <w:abstractNum w:abstractNumId="4" w15:restartNumberingAfterBreak="0">
     <w:nsid w:val="173E5570"/>
     <w:multiLevelType w:val="multilevel"/>
     <w:tmpl w:val="E01C319A"/>
@@ -10705,7 +12148,7 @@
       </w:pPr>
     </w:lvl>
   </w:abstractNum>
-  <w:abstractNum w:abstractNumId="4" w15:restartNumberingAfterBreak="0">
+  <w:abstractNum w:abstractNumId="5" w15:restartNumberingAfterBreak="0">
     <w:nsid w:val="1EA71ED0"/>
     <w:multiLevelType w:val="multilevel"/>
     <w:tmpl w:val="8ED02D38"/>
@@ -10818,7 +12261,7 @@
       </w:pPr>
     </w:lvl>
   </w:abstractNum>
-  <w:abstractNum w:abstractNumId="5" w15:restartNumberingAfterBreak="0">
+  <w:abstractNum w:abstractNumId="6" w15:restartNumberingAfterBreak="0">
     <w:nsid w:val="22C46298"/>
     <w:multiLevelType w:val="multilevel"/>
     <w:tmpl w:val="602000B4"/>
@@ -10931,7 +12374,7 @@
       </w:pPr>
     </w:lvl>
   </w:abstractNum>
-  <w:abstractNum w:abstractNumId="6" w15:restartNumberingAfterBreak="0">
+  <w:abstractNum w:abstractNumId="7" w15:restartNumberingAfterBreak="0">
     <w:nsid w:val="251C679B"/>
     <w:multiLevelType w:val="multilevel"/>
     <w:tmpl w:val="C3DEBDC0"/>
@@ -11044,7 +12487,7 @@
       </w:pPr>
     </w:lvl>
   </w:abstractNum>
-  <w:abstractNum w:abstractNumId="7" w15:restartNumberingAfterBreak="0">
+  <w:abstractNum w:abstractNumId="8" w15:restartNumberingAfterBreak="0">
     <w:nsid w:val="28561AB6"/>
     <w:multiLevelType w:val="multilevel"/>
     <w:tmpl w:val="C862061A"/>
@@ -11157,7 +12600,7 @@
       </w:pPr>
     </w:lvl>
   </w:abstractNum>
-  <w:abstractNum w:abstractNumId="8" w15:restartNumberingAfterBreak="0">
+  <w:abstractNum w:abstractNumId="9" w15:restartNumberingAfterBreak="0">
     <w:nsid w:val="2B7200C1"/>
     <w:multiLevelType w:val="multilevel"/>
     <w:tmpl w:val="1C484E04"/>
@@ -11270,7 +12713,120 @@
       </w:pPr>
     </w:lvl>
   </w:abstractNum>
-  <w:abstractNum w:abstractNumId="9" w15:restartNumberingAfterBreak="0">
+  <w:abstractNum w:abstractNumId="10" w15:restartNumberingAfterBreak="0">
+    <w:nsid w:val="2F661286"/>
+    <w:multiLevelType w:val="multilevel"/>
+    <w:tmpl w:val="BDEA53FA"/>
+    <w:lvl w:ilvl="0">
+      <w:start w:val="31"/>
+      <w:numFmt w:val="decimal"/>
+      <w:lvlText w:val="%1."/>
+      <w:lvlJc w:val="left"/>
+      <w:pPr>
+        <w:tabs>
+          <w:tab w:val="num" w:pos="720"/>
+        </w:tabs>
+        <w:ind w:left="720" w:hanging="360"/>
+      </w:pPr>
+    </w:lvl>
+    <w:lvl w:ilvl="1" w:tentative="1">
+      <w:start w:val="1"/>
+      <w:numFmt w:val="decimal"/>
+      <w:lvlText w:val="%2."/>
+      <w:lvlJc w:val="left"/>
+      <w:pPr>
+        <w:tabs>
+          <w:tab w:val="num" w:pos="1440"/>
+        </w:tabs>
+        <w:ind w:left="1440" w:hanging="360"/>
+      </w:pPr>
+    </w:lvl>
+    <w:lvl w:ilvl="2" w:tentative="1">
+      <w:start w:val="1"/>
+      <w:numFmt w:val="decimal"/>
+      <w:lvlText w:val="%3."/>
+      <w:lvlJc w:val="left"/>
+      <w:pPr>
+        <w:tabs>
+          <w:tab w:val="num" w:pos="2160"/>
+        </w:tabs>
+        <w:ind w:left="2160" w:hanging="360"/>
+      </w:pPr>
+    </w:lvl>
+    <w:lvl w:ilvl="3" w:tentative="1">
+      <w:start w:val="1"/>
+      <w:numFmt w:val="decimal"/>
+      <w:lvlText w:val="%4."/>
+      <w:lvlJc w:val="left"/>
+      <w:pPr>
+        <w:tabs>
+          <w:tab w:val="num" w:pos="2880"/>
+        </w:tabs>
+        <w:ind w:left="2880" w:hanging="360"/>
+      </w:pPr>
+    </w:lvl>
+    <w:lvl w:ilvl="4" w:tentative="1">
+      <w:start w:val="1"/>
+      <w:numFmt w:val="decimal"/>
+      <w:lvlText w:val="%5."/>
+      <w:lvlJc w:val="left"/>
+      <w:pPr>
+        <w:tabs>
+          <w:tab w:val="num" w:pos="3600"/>
+        </w:tabs>
+        <w:ind w:left="3600" w:hanging="360"/>
+      </w:pPr>
+    </w:lvl>
+    <w:lvl w:ilvl="5" w:tentative="1">
+      <w:start w:val="1"/>
+      <w:numFmt w:val="decimal"/>
+      <w:lvlText w:val="%6."/>
+      <w:lvlJc w:val="left"/>
+      <w:pPr>
+        <w:tabs>
+          <w:tab w:val="num" w:pos="4320"/>
+        </w:tabs>
+        <w:ind w:left="4320" w:hanging="360"/>
+      </w:pPr>
+    </w:lvl>
+    <w:lvl w:ilvl="6" w:tentative="1">
+      <w:start w:val="1"/>
+      <w:numFmt w:val="decimal"/>
+      <w:lvlText w:val="%7."/>
+      <w:lvlJc w:val="left"/>
+      <w:pPr>
+        <w:tabs>
+          <w:tab w:val="num" w:pos="5040"/>
+        </w:tabs>
+        <w:ind w:left="5040" w:hanging="360"/>
+      </w:pPr>
+    </w:lvl>
+    <w:lvl w:ilvl="7" w:tentative="1">
+      <w:start w:val="1"/>
+      <w:numFmt w:val="decimal"/>
+      <w:lvlText w:val="%8."/>
+      <w:lvlJc w:val="left"/>
+      <w:pPr>
+        <w:tabs>
+          <w:tab w:val="num" w:pos="5760"/>
+        </w:tabs>
+        <w:ind w:left="5760" w:hanging="360"/>
+      </w:pPr>
+    </w:lvl>
+    <w:lvl w:ilvl="8" w:tentative="1">
+      <w:start w:val="1"/>
+      <w:numFmt w:val="decimal"/>
+      <w:lvlText w:val="%9."/>
+      <w:lvlJc w:val="left"/>
+      <w:pPr>
+        <w:tabs>
+          <w:tab w:val="num" w:pos="6480"/>
+        </w:tabs>
+        <w:ind w:left="6480" w:hanging="360"/>
+      </w:pPr>
+    </w:lvl>
+  </w:abstractNum>
+  <w:abstractNum w:abstractNumId="11" w15:restartNumberingAfterBreak="0">
     <w:nsid w:val="31BD6030"/>
     <w:multiLevelType w:val="multilevel"/>
     <w:tmpl w:val="9CAC134A"/>
@@ -11383,7 +12939,7 @@
       </w:pPr>
     </w:lvl>
   </w:abstractNum>
-  <w:abstractNum w:abstractNumId="10" w15:restartNumberingAfterBreak="0">
+  <w:abstractNum w:abstractNumId="12" w15:restartNumberingAfterBreak="0">
     <w:nsid w:val="36FF19C3"/>
     <w:multiLevelType w:val="multilevel"/>
     <w:tmpl w:val="1464A9BC"/>
@@ -11496,7 +13052,7 @@
       </w:pPr>
     </w:lvl>
   </w:abstractNum>
-  <w:abstractNum w:abstractNumId="11" w15:restartNumberingAfterBreak="0">
+  <w:abstractNum w:abstractNumId="13" w15:restartNumberingAfterBreak="0">
     <w:nsid w:val="37F32B7D"/>
     <w:multiLevelType w:val="multilevel"/>
     <w:tmpl w:val="07964106"/>
@@ -11609,7 +13165,7 @@
       </w:pPr>
     </w:lvl>
   </w:abstractNum>
-  <w:abstractNum w:abstractNumId="12" w15:restartNumberingAfterBreak="0">
+  <w:abstractNum w:abstractNumId="14" w15:restartNumberingAfterBreak="0">
     <w:nsid w:val="441B748A"/>
     <w:multiLevelType w:val="multilevel"/>
     <w:tmpl w:val="5972D522"/>
@@ -11722,7 +13278,7 @@
       </w:pPr>
     </w:lvl>
   </w:abstractNum>
-  <w:abstractNum w:abstractNumId="13" w15:restartNumberingAfterBreak="0">
+  <w:abstractNum w:abstractNumId="15" w15:restartNumberingAfterBreak="0">
     <w:nsid w:val="45562793"/>
     <w:multiLevelType w:val="multilevel"/>
     <w:tmpl w:val="CF4EA162"/>
@@ -11835,7 +13391,7 @@
       </w:pPr>
     </w:lvl>
   </w:abstractNum>
-  <w:abstractNum w:abstractNumId="14" w15:restartNumberingAfterBreak="0">
+  <w:abstractNum w:abstractNumId="16" w15:restartNumberingAfterBreak="0">
     <w:nsid w:val="47177CAE"/>
     <w:multiLevelType w:val="multilevel"/>
     <w:tmpl w:val="FA726AD2"/>
@@ -11948,7 +13504,7 @@
       </w:pPr>
     </w:lvl>
   </w:abstractNum>
-  <w:abstractNum w:abstractNumId="15" w15:restartNumberingAfterBreak="0">
+  <w:abstractNum w:abstractNumId="17" w15:restartNumberingAfterBreak="0">
     <w:nsid w:val="49FE5753"/>
     <w:multiLevelType w:val="multilevel"/>
     <w:tmpl w:val="84D43C52"/>
@@ -12061,7 +13617,120 @@
       </w:pPr>
     </w:lvl>
   </w:abstractNum>
-  <w:abstractNum w:abstractNumId="16" w15:restartNumberingAfterBreak="0">
+  <w:abstractNum w:abstractNumId="18" w15:restartNumberingAfterBreak="0">
+    <w:nsid w:val="4BCE5683"/>
+    <w:multiLevelType w:val="multilevel"/>
+    <w:tmpl w:val="736EB878"/>
+    <w:lvl w:ilvl="0">
+      <w:start w:val="1"/>
+      <w:numFmt w:val="decimal"/>
+      <w:lvlText w:val="%1."/>
+      <w:lvlJc w:val="left"/>
+      <w:pPr>
+        <w:tabs>
+          <w:tab w:val="num" w:pos="720"/>
+        </w:tabs>
+        <w:ind w:left="720" w:hanging="360"/>
+      </w:pPr>
+    </w:lvl>
+    <w:lvl w:ilvl="1" w:tentative="1">
+      <w:start w:val="1"/>
+      <w:numFmt w:val="decimal"/>
+      <w:lvlText w:val="%2."/>
+      <w:lvlJc w:val="left"/>
+      <w:pPr>
+        <w:tabs>
+          <w:tab w:val="num" w:pos="1440"/>
+        </w:tabs>
+        <w:ind w:left="1440" w:hanging="360"/>
+      </w:pPr>
+    </w:lvl>
+    <w:lvl w:ilvl="2" w:tentative="1">
+      <w:start w:val="1"/>
+      <w:numFmt w:val="decimal"/>
+      <w:lvlText w:val="%3."/>
+      <w:lvlJc w:val="left"/>
+      <w:pPr>
+        <w:tabs>
+          <w:tab w:val="num" w:pos="2160"/>
+        </w:tabs>
+        <w:ind w:left="2160" w:hanging="360"/>
+      </w:pPr>
+    </w:lvl>
+    <w:lvl w:ilvl="3" w:tentative="1">
+      <w:start w:val="1"/>
+      <w:numFmt w:val="decimal"/>
+      <w:lvlText w:val="%4."/>
+      <w:lvlJc w:val="left"/>
+      <w:pPr>
+        <w:tabs>
+          <w:tab w:val="num" w:pos="2880"/>
+        </w:tabs>
+        <w:ind w:left="2880" w:hanging="360"/>
+      </w:pPr>
+    </w:lvl>
+    <w:lvl w:ilvl="4" w:tentative="1">
+      <w:start w:val="1"/>
+      <w:numFmt w:val="decimal"/>
+      <w:lvlText w:val="%5."/>
+      <w:lvlJc w:val="left"/>
+      <w:pPr>
+        <w:tabs>
+          <w:tab w:val="num" w:pos="3600"/>
+        </w:tabs>
+        <w:ind w:left="3600" w:hanging="360"/>
+      </w:pPr>
+    </w:lvl>
+    <w:lvl w:ilvl="5" w:tentative="1">
+      <w:start w:val="1"/>
+      <w:numFmt w:val="decimal"/>
+      <w:lvlText w:val="%6."/>
+      <w:lvlJc w:val="left"/>
+      <w:pPr>
+        <w:tabs>
+          <w:tab w:val="num" w:pos="4320"/>
+        </w:tabs>
+        <w:ind w:left="4320" w:hanging="360"/>
+      </w:pPr>
+    </w:lvl>
+    <w:lvl w:ilvl="6" w:tentative="1">
+      <w:start w:val="1"/>
+      <w:numFmt w:val="decimal"/>
+      <w:lvlText w:val="%7."/>
+      <w:lvlJc w:val="left"/>
+      <w:pPr>
+        <w:tabs>
+          <w:tab w:val="num" w:pos="5040"/>
+        </w:tabs>
+        <w:ind w:left="5040" w:hanging="360"/>
+      </w:pPr>
+    </w:lvl>
+    <w:lvl w:ilvl="7" w:tentative="1">
+      <w:start w:val="1"/>
+      <w:numFmt w:val="decimal"/>
+      <w:lvlText w:val="%8."/>
+      <w:lvlJc w:val="left"/>
+      <w:pPr>
+        <w:tabs>
+          <w:tab w:val="num" w:pos="5760"/>
+        </w:tabs>
+        <w:ind w:left="5760" w:hanging="360"/>
+      </w:pPr>
+    </w:lvl>
+    <w:lvl w:ilvl="8" w:tentative="1">
+      <w:start w:val="1"/>
+      <w:numFmt w:val="decimal"/>
+      <w:lvlText w:val="%9."/>
+      <w:lvlJc w:val="left"/>
+      <w:pPr>
+        <w:tabs>
+          <w:tab w:val="num" w:pos="6480"/>
+        </w:tabs>
+        <w:ind w:left="6480" w:hanging="360"/>
+      </w:pPr>
+    </w:lvl>
+  </w:abstractNum>
+  <w:abstractNum w:abstractNumId="19" w15:restartNumberingAfterBreak="0">
     <w:nsid w:val="4CD43958"/>
     <w:multiLevelType w:val="multilevel"/>
     <w:tmpl w:val="504CCF98"/>
@@ -12174,7 +13843,120 @@
       </w:pPr>
     </w:lvl>
   </w:abstractNum>
-  <w:abstractNum w:abstractNumId="17" w15:restartNumberingAfterBreak="0">
+  <w:abstractNum w:abstractNumId="20" w15:restartNumberingAfterBreak="0">
+    <w:nsid w:val="4E9C0518"/>
+    <w:multiLevelType w:val="multilevel"/>
+    <w:tmpl w:val="1AB4CAB4"/>
+    <w:lvl w:ilvl="0">
+      <w:start w:val="21"/>
+      <w:numFmt w:val="decimal"/>
+      <w:lvlText w:val="%1."/>
+      <w:lvlJc w:val="left"/>
+      <w:pPr>
+        <w:tabs>
+          <w:tab w:val="num" w:pos="720"/>
+        </w:tabs>
+        <w:ind w:left="720" w:hanging="360"/>
+      </w:pPr>
+    </w:lvl>
+    <w:lvl w:ilvl="1" w:tentative="1">
+      <w:start w:val="1"/>
+      <w:numFmt w:val="decimal"/>
+      <w:lvlText w:val="%2."/>
+      <w:lvlJc w:val="left"/>
+      <w:pPr>
+        <w:tabs>
+          <w:tab w:val="num" w:pos="1440"/>
+        </w:tabs>
+        <w:ind w:left="1440" w:hanging="360"/>
+      </w:pPr>
+    </w:lvl>
+    <w:lvl w:ilvl="2" w:tentative="1">
+      <w:start w:val="1"/>
+      <w:numFmt w:val="decimal"/>
+      <w:lvlText w:val="%3."/>
+      <w:lvlJc w:val="left"/>
+      <w:pPr>
+        <w:tabs>
+          <w:tab w:val="num" w:pos="2160"/>
+        </w:tabs>
+        <w:ind w:left="2160" w:hanging="360"/>
+      </w:pPr>
+    </w:lvl>
+    <w:lvl w:ilvl="3" w:tentative="1">
+      <w:start w:val="1"/>
+      <w:numFmt w:val="decimal"/>
+      <w:lvlText w:val="%4."/>
+      <w:lvlJc w:val="left"/>
+      <w:pPr>
+        <w:tabs>
+          <w:tab w:val="num" w:pos="2880"/>
+        </w:tabs>
+        <w:ind w:left="2880" w:hanging="360"/>
+      </w:pPr>
+    </w:lvl>
+    <w:lvl w:ilvl="4" w:tentative="1">
+      <w:start w:val="1"/>
+      <w:numFmt w:val="decimal"/>
+      <w:lvlText w:val="%5."/>
+      <w:lvlJc w:val="left"/>
+      <w:pPr>
+        <w:tabs>
+          <w:tab w:val="num" w:pos="3600"/>
+        </w:tabs>
+        <w:ind w:left="3600" w:hanging="360"/>
+      </w:pPr>
+    </w:lvl>
+    <w:lvl w:ilvl="5" w:tentative="1">
+      <w:start w:val="1"/>
+      <w:numFmt w:val="decimal"/>
+      <w:lvlText w:val="%6."/>
+      <w:lvlJc w:val="left"/>
+      <w:pPr>
+        <w:tabs>
+          <w:tab w:val="num" w:pos="4320"/>
+        </w:tabs>
+        <w:ind w:left="4320" w:hanging="360"/>
+      </w:pPr>
+    </w:lvl>
+    <w:lvl w:ilvl="6" w:tentative="1">
+      <w:start w:val="1"/>
+      <w:numFmt w:val="decimal"/>
+      <w:lvlText w:val="%7."/>
+      <w:lvlJc w:val="left"/>
+      <w:pPr>
+        <w:tabs>
+          <w:tab w:val="num" w:pos="5040"/>
+        </w:tabs>
+        <w:ind w:left="5040" w:hanging="360"/>
+      </w:pPr>
+    </w:lvl>
+    <w:lvl w:ilvl="7" w:tentative="1">
+      <w:start w:val="1"/>
+      <w:numFmt w:val="decimal"/>
+      <w:lvlText w:val="%8."/>
+      <w:lvlJc w:val="left"/>
+      <w:pPr>
+        <w:tabs>
+          <w:tab w:val="num" w:pos="5760"/>
+        </w:tabs>
+        <w:ind w:left="5760" w:hanging="360"/>
+      </w:pPr>
+    </w:lvl>
+    <w:lvl w:ilvl="8" w:tentative="1">
+      <w:start w:val="1"/>
+      <w:numFmt w:val="decimal"/>
+      <w:lvlText w:val="%9."/>
+      <w:lvlJc w:val="left"/>
+      <w:pPr>
+        <w:tabs>
+          <w:tab w:val="num" w:pos="6480"/>
+        </w:tabs>
+        <w:ind w:left="6480" w:hanging="360"/>
+      </w:pPr>
+    </w:lvl>
+  </w:abstractNum>
+  <w:abstractNum w:abstractNumId="21" w15:restartNumberingAfterBreak="0">
     <w:nsid w:val="4F506DC9"/>
     <w:multiLevelType w:val="multilevel"/>
     <w:tmpl w:val="F85ECA2C"/>
@@ -12287,7 +14069,7 @@
       </w:pPr>
     </w:lvl>
   </w:abstractNum>
-  <w:abstractNum w:abstractNumId="18" w15:restartNumberingAfterBreak="0">
+  <w:abstractNum w:abstractNumId="22" w15:restartNumberingAfterBreak="0">
     <w:nsid w:val="5161492E"/>
     <w:multiLevelType w:val="multilevel"/>
     <w:tmpl w:val="72F45346"/>
@@ -12400,7 +14182,7 @@
       </w:pPr>
     </w:lvl>
   </w:abstractNum>
-  <w:abstractNum w:abstractNumId="19" w15:restartNumberingAfterBreak="0">
+  <w:abstractNum w:abstractNumId="23" w15:restartNumberingAfterBreak="0">
     <w:nsid w:val="55100965"/>
     <w:multiLevelType w:val="multilevel"/>
     <w:tmpl w:val="34EA45D4"/>
@@ -12513,7 +14295,7 @@
       </w:pPr>
     </w:lvl>
   </w:abstractNum>
-  <w:abstractNum w:abstractNumId="20" w15:restartNumberingAfterBreak="0">
+  <w:abstractNum w:abstractNumId="24" w15:restartNumberingAfterBreak="0">
     <w:nsid w:val="571344D7"/>
     <w:multiLevelType w:val="multilevel"/>
     <w:tmpl w:val="779ADC6A"/>
@@ -12626,7 +14408,7 @@
       </w:pPr>
     </w:lvl>
   </w:abstractNum>
-  <w:abstractNum w:abstractNumId="21" w15:restartNumberingAfterBreak="0">
+  <w:abstractNum w:abstractNumId="25" w15:restartNumberingAfterBreak="0">
     <w:nsid w:val="57150D4C"/>
     <w:multiLevelType w:val="multilevel"/>
     <w:tmpl w:val="7D7C7D28"/>
@@ -12739,7 +14521,7 @@
       </w:pPr>
     </w:lvl>
   </w:abstractNum>
-  <w:abstractNum w:abstractNumId="22" w15:restartNumberingAfterBreak="0">
+  <w:abstractNum w:abstractNumId="26" w15:restartNumberingAfterBreak="0">
     <w:nsid w:val="5A430A2F"/>
     <w:multiLevelType w:val="multilevel"/>
     <w:tmpl w:val="9A5A194A"/>
@@ -12852,7 +14634,120 @@
       </w:pPr>
     </w:lvl>
   </w:abstractNum>
-  <w:abstractNum w:abstractNumId="23" w15:restartNumberingAfterBreak="0">
+  <w:abstractNum w:abstractNumId="27" w15:restartNumberingAfterBreak="0">
+    <w:nsid w:val="5A7E6AF1"/>
+    <w:multiLevelType w:val="multilevel"/>
+    <w:tmpl w:val="F31E5902"/>
+    <w:lvl w:ilvl="0">
+      <w:start w:val="61"/>
+      <w:numFmt w:val="decimal"/>
+      <w:lvlText w:val="%1."/>
+      <w:lvlJc w:val="left"/>
+      <w:pPr>
+        <w:tabs>
+          <w:tab w:val="num" w:pos="720"/>
+        </w:tabs>
+        <w:ind w:left="720" w:hanging="360"/>
+      </w:pPr>
+    </w:lvl>
+    <w:lvl w:ilvl="1" w:tentative="1">
+      <w:start w:val="1"/>
+      <w:numFmt w:val="decimal"/>
+      <w:lvlText w:val="%2."/>
+      <w:lvlJc w:val="left"/>
+      <w:pPr>
+        <w:tabs>
+          <w:tab w:val="num" w:pos="1440"/>
+        </w:tabs>
+        <w:ind w:left="1440" w:hanging="360"/>
+      </w:pPr>
+    </w:lvl>
+    <w:lvl w:ilvl="2" w:tentative="1">
+      <w:start w:val="1"/>
+      <w:numFmt w:val="decimal"/>
+      <w:lvlText w:val="%3."/>
+      <w:lvlJc w:val="left"/>
+      <w:pPr>
+        <w:tabs>
+          <w:tab w:val="num" w:pos="2160"/>
+        </w:tabs>
+        <w:ind w:left="2160" w:hanging="360"/>
+      </w:pPr>
+    </w:lvl>
+    <w:lvl w:ilvl="3" w:tentative="1">
+      <w:start w:val="1"/>
+      <w:numFmt w:val="decimal"/>
+      <w:lvlText w:val="%4."/>
+      <w:lvlJc w:val="left"/>
+      <w:pPr>
+        <w:tabs>
+          <w:tab w:val="num" w:pos="2880"/>
+        </w:tabs>
+        <w:ind w:left="2880" w:hanging="360"/>
+      </w:pPr>
+    </w:lvl>
+    <w:lvl w:ilvl="4" w:tentative="1">
+      <w:start w:val="1"/>
+      <w:numFmt w:val="decimal"/>
+      <w:lvlText w:val="%5."/>
+      <w:lvlJc w:val="left"/>
+      <w:pPr>
+        <w:tabs>
+          <w:tab w:val="num" w:pos="3600"/>
+        </w:tabs>
+        <w:ind w:left="3600" w:hanging="360"/>
+      </w:pPr>
+    </w:lvl>
+    <w:lvl w:ilvl="5" w:tentative="1">
+      <w:start w:val="1"/>
+      <w:numFmt w:val="decimal"/>
+      <w:lvlText w:val="%6."/>
+      <w:lvlJc w:val="left"/>
+      <w:pPr>
+        <w:tabs>
+          <w:tab w:val="num" w:pos="4320"/>
+        </w:tabs>
+        <w:ind w:left="4320" w:hanging="360"/>
+      </w:pPr>
+    </w:lvl>
+    <w:lvl w:ilvl="6" w:tentative="1">
+      <w:start w:val="1"/>
+      <w:numFmt w:val="decimal"/>
+      <w:lvlText w:val="%7."/>
+      <w:lvlJc w:val="left"/>
+      <w:pPr>
+        <w:tabs>
+          <w:tab w:val="num" w:pos="5040"/>
+        </w:tabs>
+        <w:ind w:left="5040" w:hanging="360"/>
+      </w:pPr>
+    </w:lvl>
+    <w:lvl w:ilvl="7" w:tentative="1">
+      <w:start w:val="1"/>
+      <w:numFmt w:val="decimal"/>
+      <w:lvlText w:val="%8."/>
+      <w:lvlJc w:val="left"/>
+      <w:pPr>
+        <w:tabs>
+          <w:tab w:val="num" w:pos="5760"/>
+        </w:tabs>
+        <w:ind w:left="5760" w:hanging="360"/>
+      </w:pPr>
+    </w:lvl>
+    <w:lvl w:ilvl="8" w:tentative="1">
+      <w:start w:val="1"/>
+      <w:numFmt w:val="decimal"/>
+      <w:lvlText w:val="%9."/>
+      <w:lvlJc w:val="left"/>
+      <w:pPr>
+        <w:tabs>
+          <w:tab w:val="num" w:pos="6480"/>
+        </w:tabs>
+        <w:ind w:left="6480" w:hanging="360"/>
+      </w:pPr>
+    </w:lvl>
+  </w:abstractNum>
+  <w:abstractNum w:abstractNumId="28" w15:restartNumberingAfterBreak="0">
     <w:nsid w:val="5D3636CC"/>
     <w:multiLevelType w:val="multilevel"/>
     <w:tmpl w:val="D59ECE6A"/>
@@ -12965,7 +14860,7 @@
       </w:pPr>
     </w:lvl>
   </w:abstractNum>
-  <w:abstractNum w:abstractNumId="24" w15:restartNumberingAfterBreak="0">
+  <w:abstractNum w:abstractNumId="29" w15:restartNumberingAfterBreak="0">
     <w:nsid w:val="5D9F6614"/>
     <w:multiLevelType w:val="multilevel"/>
     <w:tmpl w:val="CF3239E8"/>
@@ -13078,7 +14973,7 @@
       </w:pPr>
     </w:lvl>
   </w:abstractNum>
-  <w:abstractNum w:abstractNumId="25" w15:restartNumberingAfterBreak="0">
+  <w:abstractNum w:abstractNumId="30" w15:restartNumberingAfterBreak="0">
     <w:nsid w:val="5FEB0BE7"/>
     <w:multiLevelType w:val="multilevel"/>
     <w:tmpl w:val="A68E42C8"/>
@@ -13191,7 +15086,7 @@
       </w:pPr>
     </w:lvl>
   </w:abstractNum>
-  <w:abstractNum w:abstractNumId="26" w15:restartNumberingAfterBreak="0">
+  <w:abstractNum w:abstractNumId="31" w15:restartNumberingAfterBreak="0">
     <w:nsid w:val="61013D0C"/>
     <w:multiLevelType w:val="multilevel"/>
     <w:tmpl w:val="67581774"/>
@@ -13304,7 +15199,7 @@
       </w:pPr>
     </w:lvl>
   </w:abstractNum>
-  <w:abstractNum w:abstractNumId="27" w15:restartNumberingAfterBreak="0">
+  <w:abstractNum w:abstractNumId="32" w15:restartNumberingAfterBreak="0">
     <w:nsid w:val="64D17517"/>
     <w:multiLevelType w:val="multilevel"/>
     <w:tmpl w:val="AAA27246"/>
@@ -13417,7 +15312,7 @@
       </w:pPr>
     </w:lvl>
   </w:abstractNum>
-  <w:abstractNum w:abstractNumId="28" w15:restartNumberingAfterBreak="0">
+  <w:abstractNum w:abstractNumId="33" w15:restartNumberingAfterBreak="0">
     <w:nsid w:val="671A2D3C"/>
     <w:multiLevelType w:val="multilevel"/>
     <w:tmpl w:val="08CCF390"/>
@@ -13530,7 +15425,156 @@
       </w:pPr>
     </w:lvl>
   </w:abstractNum>
-  <w:abstractNum w:abstractNumId="29" w15:restartNumberingAfterBreak="0">
+  <w:abstractNum w:abstractNumId="34" w15:restartNumberingAfterBreak="0">
+    <w:nsid w:val="681667C2"/>
+    <w:multiLevelType w:val="multilevel"/>
+    <w:tmpl w:val="ACA24446"/>
+    <w:lvl w:ilvl="0">
+      <w:start w:val="1"/>
+      <w:numFmt w:val="bullet"/>
+      <w:lvlText w:val=""/>
+      <w:lvlJc w:val="left"/>
+      <w:pPr>
+        <w:tabs>
+          <w:tab w:val="num" w:pos="720"/>
+        </w:tabs>
+        <w:ind w:left="720" w:hanging="360"/>
+      </w:pPr>
+      <w:rPr>
+        <w:rFonts w:ascii="Symbol" w:hAnsi="Symbol" w:hint="default"/>
+        <w:sz w:val="20"/>
+      </w:rPr>
+    </w:lvl>
+    <w:lvl w:ilvl="1" w:tentative="1">
+      <w:start w:val="1"/>
+      <w:numFmt w:val="bullet"/>
+      <w:lvlText w:val="o"/>
+      <w:lvlJc w:val="left"/>
+      <w:pPr>
+        <w:tabs>
+          <w:tab w:val="num" w:pos="1440"/>
+        </w:tabs>
+        <w:ind w:left="1440" w:hanging="360"/>
+      </w:pPr>
+      <w:rPr>
+        <w:rFonts w:ascii="Courier New" w:hAnsi="Courier New" w:hint="default"/>
+        <w:sz w:val="20"/>
+      </w:rPr>
+    </w:lvl>
+    <w:lvl w:ilvl="2" w:tentative="1">
+      <w:start w:val="1"/>
+      <w:numFmt w:val="bullet"/>
+      <w:lvlText w:val=""/>
+      <w:lvlJc w:val="left"/>
+      <w:pPr>
+        <w:tabs>
+          <w:tab w:val="num" w:pos="2160"/>
+        </w:tabs>
+        <w:ind w:left="2160" w:hanging="360"/>
+      </w:pPr>
+      <w:rPr>
+        <w:rFonts w:ascii="Wingdings" w:hAnsi="Wingdings" w:hint="default"/>
+        <w:sz w:val="20"/>
+      </w:rPr>
+    </w:lvl>
+    <w:lvl w:ilvl="3" w:tentative="1">
+      <w:start w:val="1"/>
+      <w:numFmt w:val="bullet"/>
+      <w:lvlText w:val=""/>
+      <w:lvlJc w:val="left"/>
+      <w:pPr>
+        <w:tabs>
+          <w:tab w:val="num" w:pos="2880"/>
+        </w:tabs>
+        <w:ind w:left="2880" w:hanging="360"/>
+      </w:pPr>
+      <w:rPr>
+        <w:rFonts w:ascii="Wingdings" w:hAnsi="Wingdings" w:hint="default"/>
+        <w:sz w:val="20"/>
+      </w:rPr>
+    </w:lvl>
+    <w:lvl w:ilvl="4" w:tentative="1">
+      <w:start w:val="1"/>
+      <w:numFmt w:val="bullet"/>
+      <w:lvlText w:val=""/>
+      <w:lvlJc w:val="left"/>
+      <w:pPr>
+        <w:tabs>
+          <w:tab w:val="num" w:pos="3600"/>
+        </w:tabs>
+        <w:ind w:left="3600" w:hanging="360"/>
+      </w:pPr>
+      <w:rPr>
+        <w:rFonts w:ascii="Wingdings" w:hAnsi="Wingdings" w:hint="default"/>
+        <w:sz w:val="20"/>
+      </w:rPr>
+    </w:lvl>
+    <w:lvl w:ilvl="5" w:tentative="1">
+      <w:start w:val="1"/>
+      <w:numFmt w:val="bullet"/>
+      <w:lvlText w:val=""/>
+      <w:lvlJc w:val="left"/>
+      <w:pPr>
+        <w:tabs>
+          <w:tab w:val="num" w:pos="4320"/>
+        </w:tabs>
+        <w:ind w:left="4320" w:hanging="360"/>
+      </w:pPr>
+      <w:rPr>
+        <w:rFonts w:ascii="Wingdings" w:hAnsi="Wingdings" w:hint="default"/>
+        <w:sz w:val="20"/>
+      </w:rPr>
+    </w:lvl>
+    <w:lvl w:ilvl="6" w:tentative="1">
+      <w:start w:val="1"/>
+      <w:numFmt w:val="bullet"/>
+      <w:lvlText w:val=""/>
+      <w:lvlJc w:val="left"/>
+      <w:pPr>
+        <w:tabs>
+          <w:tab w:val="num" w:pos="5040"/>
+        </w:tabs>
+        <w:ind w:left="5040" w:hanging="360"/>
+      </w:pPr>
+      <w:rPr>
+        <w:rFonts w:ascii="Wingdings" w:hAnsi="Wingdings" w:hint="default"/>
+        <w:sz w:val="20"/>
+      </w:rPr>
+    </w:lvl>
+    <w:lvl w:ilvl="7" w:tentative="1">
+      <w:start w:val="1"/>
+      <w:numFmt w:val="bullet"/>
+      <w:lvlText w:val=""/>
+      <w:lvlJc w:val="left"/>
+      <w:pPr>
+        <w:tabs>
+          <w:tab w:val="num" w:pos="5760"/>
+        </w:tabs>
+        <w:ind w:left="5760" w:hanging="360"/>
+      </w:pPr>
+      <w:rPr>
+        <w:rFonts w:ascii="Wingdings" w:hAnsi="Wingdings" w:hint="default"/>
+        <w:sz w:val="20"/>
+      </w:rPr>
+    </w:lvl>
+    <w:lvl w:ilvl="8" w:tentative="1">
+      <w:start w:val="1"/>
+      <w:numFmt w:val="bullet"/>
+      <w:lvlText w:val=""/>
+      <w:lvlJc w:val="left"/>
+      <w:pPr>
+        <w:tabs>
+          <w:tab w:val="num" w:pos="6480"/>
+        </w:tabs>
+        <w:ind w:left="6480" w:hanging="360"/>
+      </w:pPr>
+      <w:rPr>
+        <w:rFonts w:ascii="Wingdings" w:hAnsi="Wingdings" w:hint="default"/>
+        <w:sz w:val="20"/>
+      </w:rPr>
+    </w:lvl>
+  </w:abstractNum>
+  <w:abstractNum w:abstractNumId="35" w15:restartNumberingAfterBreak="0">
     <w:nsid w:val="7113410A"/>
     <w:multiLevelType w:val="multilevel"/>
     <w:tmpl w:val="DE1A1D10"/>
@@ -13643,7 +15687,233 @@
       </w:pPr>
     </w:lvl>
   </w:abstractNum>
-  <w:abstractNum w:abstractNumId="30" w15:restartNumberingAfterBreak="0">
+  <w:abstractNum w:abstractNumId="36" w15:restartNumberingAfterBreak="0">
+    <w:nsid w:val="72632032"/>
+    <w:multiLevelType w:val="multilevel"/>
+    <w:tmpl w:val="9EBE5772"/>
+    <w:lvl w:ilvl="0">
+      <w:start w:val="51"/>
+      <w:numFmt w:val="decimal"/>
+      <w:lvlText w:val="%1."/>
+      <w:lvlJc w:val="left"/>
+      <w:pPr>
+        <w:tabs>
+          <w:tab w:val="num" w:pos="720"/>
+        </w:tabs>
+        <w:ind w:left="720" w:hanging="360"/>
+      </w:pPr>
+    </w:lvl>
+    <w:lvl w:ilvl="1" w:tentative="1">
+      <w:start w:val="1"/>
+      <w:numFmt w:val="decimal"/>
+      <w:lvlText w:val="%2."/>
+      <w:lvlJc w:val="left"/>
+      <w:pPr>
+        <w:tabs>
+          <w:tab w:val="num" w:pos="1440"/>
+        </w:tabs>
+        <w:ind w:left="1440" w:hanging="360"/>
+      </w:pPr>
+    </w:lvl>
+    <w:lvl w:ilvl="2" w:tentative="1">
+      <w:start w:val="1"/>
+      <w:numFmt w:val="decimal"/>
+      <w:lvlText w:val="%3."/>
+      <w:lvlJc w:val="left"/>
+      <w:pPr>
+        <w:tabs>
+          <w:tab w:val="num" w:pos="2160"/>
+        </w:tabs>
+        <w:ind w:left="2160" w:hanging="360"/>
+      </w:pPr>
+    </w:lvl>
+    <w:lvl w:ilvl="3" w:tentative="1">
+      <w:start w:val="1"/>
+      <w:numFmt w:val="decimal"/>
+      <w:lvlText w:val="%4."/>
+      <w:lvlJc w:val="left"/>
+      <w:pPr>
+        <w:tabs>
+          <w:tab w:val="num" w:pos="2880"/>
+        </w:tabs>
+        <w:ind w:left="2880" w:hanging="360"/>
+      </w:pPr>
+    </w:lvl>
+    <w:lvl w:ilvl="4" w:tentative="1">
+      <w:start w:val="1"/>
+      <w:numFmt w:val="decimal"/>
+      <w:lvlText w:val="%5."/>
+      <w:lvlJc w:val="left"/>
+      <w:pPr>
+        <w:tabs>
+          <w:tab w:val="num" w:pos="3600"/>
+        </w:tabs>
+        <w:ind w:left="3600" w:hanging="360"/>
+      </w:pPr>
+    </w:lvl>
+    <w:lvl w:ilvl="5" w:tentative="1">
+      <w:start w:val="1"/>
+      <w:numFmt w:val="decimal"/>
+      <w:lvlText w:val="%6."/>
+      <w:lvlJc w:val="left"/>
+      <w:pPr>
+        <w:tabs>
+          <w:tab w:val="num" w:pos="4320"/>
+        </w:tabs>
+        <w:ind w:left="4320" w:hanging="360"/>
+      </w:pPr>
+    </w:lvl>
+    <w:lvl w:ilvl="6" w:tentative="1">
+      <w:start w:val="1"/>
+      <w:numFmt w:val="decimal"/>
+      <w:lvlText w:val="%7."/>
+      <w:lvlJc w:val="left"/>
+      <w:pPr>
+        <w:tabs>
+          <w:tab w:val="num" w:pos="5040"/>
+        </w:tabs>
+        <w:ind w:left="5040" w:hanging="360"/>
+      </w:pPr>
+    </w:lvl>
+    <w:lvl w:ilvl="7" w:tentative="1">
+      <w:start w:val="1"/>
+      <w:numFmt w:val="decimal"/>
+      <w:lvlText w:val="%8."/>
+      <w:lvlJc w:val="left"/>
+      <w:pPr>
+        <w:tabs>
+          <w:tab w:val="num" w:pos="5760"/>
+        </w:tabs>
+        <w:ind w:left="5760" w:hanging="360"/>
+      </w:pPr>
+    </w:lvl>
+    <w:lvl w:ilvl="8" w:tentative="1">
+      <w:start w:val="1"/>
+      <w:numFmt w:val="decimal"/>
+      <w:lvlText w:val="%9."/>
+      <w:lvlJc w:val="left"/>
+      <w:pPr>
+        <w:tabs>
+          <w:tab w:val="num" w:pos="6480"/>
+        </w:tabs>
+        <w:ind w:left="6480" w:hanging="360"/>
+      </w:pPr>
+    </w:lvl>
+  </w:abstractNum>
+  <w:abstractNum w:abstractNumId="37" w15:restartNumberingAfterBreak="0">
+    <w:nsid w:val="738C08BA"/>
+    <w:multiLevelType w:val="multilevel"/>
+    <w:tmpl w:val="EC74C6AA"/>
+    <w:lvl w:ilvl="0">
+      <w:start w:val="41"/>
+      <w:numFmt w:val="decimal"/>
+      <w:lvlText w:val="%1."/>
+      <w:lvlJc w:val="left"/>
+      <w:pPr>
+        <w:tabs>
+          <w:tab w:val="num" w:pos="720"/>
+        </w:tabs>
+        <w:ind w:left="720" w:hanging="360"/>
+      </w:pPr>
+    </w:lvl>
+    <w:lvl w:ilvl="1" w:tentative="1">
+      <w:start w:val="1"/>
+      <w:numFmt w:val="decimal"/>
+      <w:lvlText w:val="%2."/>
+      <w:lvlJc w:val="left"/>
+      <w:pPr>
+        <w:tabs>
+          <w:tab w:val="num" w:pos="1440"/>
+        </w:tabs>
+        <w:ind w:left="1440" w:hanging="360"/>
+      </w:pPr>
+    </w:lvl>
+    <w:lvl w:ilvl="2" w:tentative="1">
+      <w:start w:val="1"/>
+      <w:numFmt w:val="decimal"/>
+      <w:lvlText w:val="%3."/>
+      <w:lvlJc w:val="left"/>
+      <w:pPr>
+        <w:tabs>
+          <w:tab w:val="num" w:pos="2160"/>
+        </w:tabs>
+        <w:ind w:left="2160" w:hanging="360"/>
+      </w:pPr>
+    </w:lvl>
+    <w:lvl w:ilvl="3" w:tentative="1">
+      <w:start w:val="1"/>
+      <w:numFmt w:val="decimal"/>
+      <w:lvlText w:val="%4."/>
+      <w:lvlJc w:val="left"/>
+      <w:pPr>
+        <w:tabs>
+          <w:tab w:val="num" w:pos="2880"/>
+        </w:tabs>
+        <w:ind w:left="2880" w:hanging="360"/>
+      </w:pPr>
+    </w:lvl>
+    <w:lvl w:ilvl="4" w:tentative="1">
+      <w:start w:val="1"/>
+      <w:numFmt w:val="decimal"/>
+      <w:lvlText w:val="%5."/>
+      <w:lvlJc w:val="left"/>
+      <w:pPr>
+        <w:tabs>
+          <w:tab w:val="num" w:pos="3600"/>
+        </w:tabs>
+        <w:ind w:left="3600" w:hanging="360"/>
+      </w:pPr>
+    </w:lvl>
+    <w:lvl w:ilvl="5" w:tentative="1">
+      <w:start w:val="1"/>
+      <w:numFmt w:val="decimal"/>
+      <w:lvlText w:val="%6."/>
+      <w:lvlJc w:val="left"/>
+      <w:pPr>
+        <w:tabs>
+          <w:tab w:val="num" w:pos="4320"/>
+        </w:tabs>
+        <w:ind w:left="4320" w:hanging="360"/>
+      </w:pPr>
+    </w:lvl>
+    <w:lvl w:ilvl="6" w:tentative="1">
+      <w:start w:val="1"/>
+      <w:numFmt w:val="decimal"/>
+      <w:lvlText w:val="%7."/>
+      <w:lvlJc w:val="left"/>
+      <w:pPr>
+        <w:tabs>
+          <w:tab w:val="num" w:pos="5040"/>
+        </w:tabs>
+        <w:ind w:left="5040" w:hanging="360"/>
+      </w:pPr>
+    </w:lvl>
+    <w:lvl w:ilvl="7" w:tentative="1">
+      <w:start w:val="1"/>
+      <w:numFmt w:val="decimal"/>
+      <w:lvlText w:val="%8."/>
+      <w:lvlJc w:val="left"/>
+      <w:pPr>
+        <w:tabs>
+          <w:tab w:val="num" w:pos="5760"/>
+        </w:tabs>
+        <w:ind w:left="5760" w:hanging="360"/>
+      </w:pPr>
+    </w:lvl>
+    <w:lvl w:ilvl="8" w:tentative="1">
+      <w:start w:val="1"/>
+      <w:numFmt w:val="decimal"/>
+      <w:lvlText w:val="%9."/>
+      <w:lvlJc w:val="left"/>
+      <w:pPr>
+        <w:tabs>
+          <w:tab w:val="num" w:pos="6480"/>
+        </w:tabs>
+        <w:ind w:left="6480" w:hanging="360"/>
+      </w:pPr>
+    </w:lvl>
+  </w:abstractNum>
+  <w:abstractNum w:abstractNumId="38" w15:restartNumberingAfterBreak="0">
     <w:nsid w:val="75AB7240"/>
     <w:multiLevelType w:val="multilevel"/>
     <w:tmpl w:val="A36E4B52"/>
@@ -13756,7 +16026,7 @@
       </w:pPr>
     </w:lvl>
   </w:abstractNum>
-  <w:abstractNum w:abstractNumId="31" w15:restartNumberingAfterBreak="0">
+  <w:abstractNum w:abstractNumId="39" w15:restartNumberingAfterBreak="0">
     <w:nsid w:val="77622AAB"/>
     <w:multiLevelType w:val="multilevel"/>
     <w:tmpl w:val="1F4C1644"/>
@@ -13869,7 +16139,7 @@
       </w:pPr>
     </w:lvl>
   </w:abstractNum>
-  <w:abstractNum w:abstractNumId="32" w15:restartNumberingAfterBreak="0">
+  <w:abstractNum w:abstractNumId="40" w15:restartNumberingAfterBreak="0">
     <w:nsid w:val="794B7211"/>
     <w:multiLevelType w:val="multilevel"/>
     <w:tmpl w:val="A2668E2A"/>
@@ -13982,7 +16252,7 @@
       </w:pPr>
     </w:lvl>
   </w:abstractNum>
-  <w:abstractNum w:abstractNumId="33" w15:restartNumberingAfterBreak="0">
+  <w:abstractNum w:abstractNumId="41" w15:restartNumberingAfterBreak="0">
     <w:nsid w:val="7EE85DD2"/>
     <w:multiLevelType w:val="multilevel"/>
     <w:tmpl w:val="1BA4E6D2"/>
@@ -14096,106 +16366,130 @@
     </w:lvl>
   </w:abstractNum>
   <w:num w:numId="1" w16cid:durableId="1588339734">
+    <w:abstractNumId w:val="25"/>
+  </w:num>
+  <w:num w:numId="2" w16cid:durableId="692658137">
     <w:abstractNumId w:val="21"/>
   </w:num>
-  <w:num w:numId="2" w16cid:durableId="692658137">
+  <w:num w:numId="3" w16cid:durableId="12341963">
+    <w:abstractNumId w:val="33"/>
+  </w:num>
+  <w:num w:numId="4" w16cid:durableId="119764994">
+    <w:abstractNumId w:val="16"/>
+  </w:num>
+  <w:num w:numId="5" w16cid:durableId="1023359414">
+    <w:abstractNumId w:val="19"/>
+  </w:num>
+  <w:num w:numId="6" w16cid:durableId="889147386">
+    <w:abstractNumId w:val="13"/>
+  </w:num>
+  <w:num w:numId="7" w16cid:durableId="1634021261">
+    <w:abstractNumId w:val="38"/>
+  </w:num>
+  <w:num w:numId="8" w16cid:durableId="1786463881">
+    <w:abstractNumId w:val="14"/>
+  </w:num>
+  <w:num w:numId="9" w16cid:durableId="1189492275">
+    <w:abstractNumId w:val="35"/>
+  </w:num>
+  <w:num w:numId="10" w16cid:durableId="241372221">
+    <w:abstractNumId w:val="6"/>
+  </w:num>
+  <w:num w:numId="11" w16cid:durableId="820971072">
+    <w:abstractNumId w:val="11"/>
+  </w:num>
+  <w:num w:numId="12" w16cid:durableId="2063751056">
+    <w:abstractNumId w:val="9"/>
+  </w:num>
+  <w:num w:numId="13" w16cid:durableId="1687050131">
+    <w:abstractNumId w:val="5"/>
+  </w:num>
+  <w:num w:numId="14" w16cid:durableId="1935088252">
+    <w:abstractNumId w:val="39"/>
+  </w:num>
+  <w:num w:numId="15" w16cid:durableId="1312515592">
+    <w:abstractNumId w:val="24"/>
+  </w:num>
+  <w:num w:numId="16" w16cid:durableId="353117394">
+    <w:abstractNumId w:val="4"/>
+  </w:num>
+  <w:num w:numId="17" w16cid:durableId="1408458454">
+    <w:abstractNumId w:val="22"/>
+  </w:num>
+  <w:num w:numId="18" w16cid:durableId="1208445440">
+    <w:abstractNumId w:val="3"/>
+  </w:num>
+  <w:num w:numId="19" w16cid:durableId="1173300445">
+    <w:abstractNumId w:val="26"/>
+  </w:num>
+  <w:num w:numId="20" w16cid:durableId="1850291706">
+    <w:abstractNumId w:val="8"/>
+  </w:num>
+  <w:num w:numId="21" w16cid:durableId="117797350">
+    <w:abstractNumId w:val="23"/>
+  </w:num>
+  <w:num w:numId="22" w16cid:durableId="1517423048">
+    <w:abstractNumId w:val="15"/>
+  </w:num>
+  <w:num w:numId="23" w16cid:durableId="745683943">
+    <w:abstractNumId w:val="32"/>
+  </w:num>
+  <w:num w:numId="24" w16cid:durableId="1449278979">
     <w:abstractNumId w:val="17"/>
   </w:num>
-  <w:num w:numId="3" w16cid:durableId="12341963">
+  <w:num w:numId="25" w16cid:durableId="698749488">
     <w:abstractNumId w:val="28"/>
   </w:num>
-  <w:num w:numId="4" w16cid:durableId="119764994">
-    <w:abstractNumId w:val="14"/>
-  </w:num>
-  <w:num w:numId="5" w16cid:durableId="1023359414">
-    <w:abstractNumId w:val="16"/>
-  </w:num>
-  <w:num w:numId="6" w16cid:durableId="889147386">
-    <w:abstractNumId w:val="11"/>
-  </w:num>
-  <w:num w:numId="7" w16cid:durableId="1634021261">
+  <w:num w:numId="26" w16cid:durableId="1718503042">
     <w:abstractNumId w:val="30"/>
   </w:num>
-  <w:num w:numId="8" w16cid:durableId="1786463881">
-    <w:abstractNumId w:val="12"/>
-  </w:num>
-  <w:num w:numId="9" w16cid:durableId="1189492275">
+  <w:num w:numId="27" w16cid:durableId="132911623">
     <w:abstractNumId w:val="29"/>
-  </w:num>
-  <w:num w:numId="10" w16cid:durableId="241372221">
-    <w:abstractNumId w:val="5"/>
-  </w:num>
-  <w:num w:numId="11" w16cid:durableId="820971072">
-    <w:abstractNumId w:val="9"/>
-  </w:num>
-  <w:num w:numId="12" w16cid:durableId="2063751056">
-    <w:abstractNumId w:val="8"/>
-  </w:num>
-  <w:num w:numId="13" w16cid:durableId="1687050131">
-    <w:abstractNumId w:val="4"/>
-  </w:num>
-  <w:num w:numId="14" w16cid:durableId="1935088252">
-    <w:abstractNumId w:val="31"/>
-  </w:num>
-  <w:num w:numId="15" w16cid:durableId="1312515592">
-    <w:abstractNumId w:val="20"/>
-  </w:num>
-  <w:num w:numId="16" w16cid:durableId="353117394">
-    <w:abstractNumId w:val="3"/>
-  </w:num>
-  <w:num w:numId="17" w16cid:durableId="1408458454">
-    <w:abstractNumId w:val="18"/>
-  </w:num>
-  <w:num w:numId="18" w16cid:durableId="1208445440">
-    <w:abstractNumId w:val="2"/>
-  </w:num>
-  <w:num w:numId="19" w16cid:durableId="1173300445">
-    <w:abstractNumId w:val="22"/>
-  </w:num>
-  <w:num w:numId="20" w16cid:durableId="1850291706">
-    <w:abstractNumId w:val="7"/>
-  </w:num>
-  <w:num w:numId="21" w16cid:durableId="117797350">
-    <w:abstractNumId w:val="19"/>
-  </w:num>
-  <w:num w:numId="22" w16cid:durableId="1517423048">
-    <w:abstractNumId w:val="13"/>
-  </w:num>
-  <w:num w:numId="23" w16cid:durableId="745683943">
-    <w:abstractNumId w:val="27"/>
-  </w:num>
-  <w:num w:numId="24" w16cid:durableId="1449278979">
-    <w:abstractNumId w:val="15"/>
-  </w:num>
-  <w:num w:numId="25" w16cid:durableId="698749488">
-    <w:abstractNumId w:val="23"/>
-  </w:num>
-  <w:num w:numId="26" w16cid:durableId="1718503042">
-    <w:abstractNumId w:val="25"/>
-  </w:num>
-  <w:num w:numId="27" w16cid:durableId="132911623">
-    <w:abstractNumId w:val="24"/>
   </w:num>
   <w:num w:numId="28" w16cid:durableId="1433629224">
     <w:abstractNumId w:val="0"/>
   </w:num>
   <w:num w:numId="29" w16cid:durableId="833959632">
-    <w:abstractNumId w:val="6"/>
+    <w:abstractNumId w:val="7"/>
   </w:num>
   <w:num w:numId="30" w16cid:durableId="385227083">
+    <w:abstractNumId w:val="2"/>
+  </w:num>
+  <w:num w:numId="31" w16cid:durableId="235668788">
+    <w:abstractNumId w:val="12"/>
+  </w:num>
+  <w:num w:numId="32" w16cid:durableId="1496069767">
+    <w:abstractNumId w:val="31"/>
+  </w:num>
+  <w:num w:numId="33" w16cid:durableId="282348991">
+    <w:abstractNumId w:val="40"/>
+  </w:num>
+  <w:num w:numId="34" w16cid:durableId="1333337993">
+    <w:abstractNumId w:val="41"/>
+  </w:num>
+  <w:num w:numId="35" w16cid:durableId="594368421">
+    <w:abstractNumId w:val="18"/>
+  </w:num>
+  <w:num w:numId="36" w16cid:durableId="913130813">
     <w:abstractNumId w:val="1"/>
   </w:num>
-  <w:num w:numId="31" w16cid:durableId="235668788">
+  <w:num w:numId="37" w16cid:durableId="2070879399">
+    <w:abstractNumId w:val="20"/>
+  </w:num>
+  <w:num w:numId="38" w16cid:durableId="1820346810">
     <w:abstractNumId w:val="10"/>
   </w:num>
-  <w:num w:numId="32" w16cid:durableId="1496069767">
-    <w:abstractNumId w:val="26"/>
+  <w:num w:numId="39" w16cid:durableId="445730955">
+    <w:abstractNumId w:val="37"/>
   </w:num>
-  <w:num w:numId="33" w16cid:durableId="282348991">
-    <w:abstractNumId w:val="32"/>
+  <w:num w:numId="40" w16cid:durableId="507524713">
+    <w:abstractNumId w:val="36"/>
   </w:num>
-  <w:num w:numId="34" w16cid:durableId="1333337993">
-    <w:abstractNumId w:val="33"/>
+  <w:num w:numId="41" w16cid:durableId="581330795">
+    <w:abstractNumId w:val="27"/>
+  </w:num>
+  <w:num w:numId="42" w16cid:durableId="970213152">
+    <w:abstractNumId w:val="34"/>
   </w:num>
 </w:numbering>
 </file>
@@ -14622,6 +16916,29 @@
       <w:lang w:eastAsia="en-IN"/>
     </w:rPr>
   </w:style>
+  <w:style w:type="paragraph" w:styleId="Heading2">
+    <w:name w:val="heading 2"/>
+    <w:basedOn w:val="Normal"/>
+    <w:next w:val="Normal"/>
+    <w:link w:val="Heading2Char"/>
+    <w:uiPriority w:val="9"/>
+    <w:semiHidden/>
+    <w:unhideWhenUsed/>
+    <w:qFormat/>
+    <w:rsid w:val="002170D1"/>
+    <w:pPr>
+      <w:keepNext/>
+      <w:keepLines/>
+      <w:spacing w:before="40" w:after="0"/>
+      <w:outlineLvl w:val="1"/>
+    </w:pPr>
+    <w:rPr>
+      <w:rFonts w:asciiTheme="majorHAnsi" w:eastAsiaTheme="majorEastAsia" w:hAnsiTheme="majorHAnsi" w:cstheme="majorBidi"/>
+      <w:color w:val="2F5496" w:themeColor="accent1" w:themeShade="BF"/>
+      <w:sz w:val="26"/>
+      <w:szCs w:val="23"/>
+    </w:rPr>
+  </w:style>
   <w:style w:type="character" w:default="1" w:styleId="DefaultParagraphFont">
     <w:name w:val="Default Paragraph Font"/>
     <w:uiPriority w:val="1"/>
@@ -14663,6 +16980,48 @@
       <w:sz w:val="48"/>
       <w:szCs w:val="48"/>
       <w:lang w:eastAsia="en-IN"/>
+    </w:rPr>
+  </w:style>
+  <w:style w:type="character" w:customStyle="1" w:styleId="Heading2Char">
+    <w:name w:val="Heading 2 Char"/>
+    <w:basedOn w:val="DefaultParagraphFont"/>
+    <w:link w:val="Heading2"/>
+    <w:uiPriority w:val="9"/>
+    <w:semiHidden/>
+    <w:rsid w:val="002170D1"/>
+    <w:rPr>
+      <w:rFonts w:asciiTheme="majorHAnsi" w:eastAsiaTheme="majorEastAsia" w:hAnsiTheme="majorHAnsi" w:cstheme="majorBidi"/>
+      <w:color w:val="2F5496" w:themeColor="accent1" w:themeShade="BF"/>
+      <w:sz w:val="26"/>
+      <w:szCs w:val="23"/>
+    </w:rPr>
+  </w:style>
+  <w:style w:type="paragraph" w:styleId="NormalWeb">
+    <w:name w:val="Normal (Web)"/>
+    <w:basedOn w:val="Normal"/>
+    <w:uiPriority w:val="99"/>
+    <w:semiHidden/>
+    <w:unhideWhenUsed/>
+    <w:rsid w:val="002170D1"/>
+    <w:pPr>
+      <w:spacing w:before="100" w:beforeAutospacing="1" w:after="100" w:afterAutospacing="1" w:line="240" w:lineRule="auto"/>
+    </w:pPr>
+    <w:rPr>
+      <w:rFonts w:ascii="Times New Roman" w:eastAsia="Times New Roman" w:hAnsi="Times New Roman" w:cs="Times New Roman"/>
+      <w:sz w:val="24"/>
+      <w:szCs w:val="24"/>
+      <w:lang w:eastAsia="en-IN"/>
+    </w:rPr>
+  </w:style>
+  <w:style w:type="character" w:styleId="Strong">
+    <w:name w:val="Strong"/>
+    <w:basedOn w:val="DefaultParagraphFont"/>
+    <w:uiPriority w:val="22"/>
+    <w:qFormat/>
+    <w:rsid w:val="002170D1"/>
+    <w:rPr>
+      <w:b/>
+      <w:bCs/>
     </w:rPr>
   </w:style>
 </w:styles>
